--- a/PDF/LabFile sem3 .docx
+++ b/PDF/LabFile sem3 .docx
@@ -666,8 +666,8 @@
         </w:rPr>
         <w:t xml:space="preserve">                         </w:t>
       </w:r>
-      <w:bookmarkStart w:id="0" w:name="_Hlk240633923"/>
-      <w:bookmarkStart w:id="1" w:name="_Hlk240633782"/>
+      <w:bookmarkStart w:id="0" w:name="_Hlk240633782"/>
+      <w:bookmarkStart w:id="1" w:name="_Hlk240633923"/>
     </w:p>
     <w:p>
       <w:pPr>
@@ -706,55 +706,57 @@
           <w:sz w:val="24"/>
           <w:szCs w:val="20"/>
         </w:rPr>
-        <w:t xml:space="preserve">Name: </w:t>
-      </w:r>
-      <w:r>
+        <w:t>Name: Sumaniya Sheikh</w:t>
+      </w:r>
+    </w:p>
+    <w:p>
+      <w:pPr>
         <w:rPr>
           <w:rFonts w:ascii="Times New Roman" w:hAnsi="Times New Roman" w:cs="Times New Roman"/>
           <w:bCs/>
           <w:sz w:val="24"/>
           <w:szCs w:val="20"/>
         </w:rPr>
-        <w:t>Sumaniya Sheikh</w:t>
-      </w:r>
-    </w:p>
-    <w:p>
-      <w:pPr>
+      </w:pPr>
+      <w:r>
         <w:rPr>
           <w:rFonts w:ascii="Times New Roman" w:hAnsi="Times New Roman" w:cs="Times New Roman"/>
           <w:bCs/>
           <w:sz w:val="24"/>
           <w:szCs w:val="20"/>
         </w:rPr>
-      </w:pPr>
-      <w:r>
+        <w:t>Enrolment Number: GR0960</w:t>
+      </w:r>
+    </w:p>
+    <w:p>
+      <w:pPr>
         <w:rPr>
           <w:rFonts w:ascii="Times New Roman" w:hAnsi="Times New Roman" w:cs="Times New Roman"/>
           <w:bCs/>
           <w:sz w:val="24"/>
           <w:szCs w:val="20"/>
         </w:rPr>
-        <w:t>Enrolment Number: GR0960</w:t>
-      </w:r>
-    </w:p>
-    <w:p>
-      <w:pPr>
+      </w:pPr>
+      <w:r>
         <w:rPr>
           <w:rFonts w:ascii="Times New Roman" w:hAnsi="Times New Roman" w:cs="Times New Roman"/>
           <w:bCs/>
           <w:sz w:val="24"/>
           <w:szCs w:val="20"/>
         </w:rPr>
-      </w:pPr>
-      <w:r>
-        <w:rPr>
-          <w:rFonts w:ascii="Times New Roman" w:hAnsi="Times New Roman" w:cs="Times New Roman"/>
+        <w:t>Faculty Number: 25CAMSA144</w:t>
+      </w:r>
+    </w:p>
+    <w:p>
+      <w:pPr>
+        <w:rPr>
+          <w:rFonts w:ascii="Times New Roman" w:hAnsi="Times New Roman" w:cs="Times New Roman"/>
+          <w:b/>
           <w:bCs/>
           <w:sz w:val="24"/>
           <w:szCs w:val="20"/>
         </w:rPr>
-        <w:t>Faculty Number: 25CAMSA1</w:t>
-      </w:r>
+      </w:pPr>
       <w:r>
         <w:rPr>
           <w:rFonts w:ascii="Times New Roman" w:hAnsi="Times New Roman" w:cs="Times New Roman"/>
@@ -762,7 +764,7 @@
           <w:sz w:val="24"/>
           <w:szCs w:val="20"/>
         </w:rPr>
-        <w:t>44</w:t>
+        <w:t>Subject Code: CAMS3P01</w:t>
       </w:r>
     </w:p>
     <w:p>
@@ -782,19 +784,18 @@
           <w:sz w:val="24"/>
           <w:szCs w:val="20"/>
         </w:rPr>
-        <w:t>Subject Code: CAMS3P01</w:t>
-      </w:r>
-    </w:p>
-    <w:p>
-      <w:pPr>
-        <w:rPr>
-          <w:rFonts w:ascii="Times New Roman" w:hAnsi="Times New Roman" w:cs="Times New Roman"/>
-          <w:b/>
+        <w:t>Subject Name: Laboratory Course</w:t>
+      </w:r>
+      <w:r>
+        <w:rPr>
+          <w:rFonts w:ascii="Times New Roman" w:hAnsi="Times New Roman" w:cs="Times New Roman"/>
           <w:bCs/>
           <w:sz w:val="24"/>
           <w:szCs w:val="20"/>
         </w:rPr>
-      </w:pPr>
+        <w:t xml:space="preserve"> </w:t>
+      </w:r>
+      <w:bookmarkEnd w:id="0"/>
       <w:r>
         <w:rPr>
           <w:rFonts w:ascii="Times New Roman" w:hAnsi="Times New Roman" w:cs="Times New Roman"/>
@@ -802,7 +803,7 @@
           <w:sz w:val="24"/>
           <w:szCs w:val="20"/>
         </w:rPr>
-        <w:t>Subject Name: Laboratory Course</w:t>
+        <w:t>-</w:t>
       </w:r>
       <w:r>
         <w:rPr>
@@ -811,195 +812,158 @@
           <w:sz w:val="24"/>
           <w:szCs w:val="20"/>
         </w:rPr>
-        <w:t xml:space="preserve"> </w:t>
+        <w:t>III</w:t>
+      </w:r>
+    </w:p>
+    <w:p>
+      <w:pPr>
+        <w:rPr>
+          <w:rFonts w:ascii="Times New Roman" w:hAnsi="Times New Roman" w:cs="Times New Roman"/>
+          <w:b/>
+          <w:bCs/>
+          <w:sz w:val="24"/>
+          <w:szCs w:val="20"/>
+        </w:rPr>
+      </w:pPr>
+    </w:p>
+    <w:p>
+      <w:pPr>
+        <w:ind w:left="1440"/>
+        <w:rPr>
+          <w:rFonts w:ascii="Times New Roman" w:hAnsi="Times New Roman" w:cs="Times New Roman"/>
+          <w:b/>
+          <w:bCs/>
+          <w:sz w:val="24"/>
+          <w:szCs w:val="20"/>
+        </w:rPr>
+      </w:pPr>
+    </w:p>
+    <w:p>
+      <w:pPr>
+        <w:ind w:left="1440"/>
+        <w:rPr>
+          <w:rFonts w:ascii="Times New Roman" w:hAnsi="Times New Roman" w:cs="Times New Roman"/>
+          <w:b/>
+          <w:bCs/>
+          <w:sz w:val="24"/>
+          <w:szCs w:val="20"/>
+        </w:rPr>
+      </w:pPr>
+    </w:p>
+    <w:p>
+      <w:pPr>
+        <w:ind w:left="1440"/>
+        <w:rPr>
+          <w:rFonts w:ascii="Times New Roman" w:hAnsi="Times New Roman" w:cs="Times New Roman"/>
+          <w:b/>
+          <w:bCs/>
+          <w:sz w:val="24"/>
+          <w:szCs w:val="20"/>
+        </w:rPr>
+      </w:pPr>
+    </w:p>
+    <w:p>
+      <w:pPr>
+        <w:ind w:left="1440"/>
+        <w:rPr>
+          <w:rFonts w:ascii="Times New Roman" w:hAnsi="Times New Roman" w:cs="Times New Roman"/>
+          <w:b/>
+          <w:bCs/>
+          <w:sz w:val="24"/>
+          <w:szCs w:val="20"/>
+        </w:rPr>
+      </w:pPr>
+      <w:r>
+        <w:rPr>
+          <w:rFonts w:ascii="Times New Roman" w:hAnsi="Times New Roman" w:cs="Times New Roman"/>
+          <w:b/>
+          <w:bCs/>
+          <w:sz w:val="24"/>
+          <w:szCs w:val="20"/>
+        </w:rPr>
+        <w:t>Submitted To:</w:t>
+      </w:r>
+    </w:p>
+    <w:p>
+      <w:pPr>
+        <w:ind w:left="1440"/>
+        <w:rPr>
+          <w:rFonts w:ascii="Times New Roman" w:hAnsi="Times New Roman" w:cs="Times New Roman"/>
+          <w:bCs/>
+          <w:sz w:val="24"/>
+          <w:szCs w:val="20"/>
+        </w:rPr>
+      </w:pPr>
+      <w:r>
+        <w:rPr>
+          <w:rFonts w:ascii="Times New Roman" w:hAnsi="Times New Roman" w:cs="Times New Roman"/>
+          <w:bCs/>
+          <w:sz w:val="24"/>
+          <w:szCs w:val="20"/>
+        </w:rPr>
+        <w:t>Dr. Faisal Anwer</w:t>
+      </w:r>
+    </w:p>
+    <w:p>
+      <w:pPr>
+        <w:ind w:left="1440"/>
+        <w:rPr>
+          <w:rFonts w:ascii="Times New Roman" w:hAnsi="Times New Roman" w:cs="Times New Roman"/>
+          <w:bCs/>
+          <w:sz w:val="24"/>
+          <w:szCs w:val="20"/>
+        </w:rPr>
+      </w:pPr>
+      <w:r>
+        <w:rPr>
+          <w:rFonts w:ascii="Times New Roman" w:hAnsi="Times New Roman" w:cs="Times New Roman"/>
+          <w:bCs/>
+          <w:sz w:val="24"/>
+          <w:szCs w:val="20"/>
+        </w:rPr>
+        <w:t>Dr. Faraz Masood</w:t>
+      </w:r>
+    </w:p>
+    <w:p>
+      <w:pPr>
+        <w:ind w:left="1440"/>
+        <w:rPr>
+          <w:rFonts w:ascii="Times New Roman" w:hAnsi="Times New Roman" w:cs="Times New Roman"/>
+          <w:bCs/>
+          <w:sz w:val="24"/>
+          <w:szCs w:val="20"/>
+        </w:rPr>
+      </w:pPr>
+      <w:r>
+        <w:rPr>
+          <w:rFonts w:ascii="Times New Roman" w:hAnsi="Times New Roman" w:cs="Times New Roman"/>
+          <w:bCs/>
+          <w:sz w:val="24"/>
+          <w:szCs w:val="20"/>
+        </w:rPr>
+        <w:t>Mr. Saad Shamim</w:t>
+      </w:r>
+    </w:p>
+    <w:p>
+      <w:pPr>
+        <w:ind w:left="1440"/>
+        <w:rPr>
+          <w:rFonts w:ascii="Times New Roman" w:hAnsi="Times New Roman" w:cs="Times New Roman"/>
+          <w:bCs/>
+          <w:sz w:val="24"/>
+          <w:szCs w:val="20"/>
+        </w:rPr>
+      </w:pPr>
+      <w:r>
+        <w:rPr>
+          <w:rFonts w:ascii="Times New Roman" w:hAnsi="Times New Roman" w:cs="Times New Roman"/>
+          <w:bCs/>
+          <w:sz w:val="24"/>
+          <w:szCs w:val="20"/>
+        </w:rPr>
+        <w:t xml:space="preserve">Mr. </w:t>
       </w:r>
       <w:bookmarkEnd w:id="1"/>
-      <w:r>
-        <w:rPr>
-          <w:rFonts w:ascii="Times New Roman" w:hAnsi="Times New Roman" w:cs="Times New Roman"/>
-          <w:bCs/>
-          <w:sz w:val="24"/>
-          <w:szCs w:val="20"/>
-        </w:rPr>
-        <w:t>-</w:t>
-      </w:r>
-      <w:r>
-        <w:rPr>
-          <w:rFonts w:ascii="Times New Roman" w:hAnsi="Times New Roman" w:cs="Times New Roman"/>
-          <w:bCs/>
-          <w:sz w:val="24"/>
-          <w:szCs w:val="20"/>
-        </w:rPr>
-        <w:t>III</w:t>
-      </w:r>
-    </w:p>
-    <w:p>
-      <w:pPr>
-        <w:rPr>
-          <w:rFonts w:ascii="Times New Roman" w:hAnsi="Times New Roman" w:cs="Times New Roman"/>
-          <w:b/>
-          <w:bCs/>
-          <w:sz w:val="24"/>
-          <w:szCs w:val="20"/>
-        </w:rPr>
-      </w:pPr>
-    </w:p>
-    <w:p>
-      <w:pPr>
-        <w:ind w:left="1440"/>
-        <w:rPr>
-          <w:rFonts w:ascii="Times New Roman" w:hAnsi="Times New Roman" w:cs="Times New Roman"/>
-          <w:b/>
-          <w:bCs/>
-          <w:sz w:val="24"/>
-          <w:szCs w:val="20"/>
-        </w:rPr>
-      </w:pPr>
-    </w:p>
-    <w:p>
-      <w:pPr>
-        <w:ind w:left="1440"/>
-        <w:rPr>
-          <w:rFonts w:ascii="Times New Roman" w:hAnsi="Times New Roman" w:cs="Times New Roman"/>
-          <w:b/>
-          <w:bCs/>
-          <w:sz w:val="24"/>
-          <w:szCs w:val="20"/>
-        </w:rPr>
-      </w:pPr>
-    </w:p>
-    <w:p>
-      <w:pPr>
-        <w:ind w:left="1440"/>
-        <w:rPr>
-          <w:rFonts w:ascii="Times New Roman" w:hAnsi="Times New Roman" w:cs="Times New Roman"/>
-          <w:b/>
-          <w:bCs/>
-          <w:sz w:val="24"/>
-          <w:szCs w:val="20"/>
-        </w:rPr>
-      </w:pPr>
-    </w:p>
-    <w:p>
-      <w:pPr>
-        <w:ind w:left="1440"/>
-        <w:rPr>
-          <w:rFonts w:ascii="Times New Roman" w:hAnsi="Times New Roman" w:cs="Times New Roman"/>
-          <w:b/>
-          <w:bCs/>
-          <w:sz w:val="24"/>
-          <w:szCs w:val="20"/>
-        </w:rPr>
-      </w:pPr>
-      <w:r>
-        <w:rPr>
-          <w:rFonts w:ascii="Times New Roman" w:hAnsi="Times New Roman" w:cs="Times New Roman"/>
-          <w:b/>
-          <w:bCs/>
-          <w:sz w:val="24"/>
-          <w:szCs w:val="20"/>
-        </w:rPr>
-        <w:t>Submitted To:</w:t>
-      </w:r>
-    </w:p>
-    <w:p>
-      <w:pPr>
-        <w:ind w:left="1440"/>
-        <w:rPr>
-          <w:rFonts w:ascii="Times New Roman" w:hAnsi="Times New Roman" w:cs="Times New Roman"/>
-          <w:bCs/>
-          <w:sz w:val="24"/>
-          <w:szCs w:val="20"/>
-        </w:rPr>
-      </w:pPr>
-      <w:r>
-        <w:rPr>
-          <w:rFonts w:ascii="Times New Roman" w:hAnsi="Times New Roman" w:cs="Times New Roman"/>
-          <w:bCs/>
-          <w:sz w:val="24"/>
-          <w:szCs w:val="20"/>
-        </w:rPr>
-        <w:t>Dr. Faisal Anwer</w:t>
-      </w:r>
-    </w:p>
-    <w:p>
-      <w:pPr>
-        <w:ind w:left="1440"/>
-        <w:rPr>
-          <w:rFonts w:ascii="Times New Roman" w:hAnsi="Times New Roman" w:cs="Times New Roman"/>
-          <w:bCs/>
-          <w:sz w:val="24"/>
-          <w:szCs w:val="20"/>
-        </w:rPr>
-      </w:pPr>
-      <w:r>
-        <w:rPr>
-          <w:rFonts w:ascii="Times New Roman" w:hAnsi="Times New Roman" w:cs="Times New Roman"/>
-          <w:bCs/>
-          <w:sz w:val="24"/>
-          <w:szCs w:val="20"/>
-        </w:rPr>
-        <w:t xml:space="preserve">Dr. </w:t>
-      </w:r>
-      <w:r>
-        <w:rPr>
-          <w:rFonts w:ascii="Times New Roman" w:hAnsi="Times New Roman" w:cs="Times New Roman"/>
-          <w:bCs/>
-          <w:sz w:val="24"/>
-          <w:szCs w:val="20"/>
-        </w:rPr>
-        <w:t>Faraz Masood</w:t>
-      </w:r>
-    </w:p>
-    <w:p>
-      <w:pPr>
-        <w:ind w:left="1440"/>
-        <w:rPr>
-          <w:rFonts w:ascii="Times New Roman" w:hAnsi="Times New Roman" w:cs="Times New Roman"/>
-          <w:bCs/>
-          <w:sz w:val="24"/>
-          <w:szCs w:val="20"/>
-        </w:rPr>
-      </w:pPr>
-      <w:r>
-        <w:rPr>
-          <w:rFonts w:ascii="Times New Roman" w:hAnsi="Times New Roman" w:cs="Times New Roman"/>
-          <w:bCs/>
-          <w:sz w:val="24"/>
-          <w:szCs w:val="20"/>
-        </w:rPr>
-        <w:t>M</w:t>
-      </w:r>
-      <w:r>
-        <w:rPr>
-          <w:rFonts w:ascii="Times New Roman" w:hAnsi="Times New Roman" w:cs="Times New Roman"/>
-          <w:bCs/>
-          <w:sz w:val="24"/>
-          <w:szCs w:val="20"/>
-        </w:rPr>
-        <w:t>r. Saad Shamim</w:t>
-      </w:r>
-    </w:p>
-    <w:p>
-      <w:pPr>
-        <w:ind w:left="1440"/>
-        <w:rPr>
-          <w:rFonts w:ascii="Times New Roman" w:hAnsi="Times New Roman" w:cs="Times New Roman"/>
-          <w:bCs/>
-          <w:sz w:val="24"/>
-          <w:szCs w:val="20"/>
-        </w:rPr>
-      </w:pPr>
-      <w:r>
-        <w:rPr>
-          <w:rFonts w:ascii="Times New Roman" w:hAnsi="Times New Roman" w:cs="Times New Roman"/>
-          <w:bCs/>
-          <w:sz w:val="24"/>
-          <w:szCs w:val="20"/>
-        </w:rPr>
-        <w:t xml:space="preserve">Mr. </w:t>
-      </w:r>
-      <w:bookmarkEnd w:id="0"/>
       <w:r>
         <w:rPr>
           <w:rFonts w:ascii="Times New Roman" w:hAnsi="Times New Roman" w:cs="Times New Roman"/>
@@ -1144,27 +1108,7 @@
           <w:sz w:val="24"/>
           <w:szCs w:val="24"/>
         </w:rPr>
-        <w:t>Write a program to find the product of two user-supplied integers and if the product is equal to or lower</w:t>
-      </w:r>
-      <w:r>
-        <w:rPr>
-          <w:rFonts w:ascii="Times New Roman" w:hAnsi="Times New Roman" w:cs="Times New Roman"/>
-          <w:b/>
-          <w:bCs/>
-          <w:sz w:val="24"/>
-          <w:szCs w:val="24"/>
-        </w:rPr>
-        <w:t xml:space="preserve"> </w:t>
-      </w:r>
-      <w:r>
-        <w:rPr>
-          <w:rFonts w:ascii="Times New Roman" w:hAnsi="Times New Roman" w:cs="Times New Roman"/>
-          <w:b/>
-          <w:bCs/>
-          <w:sz w:val="24"/>
-          <w:szCs w:val="24"/>
-        </w:rPr>
-        <w:t>than 5000, then return the sum of the two numbers.</w:t>
+        <w:t>Write a program to find the product of two user-supplied integers and if the product is equal to or lower than 5000, then return the sum of the two numbers.</w:t>
       </w:r>
     </w:p>
     <w:p>
@@ -1230,41 +1174,23 @@
           <w:color w:val="001080"/>
           <w:lang w:eastAsia="en-IN"/>
         </w:rPr>
-        <w:t>num</w:t>
-      </w:r>
-      <w:proofErr w:type="gramStart"/>
+        <w:t>num1</w:t>
+      </w:r>
+      <w:r>
+        <w:rPr>
+          <w:rFonts w:ascii="Consolas" w:eastAsia="Times New Roman" w:hAnsi="Consolas" w:cs="Times New Roman"/>
+          <w:color w:val="222222"/>
+          <w:lang w:eastAsia="en-IN"/>
+        </w:rPr>
+        <w:t>,</w:t>
+      </w:r>
       <w:r>
         <w:rPr>
           <w:rFonts w:ascii="Consolas" w:eastAsia="Times New Roman" w:hAnsi="Consolas" w:cs="Times New Roman"/>
           <w:color w:val="001080"/>
           <w:lang w:eastAsia="en-IN"/>
         </w:rPr>
-        <w:t>1</w:t>
-      </w:r>
-      <w:r>
-        <w:rPr>
-          <w:rFonts w:ascii="Consolas" w:eastAsia="Times New Roman" w:hAnsi="Consolas" w:cs="Times New Roman"/>
-          <w:color w:val="222222"/>
-          <w:lang w:eastAsia="en-IN"/>
-        </w:rPr>
-        <w:t>,</w:t>
-      </w:r>
-      <w:r>
-        <w:rPr>
-          <w:rFonts w:ascii="Consolas" w:eastAsia="Times New Roman" w:hAnsi="Consolas" w:cs="Times New Roman"/>
-          <w:color w:val="001080"/>
-          <w:lang w:eastAsia="en-IN"/>
-        </w:rPr>
-        <w:t>num</w:t>
-      </w:r>
-      <w:proofErr w:type="gramEnd"/>
-      <w:r>
-        <w:rPr>
-          <w:rFonts w:ascii="Consolas" w:eastAsia="Times New Roman" w:hAnsi="Consolas" w:cs="Times New Roman"/>
-          <w:color w:val="001080"/>
-          <w:lang w:eastAsia="en-IN"/>
-        </w:rPr>
-        <w:t>2</w:t>
+        <w:t>num2</w:t>
       </w:r>
       <w:r>
         <w:rPr>
@@ -1405,7 +1331,6 @@
         </w:rPr>
         <w:t xml:space="preserve"> </w:t>
       </w:r>
-      <w:proofErr w:type="gramStart"/>
       <w:r>
         <w:rPr>
           <w:rFonts w:ascii="Consolas" w:eastAsia="Times New Roman" w:hAnsi="Consolas" w:cs="Times New Roman"/>
@@ -1422,7 +1347,6 @@
         </w:rPr>
         <w:t>(</w:t>
       </w:r>
-      <w:proofErr w:type="gramEnd"/>
       <w:r>
         <w:rPr>
           <w:rFonts w:ascii="Consolas" w:eastAsia="Times New Roman" w:hAnsi="Consolas" w:cs="Times New Roman"/>
@@ -1557,6 +1481,7 @@
       <w:r>
         <w:rPr>
           <w:rFonts w:ascii="Times New Roman" w:hAnsi="Times New Roman" w:cs="Times New Roman"/>
+          <w:noProof/>
           <w:sz w:val="24"/>
           <w:szCs w:val="24"/>
         </w:rPr>
@@ -1752,7 +1677,6 @@
         </w:rPr>
         <w:t xml:space="preserve"> </w:t>
       </w:r>
-      <w:proofErr w:type="spellStart"/>
       <w:r>
         <w:rPr>
           <w:rFonts w:ascii="Consolas" w:eastAsia="Times New Roman" w:hAnsi="Consolas" w:cs="Times New Roman"/>
@@ -1761,7 +1685,6 @@
         </w:rPr>
         <w:t>i</w:t>
       </w:r>
-      <w:proofErr w:type="spellEnd"/>
       <w:r>
         <w:rPr>
           <w:rFonts w:ascii="Consolas" w:eastAsia="Times New Roman" w:hAnsi="Consolas" w:cs="Times New Roman"/>
@@ -1786,7 +1709,6 @@
         </w:rPr>
         <w:t xml:space="preserve"> </w:t>
       </w:r>
-      <w:proofErr w:type="gramStart"/>
       <w:r>
         <w:rPr>
           <w:rFonts w:ascii="Consolas" w:eastAsia="Times New Roman" w:hAnsi="Consolas" w:cs="Times New Roman"/>
@@ -1803,7 +1725,6 @@
         </w:rPr>
         <w:t>(</w:t>
       </w:r>
-      <w:proofErr w:type="gramEnd"/>
       <w:r>
         <w:rPr>
           <w:rFonts w:ascii="Consolas" w:eastAsia="Times New Roman" w:hAnsi="Consolas" w:cs="Times New Roman"/>
@@ -1881,7 +1802,6 @@
         </w:rPr>
         <w:t>=</w:t>
       </w:r>
-      <w:proofErr w:type="spellStart"/>
       <w:r>
         <w:rPr>
           <w:rFonts w:ascii="Consolas" w:eastAsia="Times New Roman" w:hAnsi="Consolas" w:cs="Times New Roman"/>
@@ -1906,7 +1826,6 @@
         </w:rPr>
         <w:t>i</w:t>
       </w:r>
-      <w:proofErr w:type="spellEnd"/>
     </w:p>
     <w:p>
       <w:pPr>
@@ -1978,6 +1897,7 @@
           <w:rFonts w:ascii="Times New Roman" w:hAnsi="Times New Roman" w:cs="Times New Roman"/>
           <w:b/>
           <w:bCs/>
+          <w:noProof/>
           <w:sz w:val="32"/>
           <w:szCs w:val="32"/>
         </w:rPr>
@@ -2162,7 +2082,6 @@
           <w:lang w:eastAsia="en-IN"/>
         </w:rPr>
       </w:pPr>
-      <w:proofErr w:type="spellStart"/>
       <w:r>
         <w:rPr>
           <w:rFonts w:ascii="Consolas" w:eastAsia="Times New Roman" w:hAnsi="Consolas" w:cs="Times New Roman"/>
@@ -2171,8 +2090,6 @@
         </w:rPr>
         <w:t>num</w:t>
       </w:r>
-      <w:proofErr w:type="spellEnd"/>
-      <w:proofErr w:type="gramStart"/>
       <w:r>
         <w:rPr>
           <w:rFonts w:ascii="Consolas" w:eastAsia="Times New Roman" w:hAnsi="Consolas" w:cs="Times New Roman"/>
@@ -2189,7 +2106,6 @@
         </w:rPr>
         <w:t>[</w:t>
       </w:r>
-      <w:proofErr w:type="gramEnd"/>
       <w:r>
         <w:rPr>
           <w:rFonts w:ascii="Consolas" w:eastAsia="Times New Roman" w:hAnsi="Consolas" w:cs="Times New Roman"/>
@@ -2539,7 +2455,6 @@
         </w:rPr>
         <w:t xml:space="preserve"> </w:t>
       </w:r>
-      <w:proofErr w:type="spellStart"/>
       <w:r>
         <w:rPr>
           <w:rFonts w:ascii="Consolas" w:eastAsia="Times New Roman" w:hAnsi="Consolas" w:cs="Times New Roman"/>
@@ -2548,7 +2463,6 @@
         </w:rPr>
         <w:t>i</w:t>
       </w:r>
-      <w:proofErr w:type="spellEnd"/>
       <w:r>
         <w:rPr>
           <w:rFonts w:ascii="Consolas" w:eastAsia="Times New Roman" w:hAnsi="Consolas" w:cs="Times New Roman"/>
@@ -2573,7 +2487,6 @@
         </w:rPr>
         <w:t xml:space="preserve"> </w:t>
       </w:r>
-      <w:proofErr w:type="spellStart"/>
       <w:r>
         <w:rPr>
           <w:rFonts w:ascii="Consolas" w:eastAsia="Times New Roman" w:hAnsi="Consolas" w:cs="Times New Roman"/>
@@ -2582,7 +2495,6 @@
         </w:rPr>
         <w:t>num</w:t>
       </w:r>
-      <w:proofErr w:type="spellEnd"/>
       <w:r>
         <w:rPr>
           <w:rFonts w:ascii="Consolas" w:eastAsia="Times New Roman" w:hAnsi="Consolas" w:cs="Times New Roman"/>
@@ -2713,7 +2625,6 @@
         </w:rPr>
         <w:t>(</w:t>
       </w:r>
-      <w:proofErr w:type="spellStart"/>
       <w:r>
         <w:rPr>
           <w:rFonts w:ascii="Consolas" w:eastAsia="Times New Roman" w:hAnsi="Consolas" w:cs="Times New Roman"/>
@@ -2722,7 +2633,6 @@
         </w:rPr>
         <w:t>i</w:t>
       </w:r>
-      <w:proofErr w:type="spellEnd"/>
       <w:r>
         <w:rPr>
           <w:rFonts w:ascii="Consolas" w:eastAsia="Times New Roman" w:hAnsi="Consolas" w:cs="Times New Roman"/>
@@ -2748,6 +2658,7 @@
       </w:pPr>
       <w:r>
         <w:rPr>
+          <w:noProof/>
           <w:sz w:val="20"/>
           <w:szCs w:val="20"/>
           <w:lang w:eastAsia="en-IN"/>
@@ -2921,7 +2832,6 @@
           <w:lang w:eastAsia="en-IN"/>
         </w:rPr>
       </w:pPr>
-      <w:proofErr w:type="spellStart"/>
       <w:r>
         <w:rPr>
           <w:rFonts w:ascii="Consolas" w:eastAsia="Times New Roman" w:hAnsi="Consolas" w:cs="Times New Roman"/>
@@ -2930,8 +2840,6 @@
         </w:rPr>
         <w:t>num</w:t>
       </w:r>
-      <w:proofErr w:type="spellEnd"/>
-      <w:proofErr w:type="gramStart"/>
       <w:r>
         <w:rPr>
           <w:rFonts w:ascii="Consolas" w:eastAsia="Times New Roman" w:hAnsi="Consolas" w:cs="Times New Roman"/>
@@ -2948,7 +2856,6 @@
         </w:rPr>
         <w:t>(</w:t>
       </w:r>
-      <w:proofErr w:type="gramEnd"/>
       <w:r>
         <w:rPr>
           <w:rFonts w:ascii="Consolas" w:eastAsia="Times New Roman" w:hAnsi="Consolas" w:cs="Times New Roman"/>
@@ -3025,7 +2932,6 @@
         </w:rPr>
         <w:t>(</w:t>
       </w:r>
-      <w:proofErr w:type="spellStart"/>
       <w:r>
         <w:rPr>
           <w:rFonts w:ascii="Consolas" w:eastAsia="Times New Roman" w:hAnsi="Consolas" w:cs="Times New Roman"/>
@@ -3034,7 +2940,6 @@
         </w:rPr>
         <w:t>num</w:t>
       </w:r>
-      <w:proofErr w:type="spellEnd"/>
       <w:r>
         <w:rPr>
           <w:rFonts w:ascii="Consolas" w:eastAsia="Times New Roman" w:hAnsi="Consolas" w:cs="Times New Roman"/>
@@ -3067,7 +2972,6 @@
         </w:rPr>
         <w:t>(</w:t>
       </w:r>
-      <w:proofErr w:type="spellStart"/>
       <w:r>
         <w:rPr>
           <w:rFonts w:ascii="Consolas" w:eastAsia="Times New Roman" w:hAnsi="Consolas" w:cs="Times New Roman"/>
@@ -3076,25 +2980,14 @@
         </w:rPr>
         <w:t>num</w:t>
       </w:r>
-      <w:proofErr w:type="spellEnd"/>
-      <w:r>
-        <w:rPr>
-          <w:rFonts w:ascii="Consolas" w:eastAsia="Times New Roman" w:hAnsi="Consolas" w:cs="Times New Roman"/>
-          <w:color w:val="202020"/>
-          <w:lang w:eastAsia="en-IN"/>
-        </w:rPr>
-        <w:t>)</w:t>
-      </w:r>
-      <w:proofErr w:type="gramStart"/>
-      <w:r>
-        <w:rPr>
-          <w:rFonts w:ascii="Consolas" w:eastAsia="Times New Roman" w:hAnsi="Consolas" w:cs="Times New Roman"/>
-          <w:color w:val="202020"/>
-          <w:lang w:eastAsia="en-IN"/>
-        </w:rPr>
-        <w:t>[::</w:t>
-      </w:r>
-      <w:proofErr w:type="gramEnd"/>
+      <w:r>
+        <w:rPr>
+          <w:rFonts w:ascii="Consolas" w:eastAsia="Times New Roman" w:hAnsi="Consolas" w:cs="Times New Roman"/>
+          <w:color w:val="202020"/>
+          <w:lang w:eastAsia="en-IN"/>
+        </w:rPr>
+        <w:t>)[::</w:t>
+      </w:r>
       <w:r>
         <w:rPr>
           <w:rFonts w:ascii="Consolas" w:eastAsia="Times New Roman" w:hAnsi="Consolas" w:cs="Times New Roman"/>
@@ -3219,7 +3112,6 @@
         </w:rPr>
         <w:t xml:space="preserve">    </w:t>
       </w:r>
-      <w:proofErr w:type="gramStart"/>
       <w:r>
         <w:rPr>
           <w:rFonts w:ascii="Consolas" w:eastAsia="Times New Roman" w:hAnsi="Consolas" w:cs="Times New Roman"/>
@@ -3236,7 +3128,6 @@
         </w:rPr>
         <w:t>(</w:t>
       </w:r>
-      <w:proofErr w:type="gramEnd"/>
       <w:r>
         <w:rPr>
           <w:rFonts w:ascii="Consolas" w:eastAsia="Times New Roman" w:hAnsi="Consolas" w:cs="Times New Roman"/>
@@ -3271,6 +3162,7 @@
           <w:rFonts w:ascii="Times New Roman" w:hAnsi="Times New Roman" w:cs="Times New Roman"/>
           <w:b/>
           <w:bCs/>
+          <w:noProof/>
           <w:sz w:val="24"/>
           <w:szCs w:val="24"/>
         </w:rPr>
@@ -3446,7 +3338,6 @@
           <w:lang w:eastAsia="en-IN"/>
         </w:rPr>
       </w:pPr>
-      <w:proofErr w:type="spellStart"/>
       <w:r>
         <w:rPr>
           <w:rFonts w:ascii="Consolas" w:eastAsia="Times New Roman" w:hAnsi="Consolas" w:cs="Times New Roman"/>
@@ -3456,7 +3347,6 @@
         <w:lastRenderedPageBreak/>
         <w:t>num</w:t>
       </w:r>
-      <w:proofErr w:type="spellEnd"/>
       <w:r>
         <w:rPr>
           <w:rFonts w:ascii="Consolas" w:eastAsia="Times New Roman" w:hAnsi="Consolas" w:cs="Times New Roman"/>
@@ -3465,7 +3355,6 @@
         </w:rPr>
         <w:t>=</w:t>
       </w:r>
-      <w:proofErr w:type="gramStart"/>
       <w:r>
         <w:rPr>
           <w:rFonts w:ascii="Consolas" w:eastAsia="Times New Roman" w:hAnsi="Consolas" w:cs="Times New Roman"/>
@@ -3482,7 +3371,6 @@
         </w:rPr>
         <w:t>(</w:t>
       </w:r>
-      <w:proofErr w:type="gramEnd"/>
       <w:r>
         <w:rPr>
           <w:rFonts w:ascii="Consolas" w:eastAsia="Times New Roman" w:hAnsi="Consolas" w:cs="Times New Roman"/>
@@ -3544,7 +3432,6 @@
         </w:rPr>
         <w:t xml:space="preserve"> </w:t>
       </w:r>
-      <w:proofErr w:type="spellStart"/>
       <w:r>
         <w:rPr>
           <w:rFonts w:ascii="Consolas" w:eastAsia="Times New Roman" w:hAnsi="Consolas" w:cs="Times New Roman"/>
@@ -3553,7 +3440,6 @@
         </w:rPr>
         <w:t>i</w:t>
       </w:r>
-      <w:proofErr w:type="spellEnd"/>
       <w:r>
         <w:rPr>
           <w:rFonts w:ascii="Consolas" w:eastAsia="Times New Roman" w:hAnsi="Consolas" w:cs="Times New Roman"/>
@@ -3578,7 +3464,6 @@
         </w:rPr>
         <w:t xml:space="preserve"> </w:t>
       </w:r>
-      <w:proofErr w:type="gramStart"/>
       <w:r>
         <w:rPr>
           <w:rFonts w:ascii="Consolas" w:eastAsia="Times New Roman" w:hAnsi="Consolas" w:cs="Times New Roman"/>
@@ -3595,7 +3480,6 @@
         </w:rPr>
         <w:t>(</w:t>
       </w:r>
-      <w:proofErr w:type="gramEnd"/>
       <w:r>
         <w:rPr>
           <w:rFonts w:ascii="Consolas" w:eastAsia="Times New Roman" w:hAnsi="Consolas" w:cs="Times New Roman"/>
@@ -3612,7 +3496,6 @@
         </w:rPr>
         <w:t xml:space="preserve">, </w:t>
       </w:r>
-      <w:proofErr w:type="spellStart"/>
       <w:r>
         <w:rPr>
           <w:rFonts w:ascii="Consolas" w:eastAsia="Times New Roman" w:hAnsi="Consolas" w:cs="Times New Roman"/>
@@ -3621,7 +3504,6 @@
         </w:rPr>
         <w:t>num</w:t>
       </w:r>
-      <w:proofErr w:type="spellEnd"/>
       <w:r>
         <w:rPr>
           <w:rFonts w:ascii="Consolas" w:eastAsia="Times New Roman" w:hAnsi="Consolas" w:cs="Times New Roman"/>
@@ -3667,7 +3549,6 @@
         </w:rPr>
         <w:t>=</w:t>
       </w:r>
-      <w:proofErr w:type="spellStart"/>
       <w:r>
         <w:rPr>
           <w:rFonts w:ascii="Consolas" w:eastAsia="Times New Roman" w:hAnsi="Consolas" w:cs="Times New Roman"/>
@@ -3676,7 +3557,6 @@
         </w:rPr>
         <w:t>i</w:t>
       </w:r>
-      <w:proofErr w:type="spellEnd"/>
       <w:r>
         <w:rPr>
           <w:rFonts w:ascii="Consolas" w:eastAsia="Times New Roman" w:hAnsi="Consolas" w:cs="Times New Roman"/>
@@ -3685,7 +3565,6 @@
         </w:rPr>
         <w:t>*</w:t>
       </w:r>
-      <w:proofErr w:type="spellStart"/>
       <w:r>
         <w:rPr>
           <w:rFonts w:ascii="Consolas" w:eastAsia="Times New Roman" w:hAnsi="Consolas" w:cs="Times New Roman"/>
@@ -3694,7 +3573,6 @@
         </w:rPr>
         <w:t>i</w:t>
       </w:r>
-      <w:proofErr w:type="spellEnd"/>
       <w:r>
         <w:rPr>
           <w:rFonts w:ascii="Consolas" w:eastAsia="Times New Roman" w:hAnsi="Consolas" w:cs="Times New Roman"/>
@@ -3703,7 +3581,6 @@
         </w:rPr>
         <w:t>*</w:t>
       </w:r>
-      <w:proofErr w:type="spellStart"/>
       <w:r>
         <w:rPr>
           <w:rFonts w:ascii="Consolas" w:eastAsia="Times New Roman" w:hAnsi="Consolas" w:cs="Times New Roman"/>
@@ -3712,7 +3589,6 @@
         </w:rPr>
         <w:t>i</w:t>
       </w:r>
-      <w:proofErr w:type="spellEnd"/>
     </w:p>
     <w:p>
       <w:pPr>
@@ -3728,6 +3604,7 @@
       </w:pPr>
       <w:r>
         <w:rPr>
+          <w:noProof/>
           <w:sz w:val="24"/>
           <w:szCs w:val="24"/>
         </w:rPr>
@@ -3999,7 +3876,6 @@
           <w:lang w:eastAsia="en-IN"/>
         </w:rPr>
       </w:pPr>
-      <w:proofErr w:type="spellStart"/>
       <w:r>
         <w:rPr>
           <w:rFonts w:ascii="Consolas" w:eastAsia="Times New Roman" w:hAnsi="Consolas" w:cs="Times New Roman"/>
@@ -4008,7 +3884,6 @@
         </w:rPr>
         <w:t>num</w:t>
       </w:r>
-      <w:proofErr w:type="spellEnd"/>
       <w:r>
         <w:rPr>
           <w:rFonts w:ascii="Consolas" w:eastAsia="Times New Roman" w:hAnsi="Consolas" w:cs="Times New Roman"/>
@@ -4017,7 +3892,6 @@
         </w:rPr>
         <w:t>=</w:t>
       </w:r>
-      <w:proofErr w:type="gramStart"/>
       <w:r>
         <w:rPr>
           <w:rFonts w:ascii="Consolas" w:eastAsia="Times New Roman" w:hAnsi="Consolas" w:cs="Times New Roman"/>
@@ -4034,7 +3908,6 @@
         </w:rPr>
         <w:t>(</w:t>
       </w:r>
-      <w:proofErr w:type="gramEnd"/>
       <w:r>
         <w:rPr>
           <w:rFonts w:ascii="Consolas" w:eastAsia="Times New Roman" w:hAnsi="Consolas" w:cs="Times New Roman"/>
@@ -4095,7 +3968,6 @@
         </w:rPr>
         <w:t xml:space="preserve"> </w:t>
       </w:r>
-      <w:proofErr w:type="spellStart"/>
       <w:r>
         <w:rPr>
           <w:rFonts w:ascii="Consolas" w:eastAsia="Times New Roman" w:hAnsi="Consolas" w:cs="Times New Roman"/>
@@ -4104,7 +3976,6 @@
         </w:rPr>
         <w:t>num</w:t>
       </w:r>
-      <w:proofErr w:type="spellEnd"/>
       <w:r>
         <w:rPr>
           <w:rFonts w:ascii="Consolas" w:eastAsia="Times New Roman" w:hAnsi="Consolas" w:cs="Times New Roman"/>
@@ -4269,7 +4140,6 @@
         </w:rPr>
         <w:t xml:space="preserve">    </w:t>
       </w:r>
-      <w:proofErr w:type="spellStart"/>
       <w:r>
         <w:rPr>
           <w:rFonts w:ascii="Consolas" w:eastAsia="Times New Roman" w:hAnsi="Consolas" w:cs="Times New Roman"/>
@@ -4278,7 +4148,6 @@
         </w:rPr>
         <w:t>num</w:t>
       </w:r>
-      <w:proofErr w:type="spellEnd"/>
       <w:r>
         <w:rPr>
           <w:rFonts w:ascii="Consolas" w:eastAsia="Times New Roman" w:hAnsi="Consolas" w:cs="Times New Roman"/>
@@ -4287,7 +4156,6 @@
         </w:rPr>
         <w:t>=</w:t>
       </w:r>
-      <w:proofErr w:type="spellStart"/>
       <w:r>
         <w:rPr>
           <w:rFonts w:ascii="Consolas" w:eastAsia="Times New Roman" w:hAnsi="Consolas" w:cs="Times New Roman"/>
@@ -4296,7 +4164,6 @@
         </w:rPr>
         <w:t>num</w:t>
       </w:r>
-      <w:proofErr w:type="spellEnd"/>
       <w:r>
         <w:rPr>
           <w:rFonts w:ascii="Consolas" w:eastAsia="Times New Roman" w:hAnsi="Consolas" w:cs="Times New Roman"/>
@@ -4331,6 +4198,7 @@
           <w:rFonts w:ascii="Consolas" w:eastAsia="Times New Roman" w:hAnsi="Consolas" w:cs="Times New Roman"/>
           <w:b/>
           <w:bCs/>
+          <w:noProof/>
           <w:color w:val="202020"/>
           <w:sz w:val="20"/>
           <w:szCs w:val="20"/>
@@ -4480,7 +4348,6 @@
           <w:lang w:eastAsia="en-IN"/>
         </w:rPr>
       </w:pPr>
-      <w:proofErr w:type="spellStart"/>
       <w:r>
         <w:rPr>
           <w:rFonts w:ascii="Consolas" w:eastAsia="Times New Roman" w:hAnsi="Consolas" w:cs="Times New Roman"/>
@@ -4489,7 +4356,6 @@
         </w:rPr>
         <w:t>num</w:t>
       </w:r>
-      <w:proofErr w:type="spellEnd"/>
       <w:r>
         <w:rPr>
           <w:rFonts w:ascii="Consolas" w:eastAsia="Times New Roman" w:hAnsi="Consolas" w:cs="Times New Roman"/>
@@ -4498,7 +4364,6 @@
         </w:rPr>
         <w:t>=</w:t>
       </w:r>
-      <w:proofErr w:type="gramStart"/>
       <w:r>
         <w:rPr>
           <w:rFonts w:ascii="Consolas" w:eastAsia="Times New Roman" w:hAnsi="Consolas" w:cs="Times New Roman"/>
@@ -4515,7 +4380,6 @@
         </w:rPr>
         <w:t>(</w:t>
       </w:r>
-      <w:proofErr w:type="gramEnd"/>
       <w:r>
         <w:rPr>
           <w:rFonts w:ascii="Consolas" w:eastAsia="Times New Roman" w:hAnsi="Consolas" w:cs="Times New Roman"/>
@@ -4612,7 +4476,6 @@
         </w:rPr>
         <w:t xml:space="preserve"> </w:t>
       </w:r>
-      <w:proofErr w:type="spellStart"/>
       <w:r>
         <w:rPr>
           <w:rFonts w:ascii="Consolas" w:eastAsia="Times New Roman" w:hAnsi="Consolas" w:cs="Times New Roman"/>
@@ -4621,7 +4484,6 @@
         </w:rPr>
         <w:t>num</w:t>
       </w:r>
-      <w:proofErr w:type="spellEnd"/>
       <w:r>
         <w:rPr>
           <w:rFonts w:ascii="Consolas" w:eastAsia="Times New Roman" w:hAnsi="Consolas" w:cs="Times New Roman"/>
@@ -4794,7 +4656,6 @@
         </w:rPr>
         <w:t xml:space="preserve">    </w:t>
       </w:r>
-      <w:proofErr w:type="spellStart"/>
       <w:r>
         <w:rPr>
           <w:rFonts w:ascii="Consolas" w:eastAsia="Times New Roman" w:hAnsi="Consolas" w:cs="Times New Roman"/>
@@ -4803,7 +4664,6 @@
         </w:rPr>
         <w:t>num</w:t>
       </w:r>
-      <w:proofErr w:type="spellEnd"/>
       <w:r>
         <w:rPr>
           <w:rFonts w:ascii="Consolas" w:eastAsia="Times New Roman" w:hAnsi="Consolas" w:cs="Times New Roman"/>
@@ -4812,7 +4672,6 @@
         </w:rPr>
         <w:t>=</w:t>
       </w:r>
-      <w:proofErr w:type="spellStart"/>
       <w:r>
         <w:rPr>
           <w:rFonts w:ascii="Consolas" w:eastAsia="Times New Roman" w:hAnsi="Consolas" w:cs="Times New Roman"/>
@@ -4821,7 +4680,6 @@
         </w:rPr>
         <w:t>num</w:t>
       </w:r>
-      <w:proofErr w:type="spellEnd"/>
       <w:r>
         <w:rPr>
           <w:rFonts w:ascii="Consolas" w:eastAsia="Times New Roman" w:hAnsi="Consolas" w:cs="Times New Roman"/>
@@ -4862,7 +4720,6 @@
           <w:lang w:eastAsia="en-IN"/>
         </w:rPr>
       </w:pPr>
-      <w:proofErr w:type="gramStart"/>
       <w:r>
         <w:rPr>
           <w:rFonts w:ascii="Consolas" w:eastAsia="Times New Roman" w:hAnsi="Consolas" w:cs="Times New Roman"/>
@@ -4879,7 +4736,6 @@
         </w:rPr>
         <w:t>(</w:t>
       </w:r>
-      <w:proofErr w:type="gramEnd"/>
       <w:r>
         <w:rPr>
           <w:rFonts w:ascii="Consolas" w:eastAsia="Times New Roman" w:hAnsi="Consolas" w:cs="Times New Roman"/>
@@ -4943,6 +4799,7 @@
       <w:r>
         <w:rPr>
           <w:rFonts w:ascii="Consolas" w:eastAsia="Times New Roman" w:hAnsi="Consolas" w:cs="Times New Roman"/>
+          <w:noProof/>
           <w:color w:val="202020"/>
           <w:sz w:val="20"/>
           <w:szCs w:val="20"/>
@@ -5108,7 +4965,6 @@
         </w:rPr>
         <w:t>=</w:t>
       </w:r>
-      <w:proofErr w:type="gramStart"/>
       <w:r>
         <w:rPr>
           <w:rFonts w:ascii="Consolas" w:eastAsia="Times New Roman" w:hAnsi="Consolas" w:cs="Times New Roman"/>
@@ -5125,7 +4981,6 @@
         </w:rPr>
         <w:t>(</w:t>
       </w:r>
-      <w:proofErr w:type="gramEnd"/>
       <w:r>
         <w:rPr>
           <w:rFonts w:ascii="Consolas" w:eastAsia="Times New Roman" w:hAnsi="Consolas" w:cs="Times New Roman"/>
@@ -5186,7 +5041,6 @@
         </w:rPr>
         <w:t>=</w:t>
       </w:r>
-      <w:proofErr w:type="gramStart"/>
       <w:r>
         <w:rPr>
           <w:rFonts w:ascii="Consolas" w:eastAsia="Times New Roman" w:hAnsi="Consolas" w:cs="Times New Roman"/>
@@ -5203,7 +5057,6 @@
         </w:rPr>
         <w:t>(</w:t>
       </w:r>
-      <w:proofErr w:type="gramEnd"/>
       <w:r>
         <w:rPr>
           <w:rFonts w:ascii="Consolas" w:eastAsia="Times New Roman" w:hAnsi="Consolas" w:cs="Times New Roman"/>
@@ -5264,7 +5117,6 @@
         </w:rPr>
         <w:t xml:space="preserve"> </w:t>
       </w:r>
-      <w:proofErr w:type="spellStart"/>
       <w:r>
         <w:rPr>
           <w:rFonts w:ascii="Consolas" w:eastAsia="Times New Roman" w:hAnsi="Consolas" w:cs="Times New Roman"/>
@@ -5273,7 +5125,6 @@
         </w:rPr>
         <w:t>num</w:t>
       </w:r>
-      <w:proofErr w:type="spellEnd"/>
       <w:r>
         <w:rPr>
           <w:rFonts w:ascii="Consolas" w:eastAsia="Times New Roman" w:hAnsi="Consolas" w:cs="Times New Roman"/>
@@ -5298,7 +5149,6 @@
         </w:rPr>
         <w:t xml:space="preserve"> </w:t>
       </w:r>
-      <w:proofErr w:type="gramStart"/>
       <w:r>
         <w:rPr>
           <w:rFonts w:ascii="Consolas" w:eastAsia="Times New Roman" w:hAnsi="Consolas" w:cs="Times New Roman"/>
@@ -5315,7 +5165,6 @@
         </w:rPr>
         <w:t>(</w:t>
       </w:r>
-      <w:proofErr w:type="gramEnd"/>
       <w:r>
         <w:rPr>
           <w:rFonts w:ascii="Consolas" w:eastAsia="Times New Roman" w:hAnsi="Consolas" w:cs="Times New Roman"/>
@@ -5400,7 +5249,6 @@
         </w:rPr>
         <w:t xml:space="preserve"> </w:t>
       </w:r>
-      <w:proofErr w:type="spellStart"/>
       <w:r>
         <w:rPr>
           <w:rFonts w:ascii="Consolas" w:eastAsia="Times New Roman" w:hAnsi="Consolas" w:cs="Times New Roman"/>
@@ -5409,7 +5257,6 @@
         </w:rPr>
         <w:t>num</w:t>
       </w:r>
-      <w:proofErr w:type="spellEnd"/>
       <w:r>
         <w:rPr>
           <w:rFonts w:ascii="Consolas" w:eastAsia="Times New Roman" w:hAnsi="Consolas" w:cs="Times New Roman"/>
@@ -5482,7 +5329,6 @@
         </w:rPr>
         <w:t xml:space="preserve">    </w:t>
       </w:r>
-      <w:proofErr w:type="spellStart"/>
       <w:r>
         <w:rPr>
           <w:rFonts w:ascii="Consolas" w:eastAsia="Times New Roman" w:hAnsi="Consolas" w:cs="Times New Roman"/>
@@ -5491,7 +5337,6 @@
         </w:rPr>
         <w:t>is_prime</w:t>
       </w:r>
-      <w:proofErr w:type="spellEnd"/>
       <w:r>
         <w:rPr>
           <w:rFonts w:ascii="Consolas" w:eastAsia="Times New Roman" w:hAnsi="Consolas" w:cs="Times New Roman"/>
@@ -5552,7 +5397,6 @@
         </w:rPr>
         <w:t xml:space="preserve"> </w:t>
       </w:r>
-      <w:proofErr w:type="spellStart"/>
       <w:r>
         <w:rPr>
           <w:rFonts w:ascii="Consolas" w:eastAsia="Times New Roman" w:hAnsi="Consolas" w:cs="Times New Roman"/>
@@ -5561,7 +5405,6 @@
         </w:rPr>
         <w:t>i</w:t>
       </w:r>
-      <w:proofErr w:type="spellEnd"/>
       <w:r>
         <w:rPr>
           <w:rFonts w:ascii="Consolas" w:eastAsia="Times New Roman" w:hAnsi="Consolas" w:cs="Times New Roman"/>
@@ -5586,7 +5429,6 @@
         </w:rPr>
         <w:t xml:space="preserve"> </w:t>
       </w:r>
-      <w:proofErr w:type="gramStart"/>
       <w:r>
         <w:rPr>
           <w:rFonts w:ascii="Consolas" w:eastAsia="Times New Roman" w:hAnsi="Consolas" w:cs="Times New Roman"/>
@@ -5603,7 +5445,6 @@
         </w:rPr>
         <w:t>(</w:t>
       </w:r>
-      <w:proofErr w:type="gramEnd"/>
       <w:r>
         <w:rPr>
           <w:rFonts w:ascii="Consolas" w:eastAsia="Times New Roman" w:hAnsi="Consolas" w:cs="Times New Roman"/>
@@ -5636,7 +5477,6 @@
         </w:rPr>
         <w:t>(</w:t>
       </w:r>
-      <w:proofErr w:type="spellStart"/>
       <w:r>
         <w:rPr>
           <w:rFonts w:ascii="Consolas" w:eastAsia="Times New Roman" w:hAnsi="Consolas" w:cs="Times New Roman"/>
@@ -5645,7 +5485,6 @@
         </w:rPr>
         <w:t>num</w:t>
       </w:r>
-      <w:proofErr w:type="spellEnd"/>
       <w:r>
         <w:rPr>
           <w:rFonts w:ascii="Consolas" w:eastAsia="Times New Roman" w:hAnsi="Consolas" w:cs="Times New Roman"/>
@@ -5746,7 +5585,6 @@
         </w:rPr>
         <w:t xml:space="preserve"> </w:t>
       </w:r>
-      <w:proofErr w:type="spellStart"/>
       <w:r>
         <w:rPr>
           <w:rFonts w:ascii="Consolas" w:eastAsia="Times New Roman" w:hAnsi="Consolas" w:cs="Times New Roman"/>
@@ -5771,7 +5609,6 @@
         </w:rPr>
         <w:t>i</w:t>
       </w:r>
-      <w:proofErr w:type="spellEnd"/>
       <w:r>
         <w:rPr>
           <w:rFonts w:ascii="Consolas" w:eastAsia="Times New Roman" w:hAnsi="Consolas" w:cs="Times New Roman"/>
@@ -5816,7 +5653,6 @@
         </w:rPr>
         <w:t xml:space="preserve">            </w:t>
       </w:r>
-      <w:proofErr w:type="spellStart"/>
       <w:r>
         <w:rPr>
           <w:rFonts w:ascii="Consolas" w:eastAsia="Times New Roman" w:hAnsi="Consolas" w:cs="Times New Roman"/>
@@ -5825,7 +5661,6 @@
         </w:rPr>
         <w:t>is_prime</w:t>
       </w:r>
-      <w:proofErr w:type="spellEnd"/>
       <w:r>
         <w:rPr>
           <w:rFonts w:ascii="Consolas" w:eastAsia="Times New Roman" w:hAnsi="Consolas" w:cs="Times New Roman"/>
@@ -5906,7 +5741,6 @@
         </w:rPr>
         <w:t xml:space="preserve"> </w:t>
       </w:r>
-      <w:proofErr w:type="spellStart"/>
       <w:r>
         <w:rPr>
           <w:rFonts w:ascii="Consolas" w:eastAsia="Times New Roman" w:hAnsi="Consolas" w:cs="Times New Roman"/>
@@ -5915,7 +5749,6 @@
         </w:rPr>
         <w:t>is_prime</w:t>
       </w:r>
-      <w:proofErr w:type="spellEnd"/>
       <w:r>
         <w:rPr>
           <w:rFonts w:ascii="Consolas" w:eastAsia="Times New Roman" w:hAnsi="Consolas" w:cs="Times New Roman"/>
@@ -5960,7 +5793,6 @@
         </w:rPr>
         <w:t>(</w:t>
       </w:r>
-      <w:proofErr w:type="spellStart"/>
       <w:r>
         <w:rPr>
           <w:rFonts w:ascii="Consolas" w:eastAsia="Times New Roman" w:hAnsi="Consolas" w:cs="Times New Roman"/>
@@ -5969,7 +5801,6 @@
         </w:rPr>
         <w:t>num</w:t>
       </w:r>
-      <w:proofErr w:type="spellEnd"/>
       <w:r>
         <w:rPr>
           <w:rFonts w:ascii="Consolas" w:eastAsia="Times New Roman" w:hAnsi="Consolas" w:cs="Times New Roman"/>
@@ -5995,6 +5826,7 @@
       <w:r>
         <w:rPr>
           <w:rFonts w:ascii="Consolas" w:eastAsia="Times New Roman" w:hAnsi="Consolas" w:cs="Times New Roman"/>
+          <w:noProof/>
           <w:color w:val="202020"/>
           <w:sz w:val="20"/>
           <w:szCs w:val="20"/>
@@ -6173,7 +6005,6 @@
         </w:rPr>
         <w:t xml:space="preserve"> </w:t>
       </w:r>
-      <w:proofErr w:type="spellStart"/>
       <w:r>
         <w:rPr>
           <w:rFonts w:ascii="Consolas" w:eastAsia="Times New Roman" w:hAnsi="Consolas" w:cs="Times New Roman"/>
@@ -6182,7 +6013,6 @@
         </w:rPr>
         <w:t>functools</w:t>
       </w:r>
-      <w:proofErr w:type="spellEnd"/>
       <w:r>
         <w:rPr>
           <w:rFonts w:ascii="Consolas" w:eastAsia="Times New Roman" w:hAnsi="Consolas" w:cs="Times New Roman"/>
@@ -6251,7 +6081,6 @@
         </w:rPr>
         <w:t>=</w:t>
       </w:r>
-      <w:proofErr w:type="gramStart"/>
       <w:r>
         <w:rPr>
           <w:rFonts w:ascii="Consolas" w:eastAsia="Times New Roman" w:hAnsi="Consolas" w:cs="Times New Roman"/>
@@ -6268,7 +6097,6 @@
         </w:rPr>
         <w:t>(</w:t>
       </w:r>
-      <w:proofErr w:type="gramEnd"/>
       <w:r>
         <w:rPr>
           <w:rFonts w:ascii="Consolas" w:eastAsia="Times New Roman" w:hAnsi="Consolas" w:cs="Times New Roman"/>
@@ -6357,7 +6185,6 @@
         </w:rPr>
         <w:t xml:space="preserve"> </w:t>
       </w:r>
-      <w:proofErr w:type="spellStart"/>
       <w:r>
         <w:rPr>
           <w:rFonts w:ascii="Consolas" w:eastAsia="Times New Roman" w:hAnsi="Consolas" w:cs="Times New Roman"/>
@@ -6382,7 +6209,6 @@
         </w:rPr>
         <w:t>y</w:t>
       </w:r>
-      <w:proofErr w:type="spellEnd"/>
       <w:r>
         <w:rPr>
           <w:rFonts w:ascii="Consolas" w:eastAsia="Times New Roman" w:hAnsi="Consolas" w:cs="Times New Roman"/>
@@ -6564,6 +6390,7 @@
           <w:rFonts w:ascii="Times New Roman" w:hAnsi="Times New Roman" w:cs="Times New Roman"/>
           <w:b/>
           <w:bCs/>
+          <w:noProof/>
           <w:sz w:val="24"/>
           <w:szCs w:val="24"/>
         </w:rPr>
@@ -6727,7 +6554,6 @@
         </w:rPr>
         <w:t>=</w:t>
       </w:r>
-      <w:proofErr w:type="gramStart"/>
       <w:r>
         <w:rPr>
           <w:rFonts w:ascii="Consolas" w:eastAsia="Times New Roman" w:hAnsi="Consolas" w:cs="Times New Roman"/>
@@ -6744,7 +6570,6 @@
         </w:rPr>
         <w:t>(</w:t>
       </w:r>
-      <w:proofErr w:type="gramEnd"/>
       <w:r>
         <w:rPr>
           <w:rFonts w:ascii="Consolas" w:eastAsia="Times New Roman" w:hAnsi="Consolas" w:cs="Times New Roman"/>
@@ -6761,7 +6586,6 @@
         </w:rPr>
         <w:t>(</w:t>
       </w:r>
-      <w:proofErr w:type="spellStart"/>
       <w:r>
         <w:rPr>
           <w:rFonts w:ascii="Consolas" w:eastAsia="Times New Roman" w:hAnsi="Consolas" w:cs="Times New Roman"/>
@@ -6786,7 +6610,6 @@
         </w:rPr>
         <w:t>input</w:t>
       </w:r>
-      <w:proofErr w:type="spellEnd"/>
       <w:r>
         <w:rPr>
           <w:rFonts w:ascii="Consolas" w:eastAsia="Times New Roman" w:hAnsi="Consolas" w:cs="Times New Roman"/>
@@ -6823,7 +6646,6 @@
           <w:lang w:eastAsia="en-IN"/>
         </w:rPr>
       </w:pPr>
-      <w:proofErr w:type="gramStart"/>
       <w:r>
         <w:rPr>
           <w:rFonts w:ascii="Consolas" w:eastAsia="Times New Roman" w:hAnsi="Consolas" w:cs="Times New Roman"/>
@@ -6840,7 +6662,6 @@
         </w:rPr>
         <w:t>(</w:t>
       </w:r>
-      <w:proofErr w:type="gramEnd"/>
       <w:r>
         <w:rPr>
           <w:rFonts w:ascii="Consolas" w:eastAsia="Times New Roman" w:hAnsi="Consolas" w:cs="Times New Roman"/>
@@ -6900,6 +6721,7 @@
       <w:r>
         <w:rPr>
           <w:rFonts w:ascii="Consolas" w:eastAsia="Times New Roman" w:hAnsi="Consolas" w:cs="Times New Roman"/>
+          <w:noProof/>
           <w:color w:val="202020"/>
           <w:lang w:eastAsia="en-IN"/>
         </w:rPr>
@@ -7240,43 +7062,7 @@
           <w:color w:val="6E7781"/>
           <w:lang w:eastAsia="en-IN"/>
         </w:rPr>
-        <w:t xml:space="preserve"># for </w:t>
-      </w:r>
-      <w:proofErr w:type="spellStart"/>
-      <w:r>
-        <w:rPr>
-          <w:rFonts w:ascii="Consolas" w:eastAsia="Times New Roman" w:hAnsi="Consolas" w:cs="Times New Roman"/>
-          <w:color w:val="6E7781"/>
-          <w:lang w:eastAsia="en-IN"/>
-        </w:rPr>
-        <w:t>i</w:t>
-      </w:r>
-      <w:proofErr w:type="spellEnd"/>
-      <w:r>
-        <w:rPr>
-          <w:rFonts w:ascii="Consolas" w:eastAsia="Times New Roman" w:hAnsi="Consolas" w:cs="Times New Roman"/>
-          <w:color w:val="6E7781"/>
-          <w:lang w:eastAsia="en-IN"/>
-        </w:rPr>
-        <w:t xml:space="preserve"> in </w:t>
-      </w:r>
-      <w:proofErr w:type="gramStart"/>
-      <w:r>
-        <w:rPr>
-          <w:rFonts w:ascii="Consolas" w:eastAsia="Times New Roman" w:hAnsi="Consolas" w:cs="Times New Roman"/>
-          <w:color w:val="6E7781"/>
-          <w:lang w:eastAsia="en-IN"/>
-        </w:rPr>
-        <w:t>range(</w:t>
-      </w:r>
-      <w:proofErr w:type="gramEnd"/>
-      <w:r>
-        <w:rPr>
-          <w:rFonts w:ascii="Consolas" w:eastAsia="Times New Roman" w:hAnsi="Consolas" w:cs="Times New Roman"/>
-          <w:color w:val="6E7781"/>
-          <w:lang w:eastAsia="en-IN"/>
-        </w:rPr>
-        <w:t>5,0,-1):</w:t>
+        <w:t># for i in range(5,0,-1):</w:t>
       </w:r>
     </w:p>
     <w:p>
@@ -7295,25 +7081,7 @@
           <w:color w:val="6E7781"/>
           <w:lang w:eastAsia="en-IN"/>
         </w:rPr>
-        <w:t>#     for j in range(i,</w:t>
-      </w:r>
-      <w:proofErr w:type="gramStart"/>
-      <w:r>
-        <w:rPr>
-          <w:rFonts w:ascii="Consolas" w:eastAsia="Times New Roman" w:hAnsi="Consolas" w:cs="Times New Roman"/>
-          <w:color w:val="6E7781"/>
-          <w:lang w:eastAsia="en-IN"/>
-        </w:rPr>
-        <w:t>0,-</w:t>
-      </w:r>
-      <w:proofErr w:type="gramEnd"/>
-      <w:r>
-        <w:rPr>
-          <w:rFonts w:ascii="Consolas" w:eastAsia="Times New Roman" w:hAnsi="Consolas" w:cs="Times New Roman"/>
-          <w:color w:val="6E7781"/>
-          <w:lang w:eastAsia="en-IN"/>
-        </w:rPr>
-        <w:t>1):</w:t>
+        <w:t>#     for j in range(i,0,-1):</w:t>
       </w:r>
     </w:p>
     <w:p>
@@ -7332,25 +7100,7 @@
           <w:color w:val="6E7781"/>
           <w:lang w:eastAsia="en-IN"/>
         </w:rPr>
-        <w:t xml:space="preserve">#         </w:t>
-      </w:r>
-      <w:proofErr w:type="gramStart"/>
-      <w:r>
-        <w:rPr>
-          <w:rFonts w:ascii="Consolas" w:eastAsia="Times New Roman" w:hAnsi="Consolas" w:cs="Times New Roman"/>
-          <w:color w:val="6E7781"/>
-          <w:lang w:eastAsia="en-IN"/>
-        </w:rPr>
-        <w:t>print(</w:t>
-      </w:r>
-      <w:proofErr w:type="gramEnd"/>
-      <w:r>
-        <w:rPr>
-          <w:rFonts w:ascii="Consolas" w:eastAsia="Times New Roman" w:hAnsi="Consolas" w:cs="Times New Roman"/>
-          <w:color w:val="6E7781"/>
-          <w:lang w:eastAsia="en-IN"/>
-        </w:rPr>
-        <w:t>j, end=" ")</w:t>
+        <w:t>#         print(j, end=" ")</w:t>
       </w:r>
     </w:p>
     <w:p>
@@ -7369,25 +7119,7 @@
           <w:color w:val="6E7781"/>
           <w:lang w:eastAsia="en-IN"/>
         </w:rPr>
-        <w:t xml:space="preserve">#     </w:t>
-      </w:r>
-      <w:proofErr w:type="gramStart"/>
-      <w:r>
-        <w:rPr>
-          <w:rFonts w:ascii="Consolas" w:eastAsia="Times New Roman" w:hAnsi="Consolas" w:cs="Times New Roman"/>
-          <w:color w:val="6E7781"/>
-          <w:lang w:eastAsia="en-IN"/>
-        </w:rPr>
-        <w:t>print(</w:t>
-      </w:r>
-      <w:proofErr w:type="gramEnd"/>
-      <w:r>
-        <w:rPr>
-          <w:rFonts w:ascii="Consolas" w:eastAsia="Times New Roman" w:hAnsi="Consolas" w:cs="Times New Roman"/>
-          <w:color w:val="6E7781"/>
-          <w:lang w:eastAsia="en-IN"/>
-        </w:rPr>
-        <w:t>)</w:t>
+        <w:t>#     print()</w:t>
       </w:r>
     </w:p>
     <w:p>
@@ -7427,7 +7159,6 @@
         </w:rPr>
         <w:t xml:space="preserve"> </w:t>
       </w:r>
-      <w:proofErr w:type="spellStart"/>
       <w:r>
         <w:rPr>
           <w:rFonts w:ascii="Consolas" w:eastAsia="Times New Roman" w:hAnsi="Consolas" w:cs="Times New Roman"/>
@@ -7436,7 +7167,6 @@
         </w:rPr>
         <w:t>i</w:t>
       </w:r>
-      <w:proofErr w:type="spellEnd"/>
       <w:r>
         <w:rPr>
           <w:rFonts w:ascii="Consolas" w:eastAsia="Times New Roman" w:hAnsi="Consolas" w:cs="Times New Roman"/>
@@ -7461,7 +7191,6 @@
         </w:rPr>
         <w:t xml:space="preserve"> </w:t>
       </w:r>
-      <w:proofErr w:type="gramStart"/>
       <w:r>
         <w:rPr>
           <w:rFonts w:ascii="Consolas" w:eastAsia="Times New Roman" w:hAnsi="Consolas" w:cs="Times New Roman"/>
@@ -7478,7 +7207,6 @@
         </w:rPr>
         <w:t>(</w:t>
       </w:r>
-      <w:proofErr w:type="gramEnd"/>
       <w:r>
         <w:rPr>
           <w:rFonts w:ascii="Consolas" w:eastAsia="Times New Roman" w:hAnsi="Consolas" w:cs="Times New Roman"/>
@@ -7602,7 +7330,6 @@
         </w:rPr>
         <w:t>,</w:t>
       </w:r>
-      <w:proofErr w:type="gramStart"/>
       <w:r>
         <w:rPr>
           <w:rFonts w:ascii="Consolas" w:eastAsia="Times New Roman" w:hAnsi="Consolas" w:cs="Times New Roman"/>
@@ -7627,7 +7354,6 @@
         </w:rPr>
         <w:t>-</w:t>
       </w:r>
-      <w:proofErr w:type="gramEnd"/>
       <w:r>
         <w:rPr>
           <w:rFonts w:ascii="Consolas" w:eastAsia="Times New Roman" w:hAnsi="Consolas" w:cs="Times New Roman"/>
@@ -7660,6 +7386,7 @@
       <w:r>
         <w:rPr>
           <w:rFonts w:ascii="Consolas" w:eastAsia="Times New Roman" w:hAnsi="Consolas" w:cs="Times New Roman"/>
+          <w:noProof/>
           <w:color w:val="202020"/>
           <w:sz w:val="20"/>
           <w:szCs w:val="20"/>
@@ -8042,7 +7769,6 @@
         </w:rPr>
         <w:t xml:space="preserve"> </w:t>
       </w:r>
-      <w:proofErr w:type="spellStart"/>
       <w:r>
         <w:rPr>
           <w:rFonts w:ascii="Consolas" w:eastAsia="Times New Roman" w:hAnsi="Consolas" w:cs="Times New Roman"/>
@@ -8051,7 +7777,6 @@
         </w:rPr>
         <w:t>i</w:t>
       </w:r>
-      <w:proofErr w:type="spellEnd"/>
       <w:r>
         <w:rPr>
           <w:rFonts w:ascii="Consolas" w:eastAsia="Times New Roman" w:hAnsi="Consolas" w:cs="Times New Roman"/>
@@ -8076,7 +7801,6 @@
         </w:rPr>
         <w:t xml:space="preserve"> </w:t>
       </w:r>
-      <w:proofErr w:type="gramStart"/>
       <w:r>
         <w:rPr>
           <w:rFonts w:ascii="Consolas" w:eastAsia="Times New Roman" w:hAnsi="Consolas" w:cs="Times New Roman"/>
@@ -8093,7 +7817,6 @@
         </w:rPr>
         <w:t>(</w:t>
       </w:r>
-      <w:proofErr w:type="gramEnd"/>
       <w:r>
         <w:rPr>
           <w:rFonts w:ascii="Consolas" w:eastAsia="Times New Roman" w:hAnsi="Consolas" w:cs="Times New Roman"/>
@@ -8146,7 +7869,6 @@
         </w:rPr>
         <w:t xml:space="preserve">        </w:t>
       </w:r>
-      <w:proofErr w:type="gramStart"/>
       <w:r>
         <w:rPr>
           <w:rFonts w:ascii="Consolas" w:eastAsia="Times New Roman" w:hAnsi="Consolas" w:cs="Times New Roman"/>
@@ -8161,16 +7883,7 @@
           <w:color w:val="202020"/>
           <w:lang w:eastAsia="en-IN"/>
         </w:rPr>
-        <w:t>(</w:t>
-      </w:r>
-      <w:proofErr w:type="gramEnd"/>
-      <w:r>
-        <w:rPr>
-          <w:rFonts w:ascii="Consolas" w:eastAsia="Times New Roman" w:hAnsi="Consolas" w:cs="Times New Roman"/>
-          <w:color w:val="202020"/>
-          <w:lang w:eastAsia="en-IN"/>
-        </w:rPr>
-        <w:t>)</w:t>
+        <w:t>()</w:t>
       </w:r>
     </w:p>
     <w:p>
@@ -8209,7 +7922,6 @@
         </w:rPr>
         <w:t xml:space="preserve"> </w:t>
       </w:r>
-      <w:proofErr w:type="spellStart"/>
       <w:r>
         <w:rPr>
           <w:rFonts w:ascii="Consolas" w:eastAsia="Times New Roman" w:hAnsi="Consolas" w:cs="Times New Roman"/>
@@ -8218,7 +7930,6 @@
         </w:rPr>
         <w:t>i</w:t>
       </w:r>
-      <w:proofErr w:type="spellEnd"/>
       <w:r>
         <w:rPr>
           <w:rFonts w:ascii="Consolas" w:eastAsia="Times New Roman" w:hAnsi="Consolas" w:cs="Times New Roman"/>
@@ -8311,7 +8022,6 @@
         </w:rPr>
         <w:t xml:space="preserve"> </w:t>
       </w:r>
-      <w:proofErr w:type="gramStart"/>
       <w:r>
         <w:rPr>
           <w:rFonts w:ascii="Consolas" w:eastAsia="Times New Roman" w:hAnsi="Consolas" w:cs="Times New Roman"/>
@@ -8328,7 +8038,6 @@
         </w:rPr>
         <w:t>(</w:t>
       </w:r>
-      <w:proofErr w:type="gramEnd"/>
       <w:r>
         <w:rPr>
           <w:rFonts w:ascii="Consolas" w:eastAsia="Times New Roman" w:hAnsi="Consolas" w:cs="Times New Roman"/>
@@ -8397,7 +8106,6 @@
         </w:rPr>
         <w:t>                                     </w:t>
       </w:r>
-      <w:proofErr w:type="gramStart"/>
       <w:r>
         <w:rPr>
           <w:rFonts w:ascii="Consolas" w:eastAsia="Times New Roman" w:hAnsi="Consolas" w:cs="Times New Roman"/>
@@ -8414,7 +8122,6 @@
         </w:rPr>
         <w:t>(</w:t>
       </w:r>
-      <w:proofErr w:type="gramEnd"/>
       <w:r>
         <w:rPr>
           <w:rFonts w:ascii="Consolas" w:eastAsia="Times New Roman" w:hAnsi="Consolas" w:cs="Times New Roman"/>
@@ -8635,7 +8342,6 @@
         </w:rPr>
         <w:t xml:space="preserve">                                  </w:t>
       </w:r>
-      <w:proofErr w:type="gramStart"/>
       <w:r>
         <w:rPr>
           <w:rFonts w:ascii="Consolas" w:eastAsia="Times New Roman" w:hAnsi="Consolas" w:cs="Times New Roman"/>
@@ -8652,7 +8358,6 @@
         </w:rPr>
         <w:t>(</w:t>
       </w:r>
-      <w:proofErr w:type="gramEnd"/>
       <w:r>
         <w:rPr>
           <w:rFonts w:ascii="Consolas" w:eastAsia="Times New Roman" w:hAnsi="Consolas" w:cs="Times New Roman"/>
@@ -8764,6 +8469,7 @@
       <w:r>
         <w:rPr>
           <w:rFonts w:ascii="Consolas" w:eastAsia="Times New Roman" w:hAnsi="Consolas" w:cs="Times New Roman"/>
+          <w:noProof/>
           <w:color w:val="202020"/>
           <w:sz w:val="20"/>
           <w:szCs w:val="20"/>
@@ -8933,7 +8639,6 @@
         </w:rPr>
         <w:t xml:space="preserve"> </w:t>
       </w:r>
-      <w:proofErr w:type="spellStart"/>
       <w:r>
         <w:rPr>
           <w:rFonts w:ascii="Consolas" w:eastAsia="Times New Roman" w:hAnsi="Consolas" w:cs="Times New Roman"/>
@@ -8942,7 +8647,6 @@
         </w:rPr>
         <w:t>i</w:t>
       </w:r>
-      <w:proofErr w:type="spellEnd"/>
       <w:r>
         <w:rPr>
           <w:rFonts w:ascii="Consolas" w:eastAsia="Times New Roman" w:hAnsi="Consolas" w:cs="Times New Roman"/>
@@ -8983,7 +8687,6 @@
         </w:rPr>
         <w:t>(</w:t>
       </w:r>
-      <w:proofErr w:type="spellStart"/>
       <w:r>
         <w:rPr>
           <w:rFonts w:ascii="Consolas" w:eastAsia="Times New Roman" w:hAnsi="Consolas" w:cs="Times New Roman"/>
@@ -8992,7 +8695,6 @@
         </w:rPr>
         <w:t>len</w:t>
       </w:r>
-      <w:proofErr w:type="spellEnd"/>
       <w:r>
         <w:rPr>
           <w:rFonts w:ascii="Consolas" w:eastAsia="Times New Roman" w:hAnsi="Consolas" w:cs="Times New Roman"/>
@@ -9151,7 +8853,6 @@
         </w:rPr>
         <w:t>[</w:t>
       </w:r>
-      <w:proofErr w:type="spellStart"/>
       <w:r>
         <w:rPr>
           <w:rFonts w:ascii="Consolas" w:eastAsia="Times New Roman" w:hAnsi="Consolas" w:cs="Times New Roman"/>
@@ -9160,7 +8861,6 @@
         </w:rPr>
         <w:t>i</w:t>
       </w:r>
-      <w:proofErr w:type="spellEnd"/>
       <w:r>
         <w:rPr>
           <w:rFonts w:ascii="Consolas" w:eastAsia="Times New Roman" w:hAnsi="Consolas" w:cs="Times New Roman"/>
@@ -9204,6 +8904,7 @@
           <w:rFonts w:ascii="Times New Roman" w:hAnsi="Times New Roman" w:cs="Times New Roman"/>
           <w:b/>
           <w:bCs/>
+          <w:noProof/>
           <w:sz w:val="24"/>
           <w:szCs w:val="24"/>
         </w:rPr>
@@ -9289,27 +8990,7 @@
           <w:sz w:val="24"/>
           <w:szCs w:val="24"/>
         </w:rPr>
-        <w:t>Write a program to accept a string from the user and display characters that are present at even index</w:t>
-      </w:r>
-      <w:r>
-        <w:rPr>
-          <w:rFonts w:ascii="Times New Roman" w:hAnsi="Times New Roman" w:cs="Times New Roman"/>
-          <w:b/>
-          <w:bCs/>
-          <w:sz w:val="24"/>
-          <w:szCs w:val="24"/>
-        </w:rPr>
-        <w:t xml:space="preserve"> </w:t>
-      </w:r>
-      <w:r>
-        <w:rPr>
-          <w:rFonts w:ascii="Times New Roman" w:hAnsi="Times New Roman" w:cs="Times New Roman"/>
-          <w:b/>
-          <w:bCs/>
-          <w:sz w:val="24"/>
-          <w:szCs w:val="24"/>
-        </w:rPr>
-        <w:t>numbers.</w:t>
+        <w:t>Write a program to accept a string from the user and display characters that are present at even index numbers.</w:t>
       </w:r>
     </w:p>
     <w:p>
@@ -9378,7 +9059,6 @@
         </w:rPr>
         <w:t xml:space="preserve"> </w:t>
       </w:r>
-      <w:proofErr w:type="gramStart"/>
       <w:r>
         <w:rPr>
           <w:rFonts w:ascii="Consolas" w:eastAsia="Times New Roman" w:hAnsi="Consolas" w:cs="Times New Roman"/>
@@ -9395,7 +9075,6 @@
         </w:rPr>
         <w:t>(</w:t>
       </w:r>
-      <w:proofErr w:type="gramEnd"/>
       <w:r>
         <w:rPr>
           <w:rFonts w:ascii="Consolas" w:eastAsia="Times New Roman" w:hAnsi="Consolas" w:cs="Times New Roman"/>
@@ -9439,7 +9118,6 @@
         </w:rPr>
         <w:t xml:space="preserve"> </w:t>
       </w:r>
-      <w:proofErr w:type="spellStart"/>
       <w:r>
         <w:rPr>
           <w:rFonts w:ascii="Consolas" w:eastAsia="Times New Roman" w:hAnsi="Consolas" w:cs="Times New Roman"/>
@@ -9448,7 +9126,6 @@
         </w:rPr>
         <w:t>i</w:t>
       </w:r>
-      <w:proofErr w:type="spellEnd"/>
       <w:r>
         <w:rPr>
           <w:rFonts w:ascii="Consolas" w:eastAsia="Times New Roman" w:hAnsi="Consolas" w:cs="Times New Roman"/>
@@ -9489,7 +9166,6 @@
         </w:rPr>
         <w:t>(</w:t>
       </w:r>
-      <w:proofErr w:type="spellStart"/>
       <w:r>
         <w:rPr>
           <w:rFonts w:ascii="Consolas" w:eastAsia="Times New Roman" w:hAnsi="Consolas" w:cs="Times New Roman"/>
@@ -9498,7 +9174,6 @@
         </w:rPr>
         <w:t>len</w:t>
       </w:r>
-      <w:proofErr w:type="spellEnd"/>
       <w:r>
         <w:rPr>
           <w:rFonts w:ascii="Consolas" w:eastAsia="Times New Roman" w:hAnsi="Consolas" w:cs="Times New Roman"/>
@@ -9657,7 +9332,6 @@
         </w:rPr>
         <w:t>[</w:t>
       </w:r>
-      <w:proofErr w:type="spellStart"/>
       <w:r>
         <w:rPr>
           <w:rFonts w:ascii="Consolas" w:eastAsia="Times New Roman" w:hAnsi="Consolas" w:cs="Times New Roman"/>
@@ -9666,7 +9340,6 @@
         </w:rPr>
         <w:t>i</w:t>
       </w:r>
-      <w:proofErr w:type="spellEnd"/>
       <w:r>
         <w:rPr>
           <w:rFonts w:ascii="Consolas" w:eastAsia="Times New Roman" w:hAnsi="Consolas" w:cs="Times New Roman"/>
@@ -9695,6 +9368,7 @@
           <w:rFonts w:ascii="Times New Roman" w:hAnsi="Times New Roman" w:cs="Times New Roman"/>
           <w:b/>
           <w:bCs/>
+          <w:noProof/>
           <w:sz w:val="32"/>
           <w:szCs w:val="32"/>
         </w:rPr>
@@ -9804,86 +9478,8 @@
           <w:sz w:val="24"/>
           <w:szCs w:val="24"/>
         </w:rPr>
-        <w:t xml:space="preserve">Write a program to remove characters from a string starting from the nth position to the last and return a new string. Example: </w:t>
-      </w:r>
-      <w:proofErr w:type="spellStart"/>
-      <w:r>
-        <w:rPr>
-          <w:rFonts w:ascii="Times New Roman" w:hAnsi="Times New Roman" w:cs="Times New Roman"/>
-          <w:b/>
-          <w:bCs/>
-          <w:sz w:val="24"/>
-          <w:szCs w:val="24"/>
-        </w:rPr>
-        <w:t>remove_</w:t>
-      </w:r>
-      <w:proofErr w:type="gramStart"/>
-      <w:r>
-        <w:rPr>
-          <w:rFonts w:ascii="Times New Roman" w:hAnsi="Times New Roman" w:cs="Times New Roman"/>
-          <w:b/>
-          <w:bCs/>
-          <w:sz w:val="24"/>
-          <w:szCs w:val="24"/>
-        </w:rPr>
-        <w:t>chars</w:t>
-      </w:r>
-      <w:proofErr w:type="spellEnd"/>
-      <w:r>
-        <w:rPr>
-          <w:rFonts w:ascii="Times New Roman" w:hAnsi="Times New Roman" w:cs="Times New Roman"/>
-          <w:b/>
-          <w:bCs/>
-          <w:sz w:val="24"/>
-          <w:szCs w:val="24"/>
-        </w:rPr>
-        <w:t>(</w:t>
-      </w:r>
-      <w:proofErr w:type="gramEnd"/>
-      <w:r>
-        <w:rPr>
-          <w:rFonts w:ascii="Times New Roman" w:hAnsi="Times New Roman" w:cs="Times New Roman"/>
-          <w:b/>
-          <w:bCs/>
-          <w:sz w:val="24"/>
-          <w:szCs w:val="24"/>
-        </w:rPr>
-        <w:t>”</w:t>
-      </w:r>
-      <w:proofErr w:type="spellStart"/>
-      <w:r>
-        <w:rPr>
-          <w:rFonts w:ascii="Times New Roman" w:hAnsi="Times New Roman" w:cs="Times New Roman"/>
-          <w:b/>
-          <w:bCs/>
-          <w:sz w:val="24"/>
-          <w:szCs w:val="24"/>
-        </w:rPr>
-        <w:t>aligarh</w:t>
-      </w:r>
-      <w:proofErr w:type="spellEnd"/>
-      <w:r>
-        <w:rPr>
-          <w:rFonts w:ascii="Times New Roman" w:hAnsi="Times New Roman" w:cs="Times New Roman"/>
-          <w:b/>
-          <w:bCs/>
-          <w:sz w:val="24"/>
-          <w:szCs w:val="24"/>
-        </w:rPr>
-        <w:t xml:space="preserve">”, 3) should output </w:t>
-      </w:r>
-      <w:proofErr w:type="spellStart"/>
-      <w:r>
-        <w:rPr>
-          <w:rFonts w:ascii="Times New Roman" w:hAnsi="Times New Roman" w:cs="Times New Roman"/>
-          <w:b/>
-          <w:bCs/>
-          <w:sz w:val="24"/>
-          <w:szCs w:val="24"/>
-        </w:rPr>
-        <w:t>ali</w:t>
-      </w:r>
-      <w:proofErr w:type="spellEnd"/>
+        <w:t>Write a program to remove characters from a string starting from the nth position to the last and return a new string. Example: remove_chars(”aligarh”, 3) should output ali</w:t>
+      </w:r>
       <w:r>
         <w:rPr>
           <w:rFonts w:ascii="Times New Roman" w:hAnsi="Times New Roman" w:cs="Times New Roman"/>
@@ -9962,7 +9558,6 @@
         </w:rPr>
         <w:t xml:space="preserve"> </w:t>
       </w:r>
-      <w:proofErr w:type="spellStart"/>
       <w:r>
         <w:rPr>
           <w:rFonts w:ascii="Consolas" w:eastAsia="Times New Roman" w:hAnsi="Consolas" w:cs="Times New Roman"/>
@@ -9971,7 +9566,6 @@
         </w:rPr>
         <w:t>remove_chars</w:t>
       </w:r>
-      <w:proofErr w:type="spellEnd"/>
       <w:r>
         <w:rPr>
           <w:rFonts w:ascii="Consolas" w:eastAsia="Times New Roman" w:hAnsi="Consolas" w:cs="Times New Roman"/>
@@ -9980,8 +9574,6 @@
         </w:rPr>
         <w:t>(</w:t>
       </w:r>
-      <w:proofErr w:type="spellStart"/>
-      <w:proofErr w:type="gramStart"/>
       <w:r>
         <w:rPr>
           <w:rFonts w:ascii="Consolas" w:eastAsia="Times New Roman" w:hAnsi="Consolas" w:cs="Times New Roman"/>
@@ -10006,8 +9598,6 @@
         </w:rPr>
         <w:t>num</w:t>
       </w:r>
-      <w:proofErr w:type="spellEnd"/>
-      <w:proofErr w:type="gramEnd"/>
       <w:r>
         <w:rPr>
           <w:rFonts w:ascii="Consolas" w:eastAsia="Times New Roman" w:hAnsi="Consolas" w:cs="Times New Roman"/>
@@ -10048,7 +9638,6 @@
         </w:rPr>
         <w:t>[:</w:t>
       </w:r>
-      <w:proofErr w:type="spellStart"/>
       <w:r>
         <w:rPr>
           <w:rFonts w:ascii="Consolas" w:eastAsia="Times New Roman" w:hAnsi="Consolas" w:cs="Times New Roman"/>
@@ -10057,7 +9646,6 @@
         </w:rPr>
         <w:t>num</w:t>
       </w:r>
-      <w:proofErr w:type="spellEnd"/>
       <w:r>
         <w:rPr>
           <w:rFonts w:ascii="Consolas" w:eastAsia="Times New Roman" w:hAnsi="Consolas" w:cs="Times New Roman"/>
@@ -10102,7 +9690,6 @@
         </w:rPr>
         <w:t xml:space="preserve"> </w:t>
       </w:r>
-      <w:proofErr w:type="gramStart"/>
       <w:r>
         <w:rPr>
           <w:rFonts w:ascii="Consolas" w:eastAsia="Times New Roman" w:hAnsi="Consolas" w:cs="Times New Roman"/>
@@ -10119,7 +9706,6 @@
         </w:rPr>
         <w:t>(</w:t>
       </w:r>
-      <w:proofErr w:type="gramEnd"/>
       <w:r>
         <w:rPr>
           <w:rFonts w:ascii="Consolas" w:eastAsia="Times New Roman" w:hAnsi="Consolas" w:cs="Times New Roman"/>
@@ -10148,7 +9734,6 @@
           <w:lang w:eastAsia="en-IN"/>
         </w:rPr>
       </w:pPr>
-      <w:proofErr w:type="spellStart"/>
       <w:r>
         <w:rPr>
           <w:rFonts w:ascii="Consolas" w:eastAsia="Times New Roman" w:hAnsi="Consolas" w:cs="Times New Roman"/>
@@ -10157,7 +9742,6 @@
         </w:rPr>
         <w:t>num</w:t>
       </w:r>
-      <w:proofErr w:type="spellEnd"/>
       <w:r>
         <w:rPr>
           <w:rFonts w:ascii="Consolas" w:eastAsia="Times New Roman" w:hAnsi="Consolas" w:cs="Times New Roman"/>
@@ -10166,7 +9750,6 @@
         </w:rPr>
         <w:t>=</w:t>
       </w:r>
-      <w:proofErr w:type="gramStart"/>
       <w:r>
         <w:rPr>
           <w:rFonts w:ascii="Consolas" w:eastAsia="Times New Roman" w:hAnsi="Consolas" w:cs="Times New Roman"/>
@@ -10183,7 +9766,6 @@
         </w:rPr>
         <w:t>(</w:t>
       </w:r>
-      <w:proofErr w:type="gramEnd"/>
       <w:r>
         <w:rPr>
           <w:rFonts w:ascii="Consolas" w:eastAsia="Times New Roman" w:hAnsi="Consolas" w:cs="Times New Roman"/>
@@ -10244,7 +9826,6 @@
         </w:rPr>
         <w:t>(</w:t>
       </w:r>
-      <w:proofErr w:type="spellStart"/>
       <w:r>
         <w:rPr>
           <w:rFonts w:ascii="Consolas" w:eastAsia="Times New Roman" w:hAnsi="Consolas" w:cs="Times New Roman"/>
@@ -10253,7 +9834,6 @@
         </w:rPr>
         <w:t>remove_chars</w:t>
       </w:r>
-      <w:proofErr w:type="spellEnd"/>
       <w:r>
         <w:rPr>
           <w:rFonts w:ascii="Consolas" w:eastAsia="Times New Roman" w:hAnsi="Consolas" w:cs="Times New Roman"/>
@@ -10262,8 +9842,6 @@
         </w:rPr>
         <w:t>(</w:t>
       </w:r>
-      <w:proofErr w:type="spellStart"/>
-      <w:proofErr w:type="gramStart"/>
       <w:r>
         <w:rPr>
           <w:rFonts w:ascii="Consolas" w:eastAsia="Times New Roman" w:hAnsi="Consolas" w:cs="Times New Roman"/>
@@ -10288,8 +9866,6 @@
         </w:rPr>
         <w:t>num</w:t>
       </w:r>
-      <w:proofErr w:type="spellEnd"/>
-      <w:proofErr w:type="gramEnd"/>
       <w:r>
         <w:rPr>
           <w:rFonts w:ascii="Consolas" w:eastAsia="Times New Roman" w:hAnsi="Consolas" w:cs="Times New Roman"/>
@@ -10324,6 +9900,7 @@
       <w:r>
         <w:rPr>
           <w:rFonts w:ascii="Consolas" w:eastAsia="Times New Roman" w:hAnsi="Consolas" w:cs="Times New Roman"/>
+          <w:noProof/>
           <w:color w:val="202020"/>
           <w:lang w:eastAsia="en-IN"/>
         </w:rPr>
@@ -10450,71 +10027,7 @@
           <w:sz w:val="24"/>
           <w:szCs w:val="24"/>
         </w:rPr>
-        <w:t xml:space="preserve">Write a program to create a function </w:t>
-      </w:r>
-      <w:proofErr w:type="spellStart"/>
-      <w:r>
-        <w:rPr>
-          <w:rFonts w:ascii="Times New Roman" w:hAnsi="Times New Roman" w:cs="Times New Roman"/>
-          <w:b/>
-          <w:bCs/>
-          <w:sz w:val="24"/>
-          <w:szCs w:val="24"/>
-        </w:rPr>
-        <w:t>cal_sum_</w:t>
-      </w:r>
-      <w:proofErr w:type="gramStart"/>
-      <w:r>
-        <w:rPr>
-          <w:rFonts w:ascii="Times New Roman" w:hAnsi="Times New Roman" w:cs="Times New Roman"/>
-          <w:b/>
-          <w:bCs/>
-          <w:sz w:val="24"/>
-          <w:szCs w:val="24"/>
-        </w:rPr>
-        <w:t>sub</w:t>
-      </w:r>
-      <w:proofErr w:type="spellEnd"/>
-      <w:r>
-        <w:rPr>
-          <w:rFonts w:ascii="Times New Roman" w:hAnsi="Times New Roman" w:cs="Times New Roman"/>
-          <w:b/>
-          <w:bCs/>
-          <w:sz w:val="24"/>
-          <w:szCs w:val="24"/>
-        </w:rPr>
-        <w:t>(</w:t>
-      </w:r>
-      <w:proofErr w:type="gramEnd"/>
-      <w:r>
-        <w:rPr>
-          <w:rFonts w:ascii="Times New Roman" w:hAnsi="Times New Roman" w:cs="Times New Roman"/>
-          <w:b/>
-          <w:bCs/>
-          <w:sz w:val="24"/>
-          <w:szCs w:val="24"/>
-        </w:rPr>
-        <w:t>) that accepts two variables and calculates addition</w:t>
-      </w:r>
-      <w:r>
-        <w:rPr>
-          <w:rFonts w:ascii="Times New Roman" w:hAnsi="Times New Roman" w:cs="Times New Roman"/>
-          <w:b/>
-          <w:bCs/>
-          <w:sz w:val="24"/>
-          <w:szCs w:val="24"/>
-        </w:rPr>
-        <w:t xml:space="preserve"> </w:t>
-      </w:r>
-      <w:r>
-        <w:rPr>
-          <w:rFonts w:ascii="Times New Roman" w:hAnsi="Times New Roman" w:cs="Times New Roman"/>
-          <w:b/>
-          <w:bCs/>
-          <w:sz w:val="24"/>
-          <w:szCs w:val="24"/>
-        </w:rPr>
-        <w:t>and subtraction. Also, it must return both addition and subtraction in a single return call.</w:t>
+        <w:t>Write a program to create a function cal_sum_sub() that accepts two variables and calculates addition and subtraction. Also, it must return both addition and subtraction in a single return call.</w:t>
       </w:r>
     </w:p>
     <w:p>
@@ -10585,7 +10098,6 @@
         </w:rPr>
         <w:t xml:space="preserve"> </w:t>
       </w:r>
-      <w:proofErr w:type="spellStart"/>
       <w:r>
         <w:rPr>
           <w:rFonts w:ascii="Consolas" w:eastAsia="Times New Roman" w:hAnsi="Consolas" w:cs="Times New Roman"/>
@@ -10594,7 +10106,6 @@
         </w:rPr>
         <w:t>cal_sum_sub</w:t>
       </w:r>
-      <w:proofErr w:type="spellEnd"/>
       <w:r>
         <w:rPr>
           <w:rFonts w:ascii="Consolas" w:eastAsia="Times New Roman" w:hAnsi="Consolas" w:cs="Times New Roman"/>
@@ -10603,8 +10114,6 @@
         </w:rPr>
         <w:t>(</w:t>
       </w:r>
-      <w:proofErr w:type="spellStart"/>
-      <w:proofErr w:type="gramStart"/>
       <w:r>
         <w:rPr>
           <w:rFonts w:ascii="Consolas" w:eastAsia="Times New Roman" w:hAnsi="Consolas" w:cs="Times New Roman"/>
@@ -10629,8 +10138,6 @@
         </w:rPr>
         <w:t>b</w:t>
       </w:r>
-      <w:proofErr w:type="spellEnd"/>
-      <w:proofErr w:type="gramEnd"/>
       <w:r>
         <w:rPr>
           <w:rFonts w:ascii="Consolas" w:eastAsia="Times New Roman" w:hAnsi="Consolas" w:cs="Times New Roman"/>
@@ -10675,7 +10182,6 @@
         </w:rPr>
         <w:t xml:space="preserve"> </w:t>
       </w:r>
-      <w:proofErr w:type="spellStart"/>
       <w:r>
         <w:rPr>
           <w:rFonts w:ascii="Consolas" w:eastAsia="Times New Roman" w:hAnsi="Consolas" w:cs="Times New Roman"/>
@@ -10700,7 +10206,6 @@
         </w:rPr>
         <w:t>b</w:t>
       </w:r>
-      <w:proofErr w:type="spellEnd"/>
       <w:r>
         <w:rPr>
           <w:rFonts w:ascii="Consolas" w:eastAsia="Times New Roman" w:hAnsi="Consolas" w:cs="Times New Roman"/>
@@ -10757,8 +10262,6 @@
           <w:lang w:eastAsia="en-IN"/>
         </w:rPr>
       </w:pPr>
-      <w:proofErr w:type="spellStart"/>
-      <w:proofErr w:type="gramStart"/>
       <w:r>
         <w:rPr>
           <w:rFonts w:ascii="Consolas" w:eastAsia="Times New Roman" w:hAnsi="Consolas" w:cs="Times New Roman"/>
@@ -10783,8 +10286,6 @@
         </w:rPr>
         <w:t>b</w:t>
       </w:r>
-      <w:proofErr w:type="spellEnd"/>
-      <w:proofErr w:type="gramEnd"/>
       <w:r>
         <w:rPr>
           <w:rFonts w:ascii="Consolas" w:eastAsia="Times New Roman" w:hAnsi="Consolas" w:cs="Times New Roman"/>
@@ -10825,7 +10326,6 @@
         </w:rPr>
         <w:t>(</w:t>
       </w:r>
-      <w:proofErr w:type="spellStart"/>
       <w:r>
         <w:rPr>
           <w:rFonts w:ascii="Consolas" w:eastAsia="Times New Roman" w:hAnsi="Consolas" w:cs="Times New Roman"/>
@@ -10850,7 +10350,6 @@
         </w:rPr>
         <w:t>input</w:t>
       </w:r>
-      <w:proofErr w:type="spellEnd"/>
       <w:r>
         <w:rPr>
           <w:rFonts w:ascii="Consolas" w:eastAsia="Times New Roman" w:hAnsi="Consolas" w:cs="Times New Roman"/>
@@ -10931,7 +10430,6 @@
         </w:rPr>
         <w:t>(</w:t>
       </w:r>
-      <w:proofErr w:type="spellStart"/>
       <w:r>
         <w:rPr>
           <w:rFonts w:ascii="Consolas" w:eastAsia="Times New Roman" w:hAnsi="Consolas" w:cs="Times New Roman"/>
@@ -10940,7 +10438,6 @@
         </w:rPr>
         <w:t>cal_sum_sub</w:t>
       </w:r>
-      <w:proofErr w:type="spellEnd"/>
       <w:r>
         <w:rPr>
           <w:rFonts w:ascii="Consolas" w:eastAsia="Times New Roman" w:hAnsi="Consolas" w:cs="Times New Roman"/>
@@ -10949,8 +10446,6 @@
         </w:rPr>
         <w:t>(</w:t>
       </w:r>
-      <w:proofErr w:type="spellStart"/>
-      <w:proofErr w:type="gramStart"/>
       <w:r>
         <w:rPr>
           <w:rFonts w:ascii="Consolas" w:eastAsia="Times New Roman" w:hAnsi="Consolas" w:cs="Times New Roman"/>
@@ -10975,8 +10470,6 @@
         </w:rPr>
         <w:t>b</w:t>
       </w:r>
-      <w:proofErr w:type="spellEnd"/>
-      <w:proofErr w:type="gramEnd"/>
       <w:r>
         <w:rPr>
           <w:rFonts w:ascii="Consolas" w:eastAsia="Times New Roman" w:hAnsi="Consolas" w:cs="Times New Roman"/>
@@ -11012,6 +10505,7 @@
       <w:r>
         <w:rPr>
           <w:rFonts w:ascii="Consolas" w:eastAsia="Times New Roman" w:hAnsi="Consolas" w:cs="Times New Roman"/>
+          <w:noProof/>
           <w:color w:val="202020"/>
           <w:lang w:eastAsia="en-IN"/>
         </w:rPr>
@@ -11093,27 +10587,7 @@
           <w:sz w:val="24"/>
           <w:szCs w:val="24"/>
         </w:rPr>
-        <w:t>Write a function to return True if the first and last number of a given list are the same. If the numbers</w:t>
-      </w:r>
-      <w:r>
-        <w:rPr>
-          <w:rFonts w:ascii="Times New Roman" w:hAnsi="Times New Roman" w:cs="Times New Roman"/>
-          <w:b/>
-          <w:bCs/>
-          <w:sz w:val="24"/>
-          <w:szCs w:val="24"/>
-        </w:rPr>
-        <w:t xml:space="preserve"> </w:t>
-      </w:r>
-      <w:r>
-        <w:rPr>
-          <w:rFonts w:ascii="Times New Roman" w:hAnsi="Times New Roman" w:cs="Times New Roman"/>
-          <w:b/>
-          <w:bCs/>
-          <w:sz w:val="24"/>
-          <w:szCs w:val="24"/>
-        </w:rPr>
-        <w:t>are different, return False.</w:t>
+        <w:t>Write a function to return True if the first and last number of a given list are the same. If the numbers are different, return False.</w:t>
       </w:r>
     </w:p>
     <w:p>
@@ -11183,7 +10657,6 @@
         </w:rPr>
         <w:t xml:space="preserve"> </w:t>
       </w:r>
-      <w:proofErr w:type="spellStart"/>
       <w:r>
         <w:rPr>
           <w:rFonts w:ascii="Consolas" w:eastAsia="Times New Roman" w:hAnsi="Consolas" w:cs="Times New Roman"/>
@@ -11192,7 +10665,6 @@
         </w:rPr>
         <w:t>check_list</w:t>
       </w:r>
-      <w:proofErr w:type="spellEnd"/>
       <w:r>
         <w:rPr>
           <w:rFonts w:ascii="Consolas" w:eastAsia="Times New Roman" w:hAnsi="Consolas" w:cs="Times New Roman"/>
@@ -11201,7 +10673,6 @@
         </w:rPr>
         <w:t>(</w:t>
       </w:r>
-      <w:proofErr w:type="spellStart"/>
       <w:r>
         <w:rPr>
           <w:rFonts w:ascii="Consolas" w:eastAsia="Times New Roman" w:hAnsi="Consolas" w:cs="Times New Roman"/>
@@ -11210,7 +10681,6 @@
         </w:rPr>
         <w:t>lst</w:t>
       </w:r>
-      <w:proofErr w:type="spellEnd"/>
       <w:r>
         <w:rPr>
           <w:rFonts w:ascii="Consolas" w:eastAsia="Times New Roman" w:hAnsi="Consolas" w:cs="Times New Roman"/>
@@ -11255,7 +10725,6 @@
         </w:rPr>
         <w:t xml:space="preserve"> </w:t>
       </w:r>
-      <w:proofErr w:type="spellStart"/>
       <w:r>
         <w:rPr>
           <w:rFonts w:ascii="Consolas" w:eastAsia="Times New Roman" w:hAnsi="Consolas" w:cs="Times New Roman"/>
@@ -11264,7 +10733,6 @@
         </w:rPr>
         <w:t>lst</w:t>
       </w:r>
-      <w:proofErr w:type="spellEnd"/>
       <w:r>
         <w:rPr>
           <w:rFonts w:ascii="Consolas" w:eastAsia="Times New Roman" w:hAnsi="Consolas" w:cs="Times New Roman"/>
@@ -11273,7 +10741,6 @@
         </w:rPr>
         <w:t>[</w:t>
       </w:r>
-      <w:proofErr w:type="gramStart"/>
       <w:r>
         <w:rPr>
           <w:rFonts w:ascii="Consolas" w:eastAsia="Times New Roman" w:hAnsi="Consolas" w:cs="Times New Roman"/>
@@ -11296,16 +10763,7 @@
           <w:color w:val="000000"/>
           <w:lang w:eastAsia="en-IN"/>
         </w:rPr>
-        <w:t>=</w:t>
-      </w:r>
-      <w:proofErr w:type="gramEnd"/>
-      <w:r>
-        <w:rPr>
-          <w:rFonts w:ascii="Consolas" w:eastAsia="Times New Roman" w:hAnsi="Consolas" w:cs="Times New Roman"/>
-          <w:color w:val="000000"/>
-          <w:lang w:eastAsia="en-IN"/>
-        </w:rPr>
-        <w:t>=</w:t>
+        <w:t>==</w:t>
       </w:r>
       <w:r>
         <w:rPr>
@@ -11383,7 +10841,6 @@
         </w:rPr>
         <w:t xml:space="preserve"> </w:t>
       </w:r>
-      <w:proofErr w:type="gramStart"/>
       <w:r>
         <w:rPr>
           <w:rFonts w:ascii="Consolas" w:eastAsia="Times New Roman" w:hAnsi="Consolas" w:cs="Times New Roman"/>
@@ -11400,7 +10857,6 @@
         </w:rPr>
         <w:t>(</w:t>
       </w:r>
-      <w:proofErr w:type="gramEnd"/>
       <w:r>
         <w:rPr>
           <w:rFonts w:ascii="Consolas" w:eastAsia="Times New Roman" w:hAnsi="Consolas" w:cs="Times New Roman"/>
@@ -11417,7 +10873,6 @@
         </w:rPr>
         <w:t>(</w:t>
       </w:r>
-      <w:proofErr w:type="spellStart"/>
       <w:r>
         <w:rPr>
           <w:rFonts w:ascii="Consolas" w:eastAsia="Times New Roman" w:hAnsi="Consolas" w:cs="Times New Roman"/>
@@ -11442,7 +10897,6 @@
         </w:rPr>
         <w:t>input</w:t>
       </w:r>
-      <w:proofErr w:type="spellEnd"/>
       <w:r>
         <w:rPr>
           <w:rFonts w:ascii="Consolas" w:eastAsia="Times New Roman" w:hAnsi="Consolas" w:cs="Times New Roman"/>
@@ -11511,7 +10965,6 @@
         </w:rPr>
         <w:t>(</w:t>
       </w:r>
-      <w:proofErr w:type="spellStart"/>
       <w:r>
         <w:rPr>
           <w:rFonts w:ascii="Consolas" w:eastAsia="Times New Roman" w:hAnsi="Consolas" w:cs="Times New Roman"/>
@@ -11520,7 +10973,6 @@
         </w:rPr>
         <w:t>check_list</w:t>
       </w:r>
-      <w:proofErr w:type="spellEnd"/>
       <w:r>
         <w:rPr>
           <w:rFonts w:ascii="Consolas" w:eastAsia="Times New Roman" w:hAnsi="Consolas" w:cs="Times New Roman"/>
@@ -11595,6 +11047,7 @@
           <w:rFonts w:ascii="Times New Roman" w:hAnsi="Times New Roman" w:cs="Times New Roman"/>
           <w:b/>
           <w:bCs/>
+          <w:noProof/>
           <w:sz w:val="24"/>
           <w:szCs w:val="24"/>
         </w:rPr>
@@ -11751,7 +11204,6 @@
         </w:rPr>
         <w:t xml:space="preserve"> </w:t>
       </w:r>
-      <w:proofErr w:type="gramStart"/>
       <w:r>
         <w:rPr>
           <w:rFonts w:ascii="Consolas" w:eastAsia="Times New Roman" w:hAnsi="Consolas" w:cs="Times New Roman"/>
@@ -11768,7 +11220,6 @@
         </w:rPr>
         <w:t>(</w:t>
       </w:r>
-      <w:proofErr w:type="gramEnd"/>
       <w:r>
         <w:rPr>
           <w:rFonts w:ascii="Consolas" w:eastAsia="Times New Roman" w:hAnsi="Consolas" w:cs="Times New Roman"/>
@@ -11785,7 +11236,6 @@
         </w:rPr>
         <w:t>(</w:t>
       </w:r>
-      <w:proofErr w:type="spellStart"/>
       <w:r>
         <w:rPr>
           <w:rFonts w:ascii="Consolas" w:eastAsia="Times New Roman" w:hAnsi="Consolas" w:cs="Times New Roman"/>
@@ -11810,7 +11260,6 @@
         </w:rPr>
         <w:t>input</w:t>
       </w:r>
-      <w:proofErr w:type="spellEnd"/>
       <w:r>
         <w:rPr>
           <w:rFonts w:ascii="Consolas" w:eastAsia="Times New Roman" w:hAnsi="Consolas" w:cs="Times New Roman"/>
@@ -11863,7 +11312,6 @@
           <w:lang w:eastAsia="en-IN"/>
         </w:rPr>
       </w:pPr>
-      <w:proofErr w:type="gramStart"/>
       <w:r>
         <w:rPr>
           <w:rFonts w:ascii="Consolas" w:eastAsia="Times New Roman" w:hAnsi="Consolas" w:cs="Times New Roman"/>
@@ -11880,7 +11328,6 @@
         </w:rPr>
         <w:t>(</w:t>
       </w:r>
-      <w:proofErr w:type="gramEnd"/>
       <w:r>
         <w:rPr>
           <w:rFonts w:ascii="Consolas" w:eastAsia="Times New Roman" w:hAnsi="Consolas" w:cs="Times New Roman"/>
@@ -12020,6 +11467,7 @@
       <w:r>
         <w:rPr>
           <w:rFonts w:ascii="Consolas" w:eastAsia="Times New Roman" w:hAnsi="Consolas" w:cs="Times New Roman"/>
+          <w:noProof/>
           <w:color w:val="202020"/>
           <w:lang w:eastAsia="en-IN"/>
         </w:rPr>
@@ -12134,27 +11582,15 @@
           <w:szCs w:val="24"/>
         </w:rPr>
       </w:pPr>
-      <w:proofErr w:type="spellStart"/>
-      <w:r>
-        <w:rPr>
-          <w:rFonts w:ascii="Times New Roman" w:hAnsi="Times New Roman" w:cs="Times New Roman"/>
-          <w:b/>
-          <w:bCs/>
-          <w:sz w:val="24"/>
-          <w:szCs w:val="24"/>
-        </w:rPr>
-        <w:t>Soultion</w:t>
-      </w:r>
-      <w:proofErr w:type="spellEnd"/>
-      <w:r>
-        <w:rPr>
-          <w:rFonts w:ascii="Times New Roman" w:hAnsi="Times New Roman" w:cs="Times New Roman"/>
-          <w:b/>
-          <w:bCs/>
-          <w:sz w:val="24"/>
-          <w:szCs w:val="24"/>
-        </w:rPr>
-        <w:t>:</w:t>
+      <w:r>
+        <w:rPr>
+          <w:rFonts w:ascii="Times New Roman" w:hAnsi="Times New Roman" w:cs="Times New Roman"/>
+          <w:b/>
+          <w:bCs/>
+          <w:sz w:val="24"/>
+          <w:szCs w:val="24"/>
+        </w:rPr>
+        <w:t>Soultion:</w:t>
       </w:r>
     </w:p>
     <w:p>
@@ -12195,7 +11631,6 @@
         </w:rPr>
         <w:t xml:space="preserve"> </w:t>
       </w:r>
-      <w:proofErr w:type="spellStart"/>
       <w:r>
         <w:rPr>
           <w:rFonts w:ascii="Consolas" w:eastAsia="Times New Roman" w:hAnsi="Consolas" w:cs="Times New Roman"/>
@@ -12204,7 +11639,6 @@
         </w:rPr>
         <w:t>itertools</w:t>
       </w:r>
-      <w:proofErr w:type="spellEnd"/>
       <w:r>
         <w:rPr>
           <w:rFonts w:ascii="Consolas" w:eastAsia="Times New Roman" w:hAnsi="Consolas" w:cs="Times New Roman"/>
@@ -12229,7 +11663,6 @@
         </w:rPr>
         <w:t xml:space="preserve"> </w:t>
       </w:r>
-      <w:proofErr w:type="spellStart"/>
       <w:r>
         <w:rPr>
           <w:rFonts w:ascii="Consolas" w:eastAsia="Times New Roman" w:hAnsi="Consolas" w:cs="Times New Roman"/>
@@ -12238,7 +11671,6 @@
         </w:rPr>
         <w:t>zip_longest</w:t>
       </w:r>
-      <w:proofErr w:type="spellEnd"/>
     </w:p>
     <w:p>
       <w:pPr>
@@ -12375,7 +11807,6 @@
         </w:rPr>
         <w:t>l2</w:t>
       </w:r>
-      <w:proofErr w:type="gramStart"/>
       <w:r>
         <w:rPr>
           <w:rFonts w:ascii="Consolas" w:eastAsia="Times New Roman" w:hAnsi="Consolas" w:cs="Times New Roman"/>
@@ -12392,7 +11823,6 @@
         </w:rPr>
         <w:t>[</w:t>
       </w:r>
-      <w:proofErr w:type="gramEnd"/>
       <w:r>
         <w:rPr>
           <w:rFonts w:ascii="Consolas" w:eastAsia="Times New Roman" w:hAnsi="Consolas" w:cs="Times New Roman"/>
@@ -12533,8 +11963,6 @@
         </w:rPr>
         <w:t xml:space="preserve"> </w:t>
       </w:r>
-      <w:proofErr w:type="spellStart"/>
-      <w:proofErr w:type="gramStart"/>
       <w:r>
         <w:rPr>
           <w:rFonts w:ascii="Consolas" w:eastAsia="Times New Roman" w:hAnsi="Consolas" w:cs="Times New Roman"/>
@@ -12559,8 +11987,6 @@
         </w:rPr>
         <w:t>b</w:t>
       </w:r>
-      <w:proofErr w:type="spellEnd"/>
-      <w:proofErr w:type="gramEnd"/>
       <w:r>
         <w:rPr>
           <w:rFonts w:ascii="Consolas" w:eastAsia="Times New Roman" w:hAnsi="Consolas" w:cs="Times New Roman"/>
@@ -12585,7 +12011,6 @@
         </w:rPr>
         <w:t xml:space="preserve"> </w:t>
       </w:r>
-      <w:proofErr w:type="spellStart"/>
       <w:r>
         <w:rPr>
           <w:rFonts w:ascii="Consolas" w:eastAsia="Times New Roman" w:hAnsi="Consolas" w:cs="Times New Roman"/>
@@ -12594,7 +12019,6 @@
         </w:rPr>
         <w:t>zip_longest</w:t>
       </w:r>
-      <w:proofErr w:type="spellEnd"/>
       <w:r>
         <w:rPr>
           <w:rFonts w:ascii="Consolas" w:eastAsia="Times New Roman" w:hAnsi="Consolas" w:cs="Times New Roman"/>
@@ -12651,7 +12075,6 @@
         </w:rPr>
         <w:t>),</w:t>
       </w:r>
-      <w:proofErr w:type="spellStart"/>
       <w:r>
         <w:rPr>
           <w:rFonts w:ascii="Consolas" w:eastAsia="Times New Roman" w:hAnsi="Consolas" w:cs="Times New Roman"/>
@@ -12660,7 +12083,6 @@
         </w:rPr>
         <w:t>fillvalue</w:t>
       </w:r>
-      <w:proofErr w:type="spellEnd"/>
       <w:r>
         <w:rPr>
           <w:rFonts w:ascii="Consolas" w:eastAsia="Times New Roman" w:hAnsi="Consolas" w:cs="Times New Roman"/>
@@ -12721,8 +12143,6 @@
         </w:rPr>
         <w:t>(</w:t>
       </w:r>
-      <w:proofErr w:type="spellStart"/>
-      <w:proofErr w:type="gramStart"/>
       <w:r>
         <w:rPr>
           <w:rFonts w:ascii="Consolas" w:eastAsia="Times New Roman" w:hAnsi="Consolas" w:cs="Times New Roman"/>
@@ -12747,8 +12167,6 @@
         </w:rPr>
         <w:t>b</w:t>
       </w:r>
-      <w:proofErr w:type="spellEnd"/>
-      <w:proofErr w:type="gramEnd"/>
       <w:r>
         <w:rPr>
           <w:rFonts w:ascii="Consolas" w:eastAsia="Times New Roman" w:hAnsi="Consolas" w:cs="Times New Roman"/>
@@ -12801,6 +12219,7 @@
           <w:rFonts w:ascii="Times New Roman" w:hAnsi="Times New Roman" w:cs="Times New Roman"/>
           <w:b/>
           <w:bCs/>
+          <w:noProof/>
           <w:sz w:val="24"/>
           <w:szCs w:val="24"/>
         </w:rPr>
@@ -12924,7 +12343,6 @@
         </w:rPr>
         <w:t>tp1</w:t>
       </w:r>
-      <w:proofErr w:type="gramStart"/>
       <w:r>
         <w:rPr>
           <w:rFonts w:ascii="Consolas" w:eastAsia="Times New Roman" w:hAnsi="Consolas" w:cs="Times New Roman"/>
@@ -12941,7 +12359,6 @@
         </w:rPr>
         <w:t>(</w:t>
       </w:r>
-      <w:proofErr w:type="gramEnd"/>
       <w:r>
         <w:rPr>
           <w:rFonts w:ascii="Consolas" w:eastAsia="Times New Roman" w:hAnsi="Consolas" w:cs="Times New Roman"/>
@@ -13033,7 +12450,6 @@
           <w:lang w:eastAsia="en-IN"/>
         </w:rPr>
       </w:pPr>
-      <w:proofErr w:type="gramStart"/>
       <w:r>
         <w:rPr>
           <w:rFonts w:ascii="Consolas" w:eastAsia="Times New Roman" w:hAnsi="Consolas" w:cs="Times New Roman"/>
@@ -13050,7 +12466,6 @@
         </w:rPr>
         <w:t>(</w:t>
       </w:r>
-      <w:proofErr w:type="gramEnd"/>
       <w:r>
         <w:rPr>
           <w:rFonts w:ascii="Consolas" w:eastAsia="Times New Roman" w:hAnsi="Consolas" w:cs="Times New Roman"/>
@@ -13169,7 +12584,6 @@
           <w:lang w:eastAsia="en-IN"/>
         </w:rPr>
       </w:pPr>
-      <w:proofErr w:type="gramStart"/>
       <w:r>
         <w:rPr>
           <w:rFonts w:ascii="Consolas" w:eastAsia="Times New Roman" w:hAnsi="Consolas" w:cs="Times New Roman"/>
@@ -13186,7 +12600,6 @@
         </w:rPr>
         <w:t>(</w:t>
       </w:r>
-      <w:proofErr w:type="gramEnd"/>
       <w:r>
         <w:rPr>
           <w:rFonts w:ascii="Consolas" w:eastAsia="Times New Roman" w:hAnsi="Consolas" w:cs="Times New Roman"/>
@@ -13244,6 +12657,7 @@
       <w:r>
         <w:rPr>
           <w:rFonts w:ascii="Consolas" w:eastAsia="Times New Roman" w:hAnsi="Consolas" w:cs="Times New Roman"/>
+          <w:noProof/>
           <w:color w:val="202020"/>
           <w:lang w:eastAsia="en-IN"/>
         </w:rPr>
@@ -13396,299 +12810,90 @@
     <w:p>
       <w:pPr>
         <w:pStyle w:val="ListParagraph"/>
+        <w:numPr>
+          <w:ilvl w:val="0"/>
+          <w:numId w:val="8"/>
+        </w:numPr>
         <w:spacing w:line="276" w:lineRule="auto"/>
-        <w:ind w:left="360"/>
         <w:jc w:val="both"/>
         <w:rPr>
           <w:rFonts w:ascii="Times New Roman" w:hAnsi="Times New Roman" w:cs="Times New Roman"/>
           <w:b/>
           <w:bCs/>
-          <w:sz w:val="24"/>
-          <w:szCs w:val="24"/>
-        </w:rPr>
-      </w:pPr>
-      <w:r>
-        <w:rPr>
-          <w:rFonts w:ascii="Times New Roman" w:hAnsi="Times New Roman" w:cs="Times New Roman"/>
-          <w:b/>
-          <w:bCs/>
-          <w:sz w:val="24"/>
-          <w:szCs w:val="24"/>
-        </w:rPr>
-        <w:t>Solution:</w:t>
-      </w:r>
-    </w:p>
-    <w:p>
-      <w:pPr>
-        <w:shd w:val="clear" w:color="auto" w:fill="FFFFFF"/>
-        <w:spacing w:after="0" w:line="360" w:lineRule="auto"/>
-        <w:ind w:left="360"/>
-        <w:rPr>
-          <w:rFonts w:ascii="Consolas" w:eastAsia="Times New Roman" w:hAnsi="Consolas" w:cs="Times New Roman"/>
-          <w:color w:val="202020"/>
-          <w:lang w:eastAsia="en-IN"/>
-        </w:rPr>
-      </w:pPr>
-      <w:r>
-        <w:rPr>
-          <w:rFonts w:ascii="Consolas" w:eastAsia="Times New Roman" w:hAnsi="Consolas" w:cs="Times New Roman"/>
-          <w:color w:val="AF00DB"/>
-          <w:lang w:eastAsia="en-IN"/>
-        </w:rPr>
-        <w:t>import</w:t>
-      </w:r>
-      <w:r>
-        <w:rPr>
-          <w:rFonts w:ascii="Consolas" w:eastAsia="Times New Roman" w:hAnsi="Consolas" w:cs="Times New Roman"/>
-          <w:color w:val="202020"/>
-          <w:lang w:eastAsia="en-IN"/>
-        </w:rPr>
-        <w:t xml:space="preserve"> </w:t>
-      </w:r>
-      <w:r>
-        <w:rPr>
-          <w:rFonts w:ascii="Consolas" w:eastAsia="Times New Roman" w:hAnsi="Consolas" w:cs="Times New Roman"/>
-          <w:color w:val="267F99"/>
-          <w:lang w:eastAsia="en-IN"/>
-        </w:rPr>
-        <w:t>secrets</w:t>
-      </w:r>
-    </w:p>
-    <w:p>
-      <w:pPr>
-        <w:shd w:val="clear" w:color="auto" w:fill="FFFFFF"/>
-        <w:spacing w:after="0" w:line="360" w:lineRule="auto"/>
-        <w:ind w:left="360"/>
-        <w:rPr>
-          <w:rFonts w:ascii="Consolas" w:eastAsia="Times New Roman" w:hAnsi="Consolas" w:cs="Times New Roman"/>
-          <w:color w:val="202020"/>
-          <w:lang w:eastAsia="en-IN"/>
-        </w:rPr>
-      </w:pPr>
-      <w:proofErr w:type="spellStart"/>
-      <w:r>
-        <w:rPr>
-          <w:rFonts w:ascii="Consolas" w:eastAsia="Times New Roman" w:hAnsi="Consolas" w:cs="Times New Roman"/>
-          <w:color w:val="1F2328"/>
-          <w:lang w:eastAsia="en-IN"/>
-        </w:rPr>
-        <w:t>otp</w:t>
-      </w:r>
-      <w:proofErr w:type="spellEnd"/>
-      <w:r>
-        <w:rPr>
-          <w:rFonts w:ascii="Consolas" w:eastAsia="Times New Roman" w:hAnsi="Consolas" w:cs="Times New Roman"/>
-          <w:color w:val="000000"/>
-          <w:lang w:eastAsia="en-IN"/>
-        </w:rPr>
-        <w:t>=</w:t>
-      </w:r>
-      <w:r>
-        <w:rPr>
-          <w:rFonts w:ascii="Consolas" w:eastAsia="Times New Roman" w:hAnsi="Consolas" w:cs="Times New Roman"/>
-          <w:color w:val="202020"/>
-          <w:lang w:eastAsia="en-IN"/>
-        </w:rPr>
-        <w:t xml:space="preserve"> </w:t>
-      </w:r>
-      <w:proofErr w:type="spellStart"/>
-      <w:proofErr w:type="gramStart"/>
-      <w:r>
-        <w:rPr>
-          <w:rFonts w:ascii="Consolas" w:eastAsia="Times New Roman" w:hAnsi="Consolas" w:cs="Times New Roman"/>
-          <w:color w:val="267F99"/>
-          <w:lang w:eastAsia="en-IN"/>
-        </w:rPr>
-        <w:t>secrets</w:t>
-      </w:r>
-      <w:r>
-        <w:rPr>
-          <w:rFonts w:ascii="Consolas" w:eastAsia="Times New Roman" w:hAnsi="Consolas" w:cs="Times New Roman"/>
-          <w:color w:val="202020"/>
-          <w:lang w:eastAsia="en-IN"/>
-        </w:rPr>
-        <w:t>.</w:t>
-      </w:r>
-      <w:r>
-        <w:rPr>
-          <w:rFonts w:ascii="Consolas" w:eastAsia="Times New Roman" w:hAnsi="Consolas" w:cs="Times New Roman"/>
-          <w:color w:val="8250DF"/>
-          <w:lang w:eastAsia="en-IN"/>
-        </w:rPr>
-        <w:t>randbelow</w:t>
-      </w:r>
-      <w:proofErr w:type="spellEnd"/>
-      <w:proofErr w:type="gramEnd"/>
-      <w:r>
-        <w:rPr>
-          <w:rFonts w:ascii="Consolas" w:eastAsia="Times New Roman" w:hAnsi="Consolas" w:cs="Times New Roman"/>
-          <w:color w:val="202020"/>
-          <w:lang w:eastAsia="en-IN"/>
-        </w:rPr>
-        <w:t>(</w:t>
-      </w:r>
-      <w:r>
-        <w:rPr>
-          <w:rFonts w:ascii="Consolas" w:eastAsia="Times New Roman" w:hAnsi="Consolas" w:cs="Times New Roman"/>
-          <w:color w:val="098658"/>
-          <w:lang w:eastAsia="en-IN"/>
-        </w:rPr>
-        <w:t>900000</w:t>
-      </w:r>
-      <w:r>
-        <w:rPr>
-          <w:rFonts w:ascii="Consolas" w:eastAsia="Times New Roman" w:hAnsi="Consolas" w:cs="Times New Roman"/>
-          <w:color w:val="202020"/>
-          <w:lang w:eastAsia="en-IN"/>
-        </w:rPr>
-        <w:t>)</w:t>
-      </w:r>
-      <w:r>
-        <w:rPr>
-          <w:rFonts w:ascii="Consolas" w:eastAsia="Times New Roman" w:hAnsi="Consolas" w:cs="Times New Roman"/>
-          <w:color w:val="000000"/>
-          <w:lang w:eastAsia="en-IN"/>
-        </w:rPr>
-        <w:t>+</w:t>
-      </w:r>
-      <w:r>
-        <w:rPr>
-          <w:rFonts w:ascii="Consolas" w:eastAsia="Times New Roman" w:hAnsi="Consolas" w:cs="Times New Roman"/>
-          <w:color w:val="098658"/>
-          <w:lang w:eastAsia="en-IN"/>
-        </w:rPr>
-        <w:t>100000</w:t>
-      </w:r>
-    </w:p>
-    <w:p>
-      <w:pPr>
-        <w:shd w:val="clear" w:color="auto" w:fill="FFFFFF"/>
-        <w:spacing w:after="0" w:line="360" w:lineRule="auto"/>
-        <w:ind w:left="360"/>
-        <w:rPr>
-          <w:rFonts w:ascii="Consolas" w:eastAsia="Times New Roman" w:hAnsi="Consolas" w:cs="Times New Roman"/>
-          <w:color w:val="202020"/>
-          <w:lang w:eastAsia="en-IN"/>
-        </w:rPr>
-      </w:pPr>
-      <w:r>
-        <w:rPr>
-          <w:rFonts w:ascii="Consolas" w:eastAsia="Times New Roman" w:hAnsi="Consolas" w:cs="Times New Roman"/>
-          <w:color w:val="8250DF"/>
-          <w:lang w:eastAsia="en-IN"/>
-        </w:rPr>
-        <w:t>print</w:t>
-      </w:r>
-      <w:r>
-        <w:rPr>
-          <w:rFonts w:ascii="Consolas" w:eastAsia="Times New Roman" w:hAnsi="Consolas" w:cs="Times New Roman"/>
-          <w:color w:val="202020"/>
-          <w:lang w:eastAsia="en-IN"/>
-        </w:rPr>
-        <w:t>(</w:t>
-      </w:r>
-      <w:proofErr w:type="spellStart"/>
-      <w:r>
-        <w:rPr>
-          <w:rFonts w:ascii="Consolas" w:eastAsia="Times New Roman" w:hAnsi="Consolas" w:cs="Times New Roman"/>
-          <w:color w:val="1F2328"/>
-          <w:lang w:eastAsia="en-IN"/>
-        </w:rPr>
-        <w:t>otp</w:t>
-      </w:r>
-      <w:proofErr w:type="spellEnd"/>
-      <w:r>
-        <w:rPr>
-          <w:rFonts w:ascii="Consolas" w:eastAsia="Times New Roman" w:hAnsi="Consolas" w:cs="Times New Roman"/>
-          <w:color w:val="202020"/>
-          <w:lang w:eastAsia="en-IN"/>
-        </w:rPr>
-        <w:t>)</w:t>
-      </w:r>
-    </w:p>
-    <w:p>
-      <w:pPr>
-        <w:shd w:val="clear" w:color="auto" w:fill="FFFFFF"/>
-        <w:spacing w:after="0" w:line="285" w:lineRule="atLeast"/>
-        <w:ind w:left="360"/>
-        <w:rPr>
-          <w:rFonts w:ascii="Consolas" w:eastAsia="Times New Roman" w:hAnsi="Consolas" w:cs="Times New Roman"/>
-          <w:color w:val="202020"/>
-          <w:lang w:eastAsia="en-IN"/>
-        </w:rPr>
-      </w:pPr>
-    </w:p>
-    <w:p>
-      <w:pPr>
-        <w:shd w:val="clear" w:color="auto" w:fill="FFFFFF"/>
-        <w:spacing w:after="0" w:line="285" w:lineRule="atLeast"/>
-        <w:ind w:left="360"/>
-        <w:rPr>
-          <w:rFonts w:ascii="Consolas" w:eastAsia="Times New Roman" w:hAnsi="Consolas" w:cs="Times New Roman"/>
-          <w:color w:val="202020"/>
-          <w:lang w:eastAsia="en-IN"/>
-        </w:rPr>
-      </w:pPr>
-      <w:r>
-        <w:rPr>
-          <w:rFonts w:ascii="Consolas" w:eastAsia="Times New Roman" w:hAnsi="Consolas" w:cs="Times New Roman"/>
-          <w:color w:val="202020"/>
-          <w:lang w:eastAsia="en-IN"/>
-        </w:rPr>
-        <w:drawing>
-          <wp:inline distT="0" distB="0" distL="0" distR="0" wp14:anchorId="0AB0BE57" wp14:editId="00CC5968">
-            <wp:extent cx="5731510" cy="1930400"/>
-            <wp:effectExtent l="0" t="0" r="2540" b="0"/>
-            <wp:docPr id="1063235727" name="Picture 1"/>
-            <wp:cNvGraphicFramePr>
-              <a:graphicFrameLocks xmlns:a="http://schemas.openxmlformats.org/drawingml/2006/main" noChangeAspect="1"/>
-            </wp:cNvGraphicFramePr>
-            <a:graphic xmlns:a="http://schemas.openxmlformats.org/drawingml/2006/main">
-              <a:graphicData uri="http://schemas.openxmlformats.org/drawingml/2006/picture">
-                <pic:pic xmlns:pic="http://schemas.openxmlformats.org/drawingml/2006/picture">
-                  <pic:nvPicPr>
-                    <pic:cNvPr id="1063235727" name=""/>
-                    <pic:cNvPicPr/>
-                  </pic:nvPicPr>
-                  <pic:blipFill>
-                    <a:blip r:embed="rId31"/>
-                    <a:stretch>
-                      <a:fillRect/>
-                    </a:stretch>
-                  </pic:blipFill>
-                  <pic:spPr>
-                    <a:xfrm>
-                      <a:off x="0" y="0"/>
-                      <a:ext cx="5731510" cy="1930400"/>
-                    </a:xfrm>
-                    <a:prstGeom prst="rect">
-                      <a:avLst/>
-                    </a:prstGeom>
-                  </pic:spPr>
-                </pic:pic>
-              </a:graphicData>
-            </a:graphic>
-          </wp:inline>
-        </w:drawing>
-      </w:r>
-    </w:p>
-    <w:p>
-      <w:pPr>
-        <w:shd w:val="clear" w:color="auto" w:fill="FFFFFF"/>
-        <w:spacing w:after="0" w:line="285" w:lineRule="atLeast"/>
-        <w:ind w:left="360"/>
-        <w:rPr>
-          <w:rFonts w:ascii="Consolas" w:eastAsia="Times New Roman" w:hAnsi="Consolas" w:cs="Times New Roman"/>
-          <w:color w:val="202020"/>
-          <w:lang w:eastAsia="en-IN"/>
-        </w:rPr>
-      </w:pPr>
+          <w:sz w:val="28"/>
+          <w:szCs w:val="28"/>
+        </w:rPr>
+      </w:pPr>
+      <w:r>
+        <w:rPr>
+          <w:rFonts w:ascii="Times New Roman" w:hAnsi="Times New Roman" w:cs="Times New Roman"/>
+          <w:b/>
+          <w:bCs/>
+          <w:sz w:val="24"/>
+          <w:szCs w:val="24"/>
+        </w:rPr>
+        <w:t>Write a program to generate a random password that meets the following conditions:</w:t>
+      </w:r>
     </w:p>
     <w:p>
       <w:pPr>
         <w:pStyle w:val="ListParagraph"/>
+        <w:numPr>
+          <w:ilvl w:val="0"/>
+          <w:numId w:val="13"/>
+        </w:numPr>
         <w:spacing w:line="276" w:lineRule="auto"/>
-        <w:ind w:left="360"/>
+        <w:jc w:val="both"/>
+        <w:rPr>
+          <w:rFonts w:ascii="Times New Roman" w:hAnsi="Times New Roman" w:cs="Times New Roman"/>
+          <w:b/>
+          <w:bCs/>
+          <w:sz w:val="24"/>
+          <w:szCs w:val="24"/>
+        </w:rPr>
+      </w:pPr>
+      <w:r>
+        <w:rPr>
+          <w:rFonts w:ascii="Times New Roman" w:hAnsi="Times New Roman" w:cs="Times New Roman"/>
+          <w:b/>
+          <w:bCs/>
+          <w:sz w:val="24"/>
+          <w:szCs w:val="24"/>
+        </w:rPr>
+        <w:t xml:space="preserve">Password length must be 10 characters long. </w:t>
+      </w:r>
+    </w:p>
+    <w:p>
+      <w:pPr>
+        <w:pStyle w:val="ListParagraph"/>
+        <w:numPr>
+          <w:ilvl w:val="0"/>
+          <w:numId w:val="13"/>
+        </w:numPr>
+        <w:spacing w:line="276" w:lineRule="auto"/>
+        <w:jc w:val="both"/>
+        <w:rPr>
+          <w:rFonts w:ascii="Times New Roman" w:hAnsi="Times New Roman" w:cs="Times New Roman"/>
+          <w:b/>
+          <w:bCs/>
+          <w:sz w:val="28"/>
+          <w:szCs w:val="28"/>
+        </w:rPr>
+      </w:pPr>
+      <w:r>
+        <w:rPr>
+          <w:rFonts w:ascii="Times New Roman" w:hAnsi="Times New Roman" w:cs="Times New Roman"/>
+          <w:b/>
+          <w:bCs/>
+          <w:sz w:val="24"/>
+          <w:szCs w:val="24"/>
+        </w:rPr>
+        <w:t>It must contain at least 2 uppercase letters, 1 digit, and 1 special symbol.</w:t>
+      </w:r>
+    </w:p>
+    <w:p>
+      <w:pPr>
+        <w:spacing w:line="276" w:lineRule="auto"/>
         <w:jc w:val="both"/>
         <w:rPr>
           <w:rFonts w:ascii="Times New Roman" w:hAnsi="Times New Roman" w:cs="Times New Roman"/>
@@ -13724,7 +12929,7 @@
           <w:sz w:val="24"/>
           <w:szCs w:val="24"/>
         </w:rPr>
-        <w:t>Write a program to pick a random character from a user-supplied string.</w:t>
+        <w:t>Given two lists of numbers, write a program to create a new list containing odd numbers from the first list and even numbers from the second list.</w:t>
       </w:r>
     </w:p>
     <w:p>
@@ -13766,364 +12971,6 @@
         </w:rPr>
         <w:t>Solution:</w:t>
       </w:r>
-    </w:p>
-    <w:p>
-      <w:pPr>
-        <w:shd w:val="clear" w:color="auto" w:fill="FFFFFF"/>
-        <w:spacing w:after="0" w:line="360" w:lineRule="auto"/>
-        <w:ind w:left="360"/>
-        <w:rPr>
-          <w:rFonts w:ascii="Consolas" w:eastAsia="Times New Roman" w:hAnsi="Consolas" w:cs="Times New Roman"/>
-          <w:color w:val="202020"/>
-          <w:lang w:eastAsia="en-IN"/>
-        </w:rPr>
-      </w:pPr>
-      <w:r>
-        <w:rPr>
-          <w:rFonts w:ascii="Consolas" w:eastAsia="Times New Roman" w:hAnsi="Consolas" w:cs="Times New Roman"/>
-          <w:color w:val="AF00DB"/>
-          <w:lang w:eastAsia="en-IN"/>
-        </w:rPr>
-        <w:t>import</w:t>
-      </w:r>
-      <w:r>
-        <w:rPr>
-          <w:rFonts w:ascii="Consolas" w:eastAsia="Times New Roman" w:hAnsi="Consolas" w:cs="Times New Roman"/>
-          <w:color w:val="202020"/>
-          <w:lang w:eastAsia="en-IN"/>
-        </w:rPr>
-        <w:t xml:space="preserve"> </w:t>
-      </w:r>
-      <w:r>
-        <w:rPr>
-          <w:rFonts w:ascii="Consolas" w:eastAsia="Times New Roman" w:hAnsi="Consolas" w:cs="Times New Roman"/>
-          <w:color w:val="267F99"/>
-          <w:lang w:eastAsia="en-IN"/>
-        </w:rPr>
-        <w:t>secrets</w:t>
-      </w:r>
-    </w:p>
-    <w:p>
-      <w:pPr>
-        <w:shd w:val="clear" w:color="auto" w:fill="FFFFFF"/>
-        <w:spacing w:after="0" w:line="360" w:lineRule="auto"/>
-        <w:ind w:left="360"/>
-        <w:rPr>
-          <w:rFonts w:ascii="Consolas" w:eastAsia="Times New Roman" w:hAnsi="Consolas" w:cs="Times New Roman"/>
-          <w:color w:val="202020"/>
-          <w:lang w:eastAsia="en-IN"/>
-        </w:rPr>
-      </w:pPr>
-      <w:r>
-        <w:rPr>
-          <w:rFonts w:ascii="Consolas" w:eastAsia="Times New Roman" w:hAnsi="Consolas" w:cs="Times New Roman"/>
-          <w:color w:val="1F2328"/>
-          <w:lang w:eastAsia="en-IN"/>
-        </w:rPr>
-        <w:t>str</w:t>
-      </w:r>
-      <w:r>
-        <w:rPr>
-          <w:rFonts w:ascii="Consolas" w:eastAsia="Times New Roman" w:hAnsi="Consolas" w:cs="Times New Roman"/>
-          <w:color w:val="000000"/>
-          <w:lang w:eastAsia="en-IN"/>
-        </w:rPr>
-        <w:t>=</w:t>
-      </w:r>
-      <w:r>
-        <w:rPr>
-          <w:rFonts w:ascii="Consolas" w:eastAsia="Times New Roman" w:hAnsi="Consolas" w:cs="Times New Roman"/>
-          <w:color w:val="202020"/>
-          <w:lang w:eastAsia="en-IN"/>
-        </w:rPr>
-        <w:t xml:space="preserve"> </w:t>
-      </w:r>
-      <w:proofErr w:type="gramStart"/>
-      <w:r>
-        <w:rPr>
-          <w:rFonts w:ascii="Consolas" w:eastAsia="Times New Roman" w:hAnsi="Consolas" w:cs="Times New Roman"/>
-          <w:color w:val="8250DF"/>
-          <w:lang w:eastAsia="en-IN"/>
-        </w:rPr>
-        <w:t>input</w:t>
-      </w:r>
-      <w:r>
-        <w:rPr>
-          <w:rFonts w:ascii="Consolas" w:eastAsia="Times New Roman" w:hAnsi="Consolas" w:cs="Times New Roman"/>
-          <w:color w:val="202020"/>
-          <w:lang w:eastAsia="en-IN"/>
-        </w:rPr>
-        <w:t>(</w:t>
-      </w:r>
-      <w:proofErr w:type="gramEnd"/>
-      <w:r>
-        <w:rPr>
-          <w:rFonts w:ascii="Consolas" w:eastAsia="Times New Roman" w:hAnsi="Consolas" w:cs="Times New Roman"/>
-          <w:color w:val="0A3069"/>
-          <w:lang w:eastAsia="en-IN"/>
-        </w:rPr>
-        <w:t>"enter a string = "</w:t>
-      </w:r>
-      <w:r>
-        <w:rPr>
-          <w:rFonts w:ascii="Consolas" w:eastAsia="Times New Roman" w:hAnsi="Consolas" w:cs="Times New Roman"/>
-          <w:color w:val="202020"/>
-          <w:lang w:eastAsia="en-IN"/>
-        </w:rPr>
-        <w:t>)</w:t>
-      </w:r>
-    </w:p>
-    <w:p>
-      <w:pPr>
-        <w:shd w:val="clear" w:color="auto" w:fill="FFFFFF"/>
-        <w:spacing w:after="0" w:line="360" w:lineRule="auto"/>
-        <w:ind w:left="360"/>
-        <w:rPr>
-          <w:rFonts w:ascii="Consolas" w:eastAsia="Times New Roman" w:hAnsi="Consolas" w:cs="Times New Roman"/>
-          <w:color w:val="202020"/>
-          <w:lang w:eastAsia="en-IN"/>
-        </w:rPr>
-      </w:pPr>
-      <w:proofErr w:type="spellStart"/>
-      <w:r>
-        <w:rPr>
-          <w:rFonts w:ascii="Consolas" w:eastAsia="Times New Roman" w:hAnsi="Consolas" w:cs="Times New Roman"/>
-          <w:color w:val="1F2328"/>
-          <w:lang w:eastAsia="en-IN"/>
-        </w:rPr>
-        <w:t>charac</w:t>
-      </w:r>
-      <w:proofErr w:type="spellEnd"/>
-      <w:r>
-        <w:rPr>
-          <w:rFonts w:ascii="Consolas" w:eastAsia="Times New Roman" w:hAnsi="Consolas" w:cs="Times New Roman"/>
-          <w:color w:val="000000"/>
-          <w:lang w:eastAsia="en-IN"/>
-        </w:rPr>
-        <w:t>=</w:t>
-      </w:r>
-      <w:r>
-        <w:rPr>
-          <w:rFonts w:ascii="Consolas" w:eastAsia="Times New Roman" w:hAnsi="Consolas" w:cs="Times New Roman"/>
-          <w:color w:val="202020"/>
-          <w:lang w:eastAsia="en-IN"/>
-        </w:rPr>
-        <w:t xml:space="preserve"> </w:t>
-      </w:r>
-      <w:proofErr w:type="spellStart"/>
-      <w:proofErr w:type="gramStart"/>
-      <w:r>
-        <w:rPr>
-          <w:rFonts w:ascii="Consolas" w:eastAsia="Times New Roman" w:hAnsi="Consolas" w:cs="Times New Roman"/>
-          <w:color w:val="267F99"/>
-          <w:lang w:eastAsia="en-IN"/>
-        </w:rPr>
-        <w:t>secrets</w:t>
-      </w:r>
-      <w:r>
-        <w:rPr>
-          <w:rFonts w:ascii="Consolas" w:eastAsia="Times New Roman" w:hAnsi="Consolas" w:cs="Times New Roman"/>
-          <w:color w:val="202020"/>
-          <w:lang w:eastAsia="en-IN"/>
-        </w:rPr>
-        <w:t>.</w:t>
-      </w:r>
-      <w:r>
-        <w:rPr>
-          <w:rFonts w:ascii="Consolas" w:eastAsia="Times New Roman" w:hAnsi="Consolas" w:cs="Times New Roman"/>
-          <w:color w:val="8250DF"/>
-          <w:lang w:eastAsia="en-IN"/>
-        </w:rPr>
-        <w:t>choice</w:t>
-      </w:r>
-      <w:proofErr w:type="spellEnd"/>
-      <w:proofErr w:type="gramEnd"/>
-      <w:r>
-        <w:rPr>
-          <w:rFonts w:ascii="Consolas" w:eastAsia="Times New Roman" w:hAnsi="Consolas" w:cs="Times New Roman"/>
-          <w:color w:val="202020"/>
-          <w:lang w:eastAsia="en-IN"/>
-        </w:rPr>
-        <w:t>(</w:t>
-      </w:r>
-      <w:r>
-        <w:rPr>
-          <w:rFonts w:ascii="Consolas" w:eastAsia="Times New Roman" w:hAnsi="Consolas" w:cs="Times New Roman"/>
-          <w:color w:val="1F2328"/>
-          <w:lang w:eastAsia="en-IN"/>
-        </w:rPr>
-        <w:t>str</w:t>
-      </w:r>
-      <w:r>
-        <w:rPr>
-          <w:rFonts w:ascii="Consolas" w:eastAsia="Times New Roman" w:hAnsi="Consolas" w:cs="Times New Roman"/>
-          <w:color w:val="202020"/>
-          <w:lang w:eastAsia="en-IN"/>
-        </w:rPr>
-        <w:t>)</w:t>
-      </w:r>
-    </w:p>
-    <w:p>
-      <w:pPr>
-        <w:shd w:val="clear" w:color="auto" w:fill="FFFFFF"/>
-        <w:spacing w:after="0" w:line="360" w:lineRule="auto"/>
-        <w:ind w:left="360"/>
-        <w:rPr>
-          <w:rFonts w:ascii="Consolas" w:eastAsia="Times New Roman" w:hAnsi="Consolas" w:cs="Times New Roman"/>
-          <w:color w:val="202020"/>
-          <w:lang w:eastAsia="en-IN"/>
-        </w:rPr>
-      </w:pPr>
-      <w:r>
-        <w:rPr>
-          <w:rFonts w:ascii="Consolas" w:eastAsia="Times New Roman" w:hAnsi="Consolas" w:cs="Times New Roman"/>
-          <w:color w:val="8250DF"/>
-          <w:lang w:eastAsia="en-IN"/>
-        </w:rPr>
-        <w:t>print</w:t>
-      </w:r>
-      <w:r>
-        <w:rPr>
-          <w:rFonts w:ascii="Consolas" w:eastAsia="Times New Roman" w:hAnsi="Consolas" w:cs="Times New Roman"/>
-          <w:color w:val="202020"/>
-          <w:lang w:eastAsia="en-IN"/>
-        </w:rPr>
-        <w:t>(</w:t>
-      </w:r>
-      <w:proofErr w:type="spellStart"/>
-      <w:r>
-        <w:rPr>
-          <w:rFonts w:ascii="Consolas" w:eastAsia="Times New Roman" w:hAnsi="Consolas" w:cs="Times New Roman"/>
-          <w:color w:val="1F2328"/>
-          <w:lang w:eastAsia="en-IN"/>
-        </w:rPr>
-        <w:t>charac</w:t>
-      </w:r>
-      <w:proofErr w:type="spellEnd"/>
-      <w:r>
-        <w:rPr>
-          <w:rFonts w:ascii="Consolas" w:eastAsia="Times New Roman" w:hAnsi="Consolas" w:cs="Times New Roman"/>
-          <w:color w:val="202020"/>
-          <w:lang w:eastAsia="en-IN"/>
-        </w:rPr>
-        <w:t>)</w:t>
-      </w:r>
-    </w:p>
-    <w:p>
-      <w:pPr>
-        <w:shd w:val="clear" w:color="auto" w:fill="FFFFFF"/>
-        <w:spacing w:after="0" w:line="285" w:lineRule="atLeast"/>
-        <w:ind w:left="360"/>
-        <w:rPr>
-          <w:rFonts w:ascii="Consolas" w:eastAsia="Times New Roman" w:hAnsi="Consolas" w:cs="Times New Roman"/>
-          <w:color w:val="202020"/>
-          <w:lang w:eastAsia="en-IN"/>
-        </w:rPr>
-      </w:pPr>
-    </w:p>
-    <w:p>
-      <w:pPr>
-        <w:pStyle w:val="ListParagraph"/>
-        <w:spacing w:line="276" w:lineRule="auto"/>
-        <w:ind w:left="360"/>
-        <w:jc w:val="both"/>
-        <w:rPr>
-          <w:rFonts w:ascii="Times New Roman" w:hAnsi="Times New Roman" w:cs="Times New Roman"/>
-          <w:b/>
-          <w:bCs/>
-          <w:sz w:val="28"/>
-          <w:szCs w:val="28"/>
-        </w:rPr>
-      </w:pPr>
-    </w:p>
-    <w:p>
-      <w:pPr>
-        <w:pStyle w:val="ListParagraph"/>
-        <w:spacing w:line="276" w:lineRule="auto"/>
-        <w:ind w:left="360"/>
-        <w:jc w:val="both"/>
-        <w:rPr>
-          <w:rFonts w:ascii="Times New Roman" w:hAnsi="Times New Roman" w:cs="Times New Roman"/>
-          <w:b/>
-          <w:bCs/>
-          <w:sz w:val="28"/>
-          <w:szCs w:val="28"/>
-        </w:rPr>
-      </w:pPr>
-      <w:r>
-        <w:rPr>
-          <w:rFonts w:ascii="Times New Roman" w:hAnsi="Times New Roman" w:cs="Times New Roman"/>
-          <w:b/>
-          <w:bCs/>
-          <w:sz w:val="28"/>
-          <w:szCs w:val="28"/>
-        </w:rPr>
-        <w:drawing>
-          <wp:inline distT="0" distB="0" distL="0" distR="0" wp14:anchorId="6806CD1E" wp14:editId="670D1178">
-            <wp:extent cx="5731510" cy="1866900"/>
-            <wp:effectExtent l="0" t="0" r="2540" b="0"/>
-            <wp:docPr id="449808204" name="Picture 1"/>
-            <wp:cNvGraphicFramePr>
-              <a:graphicFrameLocks xmlns:a="http://schemas.openxmlformats.org/drawingml/2006/main" noChangeAspect="1"/>
-            </wp:cNvGraphicFramePr>
-            <a:graphic xmlns:a="http://schemas.openxmlformats.org/drawingml/2006/main">
-              <a:graphicData uri="http://schemas.openxmlformats.org/drawingml/2006/picture">
-                <pic:pic xmlns:pic="http://schemas.openxmlformats.org/drawingml/2006/picture">
-                  <pic:nvPicPr>
-                    <pic:cNvPr id="449808204" name=""/>
-                    <pic:cNvPicPr/>
-                  </pic:nvPicPr>
-                  <pic:blipFill>
-                    <a:blip r:embed="rId32"/>
-                    <a:stretch>
-                      <a:fillRect/>
-                    </a:stretch>
-                  </pic:blipFill>
-                  <pic:spPr>
-                    <a:xfrm>
-                      <a:off x="0" y="0"/>
-                      <a:ext cx="5731510" cy="1866900"/>
-                    </a:xfrm>
-                    <a:prstGeom prst="rect">
-                      <a:avLst/>
-                    </a:prstGeom>
-                  </pic:spPr>
-                </pic:pic>
-              </a:graphicData>
-            </a:graphic>
-          </wp:inline>
-        </w:drawing>
-      </w:r>
-    </w:p>
-    <w:p>
-      <w:pPr>
-        <w:pStyle w:val="ListParagraph"/>
-        <w:spacing w:line="276" w:lineRule="auto"/>
-        <w:ind w:left="360"/>
-        <w:jc w:val="both"/>
-        <w:rPr>
-          <w:rFonts w:ascii="Times New Roman" w:hAnsi="Times New Roman" w:cs="Times New Roman"/>
-          <w:b/>
-          <w:bCs/>
-          <w:sz w:val="28"/>
-          <w:szCs w:val="28"/>
-        </w:rPr>
-      </w:pPr>
-    </w:p>
-    <w:p>
-      <w:pPr>
-        <w:pStyle w:val="ListParagraph"/>
-        <w:spacing w:line="276" w:lineRule="auto"/>
-        <w:ind w:left="360"/>
-        <w:jc w:val="both"/>
-        <w:rPr>
-          <w:rFonts w:ascii="Times New Roman" w:hAnsi="Times New Roman" w:cs="Times New Roman"/>
-          <w:b/>
-          <w:bCs/>
-          <w:sz w:val="28"/>
-          <w:szCs w:val="28"/>
-        </w:rPr>
-      </w:pPr>
     </w:p>
     <w:p>
       <w:pPr>
@@ -14150,46 +12997,14 @@
           <w:sz w:val="24"/>
           <w:szCs w:val="24"/>
         </w:rPr>
-        <w:lastRenderedPageBreak/>
-        <w:t>Write a program to generate a random password that meets the following conditions:</w:t>
+        <w:t>Write a program to create a numpy array and return an array of odd rows and even columns from the numpy array.</w:t>
       </w:r>
     </w:p>
     <w:p>
       <w:pPr>
         <w:pStyle w:val="ListParagraph"/>
-        <w:numPr>
-          <w:ilvl w:val="0"/>
-          <w:numId w:val="13"/>
-        </w:numPr>
         <w:spacing w:line="276" w:lineRule="auto"/>
-        <w:jc w:val="both"/>
-        <w:rPr>
-          <w:rFonts w:ascii="Times New Roman" w:hAnsi="Times New Roman" w:cs="Times New Roman"/>
-          <w:b/>
-          <w:bCs/>
-          <w:sz w:val="24"/>
-          <w:szCs w:val="24"/>
-        </w:rPr>
-      </w:pPr>
-      <w:r>
-        <w:rPr>
-          <w:rFonts w:ascii="Times New Roman" w:hAnsi="Times New Roman" w:cs="Times New Roman"/>
-          <w:b/>
-          <w:bCs/>
-          <w:sz w:val="24"/>
-          <w:szCs w:val="24"/>
-        </w:rPr>
-        <w:t xml:space="preserve">Password length must be 10 characters long. </w:t>
-      </w:r>
-    </w:p>
-    <w:p>
-      <w:pPr>
-        <w:pStyle w:val="ListParagraph"/>
-        <w:numPr>
-          <w:ilvl w:val="0"/>
-          <w:numId w:val="13"/>
-        </w:numPr>
-        <w:spacing w:line="276" w:lineRule="auto"/>
+        <w:ind w:left="360"/>
         <w:jc w:val="both"/>
         <w:rPr>
           <w:rFonts w:ascii="Times New Roman" w:hAnsi="Times New Roman" w:cs="Times New Roman"/>
@@ -14199,20 +13014,12 @@
           <w:szCs w:val="28"/>
         </w:rPr>
       </w:pPr>
-      <w:r>
-        <w:rPr>
-          <w:rFonts w:ascii="Times New Roman" w:hAnsi="Times New Roman" w:cs="Times New Roman"/>
-          <w:b/>
-          <w:bCs/>
-          <w:sz w:val="24"/>
-          <w:szCs w:val="24"/>
-        </w:rPr>
-        <w:t>It must contain at least 2 uppercase letters, 1 digit, and 1 special symbol.</w:t>
-      </w:r>
-    </w:p>
-    <w:p>
-      <w:pPr>
+    </w:p>
+    <w:p>
+      <w:pPr>
+        <w:pStyle w:val="ListParagraph"/>
         <w:spacing w:line="276" w:lineRule="auto"/>
+        <w:ind w:left="360"/>
         <w:jc w:val="both"/>
         <w:rPr>
           <w:rFonts w:ascii="Times New Roman" w:hAnsi="Times New Roman" w:cs="Times New Roman"/>
@@ -14225,7 +13032,9 @@
     </w:p>
     <w:p>
       <w:pPr>
+        <w:pStyle w:val="ListParagraph"/>
         <w:spacing w:line="276" w:lineRule="auto"/>
+        <w:ind w:left="360"/>
         <w:jc w:val="both"/>
         <w:rPr>
           <w:rFonts w:ascii="Times New Roman" w:hAnsi="Times New Roman" w:cs="Times New Roman"/>
@@ -14235,1258 +13044,12 @@
           <w:szCs w:val="28"/>
         </w:rPr>
       </w:pPr>
-      <w:r>
-        <w:rPr>
-          <w:rFonts w:ascii="Times New Roman" w:hAnsi="Times New Roman" w:cs="Times New Roman"/>
-          <w:b/>
-          <w:bCs/>
-          <w:sz w:val="28"/>
-          <w:szCs w:val="28"/>
-        </w:rPr>
-        <w:t>Solution:</w:t>
-      </w:r>
-    </w:p>
-    <w:p>
-      <w:pPr>
-        <w:shd w:val="clear" w:color="auto" w:fill="FFFFFF"/>
-        <w:spacing w:after="0" w:line="285" w:lineRule="atLeast"/>
-        <w:rPr>
-          <w:rFonts w:ascii="Consolas" w:eastAsia="Times New Roman" w:hAnsi="Consolas" w:cs="Times New Roman"/>
-          <w:color w:val="202020"/>
-          <w:lang w:eastAsia="en-IN"/>
-        </w:rPr>
-      </w:pPr>
-      <w:r>
-        <w:rPr>
-          <w:rFonts w:ascii="Consolas" w:eastAsia="Times New Roman" w:hAnsi="Consolas" w:cs="Times New Roman"/>
-          <w:color w:val="AF00DB"/>
-          <w:lang w:eastAsia="en-IN"/>
-        </w:rPr>
-        <w:t>import</w:t>
-      </w:r>
-      <w:r>
-        <w:rPr>
-          <w:rFonts w:ascii="Consolas" w:eastAsia="Times New Roman" w:hAnsi="Consolas" w:cs="Times New Roman"/>
-          <w:color w:val="202020"/>
-          <w:lang w:eastAsia="en-IN"/>
-        </w:rPr>
-        <w:t xml:space="preserve"> </w:t>
-      </w:r>
-      <w:r>
-        <w:rPr>
-          <w:rFonts w:ascii="Consolas" w:eastAsia="Times New Roman" w:hAnsi="Consolas" w:cs="Times New Roman"/>
-          <w:color w:val="267F99"/>
-          <w:lang w:eastAsia="en-IN"/>
-        </w:rPr>
-        <w:t>random</w:t>
-      </w:r>
-    </w:p>
-    <w:p>
-      <w:pPr>
-        <w:shd w:val="clear" w:color="auto" w:fill="FFFFFF"/>
-        <w:spacing w:after="0" w:line="285" w:lineRule="atLeast"/>
-        <w:rPr>
-          <w:rFonts w:ascii="Consolas" w:eastAsia="Times New Roman" w:hAnsi="Consolas" w:cs="Times New Roman"/>
-          <w:color w:val="202020"/>
-          <w:lang w:eastAsia="en-IN"/>
-        </w:rPr>
-      </w:pPr>
-      <w:r>
-        <w:rPr>
-          <w:rFonts w:ascii="Consolas" w:eastAsia="Times New Roman" w:hAnsi="Consolas" w:cs="Times New Roman"/>
-          <w:color w:val="AF00DB"/>
-          <w:lang w:eastAsia="en-IN"/>
-        </w:rPr>
-        <w:t>import</w:t>
-      </w:r>
-      <w:r>
-        <w:rPr>
-          <w:rFonts w:ascii="Consolas" w:eastAsia="Times New Roman" w:hAnsi="Consolas" w:cs="Times New Roman"/>
-          <w:color w:val="202020"/>
-          <w:lang w:eastAsia="en-IN"/>
-        </w:rPr>
-        <w:t xml:space="preserve"> </w:t>
-      </w:r>
-      <w:r>
-        <w:rPr>
-          <w:rFonts w:ascii="Consolas" w:eastAsia="Times New Roman" w:hAnsi="Consolas" w:cs="Times New Roman"/>
-          <w:color w:val="267F99"/>
-          <w:lang w:eastAsia="en-IN"/>
-        </w:rPr>
-        <w:t>string</w:t>
-      </w:r>
-    </w:p>
-    <w:p>
-      <w:pPr>
-        <w:shd w:val="clear" w:color="auto" w:fill="FFFFFF"/>
-        <w:spacing w:after="0" w:line="285" w:lineRule="atLeast"/>
-        <w:rPr>
-          <w:rFonts w:ascii="Consolas" w:eastAsia="Times New Roman" w:hAnsi="Consolas" w:cs="Times New Roman"/>
-          <w:color w:val="202020"/>
-          <w:lang w:eastAsia="en-IN"/>
-        </w:rPr>
-      </w:pPr>
-    </w:p>
-    <w:p>
-      <w:pPr>
-        <w:shd w:val="clear" w:color="auto" w:fill="FFFFFF"/>
-        <w:spacing w:after="0" w:line="285" w:lineRule="atLeast"/>
-        <w:rPr>
-          <w:rFonts w:ascii="Consolas" w:eastAsia="Times New Roman" w:hAnsi="Consolas" w:cs="Times New Roman"/>
-          <w:color w:val="202020"/>
-          <w:lang w:eastAsia="en-IN"/>
-        </w:rPr>
-      </w:pPr>
-      <w:r>
-        <w:rPr>
-          <w:rFonts w:ascii="Consolas" w:eastAsia="Times New Roman" w:hAnsi="Consolas" w:cs="Times New Roman"/>
-          <w:color w:val="1F2328"/>
-          <w:lang w:eastAsia="en-IN"/>
-        </w:rPr>
-        <w:t>uppercase</w:t>
-      </w:r>
-      <w:r>
-        <w:rPr>
-          <w:rFonts w:ascii="Consolas" w:eastAsia="Times New Roman" w:hAnsi="Consolas" w:cs="Times New Roman"/>
-          <w:color w:val="202020"/>
-          <w:lang w:eastAsia="en-IN"/>
-        </w:rPr>
-        <w:t xml:space="preserve"> </w:t>
-      </w:r>
-      <w:r>
-        <w:rPr>
-          <w:rFonts w:ascii="Consolas" w:eastAsia="Times New Roman" w:hAnsi="Consolas" w:cs="Times New Roman"/>
-          <w:color w:val="000000"/>
-          <w:lang w:eastAsia="en-IN"/>
-        </w:rPr>
-        <w:t>=</w:t>
-      </w:r>
-      <w:r>
-        <w:rPr>
-          <w:rFonts w:ascii="Consolas" w:eastAsia="Times New Roman" w:hAnsi="Consolas" w:cs="Times New Roman"/>
-          <w:color w:val="202020"/>
-          <w:lang w:eastAsia="en-IN"/>
-        </w:rPr>
-        <w:t xml:space="preserve"> </w:t>
-      </w:r>
-      <w:proofErr w:type="spellStart"/>
-      <w:proofErr w:type="gramStart"/>
-      <w:r>
-        <w:rPr>
-          <w:rFonts w:ascii="Consolas" w:eastAsia="Times New Roman" w:hAnsi="Consolas" w:cs="Times New Roman"/>
-          <w:color w:val="267F99"/>
-          <w:lang w:eastAsia="en-IN"/>
-        </w:rPr>
-        <w:t>random</w:t>
-      </w:r>
-      <w:r>
-        <w:rPr>
-          <w:rFonts w:ascii="Consolas" w:eastAsia="Times New Roman" w:hAnsi="Consolas" w:cs="Times New Roman"/>
-          <w:color w:val="202020"/>
-          <w:lang w:eastAsia="en-IN"/>
-        </w:rPr>
-        <w:t>.</w:t>
-      </w:r>
-      <w:r>
-        <w:rPr>
-          <w:rFonts w:ascii="Consolas" w:eastAsia="Times New Roman" w:hAnsi="Consolas" w:cs="Times New Roman"/>
-          <w:color w:val="1F2328"/>
-          <w:lang w:eastAsia="en-IN"/>
-        </w:rPr>
-        <w:t>choices</w:t>
-      </w:r>
-      <w:proofErr w:type="spellEnd"/>
-      <w:proofErr w:type="gramEnd"/>
-      <w:r>
-        <w:rPr>
-          <w:rFonts w:ascii="Consolas" w:eastAsia="Times New Roman" w:hAnsi="Consolas" w:cs="Times New Roman"/>
-          <w:color w:val="202020"/>
-          <w:lang w:eastAsia="en-IN"/>
-        </w:rPr>
-        <w:t>(</w:t>
-      </w:r>
-      <w:proofErr w:type="spellStart"/>
-      <w:r>
-        <w:rPr>
-          <w:rFonts w:ascii="Consolas" w:eastAsia="Times New Roman" w:hAnsi="Consolas" w:cs="Times New Roman"/>
-          <w:color w:val="267F99"/>
-          <w:lang w:eastAsia="en-IN"/>
-        </w:rPr>
-        <w:t>string</w:t>
-      </w:r>
-      <w:r>
-        <w:rPr>
-          <w:rFonts w:ascii="Consolas" w:eastAsia="Times New Roman" w:hAnsi="Consolas" w:cs="Times New Roman"/>
-          <w:color w:val="202020"/>
-          <w:lang w:eastAsia="en-IN"/>
-        </w:rPr>
-        <w:t>.</w:t>
-      </w:r>
-      <w:r>
-        <w:rPr>
-          <w:rFonts w:ascii="Consolas" w:eastAsia="Times New Roman" w:hAnsi="Consolas" w:cs="Times New Roman"/>
-          <w:color w:val="0550AE"/>
-          <w:lang w:eastAsia="en-IN"/>
-        </w:rPr>
-        <w:t>ascii_uppercase</w:t>
-      </w:r>
-      <w:proofErr w:type="spellEnd"/>
-      <w:r>
-        <w:rPr>
-          <w:rFonts w:ascii="Consolas" w:eastAsia="Times New Roman" w:hAnsi="Consolas" w:cs="Times New Roman"/>
-          <w:color w:val="202020"/>
-          <w:lang w:eastAsia="en-IN"/>
-        </w:rPr>
-        <w:t xml:space="preserve">, </w:t>
-      </w:r>
-      <w:r>
-        <w:rPr>
-          <w:rFonts w:ascii="Consolas" w:eastAsia="Times New Roman" w:hAnsi="Consolas" w:cs="Times New Roman"/>
-          <w:color w:val="953800"/>
-          <w:lang w:eastAsia="en-IN"/>
-        </w:rPr>
-        <w:t>k</w:t>
-      </w:r>
-      <w:r>
-        <w:rPr>
-          <w:rFonts w:ascii="Consolas" w:eastAsia="Times New Roman" w:hAnsi="Consolas" w:cs="Times New Roman"/>
-          <w:color w:val="000000"/>
-          <w:lang w:eastAsia="en-IN"/>
-        </w:rPr>
-        <w:t>=</w:t>
-      </w:r>
-      <w:r>
-        <w:rPr>
-          <w:rFonts w:ascii="Consolas" w:eastAsia="Times New Roman" w:hAnsi="Consolas" w:cs="Times New Roman"/>
-          <w:color w:val="098658"/>
-          <w:lang w:eastAsia="en-IN"/>
-        </w:rPr>
-        <w:t>2</w:t>
-      </w:r>
-      <w:r>
-        <w:rPr>
-          <w:rFonts w:ascii="Consolas" w:eastAsia="Times New Roman" w:hAnsi="Consolas" w:cs="Times New Roman"/>
-          <w:color w:val="202020"/>
-          <w:lang w:eastAsia="en-IN"/>
-        </w:rPr>
-        <w:t>)</w:t>
-      </w:r>
-    </w:p>
-    <w:p>
-      <w:pPr>
-        <w:shd w:val="clear" w:color="auto" w:fill="FFFFFF"/>
-        <w:spacing w:after="0" w:line="285" w:lineRule="atLeast"/>
-        <w:rPr>
-          <w:rFonts w:ascii="Consolas" w:eastAsia="Times New Roman" w:hAnsi="Consolas" w:cs="Times New Roman"/>
-          <w:color w:val="202020"/>
-          <w:lang w:eastAsia="en-IN"/>
-        </w:rPr>
-      </w:pPr>
-      <w:r>
-        <w:rPr>
-          <w:rFonts w:ascii="Consolas" w:eastAsia="Times New Roman" w:hAnsi="Consolas" w:cs="Times New Roman"/>
-          <w:color w:val="1F2328"/>
-          <w:lang w:eastAsia="en-IN"/>
-        </w:rPr>
-        <w:t>digit</w:t>
-      </w:r>
-      <w:r>
-        <w:rPr>
-          <w:rFonts w:ascii="Consolas" w:eastAsia="Times New Roman" w:hAnsi="Consolas" w:cs="Times New Roman"/>
-          <w:color w:val="202020"/>
-          <w:lang w:eastAsia="en-IN"/>
-        </w:rPr>
-        <w:t xml:space="preserve"> </w:t>
-      </w:r>
-      <w:r>
-        <w:rPr>
-          <w:rFonts w:ascii="Consolas" w:eastAsia="Times New Roman" w:hAnsi="Consolas" w:cs="Times New Roman"/>
-          <w:color w:val="000000"/>
-          <w:lang w:eastAsia="en-IN"/>
-        </w:rPr>
-        <w:t>=</w:t>
-      </w:r>
-      <w:r>
-        <w:rPr>
-          <w:rFonts w:ascii="Consolas" w:eastAsia="Times New Roman" w:hAnsi="Consolas" w:cs="Times New Roman"/>
-          <w:color w:val="202020"/>
-          <w:lang w:eastAsia="en-IN"/>
-        </w:rPr>
-        <w:t xml:space="preserve"> </w:t>
-      </w:r>
-      <w:proofErr w:type="spellStart"/>
-      <w:proofErr w:type="gramStart"/>
-      <w:r>
-        <w:rPr>
-          <w:rFonts w:ascii="Consolas" w:eastAsia="Times New Roman" w:hAnsi="Consolas" w:cs="Times New Roman"/>
-          <w:color w:val="267F99"/>
-          <w:lang w:eastAsia="en-IN"/>
-        </w:rPr>
-        <w:t>random</w:t>
-      </w:r>
-      <w:r>
-        <w:rPr>
-          <w:rFonts w:ascii="Consolas" w:eastAsia="Times New Roman" w:hAnsi="Consolas" w:cs="Times New Roman"/>
-          <w:color w:val="202020"/>
-          <w:lang w:eastAsia="en-IN"/>
-        </w:rPr>
-        <w:t>.</w:t>
-      </w:r>
-      <w:r>
-        <w:rPr>
-          <w:rFonts w:ascii="Consolas" w:eastAsia="Times New Roman" w:hAnsi="Consolas" w:cs="Times New Roman"/>
-          <w:color w:val="1F2328"/>
-          <w:lang w:eastAsia="en-IN"/>
-        </w:rPr>
-        <w:t>choice</w:t>
-      </w:r>
-      <w:proofErr w:type="spellEnd"/>
-      <w:proofErr w:type="gramEnd"/>
-      <w:r>
-        <w:rPr>
-          <w:rFonts w:ascii="Consolas" w:eastAsia="Times New Roman" w:hAnsi="Consolas" w:cs="Times New Roman"/>
-          <w:color w:val="202020"/>
-          <w:lang w:eastAsia="en-IN"/>
-        </w:rPr>
-        <w:t>(</w:t>
-      </w:r>
-      <w:proofErr w:type="spellStart"/>
-      <w:r>
-        <w:rPr>
-          <w:rFonts w:ascii="Consolas" w:eastAsia="Times New Roman" w:hAnsi="Consolas" w:cs="Times New Roman"/>
-          <w:color w:val="267F99"/>
-          <w:lang w:eastAsia="en-IN"/>
-        </w:rPr>
-        <w:t>string</w:t>
-      </w:r>
-      <w:r>
-        <w:rPr>
-          <w:rFonts w:ascii="Consolas" w:eastAsia="Times New Roman" w:hAnsi="Consolas" w:cs="Times New Roman"/>
-          <w:color w:val="202020"/>
-          <w:lang w:eastAsia="en-IN"/>
-        </w:rPr>
-        <w:t>.</w:t>
-      </w:r>
-      <w:r>
-        <w:rPr>
-          <w:rFonts w:ascii="Consolas" w:eastAsia="Times New Roman" w:hAnsi="Consolas" w:cs="Times New Roman"/>
-          <w:color w:val="0550AE"/>
-          <w:lang w:eastAsia="en-IN"/>
-        </w:rPr>
-        <w:t>digits</w:t>
-      </w:r>
-      <w:proofErr w:type="spellEnd"/>
-      <w:r>
-        <w:rPr>
-          <w:rFonts w:ascii="Consolas" w:eastAsia="Times New Roman" w:hAnsi="Consolas" w:cs="Times New Roman"/>
-          <w:color w:val="202020"/>
-          <w:lang w:eastAsia="en-IN"/>
-        </w:rPr>
-        <w:t>)</w:t>
-      </w:r>
-    </w:p>
-    <w:p>
-      <w:pPr>
-        <w:shd w:val="clear" w:color="auto" w:fill="FFFFFF"/>
-        <w:spacing w:after="0" w:line="285" w:lineRule="atLeast"/>
-        <w:rPr>
-          <w:rFonts w:ascii="Consolas" w:eastAsia="Times New Roman" w:hAnsi="Consolas" w:cs="Times New Roman"/>
-          <w:color w:val="202020"/>
-          <w:lang w:eastAsia="en-IN"/>
-        </w:rPr>
-      </w:pPr>
-      <w:r>
-        <w:rPr>
-          <w:rFonts w:ascii="Consolas" w:eastAsia="Times New Roman" w:hAnsi="Consolas" w:cs="Times New Roman"/>
-          <w:color w:val="1F2328"/>
-          <w:lang w:eastAsia="en-IN"/>
-        </w:rPr>
-        <w:t>special</w:t>
-      </w:r>
-      <w:r>
-        <w:rPr>
-          <w:rFonts w:ascii="Consolas" w:eastAsia="Times New Roman" w:hAnsi="Consolas" w:cs="Times New Roman"/>
-          <w:color w:val="202020"/>
-          <w:lang w:eastAsia="en-IN"/>
-        </w:rPr>
-        <w:t xml:space="preserve"> </w:t>
-      </w:r>
-      <w:r>
-        <w:rPr>
-          <w:rFonts w:ascii="Consolas" w:eastAsia="Times New Roman" w:hAnsi="Consolas" w:cs="Times New Roman"/>
-          <w:color w:val="000000"/>
-          <w:lang w:eastAsia="en-IN"/>
-        </w:rPr>
-        <w:t>=</w:t>
-      </w:r>
-      <w:r>
-        <w:rPr>
-          <w:rFonts w:ascii="Consolas" w:eastAsia="Times New Roman" w:hAnsi="Consolas" w:cs="Times New Roman"/>
-          <w:color w:val="202020"/>
-          <w:lang w:eastAsia="en-IN"/>
-        </w:rPr>
-        <w:t xml:space="preserve"> </w:t>
-      </w:r>
-      <w:proofErr w:type="spellStart"/>
-      <w:proofErr w:type="gramStart"/>
-      <w:r>
-        <w:rPr>
-          <w:rFonts w:ascii="Consolas" w:eastAsia="Times New Roman" w:hAnsi="Consolas" w:cs="Times New Roman"/>
-          <w:color w:val="267F99"/>
-          <w:lang w:eastAsia="en-IN"/>
-        </w:rPr>
-        <w:t>random</w:t>
-      </w:r>
-      <w:r>
-        <w:rPr>
-          <w:rFonts w:ascii="Consolas" w:eastAsia="Times New Roman" w:hAnsi="Consolas" w:cs="Times New Roman"/>
-          <w:color w:val="202020"/>
-          <w:lang w:eastAsia="en-IN"/>
-        </w:rPr>
-        <w:t>.</w:t>
-      </w:r>
-      <w:r>
-        <w:rPr>
-          <w:rFonts w:ascii="Consolas" w:eastAsia="Times New Roman" w:hAnsi="Consolas" w:cs="Times New Roman"/>
-          <w:color w:val="1F2328"/>
-          <w:lang w:eastAsia="en-IN"/>
-        </w:rPr>
-        <w:t>choice</w:t>
-      </w:r>
-      <w:proofErr w:type="spellEnd"/>
-      <w:proofErr w:type="gramEnd"/>
-      <w:r>
-        <w:rPr>
-          <w:rFonts w:ascii="Consolas" w:eastAsia="Times New Roman" w:hAnsi="Consolas" w:cs="Times New Roman"/>
-          <w:color w:val="202020"/>
-          <w:lang w:eastAsia="en-IN"/>
-        </w:rPr>
-        <w:t>(</w:t>
-      </w:r>
-      <w:r>
-        <w:rPr>
-          <w:rFonts w:ascii="Consolas" w:eastAsia="Times New Roman" w:hAnsi="Consolas" w:cs="Times New Roman"/>
-          <w:color w:val="0A3069"/>
-          <w:lang w:eastAsia="en-IN"/>
-        </w:rPr>
-        <w:t>"!@#$%^&amp;*"</w:t>
-      </w:r>
-      <w:r>
-        <w:rPr>
-          <w:rFonts w:ascii="Consolas" w:eastAsia="Times New Roman" w:hAnsi="Consolas" w:cs="Times New Roman"/>
-          <w:color w:val="202020"/>
-          <w:lang w:eastAsia="en-IN"/>
-        </w:rPr>
-        <w:t>)</w:t>
-      </w:r>
-    </w:p>
-    <w:p>
-      <w:pPr>
-        <w:shd w:val="clear" w:color="auto" w:fill="FFFFFF"/>
-        <w:spacing w:after="0" w:line="285" w:lineRule="atLeast"/>
-        <w:rPr>
-          <w:rFonts w:ascii="Consolas" w:eastAsia="Times New Roman" w:hAnsi="Consolas" w:cs="Times New Roman"/>
-          <w:color w:val="202020"/>
-          <w:lang w:eastAsia="en-IN"/>
-        </w:rPr>
-      </w:pPr>
-    </w:p>
-    <w:p>
-      <w:pPr>
-        <w:shd w:val="clear" w:color="auto" w:fill="FFFFFF"/>
-        <w:spacing w:after="0" w:line="285" w:lineRule="atLeast"/>
-        <w:rPr>
-          <w:rFonts w:ascii="Consolas" w:eastAsia="Times New Roman" w:hAnsi="Consolas" w:cs="Times New Roman"/>
-          <w:color w:val="202020"/>
-          <w:lang w:eastAsia="en-IN"/>
-        </w:rPr>
-      </w:pPr>
-      <w:r>
-        <w:rPr>
-          <w:rFonts w:ascii="Consolas" w:eastAsia="Times New Roman" w:hAnsi="Consolas" w:cs="Times New Roman"/>
-          <w:color w:val="1F2328"/>
-          <w:lang w:eastAsia="en-IN"/>
-        </w:rPr>
-        <w:t>remaining</w:t>
-      </w:r>
-      <w:r>
-        <w:rPr>
-          <w:rFonts w:ascii="Consolas" w:eastAsia="Times New Roman" w:hAnsi="Consolas" w:cs="Times New Roman"/>
-          <w:color w:val="202020"/>
-          <w:lang w:eastAsia="en-IN"/>
-        </w:rPr>
-        <w:t xml:space="preserve"> </w:t>
-      </w:r>
-      <w:r>
-        <w:rPr>
-          <w:rFonts w:ascii="Consolas" w:eastAsia="Times New Roman" w:hAnsi="Consolas" w:cs="Times New Roman"/>
-          <w:color w:val="000000"/>
-          <w:lang w:eastAsia="en-IN"/>
-        </w:rPr>
-        <w:t>=</w:t>
-      </w:r>
-      <w:r>
-        <w:rPr>
-          <w:rFonts w:ascii="Consolas" w:eastAsia="Times New Roman" w:hAnsi="Consolas" w:cs="Times New Roman"/>
-          <w:color w:val="202020"/>
-          <w:lang w:eastAsia="en-IN"/>
-        </w:rPr>
-        <w:t xml:space="preserve"> </w:t>
-      </w:r>
-      <w:proofErr w:type="spellStart"/>
-      <w:proofErr w:type="gramStart"/>
-      <w:r>
-        <w:rPr>
-          <w:rFonts w:ascii="Consolas" w:eastAsia="Times New Roman" w:hAnsi="Consolas" w:cs="Times New Roman"/>
-          <w:color w:val="267F99"/>
-          <w:lang w:eastAsia="en-IN"/>
-        </w:rPr>
-        <w:t>random</w:t>
-      </w:r>
-      <w:r>
-        <w:rPr>
-          <w:rFonts w:ascii="Consolas" w:eastAsia="Times New Roman" w:hAnsi="Consolas" w:cs="Times New Roman"/>
-          <w:color w:val="202020"/>
-          <w:lang w:eastAsia="en-IN"/>
-        </w:rPr>
-        <w:t>.</w:t>
-      </w:r>
-      <w:r>
-        <w:rPr>
-          <w:rFonts w:ascii="Consolas" w:eastAsia="Times New Roman" w:hAnsi="Consolas" w:cs="Times New Roman"/>
-          <w:color w:val="1F2328"/>
-          <w:lang w:eastAsia="en-IN"/>
-        </w:rPr>
-        <w:t>choices</w:t>
-      </w:r>
-      <w:proofErr w:type="spellEnd"/>
-      <w:proofErr w:type="gramEnd"/>
-      <w:r>
-        <w:rPr>
-          <w:rFonts w:ascii="Consolas" w:eastAsia="Times New Roman" w:hAnsi="Consolas" w:cs="Times New Roman"/>
-          <w:color w:val="202020"/>
-          <w:lang w:eastAsia="en-IN"/>
-        </w:rPr>
-        <w:t>(</w:t>
-      </w:r>
-    </w:p>
-    <w:p>
-      <w:pPr>
-        <w:shd w:val="clear" w:color="auto" w:fill="FFFFFF"/>
-        <w:spacing w:after="0" w:line="285" w:lineRule="atLeast"/>
-        <w:rPr>
-          <w:rFonts w:ascii="Consolas" w:eastAsia="Times New Roman" w:hAnsi="Consolas" w:cs="Times New Roman"/>
-          <w:color w:val="202020"/>
-          <w:lang w:eastAsia="en-IN"/>
-        </w:rPr>
-      </w:pPr>
-      <w:r>
-        <w:rPr>
-          <w:rFonts w:ascii="Consolas" w:eastAsia="Times New Roman" w:hAnsi="Consolas" w:cs="Times New Roman"/>
-          <w:color w:val="202020"/>
-          <w:lang w:eastAsia="en-IN"/>
-        </w:rPr>
-        <w:t xml:space="preserve">    </w:t>
-      </w:r>
-      <w:proofErr w:type="spellStart"/>
-      <w:proofErr w:type="gramStart"/>
-      <w:r>
-        <w:rPr>
-          <w:rFonts w:ascii="Consolas" w:eastAsia="Times New Roman" w:hAnsi="Consolas" w:cs="Times New Roman"/>
-          <w:color w:val="267F99"/>
-          <w:lang w:eastAsia="en-IN"/>
-        </w:rPr>
-        <w:t>string</w:t>
-      </w:r>
-      <w:r>
-        <w:rPr>
-          <w:rFonts w:ascii="Consolas" w:eastAsia="Times New Roman" w:hAnsi="Consolas" w:cs="Times New Roman"/>
-          <w:color w:val="202020"/>
-          <w:lang w:eastAsia="en-IN"/>
-        </w:rPr>
-        <w:t>.</w:t>
-      </w:r>
-      <w:r>
-        <w:rPr>
-          <w:rFonts w:ascii="Consolas" w:eastAsia="Times New Roman" w:hAnsi="Consolas" w:cs="Times New Roman"/>
-          <w:color w:val="0550AE"/>
-          <w:lang w:eastAsia="en-IN"/>
-        </w:rPr>
-        <w:t>ascii</w:t>
-      </w:r>
-      <w:proofErr w:type="gramEnd"/>
-      <w:r>
-        <w:rPr>
-          <w:rFonts w:ascii="Consolas" w:eastAsia="Times New Roman" w:hAnsi="Consolas" w:cs="Times New Roman"/>
-          <w:color w:val="0550AE"/>
-          <w:lang w:eastAsia="en-IN"/>
-        </w:rPr>
-        <w:t>_letters</w:t>
-      </w:r>
-      <w:proofErr w:type="spellEnd"/>
-      <w:r>
-        <w:rPr>
-          <w:rFonts w:ascii="Consolas" w:eastAsia="Times New Roman" w:hAnsi="Consolas" w:cs="Times New Roman"/>
-          <w:color w:val="202020"/>
-          <w:lang w:eastAsia="en-IN"/>
-        </w:rPr>
-        <w:t xml:space="preserve"> </w:t>
-      </w:r>
-      <w:r>
-        <w:rPr>
-          <w:rFonts w:ascii="Consolas" w:eastAsia="Times New Roman" w:hAnsi="Consolas" w:cs="Times New Roman"/>
-          <w:color w:val="000000"/>
-          <w:lang w:eastAsia="en-IN"/>
-        </w:rPr>
-        <w:t>+</w:t>
-      </w:r>
-      <w:r>
-        <w:rPr>
-          <w:rFonts w:ascii="Consolas" w:eastAsia="Times New Roman" w:hAnsi="Consolas" w:cs="Times New Roman"/>
-          <w:color w:val="202020"/>
-          <w:lang w:eastAsia="en-IN"/>
-        </w:rPr>
-        <w:t xml:space="preserve"> </w:t>
-      </w:r>
-      <w:proofErr w:type="spellStart"/>
-      <w:r>
-        <w:rPr>
-          <w:rFonts w:ascii="Consolas" w:eastAsia="Times New Roman" w:hAnsi="Consolas" w:cs="Times New Roman"/>
-          <w:color w:val="267F99"/>
-          <w:lang w:eastAsia="en-IN"/>
-        </w:rPr>
-        <w:t>string</w:t>
-      </w:r>
-      <w:r>
-        <w:rPr>
-          <w:rFonts w:ascii="Consolas" w:eastAsia="Times New Roman" w:hAnsi="Consolas" w:cs="Times New Roman"/>
-          <w:color w:val="202020"/>
-          <w:lang w:eastAsia="en-IN"/>
-        </w:rPr>
-        <w:t>.</w:t>
-      </w:r>
-      <w:r>
-        <w:rPr>
-          <w:rFonts w:ascii="Consolas" w:eastAsia="Times New Roman" w:hAnsi="Consolas" w:cs="Times New Roman"/>
-          <w:color w:val="0550AE"/>
-          <w:lang w:eastAsia="en-IN"/>
-        </w:rPr>
-        <w:t>digits</w:t>
-      </w:r>
-      <w:proofErr w:type="spellEnd"/>
-      <w:r>
-        <w:rPr>
-          <w:rFonts w:ascii="Consolas" w:eastAsia="Times New Roman" w:hAnsi="Consolas" w:cs="Times New Roman"/>
-          <w:color w:val="202020"/>
-          <w:lang w:eastAsia="en-IN"/>
-        </w:rPr>
-        <w:t xml:space="preserve"> </w:t>
-      </w:r>
-      <w:r>
-        <w:rPr>
-          <w:rFonts w:ascii="Consolas" w:eastAsia="Times New Roman" w:hAnsi="Consolas" w:cs="Times New Roman"/>
-          <w:color w:val="000000"/>
-          <w:lang w:eastAsia="en-IN"/>
-        </w:rPr>
-        <w:t>+</w:t>
-      </w:r>
-      <w:r>
-        <w:rPr>
-          <w:rFonts w:ascii="Consolas" w:eastAsia="Times New Roman" w:hAnsi="Consolas" w:cs="Times New Roman"/>
-          <w:color w:val="202020"/>
-          <w:lang w:eastAsia="en-IN"/>
-        </w:rPr>
-        <w:t xml:space="preserve"> </w:t>
-      </w:r>
-      <w:r>
-        <w:rPr>
-          <w:rFonts w:ascii="Consolas" w:eastAsia="Times New Roman" w:hAnsi="Consolas" w:cs="Times New Roman"/>
-          <w:color w:val="0A3069"/>
-          <w:lang w:eastAsia="en-IN"/>
-        </w:rPr>
-        <w:t>"!@#$%^&amp;*"</w:t>
-      </w:r>
-      <w:r>
-        <w:rPr>
-          <w:rFonts w:ascii="Consolas" w:eastAsia="Times New Roman" w:hAnsi="Consolas" w:cs="Times New Roman"/>
-          <w:color w:val="202020"/>
-          <w:lang w:eastAsia="en-IN"/>
-        </w:rPr>
-        <w:t>,</w:t>
-      </w:r>
-    </w:p>
-    <w:p>
-      <w:pPr>
-        <w:shd w:val="clear" w:color="auto" w:fill="FFFFFF"/>
-        <w:spacing w:after="0" w:line="285" w:lineRule="atLeast"/>
-        <w:rPr>
-          <w:rFonts w:ascii="Consolas" w:eastAsia="Times New Roman" w:hAnsi="Consolas" w:cs="Times New Roman"/>
-          <w:color w:val="202020"/>
-          <w:lang w:eastAsia="en-IN"/>
-        </w:rPr>
-      </w:pPr>
-      <w:r>
-        <w:rPr>
-          <w:rFonts w:ascii="Consolas" w:eastAsia="Times New Roman" w:hAnsi="Consolas" w:cs="Times New Roman"/>
-          <w:color w:val="202020"/>
-          <w:lang w:eastAsia="en-IN"/>
-        </w:rPr>
-        <w:t xml:space="preserve">    </w:t>
-      </w:r>
-      <w:r>
-        <w:rPr>
-          <w:rFonts w:ascii="Consolas" w:eastAsia="Times New Roman" w:hAnsi="Consolas" w:cs="Times New Roman"/>
-          <w:color w:val="953800"/>
-          <w:lang w:eastAsia="en-IN"/>
-        </w:rPr>
-        <w:t>k</w:t>
-      </w:r>
-      <w:r>
-        <w:rPr>
-          <w:rFonts w:ascii="Consolas" w:eastAsia="Times New Roman" w:hAnsi="Consolas" w:cs="Times New Roman"/>
-          <w:color w:val="000000"/>
-          <w:lang w:eastAsia="en-IN"/>
-        </w:rPr>
-        <w:t>=</w:t>
-      </w:r>
-      <w:r>
-        <w:rPr>
-          <w:rFonts w:ascii="Consolas" w:eastAsia="Times New Roman" w:hAnsi="Consolas" w:cs="Times New Roman"/>
-          <w:color w:val="098658"/>
-          <w:lang w:eastAsia="en-IN"/>
-        </w:rPr>
-        <w:t>6</w:t>
-      </w:r>
-    </w:p>
-    <w:p>
-      <w:pPr>
-        <w:shd w:val="clear" w:color="auto" w:fill="FFFFFF"/>
-        <w:spacing w:after="0" w:line="285" w:lineRule="atLeast"/>
-        <w:rPr>
-          <w:rFonts w:ascii="Consolas" w:eastAsia="Times New Roman" w:hAnsi="Consolas" w:cs="Times New Roman"/>
-          <w:color w:val="202020"/>
-          <w:lang w:eastAsia="en-IN"/>
-        </w:rPr>
-      </w:pPr>
-      <w:r>
-        <w:rPr>
-          <w:rFonts w:ascii="Consolas" w:eastAsia="Times New Roman" w:hAnsi="Consolas" w:cs="Times New Roman"/>
-          <w:color w:val="202020"/>
-          <w:lang w:eastAsia="en-IN"/>
-        </w:rPr>
-        <w:t>)</w:t>
-      </w:r>
-    </w:p>
-    <w:p>
-      <w:pPr>
-        <w:shd w:val="clear" w:color="auto" w:fill="FFFFFF"/>
-        <w:spacing w:after="0" w:line="285" w:lineRule="atLeast"/>
-        <w:rPr>
-          <w:rFonts w:ascii="Consolas" w:eastAsia="Times New Roman" w:hAnsi="Consolas" w:cs="Times New Roman"/>
-          <w:color w:val="202020"/>
-          <w:lang w:eastAsia="en-IN"/>
-        </w:rPr>
-      </w:pPr>
-      <w:proofErr w:type="spellStart"/>
-      <w:r>
-        <w:rPr>
-          <w:rFonts w:ascii="Consolas" w:eastAsia="Times New Roman" w:hAnsi="Consolas" w:cs="Times New Roman"/>
-          <w:color w:val="1F2328"/>
-          <w:lang w:eastAsia="en-IN"/>
-        </w:rPr>
-        <w:t>password_list</w:t>
-      </w:r>
-      <w:proofErr w:type="spellEnd"/>
-      <w:r>
-        <w:rPr>
-          <w:rFonts w:ascii="Consolas" w:eastAsia="Times New Roman" w:hAnsi="Consolas" w:cs="Times New Roman"/>
-          <w:color w:val="202020"/>
-          <w:lang w:eastAsia="en-IN"/>
-        </w:rPr>
-        <w:t xml:space="preserve"> </w:t>
-      </w:r>
-      <w:r>
-        <w:rPr>
-          <w:rFonts w:ascii="Consolas" w:eastAsia="Times New Roman" w:hAnsi="Consolas" w:cs="Times New Roman"/>
-          <w:color w:val="000000"/>
-          <w:lang w:eastAsia="en-IN"/>
-        </w:rPr>
-        <w:t>=</w:t>
-      </w:r>
-      <w:r>
-        <w:rPr>
-          <w:rFonts w:ascii="Consolas" w:eastAsia="Times New Roman" w:hAnsi="Consolas" w:cs="Times New Roman"/>
-          <w:color w:val="202020"/>
-          <w:lang w:eastAsia="en-IN"/>
-        </w:rPr>
-        <w:t xml:space="preserve"> </w:t>
-      </w:r>
-      <w:r>
-        <w:rPr>
-          <w:rFonts w:ascii="Consolas" w:eastAsia="Times New Roman" w:hAnsi="Consolas" w:cs="Times New Roman"/>
-          <w:color w:val="1F2328"/>
-          <w:lang w:eastAsia="en-IN"/>
-        </w:rPr>
-        <w:t>uppercase</w:t>
-      </w:r>
-      <w:r>
-        <w:rPr>
-          <w:rFonts w:ascii="Consolas" w:eastAsia="Times New Roman" w:hAnsi="Consolas" w:cs="Times New Roman"/>
-          <w:color w:val="202020"/>
-          <w:lang w:eastAsia="en-IN"/>
-        </w:rPr>
-        <w:t xml:space="preserve"> </w:t>
-      </w:r>
-      <w:r>
-        <w:rPr>
-          <w:rFonts w:ascii="Consolas" w:eastAsia="Times New Roman" w:hAnsi="Consolas" w:cs="Times New Roman"/>
-          <w:color w:val="000000"/>
-          <w:lang w:eastAsia="en-IN"/>
-        </w:rPr>
-        <w:t>+</w:t>
-      </w:r>
-      <w:r>
-        <w:rPr>
-          <w:rFonts w:ascii="Consolas" w:eastAsia="Times New Roman" w:hAnsi="Consolas" w:cs="Times New Roman"/>
-          <w:color w:val="202020"/>
-          <w:lang w:eastAsia="en-IN"/>
-        </w:rPr>
-        <w:t xml:space="preserve"> [</w:t>
-      </w:r>
-      <w:r>
-        <w:rPr>
-          <w:rFonts w:ascii="Consolas" w:eastAsia="Times New Roman" w:hAnsi="Consolas" w:cs="Times New Roman"/>
-          <w:color w:val="1F2328"/>
-          <w:lang w:eastAsia="en-IN"/>
-        </w:rPr>
-        <w:t>digit</w:t>
-      </w:r>
-      <w:r>
-        <w:rPr>
-          <w:rFonts w:ascii="Consolas" w:eastAsia="Times New Roman" w:hAnsi="Consolas" w:cs="Times New Roman"/>
-          <w:color w:val="202020"/>
-          <w:lang w:eastAsia="en-IN"/>
-        </w:rPr>
-        <w:t xml:space="preserve">] </w:t>
-      </w:r>
-      <w:r>
-        <w:rPr>
-          <w:rFonts w:ascii="Consolas" w:eastAsia="Times New Roman" w:hAnsi="Consolas" w:cs="Times New Roman"/>
-          <w:color w:val="000000"/>
-          <w:lang w:eastAsia="en-IN"/>
-        </w:rPr>
-        <w:t>+</w:t>
-      </w:r>
-      <w:r>
-        <w:rPr>
-          <w:rFonts w:ascii="Consolas" w:eastAsia="Times New Roman" w:hAnsi="Consolas" w:cs="Times New Roman"/>
-          <w:color w:val="202020"/>
-          <w:lang w:eastAsia="en-IN"/>
-        </w:rPr>
-        <w:t xml:space="preserve"> [</w:t>
-      </w:r>
-      <w:r>
-        <w:rPr>
-          <w:rFonts w:ascii="Consolas" w:eastAsia="Times New Roman" w:hAnsi="Consolas" w:cs="Times New Roman"/>
-          <w:color w:val="1F2328"/>
-          <w:lang w:eastAsia="en-IN"/>
-        </w:rPr>
-        <w:t>special</w:t>
-      </w:r>
-      <w:r>
-        <w:rPr>
-          <w:rFonts w:ascii="Consolas" w:eastAsia="Times New Roman" w:hAnsi="Consolas" w:cs="Times New Roman"/>
-          <w:color w:val="202020"/>
-          <w:lang w:eastAsia="en-IN"/>
-        </w:rPr>
-        <w:t xml:space="preserve">] </w:t>
-      </w:r>
-      <w:r>
-        <w:rPr>
-          <w:rFonts w:ascii="Consolas" w:eastAsia="Times New Roman" w:hAnsi="Consolas" w:cs="Times New Roman"/>
-          <w:color w:val="000000"/>
-          <w:lang w:eastAsia="en-IN"/>
-        </w:rPr>
-        <w:t>+</w:t>
-      </w:r>
-      <w:r>
-        <w:rPr>
-          <w:rFonts w:ascii="Consolas" w:eastAsia="Times New Roman" w:hAnsi="Consolas" w:cs="Times New Roman"/>
-          <w:color w:val="202020"/>
-          <w:lang w:eastAsia="en-IN"/>
-        </w:rPr>
-        <w:t xml:space="preserve"> </w:t>
-      </w:r>
-      <w:r>
-        <w:rPr>
-          <w:rFonts w:ascii="Consolas" w:eastAsia="Times New Roman" w:hAnsi="Consolas" w:cs="Times New Roman"/>
-          <w:color w:val="1F2328"/>
-          <w:lang w:eastAsia="en-IN"/>
-        </w:rPr>
-        <w:t>remaining</w:t>
-      </w:r>
-    </w:p>
-    <w:p>
-      <w:pPr>
-        <w:shd w:val="clear" w:color="auto" w:fill="FFFFFF"/>
-        <w:spacing w:after="0" w:line="285" w:lineRule="atLeast"/>
-        <w:rPr>
-          <w:rFonts w:ascii="Consolas" w:eastAsia="Times New Roman" w:hAnsi="Consolas" w:cs="Times New Roman"/>
-          <w:color w:val="202020"/>
-          <w:lang w:eastAsia="en-IN"/>
-        </w:rPr>
-      </w:pPr>
-    </w:p>
-    <w:p>
-      <w:pPr>
-        <w:shd w:val="clear" w:color="auto" w:fill="FFFFFF"/>
-        <w:spacing w:after="0" w:line="285" w:lineRule="atLeast"/>
-        <w:rPr>
-          <w:rFonts w:ascii="Consolas" w:eastAsia="Times New Roman" w:hAnsi="Consolas" w:cs="Times New Roman"/>
-          <w:color w:val="202020"/>
-          <w:lang w:eastAsia="en-IN"/>
-        </w:rPr>
-      </w:pPr>
-      <w:proofErr w:type="spellStart"/>
-      <w:proofErr w:type="gramStart"/>
-      <w:r>
-        <w:rPr>
-          <w:rFonts w:ascii="Consolas" w:eastAsia="Times New Roman" w:hAnsi="Consolas" w:cs="Times New Roman"/>
-          <w:color w:val="267F99"/>
-          <w:lang w:eastAsia="en-IN"/>
-        </w:rPr>
-        <w:t>random</w:t>
-      </w:r>
-      <w:r>
-        <w:rPr>
-          <w:rFonts w:ascii="Consolas" w:eastAsia="Times New Roman" w:hAnsi="Consolas" w:cs="Times New Roman"/>
-          <w:color w:val="202020"/>
-          <w:lang w:eastAsia="en-IN"/>
-        </w:rPr>
-        <w:t>.</w:t>
-      </w:r>
-      <w:r>
-        <w:rPr>
-          <w:rFonts w:ascii="Consolas" w:eastAsia="Times New Roman" w:hAnsi="Consolas" w:cs="Times New Roman"/>
-          <w:color w:val="1F2328"/>
-          <w:lang w:eastAsia="en-IN"/>
-        </w:rPr>
-        <w:t>shuffle</w:t>
-      </w:r>
-      <w:proofErr w:type="spellEnd"/>
-      <w:proofErr w:type="gramEnd"/>
-      <w:r>
-        <w:rPr>
-          <w:rFonts w:ascii="Consolas" w:eastAsia="Times New Roman" w:hAnsi="Consolas" w:cs="Times New Roman"/>
-          <w:color w:val="202020"/>
-          <w:lang w:eastAsia="en-IN"/>
-        </w:rPr>
-        <w:t>(</w:t>
-      </w:r>
-      <w:proofErr w:type="spellStart"/>
-      <w:r>
-        <w:rPr>
-          <w:rFonts w:ascii="Consolas" w:eastAsia="Times New Roman" w:hAnsi="Consolas" w:cs="Times New Roman"/>
-          <w:color w:val="1F2328"/>
-          <w:lang w:eastAsia="en-IN"/>
-        </w:rPr>
-        <w:t>password_list</w:t>
-      </w:r>
-      <w:proofErr w:type="spellEnd"/>
-      <w:r>
-        <w:rPr>
-          <w:rFonts w:ascii="Consolas" w:eastAsia="Times New Roman" w:hAnsi="Consolas" w:cs="Times New Roman"/>
-          <w:color w:val="202020"/>
-          <w:lang w:eastAsia="en-IN"/>
-        </w:rPr>
-        <w:t>)</w:t>
-      </w:r>
-    </w:p>
-    <w:p>
-      <w:pPr>
-        <w:shd w:val="clear" w:color="auto" w:fill="FFFFFF"/>
-        <w:spacing w:after="0" w:line="285" w:lineRule="atLeast"/>
-        <w:rPr>
-          <w:rFonts w:ascii="Consolas" w:eastAsia="Times New Roman" w:hAnsi="Consolas" w:cs="Times New Roman"/>
-          <w:color w:val="202020"/>
-          <w:lang w:eastAsia="en-IN"/>
-        </w:rPr>
-      </w:pPr>
-    </w:p>
-    <w:p>
-      <w:pPr>
-        <w:shd w:val="clear" w:color="auto" w:fill="FFFFFF"/>
-        <w:spacing w:after="0" w:line="285" w:lineRule="atLeast"/>
-        <w:rPr>
-          <w:rFonts w:ascii="Consolas" w:eastAsia="Times New Roman" w:hAnsi="Consolas" w:cs="Times New Roman"/>
-          <w:color w:val="202020"/>
-          <w:lang w:eastAsia="en-IN"/>
-        </w:rPr>
-      </w:pPr>
-      <w:r>
-        <w:rPr>
-          <w:rFonts w:ascii="Consolas" w:eastAsia="Times New Roman" w:hAnsi="Consolas" w:cs="Times New Roman"/>
-          <w:color w:val="1F2328"/>
-          <w:lang w:eastAsia="en-IN"/>
-        </w:rPr>
-        <w:t>password</w:t>
-      </w:r>
-      <w:r>
-        <w:rPr>
-          <w:rFonts w:ascii="Consolas" w:eastAsia="Times New Roman" w:hAnsi="Consolas" w:cs="Times New Roman"/>
-          <w:color w:val="202020"/>
-          <w:lang w:eastAsia="en-IN"/>
-        </w:rPr>
-        <w:t xml:space="preserve"> </w:t>
-      </w:r>
-      <w:r>
-        <w:rPr>
-          <w:rFonts w:ascii="Consolas" w:eastAsia="Times New Roman" w:hAnsi="Consolas" w:cs="Times New Roman"/>
-          <w:color w:val="000000"/>
-          <w:lang w:eastAsia="en-IN"/>
-        </w:rPr>
-        <w:t>=</w:t>
-      </w:r>
-      <w:r>
-        <w:rPr>
-          <w:rFonts w:ascii="Consolas" w:eastAsia="Times New Roman" w:hAnsi="Consolas" w:cs="Times New Roman"/>
-          <w:color w:val="202020"/>
-          <w:lang w:eastAsia="en-IN"/>
-        </w:rPr>
-        <w:t xml:space="preserve"> </w:t>
-      </w:r>
-      <w:r>
-        <w:rPr>
-          <w:rFonts w:ascii="Consolas" w:eastAsia="Times New Roman" w:hAnsi="Consolas" w:cs="Times New Roman"/>
-          <w:color w:val="0A3069"/>
-          <w:lang w:eastAsia="en-IN"/>
-        </w:rPr>
-        <w:t>'</w:t>
-      </w:r>
-      <w:proofErr w:type="gramStart"/>
-      <w:r>
-        <w:rPr>
-          <w:rFonts w:ascii="Consolas" w:eastAsia="Times New Roman" w:hAnsi="Consolas" w:cs="Times New Roman"/>
-          <w:color w:val="0A3069"/>
-          <w:lang w:eastAsia="en-IN"/>
-        </w:rPr>
-        <w:t>'</w:t>
-      </w:r>
-      <w:r>
-        <w:rPr>
-          <w:rFonts w:ascii="Consolas" w:eastAsia="Times New Roman" w:hAnsi="Consolas" w:cs="Times New Roman"/>
-          <w:color w:val="202020"/>
-          <w:lang w:eastAsia="en-IN"/>
-        </w:rPr>
-        <w:t>.</w:t>
-      </w:r>
-      <w:r>
-        <w:rPr>
-          <w:rFonts w:ascii="Consolas" w:eastAsia="Times New Roman" w:hAnsi="Consolas" w:cs="Times New Roman"/>
-          <w:color w:val="8250DF"/>
-          <w:lang w:eastAsia="en-IN"/>
-        </w:rPr>
-        <w:t>join</w:t>
-      </w:r>
-      <w:proofErr w:type="gramEnd"/>
-      <w:r>
-        <w:rPr>
-          <w:rFonts w:ascii="Consolas" w:eastAsia="Times New Roman" w:hAnsi="Consolas" w:cs="Times New Roman"/>
-          <w:color w:val="202020"/>
-          <w:lang w:eastAsia="en-IN"/>
-        </w:rPr>
-        <w:t>(</w:t>
-      </w:r>
-      <w:proofErr w:type="spellStart"/>
-      <w:r>
-        <w:rPr>
-          <w:rFonts w:ascii="Consolas" w:eastAsia="Times New Roman" w:hAnsi="Consolas" w:cs="Times New Roman"/>
-          <w:color w:val="1F2328"/>
-          <w:lang w:eastAsia="en-IN"/>
-        </w:rPr>
-        <w:t>password_list</w:t>
-      </w:r>
-      <w:proofErr w:type="spellEnd"/>
-      <w:r>
-        <w:rPr>
-          <w:rFonts w:ascii="Consolas" w:eastAsia="Times New Roman" w:hAnsi="Consolas" w:cs="Times New Roman"/>
-          <w:color w:val="202020"/>
-          <w:lang w:eastAsia="en-IN"/>
-        </w:rPr>
-        <w:t>)</w:t>
-      </w:r>
-    </w:p>
-    <w:p>
-      <w:pPr>
-        <w:shd w:val="clear" w:color="auto" w:fill="FFFFFF"/>
-        <w:spacing w:after="0" w:line="285" w:lineRule="atLeast"/>
-        <w:rPr>
-          <w:rFonts w:ascii="Consolas" w:eastAsia="Times New Roman" w:hAnsi="Consolas" w:cs="Times New Roman"/>
-          <w:color w:val="202020"/>
-          <w:lang w:eastAsia="en-IN"/>
-        </w:rPr>
-      </w:pPr>
-    </w:p>
-    <w:p>
-      <w:pPr>
-        <w:shd w:val="clear" w:color="auto" w:fill="FFFFFF"/>
-        <w:spacing w:after="0" w:line="285" w:lineRule="atLeast"/>
-        <w:rPr>
-          <w:rFonts w:ascii="Consolas" w:eastAsia="Times New Roman" w:hAnsi="Consolas" w:cs="Times New Roman"/>
-          <w:color w:val="202020"/>
-          <w:lang w:eastAsia="en-IN"/>
-        </w:rPr>
-      </w:pPr>
-      <w:proofErr w:type="gramStart"/>
-      <w:r>
-        <w:rPr>
-          <w:rFonts w:ascii="Consolas" w:eastAsia="Times New Roman" w:hAnsi="Consolas" w:cs="Times New Roman"/>
-          <w:color w:val="8250DF"/>
-          <w:lang w:eastAsia="en-IN"/>
-        </w:rPr>
-        <w:t>print</w:t>
-      </w:r>
-      <w:r>
-        <w:rPr>
-          <w:rFonts w:ascii="Consolas" w:eastAsia="Times New Roman" w:hAnsi="Consolas" w:cs="Times New Roman"/>
-          <w:color w:val="202020"/>
-          <w:lang w:eastAsia="en-IN"/>
-        </w:rPr>
-        <w:t>(</w:t>
-      </w:r>
-      <w:proofErr w:type="gramEnd"/>
-      <w:r>
-        <w:rPr>
-          <w:rFonts w:ascii="Consolas" w:eastAsia="Times New Roman" w:hAnsi="Consolas" w:cs="Times New Roman"/>
-          <w:color w:val="0A3069"/>
-          <w:lang w:eastAsia="en-IN"/>
-        </w:rPr>
-        <w:t>"Random Password:"</w:t>
-      </w:r>
-      <w:r>
-        <w:rPr>
-          <w:rFonts w:ascii="Consolas" w:eastAsia="Times New Roman" w:hAnsi="Consolas" w:cs="Times New Roman"/>
-          <w:color w:val="202020"/>
-          <w:lang w:eastAsia="en-IN"/>
-        </w:rPr>
-        <w:t xml:space="preserve">, </w:t>
-      </w:r>
-      <w:r>
-        <w:rPr>
-          <w:rFonts w:ascii="Consolas" w:eastAsia="Times New Roman" w:hAnsi="Consolas" w:cs="Times New Roman"/>
-          <w:color w:val="1F2328"/>
-          <w:lang w:eastAsia="en-IN"/>
-        </w:rPr>
-        <w:t>password</w:t>
-      </w:r>
-      <w:r>
-        <w:rPr>
-          <w:rFonts w:ascii="Consolas" w:eastAsia="Times New Roman" w:hAnsi="Consolas" w:cs="Times New Roman"/>
-          <w:color w:val="202020"/>
-          <w:lang w:eastAsia="en-IN"/>
-        </w:rPr>
-        <w:t>)</w:t>
-      </w:r>
-    </w:p>
-    <w:p>
-      <w:pPr>
-        <w:shd w:val="clear" w:color="auto" w:fill="FFFFFF"/>
-        <w:spacing w:after="0" w:line="285" w:lineRule="atLeast"/>
-        <w:rPr>
-          <w:rFonts w:ascii="Consolas" w:eastAsia="Times New Roman" w:hAnsi="Consolas" w:cs="Times New Roman"/>
-          <w:color w:val="202020"/>
-          <w:sz w:val="20"/>
-          <w:szCs w:val="20"/>
-          <w:lang w:eastAsia="en-IN"/>
-        </w:rPr>
-      </w:pPr>
-    </w:p>
-    <w:p>
-      <w:pPr>
-        <w:shd w:val="clear" w:color="auto" w:fill="FFFFFF"/>
-        <w:spacing w:after="0" w:line="285" w:lineRule="atLeast"/>
-        <w:rPr>
-          <w:rFonts w:ascii="Consolas" w:eastAsia="Times New Roman" w:hAnsi="Consolas" w:cs="Times New Roman"/>
-          <w:color w:val="202020"/>
-          <w:sz w:val="20"/>
-          <w:szCs w:val="20"/>
-          <w:lang w:eastAsia="en-IN"/>
-        </w:rPr>
-      </w:pPr>
-    </w:p>
-    <w:p>
-      <w:pPr>
-        <w:shd w:val="clear" w:color="auto" w:fill="FFFFFF"/>
-        <w:spacing w:after="0" w:line="285" w:lineRule="atLeast"/>
-        <w:rPr>
-          <w:rFonts w:ascii="Consolas" w:eastAsia="Times New Roman" w:hAnsi="Consolas" w:cs="Times New Roman"/>
-          <w:color w:val="202020"/>
-          <w:sz w:val="20"/>
-          <w:szCs w:val="20"/>
-          <w:lang w:eastAsia="en-IN"/>
-        </w:rPr>
-      </w:pPr>
-    </w:p>
-    <w:p>
-      <w:pPr>
-        <w:shd w:val="clear" w:color="auto" w:fill="FFFFFF"/>
-        <w:spacing w:after="0" w:line="285" w:lineRule="atLeast"/>
-        <w:rPr>
-          <w:rFonts w:ascii="Consolas" w:eastAsia="Times New Roman" w:hAnsi="Consolas" w:cs="Times New Roman"/>
-          <w:color w:val="202020"/>
-          <w:sz w:val="20"/>
-          <w:szCs w:val="20"/>
-          <w:lang w:eastAsia="en-IN"/>
-        </w:rPr>
-      </w:pPr>
-      <w:r>
-        <w:rPr>
-          <w:rFonts w:ascii="Times New Roman" w:hAnsi="Times New Roman" w:cs="Times New Roman"/>
-          <w:b/>
-          <w:bCs/>
-          <w:sz w:val="28"/>
-          <w:szCs w:val="28"/>
-        </w:rPr>
-        <w:drawing>
-          <wp:inline distT="0" distB="0" distL="0" distR="0" wp14:anchorId="442D9001" wp14:editId="6549F50C">
-            <wp:extent cx="5731510" cy="1866900"/>
-            <wp:effectExtent l="0" t="0" r="2540" b="0"/>
-            <wp:docPr id="342754539" name="Picture 1"/>
-            <wp:cNvGraphicFramePr>
-              <a:graphicFrameLocks xmlns:a="http://schemas.openxmlformats.org/drawingml/2006/main" noChangeAspect="1"/>
-            </wp:cNvGraphicFramePr>
-            <a:graphic xmlns:a="http://schemas.openxmlformats.org/drawingml/2006/main">
-              <a:graphicData uri="http://schemas.openxmlformats.org/drawingml/2006/picture">
-                <pic:pic xmlns:pic="http://schemas.openxmlformats.org/drawingml/2006/picture">
-                  <pic:nvPicPr>
-                    <pic:cNvPr id="342754539" name=""/>
-                    <pic:cNvPicPr/>
-                  </pic:nvPicPr>
-                  <pic:blipFill>
-                    <a:blip r:embed="rId33"/>
-                    <a:stretch>
-                      <a:fillRect/>
-                    </a:stretch>
-                  </pic:blipFill>
-                  <pic:spPr>
-                    <a:xfrm>
-                      <a:off x="0" y="0"/>
-                      <a:ext cx="5731510" cy="1866900"/>
-                    </a:xfrm>
-                    <a:prstGeom prst="rect">
-                      <a:avLst/>
-                    </a:prstGeom>
-                  </pic:spPr>
-                </pic:pic>
-              </a:graphicData>
-            </a:graphic>
-          </wp:inline>
-        </w:drawing>
-      </w:r>
-    </w:p>
-    <w:p>
-      <w:pPr>
+    </w:p>
+    <w:p>
+      <w:pPr>
+        <w:pStyle w:val="ListParagraph"/>
         <w:spacing w:line="276" w:lineRule="auto"/>
+        <w:ind w:left="360"/>
         <w:jc w:val="both"/>
         <w:rPr>
           <w:rFonts w:ascii="Times New Roman" w:hAnsi="Times New Roman" w:cs="Times New Roman"/>
@@ -15522,2253 +13085,7 @@
           <w:sz w:val="24"/>
           <w:szCs w:val="24"/>
         </w:rPr>
-        <w:t>Given two lists of numbers, write a program to create a new list containing odd numbers from the first list and even numbers from the second list.</w:t>
-      </w:r>
-    </w:p>
-    <w:p>
-      <w:pPr>
-        <w:pStyle w:val="ListParagraph"/>
-        <w:spacing w:line="276" w:lineRule="auto"/>
-        <w:ind w:left="360"/>
-        <w:jc w:val="both"/>
-        <w:rPr>
-          <w:rFonts w:ascii="Times New Roman" w:hAnsi="Times New Roman" w:cs="Times New Roman"/>
-          <w:b/>
-          <w:bCs/>
-          <w:sz w:val="24"/>
-          <w:szCs w:val="24"/>
-        </w:rPr>
-      </w:pPr>
-    </w:p>
-    <w:p>
-      <w:pPr>
-        <w:pStyle w:val="ListParagraph"/>
-        <w:spacing w:line="276" w:lineRule="auto"/>
-        <w:ind w:left="360"/>
-        <w:jc w:val="both"/>
-        <w:rPr>
-          <w:rFonts w:ascii="Times New Roman" w:hAnsi="Times New Roman" w:cs="Times New Roman"/>
-          <w:b/>
-          <w:bCs/>
-          <w:sz w:val="24"/>
-          <w:szCs w:val="24"/>
-        </w:rPr>
-      </w:pPr>
-      <w:r>
-        <w:rPr>
-          <w:rFonts w:ascii="Times New Roman" w:hAnsi="Times New Roman" w:cs="Times New Roman"/>
-          <w:b/>
-          <w:bCs/>
-          <w:sz w:val="24"/>
-          <w:szCs w:val="24"/>
-        </w:rPr>
-        <w:t>Solution:</w:t>
-      </w:r>
-    </w:p>
-    <w:p>
-      <w:pPr>
-        <w:shd w:val="clear" w:color="auto" w:fill="FFFFFF"/>
-        <w:spacing w:after="0" w:line="285" w:lineRule="atLeast"/>
-        <w:ind w:left="360"/>
-        <w:rPr>
-          <w:rFonts w:ascii="Consolas" w:eastAsia="Times New Roman" w:hAnsi="Consolas" w:cs="Times New Roman"/>
-          <w:color w:val="202020"/>
-          <w:lang w:eastAsia="en-IN"/>
-        </w:rPr>
-      </w:pPr>
-      <w:r>
-        <w:rPr>
-          <w:rFonts w:ascii="Consolas" w:eastAsia="Times New Roman" w:hAnsi="Consolas" w:cs="Times New Roman"/>
-          <w:color w:val="1F2328"/>
-          <w:lang w:eastAsia="en-IN"/>
-        </w:rPr>
-        <w:t>l1</w:t>
-      </w:r>
-      <w:r>
-        <w:rPr>
-          <w:rFonts w:ascii="Consolas" w:eastAsia="Times New Roman" w:hAnsi="Consolas" w:cs="Times New Roman"/>
-          <w:color w:val="000000"/>
-          <w:lang w:eastAsia="en-IN"/>
-        </w:rPr>
-        <w:t>=</w:t>
-      </w:r>
-      <w:r>
-        <w:rPr>
-          <w:rFonts w:ascii="Consolas" w:eastAsia="Times New Roman" w:hAnsi="Consolas" w:cs="Times New Roman"/>
-          <w:color w:val="202020"/>
-          <w:lang w:eastAsia="en-IN"/>
-        </w:rPr>
-        <w:t xml:space="preserve"> [</w:t>
-      </w:r>
-      <w:r>
-        <w:rPr>
-          <w:rFonts w:ascii="Consolas" w:eastAsia="Times New Roman" w:hAnsi="Consolas" w:cs="Times New Roman"/>
-          <w:color w:val="098658"/>
-          <w:lang w:eastAsia="en-IN"/>
-        </w:rPr>
-        <w:t>1</w:t>
-      </w:r>
-      <w:r>
-        <w:rPr>
-          <w:rFonts w:ascii="Consolas" w:eastAsia="Times New Roman" w:hAnsi="Consolas" w:cs="Times New Roman"/>
-          <w:color w:val="202020"/>
-          <w:lang w:eastAsia="en-IN"/>
-        </w:rPr>
-        <w:t>,</w:t>
-      </w:r>
-      <w:r>
-        <w:rPr>
-          <w:rFonts w:ascii="Consolas" w:eastAsia="Times New Roman" w:hAnsi="Consolas" w:cs="Times New Roman"/>
-          <w:color w:val="098658"/>
-          <w:lang w:eastAsia="en-IN"/>
-        </w:rPr>
-        <w:t>2</w:t>
-      </w:r>
-      <w:r>
-        <w:rPr>
-          <w:rFonts w:ascii="Consolas" w:eastAsia="Times New Roman" w:hAnsi="Consolas" w:cs="Times New Roman"/>
-          <w:color w:val="202020"/>
-          <w:lang w:eastAsia="en-IN"/>
-        </w:rPr>
-        <w:t>,</w:t>
-      </w:r>
-      <w:r>
-        <w:rPr>
-          <w:rFonts w:ascii="Consolas" w:eastAsia="Times New Roman" w:hAnsi="Consolas" w:cs="Times New Roman"/>
-          <w:color w:val="098658"/>
-          <w:lang w:eastAsia="en-IN"/>
-        </w:rPr>
-        <w:t>3</w:t>
-      </w:r>
-      <w:r>
-        <w:rPr>
-          <w:rFonts w:ascii="Consolas" w:eastAsia="Times New Roman" w:hAnsi="Consolas" w:cs="Times New Roman"/>
-          <w:color w:val="202020"/>
-          <w:lang w:eastAsia="en-IN"/>
-        </w:rPr>
-        <w:t>,</w:t>
-      </w:r>
-      <w:r>
-        <w:rPr>
-          <w:rFonts w:ascii="Consolas" w:eastAsia="Times New Roman" w:hAnsi="Consolas" w:cs="Times New Roman"/>
-          <w:color w:val="098658"/>
-          <w:lang w:eastAsia="en-IN"/>
-        </w:rPr>
-        <w:t>4</w:t>
-      </w:r>
-      <w:r>
-        <w:rPr>
-          <w:rFonts w:ascii="Consolas" w:eastAsia="Times New Roman" w:hAnsi="Consolas" w:cs="Times New Roman"/>
-          <w:color w:val="202020"/>
-          <w:lang w:eastAsia="en-IN"/>
-        </w:rPr>
-        <w:t>,</w:t>
-      </w:r>
-      <w:r>
-        <w:rPr>
-          <w:rFonts w:ascii="Consolas" w:eastAsia="Times New Roman" w:hAnsi="Consolas" w:cs="Times New Roman"/>
-          <w:color w:val="098658"/>
-          <w:lang w:eastAsia="en-IN"/>
-        </w:rPr>
-        <w:t>5</w:t>
-      </w:r>
-      <w:r>
-        <w:rPr>
-          <w:rFonts w:ascii="Consolas" w:eastAsia="Times New Roman" w:hAnsi="Consolas" w:cs="Times New Roman"/>
-          <w:color w:val="202020"/>
-          <w:lang w:eastAsia="en-IN"/>
-        </w:rPr>
-        <w:t>,</w:t>
-      </w:r>
-      <w:r>
-        <w:rPr>
-          <w:rFonts w:ascii="Consolas" w:eastAsia="Times New Roman" w:hAnsi="Consolas" w:cs="Times New Roman"/>
-          <w:color w:val="098658"/>
-          <w:lang w:eastAsia="en-IN"/>
-        </w:rPr>
-        <w:t>6</w:t>
-      </w:r>
-      <w:r>
-        <w:rPr>
-          <w:rFonts w:ascii="Consolas" w:eastAsia="Times New Roman" w:hAnsi="Consolas" w:cs="Times New Roman"/>
-          <w:color w:val="202020"/>
-          <w:lang w:eastAsia="en-IN"/>
-        </w:rPr>
-        <w:t>,</w:t>
-      </w:r>
-      <w:r>
-        <w:rPr>
-          <w:rFonts w:ascii="Consolas" w:eastAsia="Times New Roman" w:hAnsi="Consolas" w:cs="Times New Roman"/>
-          <w:color w:val="098658"/>
-          <w:lang w:eastAsia="en-IN"/>
-        </w:rPr>
-        <w:t>5</w:t>
-      </w:r>
-      <w:r>
-        <w:rPr>
-          <w:rFonts w:ascii="Consolas" w:eastAsia="Times New Roman" w:hAnsi="Consolas" w:cs="Times New Roman"/>
-          <w:color w:val="202020"/>
-          <w:lang w:eastAsia="en-IN"/>
-        </w:rPr>
-        <w:t>,</w:t>
-      </w:r>
-      <w:r>
-        <w:rPr>
-          <w:rFonts w:ascii="Consolas" w:eastAsia="Times New Roman" w:hAnsi="Consolas" w:cs="Times New Roman"/>
-          <w:color w:val="098658"/>
-          <w:lang w:eastAsia="en-IN"/>
-        </w:rPr>
-        <w:t>3</w:t>
-      </w:r>
-      <w:r>
-        <w:rPr>
-          <w:rFonts w:ascii="Consolas" w:eastAsia="Times New Roman" w:hAnsi="Consolas" w:cs="Times New Roman"/>
-          <w:color w:val="202020"/>
-          <w:lang w:eastAsia="en-IN"/>
-        </w:rPr>
-        <w:t>]</w:t>
-      </w:r>
-    </w:p>
-    <w:p>
-      <w:pPr>
-        <w:shd w:val="clear" w:color="auto" w:fill="FFFFFF"/>
-        <w:spacing w:after="0" w:line="285" w:lineRule="atLeast"/>
-        <w:ind w:left="360"/>
-        <w:rPr>
-          <w:rFonts w:ascii="Consolas" w:eastAsia="Times New Roman" w:hAnsi="Consolas" w:cs="Times New Roman"/>
-          <w:color w:val="202020"/>
-          <w:lang w:eastAsia="en-IN"/>
-        </w:rPr>
-      </w:pPr>
-      <w:r>
-        <w:rPr>
-          <w:rFonts w:ascii="Consolas" w:eastAsia="Times New Roman" w:hAnsi="Consolas" w:cs="Times New Roman"/>
-          <w:color w:val="1F2328"/>
-          <w:lang w:eastAsia="en-IN"/>
-        </w:rPr>
-        <w:t>l2</w:t>
-      </w:r>
-      <w:r>
-        <w:rPr>
-          <w:rFonts w:ascii="Consolas" w:eastAsia="Times New Roman" w:hAnsi="Consolas" w:cs="Times New Roman"/>
-          <w:color w:val="000000"/>
-          <w:lang w:eastAsia="en-IN"/>
-        </w:rPr>
-        <w:t>=</w:t>
-      </w:r>
-      <w:r>
-        <w:rPr>
-          <w:rFonts w:ascii="Consolas" w:eastAsia="Times New Roman" w:hAnsi="Consolas" w:cs="Times New Roman"/>
-          <w:color w:val="202020"/>
-          <w:lang w:eastAsia="en-IN"/>
-        </w:rPr>
-        <w:t xml:space="preserve"> [</w:t>
-      </w:r>
-      <w:r>
-        <w:rPr>
-          <w:rFonts w:ascii="Consolas" w:eastAsia="Times New Roman" w:hAnsi="Consolas" w:cs="Times New Roman"/>
-          <w:color w:val="098658"/>
-          <w:lang w:eastAsia="en-IN"/>
-        </w:rPr>
-        <w:t>2</w:t>
-      </w:r>
-      <w:r>
-        <w:rPr>
-          <w:rFonts w:ascii="Consolas" w:eastAsia="Times New Roman" w:hAnsi="Consolas" w:cs="Times New Roman"/>
-          <w:color w:val="202020"/>
-          <w:lang w:eastAsia="en-IN"/>
-        </w:rPr>
-        <w:t xml:space="preserve"> ,</w:t>
-      </w:r>
-      <w:r>
-        <w:rPr>
-          <w:rFonts w:ascii="Consolas" w:eastAsia="Times New Roman" w:hAnsi="Consolas" w:cs="Times New Roman"/>
-          <w:color w:val="098658"/>
-          <w:lang w:eastAsia="en-IN"/>
-        </w:rPr>
-        <w:t>3</w:t>
-      </w:r>
-      <w:r>
-        <w:rPr>
-          <w:rFonts w:ascii="Consolas" w:eastAsia="Times New Roman" w:hAnsi="Consolas" w:cs="Times New Roman"/>
-          <w:color w:val="202020"/>
-          <w:lang w:eastAsia="en-IN"/>
-        </w:rPr>
-        <w:t xml:space="preserve">, </w:t>
-      </w:r>
-      <w:r>
-        <w:rPr>
-          <w:rFonts w:ascii="Consolas" w:eastAsia="Times New Roman" w:hAnsi="Consolas" w:cs="Times New Roman"/>
-          <w:color w:val="098658"/>
-          <w:lang w:eastAsia="en-IN"/>
-        </w:rPr>
-        <w:t>4</w:t>
-      </w:r>
-      <w:r>
-        <w:rPr>
-          <w:rFonts w:ascii="Consolas" w:eastAsia="Times New Roman" w:hAnsi="Consolas" w:cs="Times New Roman"/>
-          <w:color w:val="202020"/>
-          <w:lang w:eastAsia="en-IN"/>
-        </w:rPr>
-        <w:t>,</w:t>
-      </w:r>
-      <w:r>
-        <w:rPr>
-          <w:rFonts w:ascii="Consolas" w:eastAsia="Times New Roman" w:hAnsi="Consolas" w:cs="Times New Roman"/>
-          <w:color w:val="098658"/>
-          <w:lang w:eastAsia="en-IN"/>
-        </w:rPr>
-        <w:t>8</w:t>
-      </w:r>
-      <w:r>
-        <w:rPr>
-          <w:rFonts w:ascii="Consolas" w:eastAsia="Times New Roman" w:hAnsi="Consolas" w:cs="Times New Roman"/>
-          <w:color w:val="202020"/>
-          <w:lang w:eastAsia="en-IN"/>
-        </w:rPr>
-        <w:t xml:space="preserve">, </w:t>
-      </w:r>
-      <w:r>
-        <w:rPr>
-          <w:rFonts w:ascii="Consolas" w:eastAsia="Times New Roman" w:hAnsi="Consolas" w:cs="Times New Roman"/>
-          <w:color w:val="098658"/>
-          <w:lang w:eastAsia="en-IN"/>
-        </w:rPr>
-        <w:t>7</w:t>
-      </w:r>
-      <w:r>
-        <w:rPr>
-          <w:rFonts w:ascii="Consolas" w:eastAsia="Times New Roman" w:hAnsi="Consolas" w:cs="Times New Roman"/>
-          <w:color w:val="202020"/>
-          <w:lang w:eastAsia="en-IN"/>
-        </w:rPr>
-        <w:t xml:space="preserve">, </w:t>
-      </w:r>
-      <w:r>
-        <w:rPr>
-          <w:rFonts w:ascii="Consolas" w:eastAsia="Times New Roman" w:hAnsi="Consolas" w:cs="Times New Roman"/>
-          <w:color w:val="098658"/>
-          <w:lang w:eastAsia="en-IN"/>
-        </w:rPr>
-        <w:t>6</w:t>
-      </w:r>
-      <w:r>
-        <w:rPr>
-          <w:rFonts w:ascii="Consolas" w:eastAsia="Times New Roman" w:hAnsi="Consolas" w:cs="Times New Roman"/>
-          <w:color w:val="202020"/>
-          <w:lang w:eastAsia="en-IN"/>
-        </w:rPr>
-        <w:t xml:space="preserve">, </w:t>
-      </w:r>
-      <w:r>
-        <w:rPr>
-          <w:rFonts w:ascii="Consolas" w:eastAsia="Times New Roman" w:hAnsi="Consolas" w:cs="Times New Roman"/>
-          <w:color w:val="098658"/>
-          <w:lang w:eastAsia="en-IN"/>
-        </w:rPr>
-        <w:t>5</w:t>
-      </w:r>
-      <w:r>
-        <w:rPr>
-          <w:rFonts w:ascii="Consolas" w:eastAsia="Times New Roman" w:hAnsi="Consolas" w:cs="Times New Roman"/>
-          <w:color w:val="202020"/>
-          <w:lang w:eastAsia="en-IN"/>
-        </w:rPr>
-        <w:t>,</w:t>
-      </w:r>
-      <w:r>
-        <w:rPr>
-          <w:rFonts w:ascii="Consolas" w:eastAsia="Times New Roman" w:hAnsi="Consolas" w:cs="Times New Roman"/>
-          <w:color w:val="098658"/>
-          <w:lang w:eastAsia="en-IN"/>
-        </w:rPr>
-        <w:t>12</w:t>
-      </w:r>
-      <w:r>
-        <w:rPr>
-          <w:rFonts w:ascii="Consolas" w:eastAsia="Times New Roman" w:hAnsi="Consolas" w:cs="Times New Roman"/>
-          <w:color w:val="202020"/>
-          <w:lang w:eastAsia="en-IN"/>
-        </w:rPr>
-        <w:t>,</w:t>
-      </w:r>
-      <w:r>
-        <w:rPr>
-          <w:rFonts w:ascii="Consolas" w:eastAsia="Times New Roman" w:hAnsi="Consolas" w:cs="Times New Roman"/>
-          <w:color w:val="098658"/>
-          <w:lang w:eastAsia="en-IN"/>
-        </w:rPr>
-        <w:t>14</w:t>
-      </w:r>
-      <w:r>
-        <w:rPr>
-          <w:rFonts w:ascii="Consolas" w:eastAsia="Times New Roman" w:hAnsi="Consolas" w:cs="Times New Roman"/>
-          <w:color w:val="202020"/>
-          <w:lang w:eastAsia="en-IN"/>
-        </w:rPr>
-        <w:t>]</w:t>
-      </w:r>
-    </w:p>
-    <w:p>
-      <w:pPr>
-        <w:shd w:val="clear" w:color="auto" w:fill="FFFFFF"/>
-        <w:spacing w:after="0" w:line="285" w:lineRule="atLeast"/>
-        <w:ind w:left="360"/>
-        <w:rPr>
-          <w:rFonts w:ascii="Consolas" w:eastAsia="Times New Roman" w:hAnsi="Consolas" w:cs="Times New Roman"/>
-          <w:color w:val="202020"/>
-          <w:lang w:eastAsia="en-IN"/>
-        </w:rPr>
-      </w:pPr>
-    </w:p>
-    <w:p>
-      <w:pPr>
-        <w:shd w:val="clear" w:color="auto" w:fill="FFFFFF"/>
-        <w:spacing w:after="0" w:line="285" w:lineRule="atLeast"/>
-        <w:ind w:left="360"/>
-        <w:rPr>
-          <w:rFonts w:ascii="Consolas" w:eastAsia="Times New Roman" w:hAnsi="Consolas" w:cs="Times New Roman"/>
-          <w:color w:val="202020"/>
-          <w:lang w:eastAsia="en-IN"/>
-        </w:rPr>
-      </w:pPr>
-      <w:proofErr w:type="spellStart"/>
-      <w:r>
-        <w:rPr>
-          <w:rFonts w:ascii="Consolas" w:eastAsia="Times New Roman" w:hAnsi="Consolas" w:cs="Times New Roman"/>
-          <w:color w:val="1F2328"/>
-          <w:lang w:eastAsia="en-IN"/>
-        </w:rPr>
-        <w:t>new_l</w:t>
-      </w:r>
-      <w:proofErr w:type="spellEnd"/>
-      <w:proofErr w:type="gramStart"/>
-      <w:r>
-        <w:rPr>
-          <w:rFonts w:ascii="Consolas" w:eastAsia="Times New Roman" w:hAnsi="Consolas" w:cs="Times New Roman"/>
-          <w:color w:val="000000"/>
-          <w:lang w:eastAsia="en-IN"/>
-        </w:rPr>
-        <w:t>=</w:t>
-      </w:r>
-      <w:r>
-        <w:rPr>
-          <w:rFonts w:ascii="Consolas" w:eastAsia="Times New Roman" w:hAnsi="Consolas" w:cs="Times New Roman"/>
-          <w:color w:val="202020"/>
-          <w:lang w:eastAsia="en-IN"/>
-        </w:rPr>
-        <w:t>[</w:t>
-      </w:r>
-      <w:proofErr w:type="gramEnd"/>
-      <w:r>
-        <w:rPr>
-          <w:rFonts w:ascii="Consolas" w:eastAsia="Times New Roman" w:hAnsi="Consolas" w:cs="Times New Roman"/>
-          <w:color w:val="202020"/>
-          <w:lang w:eastAsia="en-IN"/>
-        </w:rPr>
-        <w:t>]</w:t>
-      </w:r>
-    </w:p>
-    <w:p>
-      <w:pPr>
-        <w:shd w:val="clear" w:color="auto" w:fill="FFFFFF"/>
-        <w:spacing w:after="0" w:line="285" w:lineRule="atLeast"/>
-        <w:ind w:left="360"/>
-        <w:rPr>
-          <w:rFonts w:ascii="Consolas" w:eastAsia="Times New Roman" w:hAnsi="Consolas" w:cs="Times New Roman"/>
-          <w:color w:val="202020"/>
-          <w:lang w:eastAsia="en-IN"/>
-        </w:rPr>
-      </w:pPr>
-    </w:p>
-    <w:p>
-      <w:pPr>
-        <w:shd w:val="clear" w:color="auto" w:fill="FFFFFF"/>
-        <w:spacing w:after="0" w:line="285" w:lineRule="atLeast"/>
-        <w:ind w:left="360"/>
-        <w:rPr>
-          <w:rFonts w:ascii="Consolas" w:eastAsia="Times New Roman" w:hAnsi="Consolas" w:cs="Times New Roman"/>
-          <w:color w:val="202020"/>
-          <w:lang w:eastAsia="en-IN"/>
-        </w:rPr>
-      </w:pPr>
-      <w:r>
-        <w:rPr>
-          <w:rFonts w:ascii="Consolas" w:eastAsia="Times New Roman" w:hAnsi="Consolas" w:cs="Times New Roman"/>
-          <w:color w:val="AF00DB"/>
-          <w:lang w:eastAsia="en-IN"/>
-        </w:rPr>
-        <w:t>for</w:t>
-      </w:r>
-      <w:r>
-        <w:rPr>
-          <w:rFonts w:ascii="Consolas" w:eastAsia="Times New Roman" w:hAnsi="Consolas" w:cs="Times New Roman"/>
-          <w:color w:val="202020"/>
-          <w:lang w:eastAsia="en-IN"/>
-        </w:rPr>
-        <w:t xml:space="preserve"> </w:t>
-      </w:r>
-      <w:proofErr w:type="spellStart"/>
-      <w:r>
-        <w:rPr>
-          <w:rFonts w:ascii="Consolas" w:eastAsia="Times New Roman" w:hAnsi="Consolas" w:cs="Times New Roman"/>
-          <w:color w:val="1F2328"/>
-          <w:lang w:eastAsia="en-IN"/>
-        </w:rPr>
-        <w:t>i</w:t>
-      </w:r>
-      <w:proofErr w:type="spellEnd"/>
-      <w:r>
-        <w:rPr>
-          <w:rFonts w:ascii="Consolas" w:eastAsia="Times New Roman" w:hAnsi="Consolas" w:cs="Times New Roman"/>
-          <w:color w:val="202020"/>
-          <w:lang w:eastAsia="en-IN"/>
-        </w:rPr>
-        <w:t xml:space="preserve"> </w:t>
-      </w:r>
-      <w:r>
-        <w:rPr>
-          <w:rFonts w:ascii="Consolas" w:eastAsia="Times New Roman" w:hAnsi="Consolas" w:cs="Times New Roman"/>
-          <w:color w:val="AF00DB"/>
-          <w:lang w:eastAsia="en-IN"/>
-        </w:rPr>
-        <w:t>in</w:t>
-      </w:r>
-      <w:r>
-        <w:rPr>
-          <w:rFonts w:ascii="Consolas" w:eastAsia="Times New Roman" w:hAnsi="Consolas" w:cs="Times New Roman"/>
-          <w:color w:val="202020"/>
-          <w:lang w:eastAsia="en-IN"/>
-        </w:rPr>
-        <w:t xml:space="preserve"> </w:t>
-      </w:r>
-      <w:r>
-        <w:rPr>
-          <w:rFonts w:ascii="Consolas" w:eastAsia="Times New Roman" w:hAnsi="Consolas" w:cs="Times New Roman"/>
-          <w:color w:val="1F2328"/>
-          <w:lang w:eastAsia="en-IN"/>
-        </w:rPr>
-        <w:t>l1</w:t>
-      </w:r>
-      <w:r>
-        <w:rPr>
-          <w:rFonts w:ascii="Consolas" w:eastAsia="Times New Roman" w:hAnsi="Consolas" w:cs="Times New Roman"/>
-          <w:color w:val="202020"/>
-          <w:lang w:eastAsia="en-IN"/>
-        </w:rPr>
-        <w:t>:</w:t>
-      </w:r>
-    </w:p>
-    <w:p>
-      <w:pPr>
-        <w:shd w:val="clear" w:color="auto" w:fill="FFFFFF"/>
-        <w:spacing w:after="0" w:line="285" w:lineRule="atLeast"/>
-        <w:ind w:left="360"/>
-        <w:rPr>
-          <w:rFonts w:ascii="Consolas" w:eastAsia="Times New Roman" w:hAnsi="Consolas" w:cs="Times New Roman"/>
-          <w:color w:val="202020"/>
-          <w:lang w:eastAsia="en-IN"/>
-        </w:rPr>
-      </w:pPr>
-      <w:r>
-        <w:rPr>
-          <w:rFonts w:ascii="Consolas" w:eastAsia="Times New Roman" w:hAnsi="Consolas" w:cs="Times New Roman"/>
-          <w:color w:val="202020"/>
-          <w:lang w:eastAsia="en-IN"/>
-        </w:rPr>
-        <w:t xml:space="preserve">    </w:t>
-      </w:r>
-      <w:r>
-        <w:rPr>
-          <w:rFonts w:ascii="Consolas" w:eastAsia="Times New Roman" w:hAnsi="Consolas" w:cs="Times New Roman"/>
-          <w:color w:val="AF00DB"/>
-          <w:lang w:eastAsia="en-IN"/>
-        </w:rPr>
-        <w:t>if</w:t>
-      </w:r>
-      <w:r>
-        <w:rPr>
-          <w:rFonts w:ascii="Consolas" w:eastAsia="Times New Roman" w:hAnsi="Consolas" w:cs="Times New Roman"/>
-          <w:color w:val="202020"/>
-          <w:lang w:eastAsia="en-IN"/>
-        </w:rPr>
-        <w:t xml:space="preserve"> </w:t>
-      </w:r>
-      <w:r>
-        <w:rPr>
-          <w:rFonts w:ascii="Consolas" w:eastAsia="Times New Roman" w:hAnsi="Consolas" w:cs="Times New Roman"/>
-          <w:color w:val="1F2328"/>
-          <w:lang w:eastAsia="en-IN"/>
-        </w:rPr>
-        <w:t>i</w:t>
-      </w:r>
-      <w:r>
-        <w:rPr>
-          <w:rFonts w:ascii="Consolas" w:eastAsia="Times New Roman" w:hAnsi="Consolas" w:cs="Times New Roman"/>
-          <w:color w:val="000000"/>
-          <w:lang w:eastAsia="en-IN"/>
-        </w:rPr>
-        <w:t>%</w:t>
-      </w:r>
-      <w:proofErr w:type="gramStart"/>
-      <w:r>
-        <w:rPr>
-          <w:rFonts w:ascii="Consolas" w:eastAsia="Times New Roman" w:hAnsi="Consolas" w:cs="Times New Roman"/>
-          <w:color w:val="098658"/>
-          <w:lang w:eastAsia="en-IN"/>
-        </w:rPr>
-        <w:t>2</w:t>
-      </w:r>
-      <w:r>
-        <w:rPr>
-          <w:rFonts w:ascii="Consolas" w:eastAsia="Times New Roman" w:hAnsi="Consolas" w:cs="Times New Roman"/>
-          <w:color w:val="000000"/>
-          <w:lang w:eastAsia="en-IN"/>
-        </w:rPr>
-        <w:t>!=</w:t>
-      </w:r>
-      <w:proofErr w:type="gramEnd"/>
-      <w:r>
-        <w:rPr>
-          <w:rFonts w:ascii="Consolas" w:eastAsia="Times New Roman" w:hAnsi="Consolas" w:cs="Times New Roman"/>
-          <w:color w:val="098658"/>
-          <w:lang w:eastAsia="en-IN"/>
-        </w:rPr>
-        <w:t>0</w:t>
-      </w:r>
-      <w:r>
-        <w:rPr>
-          <w:rFonts w:ascii="Consolas" w:eastAsia="Times New Roman" w:hAnsi="Consolas" w:cs="Times New Roman"/>
-          <w:color w:val="202020"/>
-          <w:lang w:eastAsia="en-IN"/>
-        </w:rPr>
-        <w:t>:</w:t>
-      </w:r>
-    </w:p>
-    <w:p>
-      <w:pPr>
-        <w:shd w:val="clear" w:color="auto" w:fill="FFFFFF"/>
-        <w:spacing w:after="0" w:line="285" w:lineRule="atLeast"/>
-        <w:ind w:left="360"/>
-        <w:rPr>
-          <w:rFonts w:ascii="Consolas" w:eastAsia="Times New Roman" w:hAnsi="Consolas" w:cs="Times New Roman"/>
-          <w:color w:val="202020"/>
-          <w:lang w:eastAsia="en-IN"/>
-        </w:rPr>
-      </w:pPr>
-      <w:r>
-        <w:rPr>
-          <w:rFonts w:ascii="Consolas" w:eastAsia="Times New Roman" w:hAnsi="Consolas" w:cs="Times New Roman"/>
-          <w:color w:val="202020"/>
-          <w:lang w:eastAsia="en-IN"/>
-        </w:rPr>
-        <w:t xml:space="preserve">        </w:t>
-      </w:r>
-      <w:proofErr w:type="spellStart"/>
-      <w:r>
-        <w:rPr>
-          <w:rFonts w:ascii="Consolas" w:eastAsia="Times New Roman" w:hAnsi="Consolas" w:cs="Times New Roman"/>
-          <w:color w:val="1F2328"/>
-          <w:lang w:eastAsia="en-IN"/>
-        </w:rPr>
-        <w:t>new_</w:t>
-      </w:r>
-      <w:proofErr w:type="gramStart"/>
-      <w:r>
-        <w:rPr>
-          <w:rFonts w:ascii="Consolas" w:eastAsia="Times New Roman" w:hAnsi="Consolas" w:cs="Times New Roman"/>
-          <w:color w:val="1F2328"/>
-          <w:lang w:eastAsia="en-IN"/>
-        </w:rPr>
-        <w:t>l</w:t>
-      </w:r>
-      <w:r>
-        <w:rPr>
-          <w:rFonts w:ascii="Consolas" w:eastAsia="Times New Roman" w:hAnsi="Consolas" w:cs="Times New Roman"/>
-          <w:color w:val="202020"/>
-          <w:lang w:eastAsia="en-IN"/>
-        </w:rPr>
-        <w:t>.</w:t>
-      </w:r>
-      <w:r>
-        <w:rPr>
-          <w:rFonts w:ascii="Consolas" w:eastAsia="Times New Roman" w:hAnsi="Consolas" w:cs="Times New Roman"/>
-          <w:color w:val="8250DF"/>
-          <w:lang w:eastAsia="en-IN"/>
-        </w:rPr>
-        <w:t>append</w:t>
-      </w:r>
-      <w:proofErr w:type="spellEnd"/>
-      <w:proofErr w:type="gramEnd"/>
-      <w:r>
-        <w:rPr>
-          <w:rFonts w:ascii="Consolas" w:eastAsia="Times New Roman" w:hAnsi="Consolas" w:cs="Times New Roman"/>
-          <w:color w:val="202020"/>
-          <w:lang w:eastAsia="en-IN"/>
-        </w:rPr>
-        <w:t>(</w:t>
-      </w:r>
-      <w:proofErr w:type="spellStart"/>
-      <w:r>
-        <w:rPr>
-          <w:rFonts w:ascii="Consolas" w:eastAsia="Times New Roman" w:hAnsi="Consolas" w:cs="Times New Roman"/>
-          <w:color w:val="1F2328"/>
-          <w:lang w:eastAsia="en-IN"/>
-        </w:rPr>
-        <w:t>i</w:t>
-      </w:r>
-      <w:proofErr w:type="spellEnd"/>
-      <w:r>
-        <w:rPr>
-          <w:rFonts w:ascii="Consolas" w:eastAsia="Times New Roman" w:hAnsi="Consolas" w:cs="Times New Roman"/>
-          <w:color w:val="202020"/>
-          <w:lang w:eastAsia="en-IN"/>
-        </w:rPr>
-        <w:t>)</w:t>
-      </w:r>
-    </w:p>
-    <w:p>
-      <w:pPr>
-        <w:shd w:val="clear" w:color="auto" w:fill="FFFFFF"/>
-        <w:spacing w:after="0" w:line="285" w:lineRule="atLeast"/>
-        <w:ind w:left="360"/>
-        <w:rPr>
-          <w:rFonts w:ascii="Consolas" w:eastAsia="Times New Roman" w:hAnsi="Consolas" w:cs="Times New Roman"/>
-          <w:color w:val="202020"/>
-          <w:lang w:eastAsia="en-IN"/>
-        </w:rPr>
-      </w:pPr>
-      <w:r>
-        <w:rPr>
-          <w:rFonts w:ascii="Consolas" w:eastAsia="Times New Roman" w:hAnsi="Consolas" w:cs="Times New Roman"/>
-          <w:color w:val="AF00DB"/>
-          <w:lang w:eastAsia="en-IN"/>
-        </w:rPr>
-        <w:t>for</w:t>
-      </w:r>
-      <w:r>
-        <w:rPr>
-          <w:rFonts w:ascii="Consolas" w:eastAsia="Times New Roman" w:hAnsi="Consolas" w:cs="Times New Roman"/>
-          <w:color w:val="202020"/>
-          <w:lang w:eastAsia="en-IN"/>
-        </w:rPr>
-        <w:t xml:space="preserve"> </w:t>
-      </w:r>
-      <w:proofErr w:type="spellStart"/>
-      <w:r>
-        <w:rPr>
-          <w:rFonts w:ascii="Consolas" w:eastAsia="Times New Roman" w:hAnsi="Consolas" w:cs="Times New Roman"/>
-          <w:color w:val="1F2328"/>
-          <w:lang w:eastAsia="en-IN"/>
-        </w:rPr>
-        <w:t>i</w:t>
-      </w:r>
-      <w:proofErr w:type="spellEnd"/>
-      <w:r>
-        <w:rPr>
-          <w:rFonts w:ascii="Consolas" w:eastAsia="Times New Roman" w:hAnsi="Consolas" w:cs="Times New Roman"/>
-          <w:color w:val="202020"/>
-          <w:lang w:eastAsia="en-IN"/>
-        </w:rPr>
-        <w:t xml:space="preserve"> </w:t>
-      </w:r>
-      <w:r>
-        <w:rPr>
-          <w:rFonts w:ascii="Consolas" w:eastAsia="Times New Roman" w:hAnsi="Consolas" w:cs="Times New Roman"/>
-          <w:color w:val="AF00DB"/>
-          <w:lang w:eastAsia="en-IN"/>
-        </w:rPr>
-        <w:t>in</w:t>
-      </w:r>
-      <w:r>
-        <w:rPr>
-          <w:rFonts w:ascii="Consolas" w:eastAsia="Times New Roman" w:hAnsi="Consolas" w:cs="Times New Roman"/>
-          <w:color w:val="202020"/>
-          <w:lang w:eastAsia="en-IN"/>
-        </w:rPr>
-        <w:t xml:space="preserve"> </w:t>
-      </w:r>
-      <w:r>
-        <w:rPr>
-          <w:rFonts w:ascii="Consolas" w:eastAsia="Times New Roman" w:hAnsi="Consolas" w:cs="Times New Roman"/>
-          <w:color w:val="1F2328"/>
-          <w:lang w:eastAsia="en-IN"/>
-        </w:rPr>
-        <w:t>l2</w:t>
-      </w:r>
-      <w:r>
-        <w:rPr>
-          <w:rFonts w:ascii="Consolas" w:eastAsia="Times New Roman" w:hAnsi="Consolas" w:cs="Times New Roman"/>
-          <w:color w:val="202020"/>
-          <w:lang w:eastAsia="en-IN"/>
-        </w:rPr>
-        <w:t>:</w:t>
-      </w:r>
-    </w:p>
-    <w:p>
-      <w:pPr>
-        <w:shd w:val="clear" w:color="auto" w:fill="FFFFFF"/>
-        <w:spacing w:after="0" w:line="285" w:lineRule="atLeast"/>
-        <w:ind w:left="360"/>
-        <w:rPr>
-          <w:rFonts w:ascii="Consolas" w:eastAsia="Times New Roman" w:hAnsi="Consolas" w:cs="Times New Roman"/>
-          <w:color w:val="202020"/>
-          <w:lang w:eastAsia="en-IN"/>
-        </w:rPr>
-      </w:pPr>
-      <w:r>
-        <w:rPr>
-          <w:rFonts w:ascii="Consolas" w:eastAsia="Times New Roman" w:hAnsi="Consolas" w:cs="Times New Roman"/>
-          <w:color w:val="202020"/>
-          <w:lang w:eastAsia="en-IN"/>
-        </w:rPr>
-        <w:t xml:space="preserve">    </w:t>
-      </w:r>
-      <w:r>
-        <w:rPr>
-          <w:rFonts w:ascii="Consolas" w:eastAsia="Times New Roman" w:hAnsi="Consolas" w:cs="Times New Roman"/>
-          <w:color w:val="AF00DB"/>
-          <w:lang w:eastAsia="en-IN"/>
-        </w:rPr>
-        <w:t>if</w:t>
-      </w:r>
-      <w:r>
-        <w:rPr>
-          <w:rFonts w:ascii="Consolas" w:eastAsia="Times New Roman" w:hAnsi="Consolas" w:cs="Times New Roman"/>
-          <w:color w:val="202020"/>
-          <w:lang w:eastAsia="en-IN"/>
-        </w:rPr>
-        <w:t xml:space="preserve"> </w:t>
-      </w:r>
-      <w:r>
-        <w:rPr>
-          <w:rFonts w:ascii="Consolas" w:eastAsia="Times New Roman" w:hAnsi="Consolas" w:cs="Times New Roman"/>
-          <w:color w:val="1F2328"/>
-          <w:lang w:eastAsia="en-IN"/>
-        </w:rPr>
-        <w:t>i</w:t>
-      </w:r>
-      <w:r>
-        <w:rPr>
-          <w:rFonts w:ascii="Consolas" w:eastAsia="Times New Roman" w:hAnsi="Consolas" w:cs="Times New Roman"/>
-          <w:color w:val="000000"/>
-          <w:lang w:eastAsia="en-IN"/>
-        </w:rPr>
-        <w:t>%</w:t>
-      </w:r>
-      <w:r>
-        <w:rPr>
-          <w:rFonts w:ascii="Consolas" w:eastAsia="Times New Roman" w:hAnsi="Consolas" w:cs="Times New Roman"/>
-          <w:color w:val="098658"/>
-          <w:lang w:eastAsia="en-IN"/>
-        </w:rPr>
-        <w:t>2</w:t>
-      </w:r>
-      <w:r>
-        <w:rPr>
-          <w:rFonts w:ascii="Consolas" w:eastAsia="Times New Roman" w:hAnsi="Consolas" w:cs="Times New Roman"/>
-          <w:color w:val="000000"/>
-          <w:lang w:eastAsia="en-IN"/>
-        </w:rPr>
-        <w:t>==</w:t>
-      </w:r>
-      <w:r>
-        <w:rPr>
-          <w:rFonts w:ascii="Consolas" w:eastAsia="Times New Roman" w:hAnsi="Consolas" w:cs="Times New Roman"/>
-          <w:color w:val="098658"/>
-          <w:lang w:eastAsia="en-IN"/>
-        </w:rPr>
-        <w:t>0</w:t>
-      </w:r>
-      <w:r>
-        <w:rPr>
-          <w:rFonts w:ascii="Consolas" w:eastAsia="Times New Roman" w:hAnsi="Consolas" w:cs="Times New Roman"/>
-          <w:color w:val="202020"/>
-          <w:lang w:eastAsia="en-IN"/>
-        </w:rPr>
-        <w:t>:</w:t>
-      </w:r>
-    </w:p>
-    <w:p>
-      <w:pPr>
-        <w:shd w:val="clear" w:color="auto" w:fill="FFFFFF"/>
-        <w:spacing w:after="0" w:line="285" w:lineRule="atLeast"/>
-        <w:ind w:left="360"/>
-        <w:rPr>
-          <w:rFonts w:ascii="Consolas" w:eastAsia="Times New Roman" w:hAnsi="Consolas" w:cs="Times New Roman"/>
-          <w:color w:val="202020"/>
-          <w:lang w:eastAsia="en-IN"/>
-        </w:rPr>
-      </w:pPr>
-      <w:r>
-        <w:rPr>
-          <w:rFonts w:ascii="Consolas" w:eastAsia="Times New Roman" w:hAnsi="Consolas" w:cs="Times New Roman"/>
-          <w:color w:val="202020"/>
-          <w:lang w:eastAsia="en-IN"/>
-        </w:rPr>
-        <w:t xml:space="preserve">        </w:t>
-      </w:r>
-      <w:proofErr w:type="spellStart"/>
-      <w:r>
-        <w:rPr>
-          <w:rFonts w:ascii="Consolas" w:eastAsia="Times New Roman" w:hAnsi="Consolas" w:cs="Times New Roman"/>
-          <w:color w:val="1F2328"/>
-          <w:lang w:eastAsia="en-IN"/>
-        </w:rPr>
-        <w:t>new_</w:t>
-      </w:r>
-      <w:proofErr w:type="gramStart"/>
-      <w:r>
-        <w:rPr>
-          <w:rFonts w:ascii="Consolas" w:eastAsia="Times New Roman" w:hAnsi="Consolas" w:cs="Times New Roman"/>
-          <w:color w:val="1F2328"/>
-          <w:lang w:eastAsia="en-IN"/>
-        </w:rPr>
-        <w:t>l</w:t>
-      </w:r>
-      <w:r>
-        <w:rPr>
-          <w:rFonts w:ascii="Consolas" w:eastAsia="Times New Roman" w:hAnsi="Consolas" w:cs="Times New Roman"/>
-          <w:color w:val="202020"/>
-          <w:lang w:eastAsia="en-IN"/>
-        </w:rPr>
-        <w:t>.</w:t>
-      </w:r>
-      <w:r>
-        <w:rPr>
-          <w:rFonts w:ascii="Consolas" w:eastAsia="Times New Roman" w:hAnsi="Consolas" w:cs="Times New Roman"/>
-          <w:color w:val="8250DF"/>
-          <w:lang w:eastAsia="en-IN"/>
-        </w:rPr>
-        <w:t>append</w:t>
-      </w:r>
-      <w:proofErr w:type="spellEnd"/>
-      <w:proofErr w:type="gramEnd"/>
-      <w:r>
-        <w:rPr>
-          <w:rFonts w:ascii="Consolas" w:eastAsia="Times New Roman" w:hAnsi="Consolas" w:cs="Times New Roman"/>
-          <w:color w:val="202020"/>
-          <w:lang w:eastAsia="en-IN"/>
-        </w:rPr>
-        <w:t>(</w:t>
-      </w:r>
-      <w:proofErr w:type="spellStart"/>
-      <w:r>
-        <w:rPr>
-          <w:rFonts w:ascii="Consolas" w:eastAsia="Times New Roman" w:hAnsi="Consolas" w:cs="Times New Roman"/>
-          <w:color w:val="1F2328"/>
-          <w:lang w:eastAsia="en-IN"/>
-        </w:rPr>
-        <w:t>i</w:t>
-      </w:r>
-      <w:proofErr w:type="spellEnd"/>
-      <w:r>
-        <w:rPr>
-          <w:rFonts w:ascii="Consolas" w:eastAsia="Times New Roman" w:hAnsi="Consolas" w:cs="Times New Roman"/>
-          <w:color w:val="202020"/>
-          <w:lang w:eastAsia="en-IN"/>
-        </w:rPr>
-        <w:t>)</w:t>
-      </w:r>
-    </w:p>
-    <w:p>
-      <w:pPr>
-        <w:shd w:val="clear" w:color="auto" w:fill="FFFFFF"/>
-        <w:spacing w:after="0" w:line="285" w:lineRule="atLeast"/>
-        <w:ind w:left="360"/>
-        <w:rPr>
-          <w:rFonts w:ascii="Consolas" w:eastAsia="Times New Roman" w:hAnsi="Consolas" w:cs="Times New Roman"/>
-          <w:color w:val="202020"/>
-          <w:lang w:eastAsia="en-IN"/>
-        </w:rPr>
-      </w:pPr>
-      <w:r>
-        <w:rPr>
-          <w:rFonts w:ascii="Consolas" w:eastAsia="Times New Roman" w:hAnsi="Consolas" w:cs="Times New Roman"/>
-          <w:color w:val="8250DF"/>
-          <w:lang w:eastAsia="en-IN"/>
-        </w:rPr>
-        <w:t>print</w:t>
-      </w:r>
-      <w:r>
-        <w:rPr>
-          <w:rFonts w:ascii="Consolas" w:eastAsia="Times New Roman" w:hAnsi="Consolas" w:cs="Times New Roman"/>
-          <w:color w:val="202020"/>
-          <w:lang w:eastAsia="en-IN"/>
-        </w:rPr>
-        <w:t>(</w:t>
-      </w:r>
-      <w:proofErr w:type="spellStart"/>
-      <w:r>
-        <w:rPr>
-          <w:rFonts w:ascii="Consolas" w:eastAsia="Times New Roman" w:hAnsi="Consolas" w:cs="Times New Roman"/>
-          <w:color w:val="1F2328"/>
-          <w:lang w:eastAsia="en-IN"/>
-        </w:rPr>
-        <w:t>new_l</w:t>
-      </w:r>
-      <w:proofErr w:type="spellEnd"/>
-      <w:r>
-        <w:rPr>
-          <w:rFonts w:ascii="Consolas" w:eastAsia="Times New Roman" w:hAnsi="Consolas" w:cs="Times New Roman"/>
-          <w:color w:val="202020"/>
-          <w:lang w:eastAsia="en-IN"/>
-        </w:rPr>
-        <w:t>)</w:t>
-      </w:r>
-    </w:p>
-    <w:p>
-      <w:pPr>
-        <w:pStyle w:val="ListParagraph"/>
-        <w:spacing w:line="276" w:lineRule="auto"/>
-        <w:ind w:left="360"/>
-        <w:jc w:val="both"/>
-        <w:rPr>
-          <w:rFonts w:ascii="Times New Roman" w:hAnsi="Times New Roman" w:cs="Times New Roman"/>
-          <w:b/>
-          <w:bCs/>
-          <w:sz w:val="28"/>
-          <w:szCs w:val="28"/>
-        </w:rPr>
-      </w:pPr>
-    </w:p>
-    <w:p>
-      <w:pPr>
-        <w:pStyle w:val="ListParagraph"/>
-        <w:spacing w:line="276" w:lineRule="auto"/>
-        <w:ind w:left="360"/>
-        <w:jc w:val="both"/>
-        <w:rPr>
-          <w:rFonts w:ascii="Times New Roman" w:hAnsi="Times New Roman" w:cs="Times New Roman"/>
-          <w:b/>
-          <w:bCs/>
-          <w:sz w:val="28"/>
-          <w:szCs w:val="28"/>
-        </w:rPr>
-      </w:pPr>
-      <w:r>
-        <w:rPr>
-          <w:rFonts w:ascii="Times New Roman" w:hAnsi="Times New Roman" w:cs="Times New Roman"/>
-          <w:b/>
-          <w:bCs/>
-          <w:sz w:val="28"/>
-          <w:szCs w:val="28"/>
-        </w:rPr>
-        <w:drawing>
-          <wp:inline distT="0" distB="0" distL="0" distR="0" wp14:anchorId="7CDA6778" wp14:editId="085E2B33">
-            <wp:extent cx="5731510" cy="2032000"/>
-            <wp:effectExtent l="0" t="0" r="2540" b="6350"/>
-            <wp:docPr id="203280356" name="Picture 1"/>
-            <wp:cNvGraphicFramePr>
-              <a:graphicFrameLocks xmlns:a="http://schemas.openxmlformats.org/drawingml/2006/main" noChangeAspect="1"/>
-            </wp:cNvGraphicFramePr>
-            <a:graphic xmlns:a="http://schemas.openxmlformats.org/drawingml/2006/main">
-              <a:graphicData uri="http://schemas.openxmlformats.org/drawingml/2006/picture">
-                <pic:pic xmlns:pic="http://schemas.openxmlformats.org/drawingml/2006/picture">
-                  <pic:nvPicPr>
-                    <pic:cNvPr id="203280356" name=""/>
-                    <pic:cNvPicPr/>
-                  </pic:nvPicPr>
-                  <pic:blipFill>
-                    <a:blip r:embed="rId34"/>
-                    <a:stretch>
-                      <a:fillRect/>
-                    </a:stretch>
-                  </pic:blipFill>
-                  <pic:spPr>
-                    <a:xfrm>
-                      <a:off x="0" y="0"/>
-                      <a:ext cx="5731510" cy="2032000"/>
-                    </a:xfrm>
-                    <a:prstGeom prst="rect">
-                      <a:avLst/>
-                    </a:prstGeom>
-                  </pic:spPr>
-                </pic:pic>
-              </a:graphicData>
-            </a:graphic>
-          </wp:inline>
-        </w:drawing>
-      </w:r>
-    </w:p>
-    <w:p>
-      <w:pPr>
-        <w:pStyle w:val="ListParagraph"/>
-        <w:spacing w:line="276" w:lineRule="auto"/>
-        <w:ind w:left="360"/>
-        <w:jc w:val="both"/>
-        <w:rPr>
-          <w:rFonts w:ascii="Times New Roman" w:hAnsi="Times New Roman" w:cs="Times New Roman"/>
-          <w:b/>
-          <w:bCs/>
-          <w:sz w:val="28"/>
-          <w:szCs w:val="28"/>
-        </w:rPr>
-      </w:pPr>
-    </w:p>
-    <w:p>
-      <w:pPr>
-        <w:pStyle w:val="ListParagraph"/>
-        <w:numPr>
-          <w:ilvl w:val="0"/>
-          <w:numId w:val="8"/>
-        </w:numPr>
-        <w:spacing w:line="276" w:lineRule="auto"/>
-        <w:jc w:val="both"/>
-        <w:rPr>
-          <w:rFonts w:ascii="Times New Roman" w:hAnsi="Times New Roman" w:cs="Times New Roman"/>
-          <w:b/>
-          <w:bCs/>
-          <w:sz w:val="28"/>
-          <w:szCs w:val="28"/>
-        </w:rPr>
-      </w:pPr>
-      <w:r>
-        <w:rPr>
-          <w:rFonts w:ascii="Times New Roman" w:hAnsi="Times New Roman" w:cs="Times New Roman"/>
-          <w:b/>
-          <w:bCs/>
-          <w:sz w:val="24"/>
-          <w:szCs w:val="24"/>
-        </w:rPr>
-        <w:t xml:space="preserve">Write a program to create a </w:t>
-      </w:r>
-      <w:proofErr w:type="spellStart"/>
-      <w:r>
-        <w:rPr>
-          <w:rFonts w:ascii="Times New Roman" w:hAnsi="Times New Roman" w:cs="Times New Roman"/>
-          <w:b/>
-          <w:bCs/>
-          <w:sz w:val="24"/>
-          <w:szCs w:val="24"/>
-        </w:rPr>
-        <w:t>numpy</w:t>
-      </w:r>
-      <w:proofErr w:type="spellEnd"/>
-      <w:r>
-        <w:rPr>
-          <w:rFonts w:ascii="Times New Roman" w:hAnsi="Times New Roman" w:cs="Times New Roman"/>
-          <w:b/>
-          <w:bCs/>
-          <w:sz w:val="24"/>
-          <w:szCs w:val="24"/>
-        </w:rPr>
-        <w:t xml:space="preserve"> array and return an array of odd rows and even columns from the </w:t>
-      </w:r>
-      <w:proofErr w:type="spellStart"/>
-      <w:r>
-        <w:rPr>
-          <w:rFonts w:ascii="Times New Roman" w:hAnsi="Times New Roman" w:cs="Times New Roman"/>
-          <w:b/>
-          <w:bCs/>
-          <w:sz w:val="24"/>
-          <w:szCs w:val="24"/>
-        </w:rPr>
-        <w:t>numpy</w:t>
-      </w:r>
-      <w:proofErr w:type="spellEnd"/>
-      <w:r>
-        <w:rPr>
-          <w:rFonts w:ascii="Times New Roman" w:hAnsi="Times New Roman" w:cs="Times New Roman"/>
-          <w:b/>
-          <w:bCs/>
-          <w:sz w:val="24"/>
-          <w:szCs w:val="24"/>
-        </w:rPr>
-        <w:t xml:space="preserve"> array.</w:t>
-      </w:r>
-    </w:p>
-    <w:p>
-      <w:pPr>
-        <w:pStyle w:val="ListParagraph"/>
-        <w:spacing w:line="276" w:lineRule="auto"/>
-        <w:ind w:left="360"/>
-        <w:jc w:val="both"/>
-        <w:rPr>
-          <w:rFonts w:ascii="Times New Roman" w:hAnsi="Times New Roman" w:cs="Times New Roman"/>
-          <w:b/>
-          <w:bCs/>
-          <w:sz w:val="28"/>
-          <w:szCs w:val="28"/>
-        </w:rPr>
-      </w:pPr>
-    </w:p>
-    <w:p>
-      <w:pPr>
-        <w:pStyle w:val="ListParagraph"/>
-        <w:spacing w:line="276" w:lineRule="auto"/>
-        <w:ind w:left="360"/>
-        <w:jc w:val="both"/>
-        <w:rPr>
-          <w:rFonts w:ascii="Times New Roman" w:hAnsi="Times New Roman" w:cs="Times New Roman"/>
-          <w:b/>
-          <w:bCs/>
-          <w:sz w:val="28"/>
-          <w:szCs w:val="28"/>
-        </w:rPr>
-      </w:pPr>
-      <w:r>
-        <w:rPr>
-          <w:rFonts w:ascii="Times New Roman" w:hAnsi="Times New Roman" w:cs="Times New Roman"/>
-          <w:b/>
-          <w:bCs/>
-          <w:sz w:val="28"/>
-          <w:szCs w:val="28"/>
-        </w:rPr>
-        <w:t>Solution:</w:t>
-      </w:r>
-    </w:p>
-    <w:p>
-      <w:pPr>
-        <w:shd w:val="clear" w:color="auto" w:fill="FFFFFF"/>
-        <w:spacing w:after="0" w:line="285" w:lineRule="atLeast"/>
-        <w:ind w:left="360"/>
-        <w:rPr>
-          <w:rFonts w:ascii="Consolas" w:eastAsia="Times New Roman" w:hAnsi="Consolas" w:cs="Times New Roman"/>
-          <w:color w:val="202020"/>
-          <w:lang w:eastAsia="en-IN"/>
-        </w:rPr>
-      </w:pPr>
-      <w:r>
-        <w:rPr>
-          <w:rFonts w:ascii="Consolas" w:eastAsia="Times New Roman" w:hAnsi="Consolas" w:cs="Times New Roman"/>
-          <w:color w:val="AF00DB"/>
-          <w:lang w:eastAsia="en-IN"/>
-        </w:rPr>
-        <w:t>import</w:t>
-      </w:r>
-      <w:r>
-        <w:rPr>
-          <w:rFonts w:ascii="Consolas" w:eastAsia="Times New Roman" w:hAnsi="Consolas" w:cs="Times New Roman"/>
-          <w:color w:val="202020"/>
-          <w:lang w:eastAsia="en-IN"/>
-        </w:rPr>
-        <w:t xml:space="preserve"> </w:t>
-      </w:r>
-      <w:proofErr w:type="spellStart"/>
-      <w:r>
-        <w:rPr>
-          <w:rFonts w:ascii="Consolas" w:eastAsia="Times New Roman" w:hAnsi="Consolas" w:cs="Times New Roman"/>
-          <w:color w:val="267F99"/>
-          <w:lang w:eastAsia="en-IN"/>
-        </w:rPr>
-        <w:t>numpy</w:t>
-      </w:r>
-      <w:proofErr w:type="spellEnd"/>
-      <w:r>
-        <w:rPr>
-          <w:rFonts w:ascii="Consolas" w:eastAsia="Times New Roman" w:hAnsi="Consolas" w:cs="Times New Roman"/>
-          <w:color w:val="202020"/>
-          <w:lang w:eastAsia="en-IN"/>
-        </w:rPr>
-        <w:t xml:space="preserve"> </w:t>
-      </w:r>
-      <w:r>
-        <w:rPr>
-          <w:rFonts w:ascii="Consolas" w:eastAsia="Times New Roman" w:hAnsi="Consolas" w:cs="Times New Roman"/>
-          <w:color w:val="AF00DB"/>
-          <w:lang w:eastAsia="en-IN"/>
-        </w:rPr>
-        <w:t>as</w:t>
-      </w:r>
-      <w:r>
-        <w:rPr>
-          <w:rFonts w:ascii="Consolas" w:eastAsia="Times New Roman" w:hAnsi="Consolas" w:cs="Times New Roman"/>
-          <w:color w:val="202020"/>
-          <w:lang w:eastAsia="en-IN"/>
-        </w:rPr>
-        <w:t xml:space="preserve"> </w:t>
-      </w:r>
-      <w:r>
-        <w:rPr>
-          <w:rFonts w:ascii="Consolas" w:eastAsia="Times New Roman" w:hAnsi="Consolas" w:cs="Times New Roman"/>
-          <w:color w:val="267F99"/>
-          <w:lang w:eastAsia="en-IN"/>
-        </w:rPr>
-        <w:t>np</w:t>
-      </w:r>
-    </w:p>
-    <w:p>
-      <w:pPr>
-        <w:shd w:val="clear" w:color="auto" w:fill="FFFFFF"/>
-        <w:spacing w:after="0" w:line="285" w:lineRule="atLeast"/>
-        <w:ind w:left="360"/>
-        <w:rPr>
-          <w:rFonts w:ascii="Consolas" w:eastAsia="Times New Roman" w:hAnsi="Consolas" w:cs="Times New Roman"/>
-          <w:color w:val="202020"/>
-          <w:lang w:eastAsia="en-IN"/>
-        </w:rPr>
-      </w:pPr>
-      <w:proofErr w:type="spellStart"/>
-      <w:r>
-        <w:rPr>
-          <w:rFonts w:ascii="Consolas" w:eastAsia="Times New Roman" w:hAnsi="Consolas" w:cs="Times New Roman"/>
-          <w:color w:val="1F2328"/>
-          <w:lang w:eastAsia="en-IN"/>
-        </w:rPr>
-        <w:t>arr</w:t>
-      </w:r>
-      <w:proofErr w:type="spellEnd"/>
-      <w:r>
-        <w:rPr>
-          <w:rFonts w:ascii="Consolas" w:eastAsia="Times New Roman" w:hAnsi="Consolas" w:cs="Times New Roman"/>
-          <w:color w:val="202020"/>
-          <w:lang w:eastAsia="en-IN"/>
-        </w:rPr>
-        <w:t xml:space="preserve"> </w:t>
-      </w:r>
-      <w:r>
-        <w:rPr>
-          <w:rFonts w:ascii="Consolas" w:eastAsia="Times New Roman" w:hAnsi="Consolas" w:cs="Times New Roman"/>
-          <w:color w:val="000000"/>
-          <w:lang w:eastAsia="en-IN"/>
-        </w:rPr>
-        <w:t>=</w:t>
-      </w:r>
-      <w:r>
-        <w:rPr>
-          <w:rFonts w:ascii="Consolas" w:eastAsia="Times New Roman" w:hAnsi="Consolas" w:cs="Times New Roman"/>
-          <w:color w:val="202020"/>
-          <w:lang w:eastAsia="en-IN"/>
-        </w:rPr>
-        <w:t xml:space="preserve"> </w:t>
-      </w:r>
-      <w:proofErr w:type="spellStart"/>
-      <w:proofErr w:type="gramStart"/>
-      <w:r>
-        <w:rPr>
-          <w:rFonts w:ascii="Consolas" w:eastAsia="Times New Roman" w:hAnsi="Consolas" w:cs="Times New Roman"/>
-          <w:color w:val="267F99"/>
-          <w:lang w:eastAsia="en-IN"/>
-        </w:rPr>
-        <w:t>np</w:t>
-      </w:r>
-      <w:r>
-        <w:rPr>
-          <w:rFonts w:ascii="Consolas" w:eastAsia="Times New Roman" w:hAnsi="Consolas" w:cs="Times New Roman"/>
-          <w:color w:val="202020"/>
-          <w:lang w:eastAsia="en-IN"/>
-        </w:rPr>
-        <w:t>.</w:t>
-      </w:r>
-      <w:r>
-        <w:rPr>
-          <w:rFonts w:ascii="Consolas" w:eastAsia="Times New Roman" w:hAnsi="Consolas" w:cs="Times New Roman"/>
-          <w:color w:val="8250DF"/>
-          <w:lang w:eastAsia="en-IN"/>
-        </w:rPr>
-        <w:t>array</w:t>
-      </w:r>
-      <w:proofErr w:type="spellEnd"/>
-      <w:proofErr w:type="gramEnd"/>
-      <w:r>
-        <w:rPr>
-          <w:rFonts w:ascii="Consolas" w:eastAsia="Times New Roman" w:hAnsi="Consolas" w:cs="Times New Roman"/>
-          <w:color w:val="202020"/>
-          <w:lang w:eastAsia="en-IN"/>
-        </w:rPr>
-        <w:t>([</w:t>
-      </w:r>
-    </w:p>
-    <w:p>
-      <w:pPr>
-        <w:shd w:val="clear" w:color="auto" w:fill="FFFFFF"/>
-        <w:spacing w:after="0" w:line="285" w:lineRule="atLeast"/>
-        <w:ind w:left="360"/>
-        <w:rPr>
-          <w:rFonts w:ascii="Consolas" w:eastAsia="Times New Roman" w:hAnsi="Consolas" w:cs="Times New Roman"/>
-          <w:color w:val="202020"/>
-          <w:lang w:eastAsia="en-IN"/>
-        </w:rPr>
-      </w:pPr>
-      <w:r>
-        <w:rPr>
-          <w:rFonts w:ascii="Consolas" w:eastAsia="Times New Roman" w:hAnsi="Consolas" w:cs="Times New Roman"/>
-          <w:color w:val="202020"/>
-          <w:lang w:eastAsia="en-IN"/>
-        </w:rPr>
-        <w:t>    [</w:t>
-      </w:r>
-      <w:r>
-        <w:rPr>
-          <w:rFonts w:ascii="Consolas" w:eastAsia="Times New Roman" w:hAnsi="Consolas" w:cs="Times New Roman"/>
-          <w:color w:val="098658"/>
-          <w:lang w:eastAsia="en-IN"/>
-        </w:rPr>
-        <w:t>1</w:t>
-      </w:r>
-      <w:r>
-        <w:rPr>
-          <w:rFonts w:ascii="Consolas" w:eastAsia="Times New Roman" w:hAnsi="Consolas" w:cs="Times New Roman"/>
-          <w:color w:val="202020"/>
-          <w:lang w:eastAsia="en-IN"/>
-        </w:rPr>
-        <w:t xml:space="preserve">, </w:t>
-      </w:r>
-      <w:r>
-        <w:rPr>
-          <w:rFonts w:ascii="Consolas" w:eastAsia="Times New Roman" w:hAnsi="Consolas" w:cs="Times New Roman"/>
-          <w:color w:val="098658"/>
-          <w:lang w:eastAsia="en-IN"/>
-        </w:rPr>
-        <w:t>2</w:t>
-      </w:r>
-      <w:r>
-        <w:rPr>
-          <w:rFonts w:ascii="Consolas" w:eastAsia="Times New Roman" w:hAnsi="Consolas" w:cs="Times New Roman"/>
-          <w:color w:val="202020"/>
-          <w:lang w:eastAsia="en-IN"/>
-        </w:rPr>
-        <w:t xml:space="preserve">, </w:t>
-      </w:r>
-      <w:r>
-        <w:rPr>
-          <w:rFonts w:ascii="Consolas" w:eastAsia="Times New Roman" w:hAnsi="Consolas" w:cs="Times New Roman"/>
-          <w:color w:val="098658"/>
-          <w:lang w:eastAsia="en-IN"/>
-        </w:rPr>
-        <w:t>3</w:t>
-      </w:r>
-      <w:r>
-        <w:rPr>
-          <w:rFonts w:ascii="Consolas" w:eastAsia="Times New Roman" w:hAnsi="Consolas" w:cs="Times New Roman"/>
-          <w:color w:val="202020"/>
-          <w:lang w:eastAsia="en-IN"/>
-        </w:rPr>
-        <w:t xml:space="preserve">, </w:t>
-      </w:r>
-      <w:r>
-        <w:rPr>
-          <w:rFonts w:ascii="Consolas" w:eastAsia="Times New Roman" w:hAnsi="Consolas" w:cs="Times New Roman"/>
-          <w:color w:val="098658"/>
-          <w:lang w:eastAsia="en-IN"/>
-        </w:rPr>
-        <w:t>4</w:t>
-      </w:r>
-      <w:r>
-        <w:rPr>
-          <w:rFonts w:ascii="Consolas" w:eastAsia="Times New Roman" w:hAnsi="Consolas" w:cs="Times New Roman"/>
-          <w:color w:val="202020"/>
-          <w:lang w:eastAsia="en-IN"/>
-        </w:rPr>
-        <w:t>],</w:t>
-      </w:r>
-    </w:p>
-    <w:p>
-      <w:pPr>
-        <w:shd w:val="clear" w:color="auto" w:fill="FFFFFF"/>
-        <w:spacing w:after="0" w:line="285" w:lineRule="atLeast"/>
-        <w:ind w:left="360"/>
-        <w:rPr>
-          <w:rFonts w:ascii="Consolas" w:eastAsia="Times New Roman" w:hAnsi="Consolas" w:cs="Times New Roman"/>
-          <w:color w:val="202020"/>
-          <w:lang w:eastAsia="en-IN"/>
-        </w:rPr>
-      </w:pPr>
-      <w:r>
-        <w:rPr>
-          <w:rFonts w:ascii="Consolas" w:eastAsia="Times New Roman" w:hAnsi="Consolas" w:cs="Times New Roman"/>
-          <w:color w:val="202020"/>
-          <w:lang w:eastAsia="en-IN"/>
-        </w:rPr>
-        <w:t>    [</w:t>
-      </w:r>
-      <w:r>
-        <w:rPr>
-          <w:rFonts w:ascii="Consolas" w:eastAsia="Times New Roman" w:hAnsi="Consolas" w:cs="Times New Roman"/>
-          <w:color w:val="098658"/>
-          <w:lang w:eastAsia="en-IN"/>
-        </w:rPr>
-        <w:t>5</w:t>
-      </w:r>
-      <w:r>
-        <w:rPr>
-          <w:rFonts w:ascii="Consolas" w:eastAsia="Times New Roman" w:hAnsi="Consolas" w:cs="Times New Roman"/>
-          <w:color w:val="202020"/>
-          <w:lang w:eastAsia="en-IN"/>
-        </w:rPr>
-        <w:t xml:space="preserve">, </w:t>
-      </w:r>
-      <w:r>
-        <w:rPr>
-          <w:rFonts w:ascii="Consolas" w:eastAsia="Times New Roman" w:hAnsi="Consolas" w:cs="Times New Roman"/>
-          <w:color w:val="098658"/>
-          <w:lang w:eastAsia="en-IN"/>
-        </w:rPr>
-        <w:t>6</w:t>
-      </w:r>
-      <w:r>
-        <w:rPr>
-          <w:rFonts w:ascii="Consolas" w:eastAsia="Times New Roman" w:hAnsi="Consolas" w:cs="Times New Roman"/>
-          <w:color w:val="202020"/>
-          <w:lang w:eastAsia="en-IN"/>
-        </w:rPr>
-        <w:t xml:space="preserve">, </w:t>
-      </w:r>
-      <w:r>
-        <w:rPr>
-          <w:rFonts w:ascii="Consolas" w:eastAsia="Times New Roman" w:hAnsi="Consolas" w:cs="Times New Roman"/>
-          <w:color w:val="098658"/>
-          <w:lang w:eastAsia="en-IN"/>
-        </w:rPr>
-        <w:t>7</w:t>
-      </w:r>
-      <w:r>
-        <w:rPr>
-          <w:rFonts w:ascii="Consolas" w:eastAsia="Times New Roman" w:hAnsi="Consolas" w:cs="Times New Roman"/>
-          <w:color w:val="202020"/>
-          <w:lang w:eastAsia="en-IN"/>
-        </w:rPr>
-        <w:t xml:space="preserve">, </w:t>
-      </w:r>
-      <w:r>
-        <w:rPr>
-          <w:rFonts w:ascii="Consolas" w:eastAsia="Times New Roman" w:hAnsi="Consolas" w:cs="Times New Roman"/>
-          <w:color w:val="098658"/>
-          <w:lang w:eastAsia="en-IN"/>
-        </w:rPr>
-        <w:t>8</w:t>
-      </w:r>
-      <w:r>
-        <w:rPr>
-          <w:rFonts w:ascii="Consolas" w:eastAsia="Times New Roman" w:hAnsi="Consolas" w:cs="Times New Roman"/>
-          <w:color w:val="202020"/>
-          <w:lang w:eastAsia="en-IN"/>
-        </w:rPr>
-        <w:t>],</w:t>
-      </w:r>
-    </w:p>
-    <w:p>
-      <w:pPr>
-        <w:shd w:val="clear" w:color="auto" w:fill="FFFFFF"/>
-        <w:spacing w:after="0" w:line="285" w:lineRule="atLeast"/>
-        <w:ind w:left="360"/>
-        <w:rPr>
-          <w:rFonts w:ascii="Consolas" w:eastAsia="Times New Roman" w:hAnsi="Consolas" w:cs="Times New Roman"/>
-          <w:color w:val="202020"/>
-          <w:lang w:eastAsia="en-IN"/>
-        </w:rPr>
-      </w:pPr>
-      <w:r>
-        <w:rPr>
-          <w:rFonts w:ascii="Consolas" w:eastAsia="Times New Roman" w:hAnsi="Consolas" w:cs="Times New Roman"/>
-          <w:color w:val="202020"/>
-          <w:lang w:eastAsia="en-IN"/>
-        </w:rPr>
-        <w:t>    [</w:t>
-      </w:r>
-      <w:r>
-        <w:rPr>
-          <w:rFonts w:ascii="Consolas" w:eastAsia="Times New Roman" w:hAnsi="Consolas" w:cs="Times New Roman"/>
-          <w:color w:val="098658"/>
-          <w:lang w:eastAsia="en-IN"/>
-        </w:rPr>
-        <w:t>9</w:t>
-      </w:r>
-      <w:r>
-        <w:rPr>
-          <w:rFonts w:ascii="Consolas" w:eastAsia="Times New Roman" w:hAnsi="Consolas" w:cs="Times New Roman"/>
-          <w:color w:val="202020"/>
-          <w:lang w:eastAsia="en-IN"/>
-        </w:rPr>
-        <w:t xml:space="preserve">, </w:t>
-      </w:r>
-      <w:r>
-        <w:rPr>
-          <w:rFonts w:ascii="Consolas" w:eastAsia="Times New Roman" w:hAnsi="Consolas" w:cs="Times New Roman"/>
-          <w:color w:val="098658"/>
-          <w:lang w:eastAsia="en-IN"/>
-        </w:rPr>
-        <w:t>10</w:t>
-      </w:r>
-      <w:r>
-        <w:rPr>
-          <w:rFonts w:ascii="Consolas" w:eastAsia="Times New Roman" w:hAnsi="Consolas" w:cs="Times New Roman"/>
-          <w:color w:val="202020"/>
-          <w:lang w:eastAsia="en-IN"/>
-        </w:rPr>
-        <w:t xml:space="preserve">, </w:t>
-      </w:r>
-      <w:r>
-        <w:rPr>
-          <w:rFonts w:ascii="Consolas" w:eastAsia="Times New Roman" w:hAnsi="Consolas" w:cs="Times New Roman"/>
-          <w:color w:val="098658"/>
-          <w:lang w:eastAsia="en-IN"/>
-        </w:rPr>
-        <w:t>11</w:t>
-      </w:r>
-      <w:r>
-        <w:rPr>
-          <w:rFonts w:ascii="Consolas" w:eastAsia="Times New Roman" w:hAnsi="Consolas" w:cs="Times New Roman"/>
-          <w:color w:val="202020"/>
-          <w:lang w:eastAsia="en-IN"/>
-        </w:rPr>
-        <w:t xml:space="preserve">, </w:t>
-      </w:r>
-      <w:r>
-        <w:rPr>
-          <w:rFonts w:ascii="Consolas" w:eastAsia="Times New Roman" w:hAnsi="Consolas" w:cs="Times New Roman"/>
-          <w:color w:val="098658"/>
-          <w:lang w:eastAsia="en-IN"/>
-        </w:rPr>
-        <w:t>12</w:t>
-      </w:r>
-      <w:r>
-        <w:rPr>
-          <w:rFonts w:ascii="Consolas" w:eastAsia="Times New Roman" w:hAnsi="Consolas" w:cs="Times New Roman"/>
-          <w:color w:val="202020"/>
-          <w:lang w:eastAsia="en-IN"/>
-        </w:rPr>
-        <w:t>],</w:t>
-      </w:r>
-    </w:p>
-    <w:p>
-      <w:pPr>
-        <w:shd w:val="clear" w:color="auto" w:fill="FFFFFF"/>
-        <w:spacing w:after="0" w:line="285" w:lineRule="atLeast"/>
-        <w:ind w:left="360"/>
-        <w:rPr>
-          <w:rFonts w:ascii="Consolas" w:eastAsia="Times New Roman" w:hAnsi="Consolas" w:cs="Times New Roman"/>
-          <w:color w:val="202020"/>
-          <w:lang w:eastAsia="en-IN"/>
-        </w:rPr>
-      </w:pPr>
-      <w:r>
-        <w:rPr>
-          <w:rFonts w:ascii="Consolas" w:eastAsia="Times New Roman" w:hAnsi="Consolas" w:cs="Times New Roman"/>
-          <w:color w:val="202020"/>
-          <w:lang w:eastAsia="en-IN"/>
-        </w:rPr>
-        <w:t>    [</w:t>
-      </w:r>
-      <w:r>
-        <w:rPr>
-          <w:rFonts w:ascii="Consolas" w:eastAsia="Times New Roman" w:hAnsi="Consolas" w:cs="Times New Roman"/>
-          <w:color w:val="098658"/>
-          <w:lang w:eastAsia="en-IN"/>
-        </w:rPr>
-        <w:t>13</w:t>
-      </w:r>
-      <w:r>
-        <w:rPr>
-          <w:rFonts w:ascii="Consolas" w:eastAsia="Times New Roman" w:hAnsi="Consolas" w:cs="Times New Roman"/>
-          <w:color w:val="202020"/>
-          <w:lang w:eastAsia="en-IN"/>
-        </w:rPr>
-        <w:t xml:space="preserve">, </w:t>
-      </w:r>
-      <w:r>
-        <w:rPr>
-          <w:rFonts w:ascii="Consolas" w:eastAsia="Times New Roman" w:hAnsi="Consolas" w:cs="Times New Roman"/>
-          <w:color w:val="098658"/>
-          <w:lang w:eastAsia="en-IN"/>
-        </w:rPr>
-        <w:t>14</w:t>
-      </w:r>
-      <w:r>
-        <w:rPr>
-          <w:rFonts w:ascii="Consolas" w:eastAsia="Times New Roman" w:hAnsi="Consolas" w:cs="Times New Roman"/>
-          <w:color w:val="202020"/>
-          <w:lang w:eastAsia="en-IN"/>
-        </w:rPr>
-        <w:t xml:space="preserve">, </w:t>
-      </w:r>
-      <w:r>
-        <w:rPr>
-          <w:rFonts w:ascii="Consolas" w:eastAsia="Times New Roman" w:hAnsi="Consolas" w:cs="Times New Roman"/>
-          <w:color w:val="098658"/>
-          <w:lang w:eastAsia="en-IN"/>
-        </w:rPr>
-        <w:t>15</w:t>
-      </w:r>
-      <w:r>
-        <w:rPr>
-          <w:rFonts w:ascii="Consolas" w:eastAsia="Times New Roman" w:hAnsi="Consolas" w:cs="Times New Roman"/>
-          <w:color w:val="202020"/>
-          <w:lang w:eastAsia="en-IN"/>
-        </w:rPr>
-        <w:t xml:space="preserve">, </w:t>
-      </w:r>
-      <w:r>
-        <w:rPr>
-          <w:rFonts w:ascii="Consolas" w:eastAsia="Times New Roman" w:hAnsi="Consolas" w:cs="Times New Roman"/>
-          <w:color w:val="098658"/>
-          <w:lang w:eastAsia="en-IN"/>
-        </w:rPr>
-        <w:t>16</w:t>
-      </w:r>
-      <w:r>
-        <w:rPr>
-          <w:rFonts w:ascii="Consolas" w:eastAsia="Times New Roman" w:hAnsi="Consolas" w:cs="Times New Roman"/>
-          <w:color w:val="202020"/>
-          <w:lang w:eastAsia="en-IN"/>
-        </w:rPr>
-        <w:t>],</w:t>
-      </w:r>
-    </w:p>
-    <w:p>
-      <w:pPr>
-        <w:shd w:val="clear" w:color="auto" w:fill="FFFFFF"/>
-        <w:spacing w:after="0" w:line="285" w:lineRule="atLeast"/>
-        <w:ind w:left="360"/>
-        <w:rPr>
-          <w:rFonts w:ascii="Consolas" w:eastAsia="Times New Roman" w:hAnsi="Consolas" w:cs="Times New Roman"/>
-          <w:color w:val="202020"/>
-          <w:lang w:eastAsia="en-IN"/>
-        </w:rPr>
-      </w:pPr>
-      <w:r>
-        <w:rPr>
-          <w:rFonts w:ascii="Consolas" w:eastAsia="Times New Roman" w:hAnsi="Consolas" w:cs="Times New Roman"/>
-          <w:color w:val="202020"/>
-          <w:lang w:eastAsia="en-IN"/>
-        </w:rPr>
-        <w:t>    [</w:t>
-      </w:r>
-      <w:r>
-        <w:rPr>
-          <w:rFonts w:ascii="Consolas" w:eastAsia="Times New Roman" w:hAnsi="Consolas" w:cs="Times New Roman"/>
-          <w:color w:val="098658"/>
-          <w:lang w:eastAsia="en-IN"/>
-        </w:rPr>
-        <w:t>17</w:t>
-      </w:r>
-      <w:r>
-        <w:rPr>
-          <w:rFonts w:ascii="Consolas" w:eastAsia="Times New Roman" w:hAnsi="Consolas" w:cs="Times New Roman"/>
-          <w:color w:val="202020"/>
-          <w:lang w:eastAsia="en-IN"/>
-        </w:rPr>
-        <w:t xml:space="preserve">, </w:t>
-      </w:r>
-      <w:r>
-        <w:rPr>
-          <w:rFonts w:ascii="Consolas" w:eastAsia="Times New Roman" w:hAnsi="Consolas" w:cs="Times New Roman"/>
-          <w:color w:val="098658"/>
-          <w:lang w:eastAsia="en-IN"/>
-        </w:rPr>
-        <w:t>18</w:t>
-      </w:r>
-      <w:r>
-        <w:rPr>
-          <w:rFonts w:ascii="Consolas" w:eastAsia="Times New Roman" w:hAnsi="Consolas" w:cs="Times New Roman"/>
-          <w:color w:val="202020"/>
-          <w:lang w:eastAsia="en-IN"/>
-        </w:rPr>
-        <w:t xml:space="preserve">, </w:t>
-      </w:r>
-      <w:r>
-        <w:rPr>
-          <w:rFonts w:ascii="Consolas" w:eastAsia="Times New Roman" w:hAnsi="Consolas" w:cs="Times New Roman"/>
-          <w:color w:val="098658"/>
-          <w:lang w:eastAsia="en-IN"/>
-        </w:rPr>
-        <w:t>19</w:t>
-      </w:r>
-      <w:r>
-        <w:rPr>
-          <w:rFonts w:ascii="Consolas" w:eastAsia="Times New Roman" w:hAnsi="Consolas" w:cs="Times New Roman"/>
-          <w:color w:val="202020"/>
-          <w:lang w:eastAsia="en-IN"/>
-        </w:rPr>
-        <w:t xml:space="preserve">, </w:t>
-      </w:r>
-      <w:r>
-        <w:rPr>
-          <w:rFonts w:ascii="Consolas" w:eastAsia="Times New Roman" w:hAnsi="Consolas" w:cs="Times New Roman"/>
-          <w:color w:val="098658"/>
-          <w:lang w:eastAsia="en-IN"/>
-        </w:rPr>
-        <w:t>20</w:t>
-      </w:r>
-      <w:r>
-        <w:rPr>
-          <w:rFonts w:ascii="Consolas" w:eastAsia="Times New Roman" w:hAnsi="Consolas" w:cs="Times New Roman"/>
-          <w:color w:val="202020"/>
-          <w:lang w:eastAsia="en-IN"/>
-        </w:rPr>
-        <w:t>]</w:t>
-      </w:r>
-    </w:p>
-    <w:p>
-      <w:pPr>
-        <w:shd w:val="clear" w:color="auto" w:fill="FFFFFF"/>
-        <w:spacing w:after="0" w:line="285" w:lineRule="atLeast"/>
-        <w:ind w:left="360"/>
-        <w:rPr>
-          <w:rFonts w:ascii="Consolas" w:eastAsia="Times New Roman" w:hAnsi="Consolas" w:cs="Times New Roman"/>
-          <w:color w:val="202020"/>
-          <w:lang w:eastAsia="en-IN"/>
-        </w:rPr>
-      </w:pPr>
-      <w:r>
-        <w:rPr>
-          <w:rFonts w:ascii="Consolas" w:eastAsia="Times New Roman" w:hAnsi="Consolas" w:cs="Times New Roman"/>
-          <w:color w:val="202020"/>
-          <w:lang w:eastAsia="en-IN"/>
-        </w:rPr>
-        <w:t>])</w:t>
-      </w:r>
-    </w:p>
-    <w:p>
-      <w:pPr>
-        <w:shd w:val="clear" w:color="auto" w:fill="FFFFFF"/>
-        <w:spacing w:after="0" w:line="285" w:lineRule="atLeast"/>
-        <w:ind w:left="360"/>
-        <w:rPr>
-          <w:rFonts w:ascii="Consolas" w:eastAsia="Times New Roman" w:hAnsi="Consolas" w:cs="Times New Roman"/>
-          <w:color w:val="202020"/>
-          <w:lang w:eastAsia="en-IN"/>
-        </w:rPr>
-      </w:pPr>
-      <w:r>
-        <w:rPr>
-          <w:rFonts w:ascii="Consolas" w:eastAsia="Times New Roman" w:hAnsi="Consolas" w:cs="Times New Roman"/>
-          <w:color w:val="1F2328"/>
-          <w:lang w:eastAsia="en-IN"/>
-        </w:rPr>
-        <w:t>result</w:t>
-      </w:r>
-      <w:r>
-        <w:rPr>
-          <w:rFonts w:ascii="Consolas" w:eastAsia="Times New Roman" w:hAnsi="Consolas" w:cs="Times New Roman"/>
-          <w:color w:val="202020"/>
-          <w:lang w:eastAsia="en-IN"/>
-        </w:rPr>
-        <w:t xml:space="preserve"> </w:t>
-      </w:r>
-      <w:r>
-        <w:rPr>
-          <w:rFonts w:ascii="Consolas" w:eastAsia="Times New Roman" w:hAnsi="Consolas" w:cs="Times New Roman"/>
-          <w:color w:val="000000"/>
-          <w:lang w:eastAsia="en-IN"/>
-        </w:rPr>
-        <w:t>=</w:t>
-      </w:r>
-      <w:r>
-        <w:rPr>
-          <w:rFonts w:ascii="Consolas" w:eastAsia="Times New Roman" w:hAnsi="Consolas" w:cs="Times New Roman"/>
-          <w:color w:val="202020"/>
-          <w:lang w:eastAsia="en-IN"/>
-        </w:rPr>
-        <w:t xml:space="preserve"> </w:t>
-      </w:r>
-      <w:proofErr w:type="spellStart"/>
-      <w:r>
-        <w:rPr>
-          <w:rFonts w:ascii="Consolas" w:eastAsia="Times New Roman" w:hAnsi="Consolas" w:cs="Times New Roman"/>
-          <w:color w:val="1F2328"/>
-          <w:lang w:eastAsia="en-IN"/>
-        </w:rPr>
-        <w:t>arr</w:t>
-      </w:r>
-      <w:proofErr w:type="spellEnd"/>
-      <w:proofErr w:type="gramStart"/>
-      <w:r>
-        <w:rPr>
-          <w:rFonts w:ascii="Consolas" w:eastAsia="Times New Roman" w:hAnsi="Consolas" w:cs="Times New Roman"/>
-          <w:color w:val="202020"/>
-          <w:lang w:eastAsia="en-IN"/>
-        </w:rPr>
-        <w:t>[::</w:t>
-      </w:r>
-      <w:proofErr w:type="gramEnd"/>
-      <w:r>
-        <w:rPr>
-          <w:rFonts w:ascii="Consolas" w:eastAsia="Times New Roman" w:hAnsi="Consolas" w:cs="Times New Roman"/>
-          <w:color w:val="098658"/>
-          <w:lang w:eastAsia="en-IN"/>
-        </w:rPr>
-        <w:t>2</w:t>
-      </w:r>
-      <w:r>
-        <w:rPr>
-          <w:rFonts w:ascii="Consolas" w:eastAsia="Times New Roman" w:hAnsi="Consolas" w:cs="Times New Roman"/>
-          <w:color w:val="202020"/>
-          <w:lang w:eastAsia="en-IN"/>
-        </w:rPr>
-        <w:t xml:space="preserve">, </w:t>
-      </w:r>
-      <w:r>
-        <w:rPr>
-          <w:rFonts w:ascii="Consolas" w:eastAsia="Times New Roman" w:hAnsi="Consolas" w:cs="Times New Roman"/>
-          <w:color w:val="098658"/>
-          <w:lang w:eastAsia="en-IN"/>
-        </w:rPr>
-        <w:t>1</w:t>
-      </w:r>
-      <w:r>
-        <w:rPr>
-          <w:rFonts w:ascii="Consolas" w:eastAsia="Times New Roman" w:hAnsi="Consolas" w:cs="Times New Roman"/>
-          <w:color w:val="202020"/>
-          <w:lang w:eastAsia="en-IN"/>
-        </w:rPr>
-        <w:t>::</w:t>
-      </w:r>
-      <w:r>
-        <w:rPr>
-          <w:rFonts w:ascii="Consolas" w:eastAsia="Times New Roman" w:hAnsi="Consolas" w:cs="Times New Roman"/>
-          <w:color w:val="098658"/>
-          <w:lang w:eastAsia="en-IN"/>
-        </w:rPr>
-        <w:t>2</w:t>
-      </w:r>
-      <w:r>
-        <w:rPr>
-          <w:rFonts w:ascii="Consolas" w:eastAsia="Times New Roman" w:hAnsi="Consolas" w:cs="Times New Roman"/>
-          <w:color w:val="202020"/>
-          <w:lang w:eastAsia="en-IN"/>
-        </w:rPr>
-        <w:t>]</w:t>
-      </w:r>
-    </w:p>
-    <w:p>
-      <w:pPr>
-        <w:shd w:val="clear" w:color="auto" w:fill="FFFFFF"/>
-        <w:spacing w:after="0" w:line="285" w:lineRule="atLeast"/>
-        <w:ind w:left="360"/>
-        <w:rPr>
-          <w:rFonts w:ascii="Consolas" w:eastAsia="Times New Roman" w:hAnsi="Consolas" w:cs="Times New Roman"/>
-          <w:color w:val="202020"/>
-          <w:lang w:eastAsia="en-IN"/>
-        </w:rPr>
-      </w:pPr>
-      <w:proofErr w:type="gramStart"/>
-      <w:r>
-        <w:rPr>
-          <w:rFonts w:ascii="Consolas" w:eastAsia="Times New Roman" w:hAnsi="Consolas" w:cs="Times New Roman"/>
-          <w:color w:val="8250DF"/>
-          <w:lang w:eastAsia="en-IN"/>
-        </w:rPr>
-        <w:t>print</w:t>
-      </w:r>
-      <w:r>
-        <w:rPr>
-          <w:rFonts w:ascii="Consolas" w:eastAsia="Times New Roman" w:hAnsi="Consolas" w:cs="Times New Roman"/>
-          <w:color w:val="202020"/>
-          <w:lang w:eastAsia="en-IN"/>
-        </w:rPr>
-        <w:t>(</w:t>
-      </w:r>
-      <w:proofErr w:type="gramEnd"/>
-      <w:r>
-        <w:rPr>
-          <w:rFonts w:ascii="Consolas" w:eastAsia="Times New Roman" w:hAnsi="Consolas" w:cs="Times New Roman"/>
-          <w:color w:val="0A3069"/>
-          <w:lang w:eastAsia="en-IN"/>
-        </w:rPr>
-        <w:t>"Original Array:"</w:t>
-      </w:r>
-      <w:r>
-        <w:rPr>
-          <w:rFonts w:ascii="Consolas" w:eastAsia="Times New Roman" w:hAnsi="Consolas" w:cs="Times New Roman"/>
-          <w:color w:val="202020"/>
-          <w:lang w:eastAsia="en-IN"/>
-        </w:rPr>
-        <w:t>)</w:t>
-      </w:r>
-    </w:p>
-    <w:p>
-      <w:pPr>
-        <w:shd w:val="clear" w:color="auto" w:fill="FFFFFF"/>
-        <w:spacing w:after="0" w:line="285" w:lineRule="atLeast"/>
-        <w:ind w:left="360"/>
-        <w:rPr>
-          <w:rFonts w:ascii="Consolas" w:eastAsia="Times New Roman" w:hAnsi="Consolas" w:cs="Times New Roman"/>
-          <w:color w:val="202020"/>
-          <w:lang w:eastAsia="en-IN"/>
-        </w:rPr>
-      </w:pPr>
-      <w:r>
-        <w:rPr>
-          <w:rFonts w:ascii="Consolas" w:eastAsia="Times New Roman" w:hAnsi="Consolas" w:cs="Times New Roman"/>
-          <w:color w:val="795E26"/>
-          <w:lang w:eastAsia="en-IN"/>
-        </w:rPr>
-        <w:t>print</w:t>
-      </w:r>
-      <w:r>
-        <w:rPr>
-          <w:rFonts w:ascii="Consolas" w:eastAsia="Times New Roman" w:hAnsi="Consolas" w:cs="Times New Roman"/>
-          <w:color w:val="202020"/>
-          <w:lang w:eastAsia="en-IN"/>
-        </w:rPr>
-        <w:t>(</w:t>
-      </w:r>
-      <w:proofErr w:type="spellStart"/>
-      <w:r>
-        <w:rPr>
-          <w:rFonts w:ascii="Consolas" w:eastAsia="Times New Roman" w:hAnsi="Consolas" w:cs="Times New Roman"/>
-          <w:color w:val="1F2328"/>
-          <w:lang w:eastAsia="en-IN"/>
-        </w:rPr>
-        <w:t>arr</w:t>
-      </w:r>
-      <w:proofErr w:type="spellEnd"/>
-      <w:r>
-        <w:rPr>
-          <w:rFonts w:ascii="Consolas" w:eastAsia="Times New Roman" w:hAnsi="Consolas" w:cs="Times New Roman"/>
-          <w:color w:val="202020"/>
-          <w:lang w:eastAsia="en-IN"/>
-        </w:rPr>
-        <w:t>)</w:t>
-      </w:r>
-    </w:p>
-    <w:p>
-      <w:pPr>
-        <w:shd w:val="clear" w:color="auto" w:fill="FFFFFF"/>
-        <w:spacing w:after="0" w:line="285" w:lineRule="atLeast"/>
-        <w:ind w:left="360"/>
-        <w:rPr>
-          <w:rFonts w:ascii="Consolas" w:eastAsia="Times New Roman" w:hAnsi="Consolas" w:cs="Times New Roman"/>
-          <w:color w:val="202020"/>
-          <w:lang w:eastAsia="en-IN"/>
-        </w:rPr>
-      </w:pPr>
-    </w:p>
-    <w:p>
-      <w:pPr>
-        <w:shd w:val="clear" w:color="auto" w:fill="FFFFFF"/>
-        <w:spacing w:after="0" w:line="285" w:lineRule="atLeast"/>
-        <w:ind w:left="360"/>
-        <w:rPr>
-          <w:rFonts w:ascii="Consolas" w:eastAsia="Times New Roman" w:hAnsi="Consolas" w:cs="Times New Roman"/>
-          <w:color w:val="202020"/>
-          <w:lang w:eastAsia="en-IN"/>
-        </w:rPr>
-      </w:pPr>
-      <w:proofErr w:type="gramStart"/>
-      <w:r>
-        <w:rPr>
-          <w:rFonts w:ascii="Consolas" w:eastAsia="Times New Roman" w:hAnsi="Consolas" w:cs="Times New Roman"/>
-          <w:color w:val="8250DF"/>
-          <w:lang w:eastAsia="en-IN"/>
-        </w:rPr>
-        <w:t>print</w:t>
-      </w:r>
-      <w:r>
-        <w:rPr>
-          <w:rFonts w:ascii="Consolas" w:eastAsia="Times New Roman" w:hAnsi="Consolas" w:cs="Times New Roman"/>
-          <w:color w:val="202020"/>
-          <w:lang w:eastAsia="en-IN"/>
-        </w:rPr>
-        <w:t>(</w:t>
-      </w:r>
-      <w:proofErr w:type="gramEnd"/>
-      <w:r>
-        <w:rPr>
-          <w:rFonts w:ascii="Consolas" w:eastAsia="Times New Roman" w:hAnsi="Consolas" w:cs="Times New Roman"/>
-          <w:color w:val="0A3069"/>
-          <w:lang w:eastAsia="en-IN"/>
-        </w:rPr>
-        <w:t>"Odd rows and even columns:"</w:t>
-      </w:r>
-      <w:r>
-        <w:rPr>
-          <w:rFonts w:ascii="Consolas" w:eastAsia="Times New Roman" w:hAnsi="Consolas" w:cs="Times New Roman"/>
-          <w:color w:val="202020"/>
-          <w:lang w:eastAsia="en-IN"/>
-        </w:rPr>
-        <w:t>)</w:t>
-      </w:r>
-    </w:p>
-    <w:p>
-      <w:pPr>
-        <w:shd w:val="clear" w:color="auto" w:fill="FFFFFF"/>
-        <w:spacing w:after="0" w:line="285" w:lineRule="atLeast"/>
-        <w:ind w:left="360"/>
-        <w:rPr>
-          <w:rFonts w:ascii="Consolas" w:eastAsia="Times New Roman" w:hAnsi="Consolas" w:cs="Times New Roman"/>
-          <w:color w:val="202020"/>
-          <w:lang w:eastAsia="en-IN"/>
-        </w:rPr>
-      </w:pPr>
-      <w:r>
-        <w:rPr>
-          <w:rFonts w:ascii="Consolas" w:eastAsia="Times New Roman" w:hAnsi="Consolas" w:cs="Times New Roman"/>
-          <w:color w:val="795E26"/>
-          <w:lang w:eastAsia="en-IN"/>
-        </w:rPr>
-        <w:t>print</w:t>
-      </w:r>
-      <w:r>
-        <w:rPr>
-          <w:rFonts w:ascii="Consolas" w:eastAsia="Times New Roman" w:hAnsi="Consolas" w:cs="Times New Roman"/>
-          <w:color w:val="202020"/>
-          <w:lang w:eastAsia="en-IN"/>
-        </w:rPr>
-        <w:t>(</w:t>
-      </w:r>
-      <w:r>
-        <w:rPr>
-          <w:rFonts w:ascii="Consolas" w:eastAsia="Times New Roman" w:hAnsi="Consolas" w:cs="Times New Roman"/>
-          <w:color w:val="1F2328"/>
-          <w:lang w:eastAsia="en-IN"/>
-        </w:rPr>
-        <w:t>result</w:t>
-      </w:r>
-      <w:r>
-        <w:rPr>
-          <w:rFonts w:ascii="Consolas" w:eastAsia="Times New Roman" w:hAnsi="Consolas" w:cs="Times New Roman"/>
-          <w:color w:val="202020"/>
-          <w:lang w:eastAsia="en-IN"/>
-        </w:rPr>
-        <w:t>)</w:t>
-      </w:r>
-    </w:p>
-    <w:p>
-      <w:pPr>
-        <w:pStyle w:val="ListParagraph"/>
-        <w:spacing w:line="276" w:lineRule="auto"/>
-        <w:ind w:left="360"/>
-        <w:jc w:val="both"/>
-        <w:rPr>
-          <w:rFonts w:ascii="Times New Roman" w:hAnsi="Times New Roman" w:cs="Times New Roman"/>
-          <w:b/>
-          <w:bCs/>
-          <w:sz w:val="28"/>
-          <w:szCs w:val="28"/>
-        </w:rPr>
-      </w:pPr>
-    </w:p>
-    <w:p>
-      <w:pPr>
-        <w:pStyle w:val="ListParagraph"/>
-        <w:spacing w:line="276" w:lineRule="auto"/>
-        <w:ind w:left="360"/>
-        <w:jc w:val="both"/>
-        <w:rPr>
-          <w:rFonts w:ascii="Times New Roman" w:hAnsi="Times New Roman" w:cs="Times New Roman"/>
-          <w:b/>
-          <w:bCs/>
-          <w:sz w:val="28"/>
-          <w:szCs w:val="28"/>
-        </w:rPr>
-      </w:pPr>
-      <w:r>
-        <w:rPr>
-          <w:rFonts w:ascii="Times New Roman" w:hAnsi="Times New Roman" w:cs="Times New Roman"/>
-          <w:b/>
-          <w:bCs/>
-          <w:sz w:val="28"/>
-          <w:szCs w:val="28"/>
-        </w:rPr>
-        <w:lastRenderedPageBreak/>
-        <w:drawing>
-          <wp:inline distT="0" distB="0" distL="0" distR="0" wp14:anchorId="1E507BB5" wp14:editId="6A8A83D8">
-            <wp:extent cx="5731510" cy="2273300"/>
-            <wp:effectExtent l="0" t="0" r="2540" b="0"/>
-            <wp:docPr id="266857309" name="Picture 1"/>
-            <wp:cNvGraphicFramePr>
-              <a:graphicFrameLocks xmlns:a="http://schemas.openxmlformats.org/drawingml/2006/main" noChangeAspect="1"/>
-            </wp:cNvGraphicFramePr>
-            <a:graphic xmlns:a="http://schemas.openxmlformats.org/drawingml/2006/main">
-              <a:graphicData uri="http://schemas.openxmlformats.org/drawingml/2006/picture">
-                <pic:pic xmlns:pic="http://schemas.openxmlformats.org/drawingml/2006/picture">
-                  <pic:nvPicPr>
-                    <pic:cNvPr id="266857309" name=""/>
-                    <pic:cNvPicPr/>
-                  </pic:nvPicPr>
-                  <pic:blipFill>
-                    <a:blip r:embed="rId35"/>
-                    <a:stretch>
-                      <a:fillRect/>
-                    </a:stretch>
-                  </pic:blipFill>
-                  <pic:spPr>
-                    <a:xfrm>
-                      <a:off x="0" y="0"/>
-                      <a:ext cx="5731510" cy="2273300"/>
-                    </a:xfrm>
-                    <a:prstGeom prst="rect">
-                      <a:avLst/>
-                    </a:prstGeom>
-                  </pic:spPr>
-                </pic:pic>
-              </a:graphicData>
-            </a:graphic>
-          </wp:inline>
-        </w:drawing>
-      </w:r>
-    </w:p>
-    <w:p>
-      <w:pPr>
-        <w:pStyle w:val="ListParagraph"/>
-        <w:spacing w:line="276" w:lineRule="auto"/>
-        <w:ind w:left="360"/>
-        <w:jc w:val="both"/>
-        <w:rPr>
-          <w:rFonts w:ascii="Times New Roman" w:hAnsi="Times New Roman" w:cs="Times New Roman"/>
-          <w:b/>
-          <w:bCs/>
-          <w:sz w:val="28"/>
-          <w:szCs w:val="28"/>
-        </w:rPr>
-      </w:pPr>
-    </w:p>
-    <w:p>
-      <w:pPr>
-        <w:pStyle w:val="ListParagraph"/>
-        <w:spacing w:line="276" w:lineRule="auto"/>
-        <w:ind w:left="360"/>
-        <w:jc w:val="both"/>
-        <w:rPr>
-          <w:rFonts w:ascii="Times New Roman" w:hAnsi="Times New Roman" w:cs="Times New Roman"/>
-          <w:b/>
-          <w:bCs/>
-          <w:sz w:val="28"/>
-          <w:szCs w:val="28"/>
-        </w:rPr>
-      </w:pPr>
-    </w:p>
-    <w:p>
-      <w:pPr>
-        <w:pStyle w:val="ListParagraph"/>
-        <w:numPr>
-          <w:ilvl w:val="0"/>
-          <w:numId w:val="8"/>
-        </w:numPr>
-        <w:spacing w:line="276" w:lineRule="auto"/>
-        <w:jc w:val="both"/>
-        <w:rPr>
-          <w:rFonts w:ascii="Times New Roman" w:hAnsi="Times New Roman" w:cs="Times New Roman"/>
-          <w:b/>
-          <w:bCs/>
-          <w:sz w:val="28"/>
-          <w:szCs w:val="28"/>
-        </w:rPr>
-      </w:pPr>
-      <w:r>
-        <w:rPr>
-          <w:rFonts w:ascii="Times New Roman" w:hAnsi="Times New Roman" w:cs="Times New Roman"/>
-          <w:b/>
-          <w:bCs/>
-          <w:sz w:val="24"/>
-          <w:szCs w:val="24"/>
-        </w:rPr>
-        <w:t xml:space="preserve">Write a program to create a </w:t>
-      </w:r>
-      <w:proofErr w:type="spellStart"/>
-      <w:r>
-        <w:rPr>
-          <w:rFonts w:ascii="Times New Roman" w:hAnsi="Times New Roman" w:cs="Times New Roman"/>
-          <w:b/>
-          <w:bCs/>
-          <w:sz w:val="24"/>
-          <w:szCs w:val="24"/>
-        </w:rPr>
-        <w:t>numpy</w:t>
-      </w:r>
-      <w:proofErr w:type="spellEnd"/>
-      <w:r>
-        <w:rPr>
-          <w:rFonts w:ascii="Times New Roman" w:hAnsi="Times New Roman" w:cs="Times New Roman"/>
-          <w:b/>
-          <w:bCs/>
-          <w:sz w:val="24"/>
-          <w:szCs w:val="24"/>
-        </w:rPr>
-        <w:t xml:space="preserve"> array and sort it as per the following cases: </w:t>
+        <w:t xml:space="preserve">Write a program to create a numpy array and sort it as per the following cases: </w:t>
       </w:r>
     </w:p>
     <w:p>
@@ -17842,1524 +13159,14 @@
     </w:p>
     <w:p>
       <w:pPr>
-        <w:spacing w:line="276" w:lineRule="auto"/>
-        <w:jc w:val="both"/>
-        <w:rPr>
-          <w:rFonts w:ascii="Times New Roman" w:hAnsi="Times New Roman" w:cs="Times New Roman"/>
-          <w:b/>
-          <w:bCs/>
-          <w:sz w:val="24"/>
-          <w:szCs w:val="24"/>
-        </w:rPr>
-      </w:pPr>
-      <w:r>
-        <w:rPr>
-          <w:rFonts w:ascii="Times New Roman" w:hAnsi="Times New Roman" w:cs="Times New Roman"/>
-          <w:b/>
-          <w:bCs/>
-          <w:sz w:val="24"/>
-          <w:szCs w:val="24"/>
-        </w:rPr>
-        <w:t>Solution:</w:t>
-      </w:r>
-    </w:p>
-    <w:p>
-      <w:pPr>
-        <w:shd w:val="clear" w:color="auto" w:fill="FFFFFF"/>
-        <w:spacing w:after="0" w:line="285" w:lineRule="atLeast"/>
-        <w:rPr>
-          <w:rFonts w:ascii="Consolas" w:eastAsia="Times New Roman" w:hAnsi="Consolas" w:cs="Times New Roman"/>
-          <w:color w:val="202020"/>
-          <w:sz w:val="20"/>
-          <w:szCs w:val="20"/>
-          <w:lang w:eastAsia="en-IN"/>
-        </w:rPr>
-      </w:pPr>
-      <w:r>
-        <w:rPr>
-          <w:rFonts w:ascii="Consolas" w:eastAsia="Times New Roman" w:hAnsi="Consolas" w:cs="Times New Roman"/>
-          <w:color w:val="AF00DB"/>
-          <w:sz w:val="20"/>
-          <w:szCs w:val="20"/>
-          <w:lang w:eastAsia="en-IN"/>
-        </w:rPr>
-        <w:t>import</w:t>
-      </w:r>
-      <w:r>
-        <w:rPr>
-          <w:rFonts w:ascii="Consolas" w:eastAsia="Times New Roman" w:hAnsi="Consolas" w:cs="Times New Roman"/>
-          <w:color w:val="202020"/>
-          <w:sz w:val="20"/>
-          <w:szCs w:val="20"/>
-          <w:lang w:eastAsia="en-IN"/>
-        </w:rPr>
-        <w:t xml:space="preserve"> </w:t>
-      </w:r>
-      <w:proofErr w:type="spellStart"/>
-      <w:r>
-        <w:rPr>
-          <w:rFonts w:ascii="Consolas" w:eastAsia="Times New Roman" w:hAnsi="Consolas" w:cs="Times New Roman"/>
-          <w:color w:val="267F99"/>
-          <w:sz w:val="20"/>
-          <w:szCs w:val="20"/>
-          <w:lang w:eastAsia="en-IN"/>
-        </w:rPr>
-        <w:t>numpy</w:t>
-      </w:r>
-      <w:proofErr w:type="spellEnd"/>
-      <w:r>
-        <w:rPr>
-          <w:rFonts w:ascii="Consolas" w:eastAsia="Times New Roman" w:hAnsi="Consolas" w:cs="Times New Roman"/>
-          <w:color w:val="202020"/>
-          <w:sz w:val="20"/>
-          <w:szCs w:val="20"/>
-          <w:lang w:eastAsia="en-IN"/>
-        </w:rPr>
-        <w:t xml:space="preserve"> </w:t>
-      </w:r>
-      <w:r>
-        <w:rPr>
-          <w:rFonts w:ascii="Consolas" w:eastAsia="Times New Roman" w:hAnsi="Consolas" w:cs="Times New Roman"/>
-          <w:color w:val="AF00DB"/>
-          <w:sz w:val="20"/>
-          <w:szCs w:val="20"/>
-          <w:lang w:eastAsia="en-IN"/>
-        </w:rPr>
-        <w:t>as</w:t>
-      </w:r>
-      <w:r>
-        <w:rPr>
-          <w:rFonts w:ascii="Consolas" w:eastAsia="Times New Roman" w:hAnsi="Consolas" w:cs="Times New Roman"/>
-          <w:color w:val="202020"/>
-          <w:sz w:val="20"/>
-          <w:szCs w:val="20"/>
-          <w:lang w:eastAsia="en-IN"/>
-        </w:rPr>
-        <w:t xml:space="preserve"> </w:t>
-      </w:r>
-      <w:r>
-        <w:rPr>
-          <w:rFonts w:ascii="Consolas" w:eastAsia="Times New Roman" w:hAnsi="Consolas" w:cs="Times New Roman"/>
-          <w:color w:val="267F99"/>
-          <w:sz w:val="20"/>
-          <w:szCs w:val="20"/>
-          <w:lang w:eastAsia="en-IN"/>
-        </w:rPr>
-        <w:t>np</w:t>
-      </w:r>
-    </w:p>
-    <w:p>
-      <w:pPr>
-        <w:shd w:val="clear" w:color="auto" w:fill="FFFFFF"/>
-        <w:spacing w:after="0" w:line="285" w:lineRule="atLeast"/>
-        <w:rPr>
-          <w:rFonts w:ascii="Consolas" w:eastAsia="Times New Roman" w:hAnsi="Consolas" w:cs="Times New Roman"/>
-          <w:color w:val="202020"/>
-          <w:sz w:val="20"/>
-          <w:szCs w:val="20"/>
-          <w:lang w:eastAsia="en-IN"/>
-        </w:rPr>
-      </w:pPr>
-    </w:p>
-    <w:p>
-      <w:pPr>
-        <w:shd w:val="clear" w:color="auto" w:fill="FFFFFF"/>
-        <w:spacing w:after="0" w:line="285" w:lineRule="atLeast"/>
-        <w:rPr>
-          <w:rFonts w:ascii="Consolas" w:eastAsia="Times New Roman" w:hAnsi="Consolas" w:cs="Times New Roman"/>
-          <w:color w:val="202020"/>
-          <w:sz w:val="20"/>
-          <w:szCs w:val="20"/>
-          <w:lang w:eastAsia="en-IN"/>
-        </w:rPr>
-      </w:pPr>
-      <w:proofErr w:type="spellStart"/>
-      <w:r>
-        <w:rPr>
-          <w:rFonts w:ascii="Consolas" w:eastAsia="Times New Roman" w:hAnsi="Consolas" w:cs="Times New Roman"/>
-          <w:color w:val="1F2328"/>
-          <w:sz w:val="20"/>
-          <w:szCs w:val="20"/>
-          <w:lang w:eastAsia="en-IN"/>
-        </w:rPr>
-        <w:t>arr</w:t>
-      </w:r>
-      <w:proofErr w:type="spellEnd"/>
-      <w:r>
-        <w:rPr>
-          <w:rFonts w:ascii="Consolas" w:eastAsia="Times New Roman" w:hAnsi="Consolas" w:cs="Times New Roman"/>
-          <w:color w:val="202020"/>
-          <w:sz w:val="20"/>
-          <w:szCs w:val="20"/>
-          <w:lang w:eastAsia="en-IN"/>
-        </w:rPr>
-        <w:t xml:space="preserve"> </w:t>
-      </w:r>
-      <w:r>
-        <w:rPr>
-          <w:rFonts w:ascii="Consolas" w:eastAsia="Times New Roman" w:hAnsi="Consolas" w:cs="Times New Roman"/>
-          <w:color w:val="000000"/>
-          <w:sz w:val="20"/>
-          <w:szCs w:val="20"/>
-          <w:lang w:eastAsia="en-IN"/>
-        </w:rPr>
-        <w:t>=</w:t>
-      </w:r>
-      <w:r>
-        <w:rPr>
-          <w:rFonts w:ascii="Consolas" w:eastAsia="Times New Roman" w:hAnsi="Consolas" w:cs="Times New Roman"/>
-          <w:color w:val="202020"/>
-          <w:sz w:val="20"/>
-          <w:szCs w:val="20"/>
-          <w:lang w:eastAsia="en-IN"/>
-        </w:rPr>
-        <w:t xml:space="preserve"> </w:t>
-      </w:r>
-      <w:proofErr w:type="spellStart"/>
-      <w:proofErr w:type="gramStart"/>
-      <w:r>
-        <w:rPr>
-          <w:rFonts w:ascii="Consolas" w:eastAsia="Times New Roman" w:hAnsi="Consolas" w:cs="Times New Roman"/>
-          <w:color w:val="267F99"/>
-          <w:sz w:val="20"/>
-          <w:szCs w:val="20"/>
-          <w:lang w:eastAsia="en-IN"/>
-        </w:rPr>
-        <w:t>np</w:t>
-      </w:r>
-      <w:r>
-        <w:rPr>
-          <w:rFonts w:ascii="Consolas" w:eastAsia="Times New Roman" w:hAnsi="Consolas" w:cs="Times New Roman"/>
-          <w:color w:val="202020"/>
-          <w:sz w:val="20"/>
-          <w:szCs w:val="20"/>
-          <w:lang w:eastAsia="en-IN"/>
-        </w:rPr>
-        <w:t>.</w:t>
-      </w:r>
-      <w:r>
-        <w:rPr>
-          <w:rFonts w:ascii="Consolas" w:eastAsia="Times New Roman" w:hAnsi="Consolas" w:cs="Times New Roman"/>
-          <w:color w:val="8250DF"/>
-          <w:sz w:val="20"/>
-          <w:szCs w:val="20"/>
-          <w:lang w:eastAsia="en-IN"/>
-        </w:rPr>
-        <w:t>array</w:t>
-      </w:r>
-      <w:proofErr w:type="spellEnd"/>
-      <w:proofErr w:type="gramEnd"/>
-      <w:r>
-        <w:rPr>
-          <w:rFonts w:ascii="Consolas" w:eastAsia="Times New Roman" w:hAnsi="Consolas" w:cs="Times New Roman"/>
-          <w:color w:val="202020"/>
-          <w:sz w:val="20"/>
-          <w:szCs w:val="20"/>
-          <w:lang w:eastAsia="en-IN"/>
-        </w:rPr>
-        <w:t>([</w:t>
-      </w:r>
-    </w:p>
-    <w:p>
-      <w:pPr>
-        <w:shd w:val="clear" w:color="auto" w:fill="FFFFFF"/>
-        <w:spacing w:after="0" w:line="285" w:lineRule="atLeast"/>
-        <w:rPr>
-          <w:rFonts w:ascii="Consolas" w:eastAsia="Times New Roman" w:hAnsi="Consolas" w:cs="Times New Roman"/>
-          <w:color w:val="202020"/>
-          <w:sz w:val="20"/>
-          <w:szCs w:val="20"/>
-          <w:lang w:eastAsia="en-IN"/>
-        </w:rPr>
-      </w:pPr>
-      <w:r>
-        <w:rPr>
-          <w:rFonts w:ascii="Consolas" w:eastAsia="Times New Roman" w:hAnsi="Consolas" w:cs="Times New Roman"/>
-          <w:color w:val="202020"/>
-          <w:sz w:val="20"/>
-          <w:szCs w:val="20"/>
-          <w:lang w:eastAsia="en-IN"/>
-        </w:rPr>
-        <w:t>    [</w:t>
-      </w:r>
-      <w:r>
-        <w:rPr>
-          <w:rFonts w:ascii="Consolas" w:eastAsia="Times New Roman" w:hAnsi="Consolas" w:cs="Times New Roman"/>
-          <w:color w:val="098658"/>
-          <w:sz w:val="20"/>
-          <w:szCs w:val="20"/>
-          <w:lang w:eastAsia="en-IN"/>
-        </w:rPr>
-        <w:t>30</w:t>
-      </w:r>
-      <w:r>
-        <w:rPr>
-          <w:rFonts w:ascii="Consolas" w:eastAsia="Times New Roman" w:hAnsi="Consolas" w:cs="Times New Roman"/>
-          <w:color w:val="202020"/>
-          <w:sz w:val="20"/>
-          <w:szCs w:val="20"/>
-          <w:lang w:eastAsia="en-IN"/>
-        </w:rPr>
-        <w:t xml:space="preserve">, </w:t>
-      </w:r>
-      <w:r>
-        <w:rPr>
-          <w:rFonts w:ascii="Consolas" w:eastAsia="Times New Roman" w:hAnsi="Consolas" w:cs="Times New Roman"/>
-          <w:color w:val="098658"/>
-          <w:sz w:val="20"/>
-          <w:szCs w:val="20"/>
-          <w:lang w:eastAsia="en-IN"/>
-        </w:rPr>
-        <w:t>20</w:t>
-      </w:r>
-      <w:r>
-        <w:rPr>
-          <w:rFonts w:ascii="Consolas" w:eastAsia="Times New Roman" w:hAnsi="Consolas" w:cs="Times New Roman"/>
-          <w:color w:val="202020"/>
-          <w:sz w:val="20"/>
-          <w:szCs w:val="20"/>
-          <w:lang w:eastAsia="en-IN"/>
-        </w:rPr>
-        <w:t xml:space="preserve">, </w:t>
-      </w:r>
-      <w:r>
-        <w:rPr>
-          <w:rFonts w:ascii="Consolas" w:eastAsia="Times New Roman" w:hAnsi="Consolas" w:cs="Times New Roman"/>
-          <w:color w:val="098658"/>
-          <w:sz w:val="20"/>
-          <w:szCs w:val="20"/>
-          <w:lang w:eastAsia="en-IN"/>
-        </w:rPr>
-        <w:t>10</w:t>
-      </w:r>
-      <w:r>
-        <w:rPr>
-          <w:rFonts w:ascii="Consolas" w:eastAsia="Times New Roman" w:hAnsi="Consolas" w:cs="Times New Roman"/>
-          <w:color w:val="202020"/>
-          <w:sz w:val="20"/>
-          <w:szCs w:val="20"/>
-          <w:lang w:eastAsia="en-IN"/>
-        </w:rPr>
-        <w:t>],</w:t>
-      </w:r>
-    </w:p>
-    <w:p>
-      <w:pPr>
-        <w:shd w:val="clear" w:color="auto" w:fill="FFFFFF"/>
-        <w:spacing w:after="0" w:line="285" w:lineRule="atLeast"/>
-        <w:rPr>
-          <w:rFonts w:ascii="Consolas" w:eastAsia="Times New Roman" w:hAnsi="Consolas" w:cs="Times New Roman"/>
-          <w:color w:val="202020"/>
-          <w:sz w:val="20"/>
-          <w:szCs w:val="20"/>
-          <w:lang w:eastAsia="en-IN"/>
-        </w:rPr>
-      </w:pPr>
-      <w:r>
-        <w:rPr>
-          <w:rFonts w:ascii="Consolas" w:eastAsia="Times New Roman" w:hAnsi="Consolas" w:cs="Times New Roman"/>
-          <w:color w:val="202020"/>
-          <w:sz w:val="20"/>
-          <w:szCs w:val="20"/>
-          <w:lang w:eastAsia="en-IN"/>
-        </w:rPr>
-        <w:t>    [</w:t>
-      </w:r>
-      <w:proofErr w:type="gramStart"/>
-      <w:r>
-        <w:rPr>
-          <w:rFonts w:ascii="Consolas" w:eastAsia="Times New Roman" w:hAnsi="Consolas" w:cs="Times New Roman"/>
-          <w:color w:val="098658"/>
-          <w:sz w:val="20"/>
-          <w:szCs w:val="20"/>
-          <w:lang w:eastAsia="en-IN"/>
-        </w:rPr>
-        <w:t>3</w:t>
-      </w:r>
-      <w:r>
-        <w:rPr>
-          <w:rFonts w:ascii="Consolas" w:eastAsia="Times New Roman" w:hAnsi="Consolas" w:cs="Times New Roman"/>
-          <w:color w:val="202020"/>
-          <w:sz w:val="20"/>
-          <w:szCs w:val="20"/>
-          <w:lang w:eastAsia="en-IN"/>
-        </w:rPr>
-        <w:t>,  </w:t>
-      </w:r>
-      <w:r>
-        <w:rPr>
-          <w:rFonts w:ascii="Consolas" w:eastAsia="Times New Roman" w:hAnsi="Consolas" w:cs="Times New Roman"/>
-          <w:color w:val="098658"/>
-          <w:sz w:val="20"/>
-          <w:szCs w:val="20"/>
-          <w:lang w:eastAsia="en-IN"/>
-        </w:rPr>
-        <w:t>1</w:t>
-      </w:r>
-      <w:proofErr w:type="gramEnd"/>
-      <w:r>
-        <w:rPr>
-          <w:rFonts w:ascii="Consolas" w:eastAsia="Times New Roman" w:hAnsi="Consolas" w:cs="Times New Roman"/>
-          <w:color w:val="202020"/>
-          <w:sz w:val="20"/>
-          <w:szCs w:val="20"/>
-          <w:lang w:eastAsia="en-IN"/>
-        </w:rPr>
-        <w:t>,  </w:t>
-      </w:r>
-      <w:r>
-        <w:rPr>
-          <w:rFonts w:ascii="Consolas" w:eastAsia="Times New Roman" w:hAnsi="Consolas" w:cs="Times New Roman"/>
-          <w:color w:val="098658"/>
-          <w:sz w:val="20"/>
-          <w:szCs w:val="20"/>
-          <w:lang w:eastAsia="en-IN"/>
-        </w:rPr>
-        <w:t>2</w:t>
-      </w:r>
-      <w:r>
-        <w:rPr>
-          <w:rFonts w:ascii="Consolas" w:eastAsia="Times New Roman" w:hAnsi="Consolas" w:cs="Times New Roman"/>
-          <w:color w:val="202020"/>
-          <w:sz w:val="20"/>
-          <w:szCs w:val="20"/>
-          <w:lang w:eastAsia="en-IN"/>
-        </w:rPr>
-        <w:t>],</w:t>
-      </w:r>
-    </w:p>
-    <w:p>
-      <w:pPr>
-        <w:shd w:val="clear" w:color="auto" w:fill="FFFFFF"/>
-        <w:spacing w:after="0" w:line="285" w:lineRule="atLeast"/>
-        <w:rPr>
-          <w:rFonts w:ascii="Consolas" w:eastAsia="Times New Roman" w:hAnsi="Consolas" w:cs="Times New Roman"/>
-          <w:color w:val="202020"/>
-          <w:sz w:val="20"/>
-          <w:szCs w:val="20"/>
-          <w:lang w:eastAsia="en-IN"/>
-        </w:rPr>
-      </w:pPr>
-      <w:r>
-        <w:rPr>
-          <w:rFonts w:ascii="Consolas" w:eastAsia="Times New Roman" w:hAnsi="Consolas" w:cs="Times New Roman"/>
-          <w:color w:val="202020"/>
-          <w:sz w:val="20"/>
-          <w:szCs w:val="20"/>
-          <w:lang w:eastAsia="en-IN"/>
-        </w:rPr>
-        <w:t>    [</w:t>
-      </w:r>
-      <w:proofErr w:type="gramStart"/>
-      <w:r>
-        <w:rPr>
-          <w:rFonts w:ascii="Consolas" w:eastAsia="Times New Roman" w:hAnsi="Consolas" w:cs="Times New Roman"/>
-          <w:color w:val="098658"/>
-          <w:sz w:val="20"/>
-          <w:szCs w:val="20"/>
-          <w:lang w:eastAsia="en-IN"/>
-        </w:rPr>
-        <w:t>9</w:t>
-      </w:r>
-      <w:r>
-        <w:rPr>
-          <w:rFonts w:ascii="Consolas" w:eastAsia="Times New Roman" w:hAnsi="Consolas" w:cs="Times New Roman"/>
-          <w:color w:val="202020"/>
-          <w:sz w:val="20"/>
-          <w:szCs w:val="20"/>
-          <w:lang w:eastAsia="en-IN"/>
-        </w:rPr>
-        <w:t>,  </w:t>
-      </w:r>
-      <w:r>
-        <w:rPr>
-          <w:rFonts w:ascii="Consolas" w:eastAsia="Times New Roman" w:hAnsi="Consolas" w:cs="Times New Roman"/>
-          <w:color w:val="098658"/>
-          <w:sz w:val="20"/>
-          <w:szCs w:val="20"/>
-          <w:lang w:eastAsia="en-IN"/>
-        </w:rPr>
-        <w:t>7</w:t>
-      </w:r>
-      <w:proofErr w:type="gramEnd"/>
-      <w:r>
-        <w:rPr>
-          <w:rFonts w:ascii="Consolas" w:eastAsia="Times New Roman" w:hAnsi="Consolas" w:cs="Times New Roman"/>
-          <w:color w:val="202020"/>
-          <w:sz w:val="20"/>
-          <w:szCs w:val="20"/>
-          <w:lang w:eastAsia="en-IN"/>
-        </w:rPr>
-        <w:t>,  </w:t>
-      </w:r>
-      <w:r>
-        <w:rPr>
-          <w:rFonts w:ascii="Consolas" w:eastAsia="Times New Roman" w:hAnsi="Consolas" w:cs="Times New Roman"/>
-          <w:color w:val="098658"/>
-          <w:sz w:val="20"/>
-          <w:szCs w:val="20"/>
-          <w:lang w:eastAsia="en-IN"/>
-        </w:rPr>
-        <w:t>8</w:t>
-      </w:r>
-      <w:r>
-        <w:rPr>
-          <w:rFonts w:ascii="Consolas" w:eastAsia="Times New Roman" w:hAnsi="Consolas" w:cs="Times New Roman"/>
-          <w:color w:val="202020"/>
-          <w:sz w:val="20"/>
-          <w:szCs w:val="20"/>
-          <w:lang w:eastAsia="en-IN"/>
-        </w:rPr>
-        <w:t>]</w:t>
-      </w:r>
-    </w:p>
-    <w:p>
-      <w:pPr>
-        <w:shd w:val="clear" w:color="auto" w:fill="FFFFFF"/>
-        <w:spacing w:after="0" w:line="285" w:lineRule="atLeast"/>
-        <w:rPr>
-          <w:rFonts w:ascii="Consolas" w:eastAsia="Times New Roman" w:hAnsi="Consolas" w:cs="Times New Roman"/>
-          <w:color w:val="202020"/>
-          <w:sz w:val="20"/>
-          <w:szCs w:val="20"/>
-          <w:lang w:eastAsia="en-IN"/>
-        </w:rPr>
-      </w:pPr>
-      <w:r>
-        <w:rPr>
-          <w:rFonts w:ascii="Consolas" w:eastAsia="Times New Roman" w:hAnsi="Consolas" w:cs="Times New Roman"/>
-          <w:color w:val="202020"/>
-          <w:sz w:val="20"/>
-          <w:szCs w:val="20"/>
-          <w:lang w:eastAsia="en-IN"/>
-        </w:rPr>
-        <w:t>])</w:t>
-      </w:r>
-    </w:p>
-    <w:p>
-      <w:pPr>
-        <w:shd w:val="clear" w:color="auto" w:fill="FFFFFF"/>
-        <w:spacing w:after="0" w:line="285" w:lineRule="atLeast"/>
-        <w:rPr>
-          <w:rFonts w:ascii="Consolas" w:eastAsia="Times New Roman" w:hAnsi="Consolas" w:cs="Times New Roman"/>
-          <w:color w:val="202020"/>
-          <w:sz w:val="20"/>
-          <w:szCs w:val="20"/>
-          <w:lang w:eastAsia="en-IN"/>
-        </w:rPr>
-      </w:pPr>
-    </w:p>
-    <w:p>
-      <w:pPr>
-        <w:shd w:val="clear" w:color="auto" w:fill="FFFFFF"/>
-        <w:spacing w:after="0" w:line="285" w:lineRule="atLeast"/>
-        <w:rPr>
-          <w:rFonts w:ascii="Consolas" w:eastAsia="Times New Roman" w:hAnsi="Consolas" w:cs="Times New Roman"/>
-          <w:color w:val="202020"/>
-          <w:sz w:val="20"/>
-          <w:szCs w:val="20"/>
-          <w:lang w:eastAsia="en-IN"/>
-        </w:rPr>
-      </w:pPr>
-      <w:proofErr w:type="gramStart"/>
-      <w:r>
-        <w:rPr>
-          <w:rFonts w:ascii="Consolas" w:eastAsia="Times New Roman" w:hAnsi="Consolas" w:cs="Times New Roman"/>
-          <w:color w:val="8250DF"/>
-          <w:sz w:val="20"/>
-          <w:szCs w:val="20"/>
-          <w:lang w:eastAsia="en-IN"/>
-        </w:rPr>
-        <w:t>print</w:t>
-      </w:r>
-      <w:r>
-        <w:rPr>
-          <w:rFonts w:ascii="Consolas" w:eastAsia="Times New Roman" w:hAnsi="Consolas" w:cs="Times New Roman"/>
-          <w:color w:val="202020"/>
-          <w:sz w:val="20"/>
-          <w:szCs w:val="20"/>
-          <w:lang w:eastAsia="en-IN"/>
-        </w:rPr>
-        <w:t>(</w:t>
-      </w:r>
-      <w:proofErr w:type="gramEnd"/>
-      <w:r>
-        <w:rPr>
-          <w:rFonts w:ascii="Consolas" w:eastAsia="Times New Roman" w:hAnsi="Consolas" w:cs="Times New Roman"/>
-          <w:color w:val="0A3069"/>
-          <w:sz w:val="20"/>
-          <w:szCs w:val="20"/>
-          <w:lang w:eastAsia="en-IN"/>
-        </w:rPr>
-        <w:t>"Original Array:"</w:t>
-      </w:r>
-      <w:r>
-        <w:rPr>
-          <w:rFonts w:ascii="Consolas" w:eastAsia="Times New Roman" w:hAnsi="Consolas" w:cs="Times New Roman"/>
-          <w:color w:val="202020"/>
-          <w:sz w:val="20"/>
-          <w:szCs w:val="20"/>
-          <w:lang w:eastAsia="en-IN"/>
-        </w:rPr>
-        <w:t>)</w:t>
-      </w:r>
-    </w:p>
-    <w:p>
-      <w:pPr>
-        <w:shd w:val="clear" w:color="auto" w:fill="FFFFFF"/>
-        <w:spacing w:after="0" w:line="285" w:lineRule="atLeast"/>
-        <w:rPr>
-          <w:rFonts w:ascii="Consolas" w:eastAsia="Times New Roman" w:hAnsi="Consolas" w:cs="Times New Roman"/>
-          <w:color w:val="202020"/>
-          <w:sz w:val="20"/>
-          <w:szCs w:val="20"/>
-          <w:lang w:eastAsia="en-IN"/>
-        </w:rPr>
-      </w:pPr>
-      <w:r>
-        <w:rPr>
-          <w:rFonts w:ascii="Consolas" w:eastAsia="Times New Roman" w:hAnsi="Consolas" w:cs="Times New Roman"/>
-          <w:color w:val="795E26"/>
-          <w:sz w:val="20"/>
-          <w:szCs w:val="20"/>
-          <w:lang w:eastAsia="en-IN"/>
-        </w:rPr>
-        <w:t>print</w:t>
-      </w:r>
-      <w:r>
-        <w:rPr>
-          <w:rFonts w:ascii="Consolas" w:eastAsia="Times New Roman" w:hAnsi="Consolas" w:cs="Times New Roman"/>
-          <w:color w:val="202020"/>
-          <w:sz w:val="20"/>
-          <w:szCs w:val="20"/>
-          <w:lang w:eastAsia="en-IN"/>
-        </w:rPr>
-        <w:t>(</w:t>
-      </w:r>
-      <w:proofErr w:type="spellStart"/>
-      <w:r>
-        <w:rPr>
-          <w:rFonts w:ascii="Consolas" w:eastAsia="Times New Roman" w:hAnsi="Consolas" w:cs="Times New Roman"/>
-          <w:color w:val="1F2328"/>
-          <w:sz w:val="20"/>
-          <w:szCs w:val="20"/>
-          <w:lang w:eastAsia="en-IN"/>
-        </w:rPr>
-        <w:t>arr</w:t>
-      </w:r>
-      <w:proofErr w:type="spellEnd"/>
-      <w:r>
-        <w:rPr>
-          <w:rFonts w:ascii="Consolas" w:eastAsia="Times New Roman" w:hAnsi="Consolas" w:cs="Times New Roman"/>
-          <w:color w:val="202020"/>
-          <w:sz w:val="20"/>
-          <w:szCs w:val="20"/>
-          <w:lang w:eastAsia="en-IN"/>
-        </w:rPr>
-        <w:t>)</w:t>
-      </w:r>
-    </w:p>
-    <w:p>
-      <w:pPr>
-        <w:shd w:val="clear" w:color="auto" w:fill="FFFFFF"/>
-        <w:spacing w:after="0" w:line="285" w:lineRule="atLeast"/>
-        <w:rPr>
-          <w:rFonts w:ascii="Consolas" w:eastAsia="Times New Roman" w:hAnsi="Consolas" w:cs="Times New Roman"/>
-          <w:color w:val="202020"/>
-          <w:sz w:val="20"/>
-          <w:szCs w:val="20"/>
-          <w:lang w:eastAsia="en-IN"/>
-        </w:rPr>
-      </w:pPr>
-    </w:p>
-    <w:p>
-      <w:pPr>
-        <w:shd w:val="clear" w:color="auto" w:fill="FFFFFF"/>
-        <w:spacing w:after="0" w:line="285" w:lineRule="atLeast"/>
-        <w:rPr>
-          <w:rFonts w:ascii="Consolas" w:eastAsia="Times New Roman" w:hAnsi="Consolas" w:cs="Times New Roman"/>
-          <w:color w:val="202020"/>
-          <w:sz w:val="20"/>
-          <w:szCs w:val="20"/>
-          <w:lang w:eastAsia="en-IN"/>
-        </w:rPr>
-      </w:pPr>
-      <w:r>
-        <w:rPr>
-          <w:rFonts w:ascii="Consolas" w:eastAsia="Times New Roman" w:hAnsi="Consolas" w:cs="Times New Roman"/>
-          <w:color w:val="6E7781"/>
-          <w:sz w:val="20"/>
-          <w:szCs w:val="20"/>
-          <w:lang w:eastAsia="en-IN"/>
-        </w:rPr>
-        <w:t># a.    Case 1: Sort the array by the second row.</w:t>
-      </w:r>
-    </w:p>
-    <w:p>
-      <w:pPr>
-        <w:shd w:val="clear" w:color="auto" w:fill="FFFFFF"/>
-        <w:spacing w:after="0" w:line="285" w:lineRule="atLeast"/>
-        <w:rPr>
-          <w:rFonts w:ascii="Consolas" w:eastAsia="Times New Roman" w:hAnsi="Consolas" w:cs="Times New Roman"/>
-          <w:color w:val="202020"/>
-          <w:sz w:val="20"/>
-          <w:szCs w:val="20"/>
-          <w:lang w:eastAsia="en-IN"/>
-        </w:rPr>
-      </w:pPr>
-    </w:p>
-    <w:p>
-      <w:pPr>
-        <w:shd w:val="clear" w:color="auto" w:fill="FFFFFF"/>
-        <w:spacing w:after="0" w:line="285" w:lineRule="atLeast"/>
-        <w:rPr>
-          <w:rFonts w:ascii="Consolas" w:eastAsia="Times New Roman" w:hAnsi="Consolas" w:cs="Times New Roman"/>
-          <w:color w:val="202020"/>
-          <w:sz w:val="20"/>
-          <w:szCs w:val="20"/>
-          <w:lang w:eastAsia="en-IN"/>
-        </w:rPr>
-      </w:pPr>
-      <w:r>
-        <w:rPr>
-          <w:rFonts w:ascii="Consolas" w:eastAsia="Times New Roman" w:hAnsi="Consolas" w:cs="Times New Roman"/>
-          <w:color w:val="1F2328"/>
-          <w:sz w:val="20"/>
-          <w:szCs w:val="20"/>
-          <w:lang w:eastAsia="en-IN"/>
-        </w:rPr>
-        <w:t>index</w:t>
-      </w:r>
-      <w:r>
-        <w:rPr>
-          <w:rFonts w:ascii="Consolas" w:eastAsia="Times New Roman" w:hAnsi="Consolas" w:cs="Times New Roman"/>
-          <w:color w:val="202020"/>
-          <w:sz w:val="20"/>
-          <w:szCs w:val="20"/>
-          <w:lang w:eastAsia="en-IN"/>
-        </w:rPr>
-        <w:t xml:space="preserve"> </w:t>
-      </w:r>
-      <w:r>
-        <w:rPr>
-          <w:rFonts w:ascii="Consolas" w:eastAsia="Times New Roman" w:hAnsi="Consolas" w:cs="Times New Roman"/>
-          <w:color w:val="000000"/>
-          <w:sz w:val="20"/>
-          <w:szCs w:val="20"/>
-          <w:lang w:eastAsia="en-IN"/>
-        </w:rPr>
-        <w:t>=</w:t>
-      </w:r>
-      <w:r>
-        <w:rPr>
-          <w:rFonts w:ascii="Consolas" w:eastAsia="Times New Roman" w:hAnsi="Consolas" w:cs="Times New Roman"/>
-          <w:color w:val="202020"/>
-          <w:sz w:val="20"/>
-          <w:szCs w:val="20"/>
-          <w:lang w:eastAsia="en-IN"/>
-        </w:rPr>
-        <w:t xml:space="preserve"> </w:t>
-      </w:r>
-      <w:proofErr w:type="spellStart"/>
-      <w:proofErr w:type="gramStart"/>
-      <w:r>
-        <w:rPr>
-          <w:rFonts w:ascii="Consolas" w:eastAsia="Times New Roman" w:hAnsi="Consolas" w:cs="Times New Roman"/>
-          <w:color w:val="267F99"/>
-          <w:sz w:val="20"/>
-          <w:szCs w:val="20"/>
-          <w:lang w:eastAsia="en-IN"/>
-        </w:rPr>
-        <w:t>np</w:t>
-      </w:r>
-      <w:r>
-        <w:rPr>
-          <w:rFonts w:ascii="Consolas" w:eastAsia="Times New Roman" w:hAnsi="Consolas" w:cs="Times New Roman"/>
-          <w:color w:val="202020"/>
-          <w:sz w:val="20"/>
-          <w:szCs w:val="20"/>
-          <w:lang w:eastAsia="en-IN"/>
-        </w:rPr>
-        <w:t>.</w:t>
-      </w:r>
-      <w:r>
-        <w:rPr>
-          <w:rFonts w:ascii="Consolas" w:eastAsia="Times New Roman" w:hAnsi="Consolas" w:cs="Times New Roman"/>
-          <w:color w:val="8250DF"/>
-          <w:sz w:val="20"/>
-          <w:szCs w:val="20"/>
-          <w:lang w:eastAsia="en-IN"/>
-        </w:rPr>
-        <w:t>argsort</w:t>
-      </w:r>
-      <w:proofErr w:type="spellEnd"/>
-      <w:proofErr w:type="gramEnd"/>
-      <w:r>
-        <w:rPr>
-          <w:rFonts w:ascii="Consolas" w:eastAsia="Times New Roman" w:hAnsi="Consolas" w:cs="Times New Roman"/>
-          <w:color w:val="202020"/>
-          <w:sz w:val="20"/>
-          <w:szCs w:val="20"/>
-          <w:lang w:eastAsia="en-IN"/>
-        </w:rPr>
-        <w:t>(</w:t>
-      </w:r>
-      <w:proofErr w:type="spellStart"/>
-      <w:r>
-        <w:rPr>
-          <w:rFonts w:ascii="Consolas" w:eastAsia="Times New Roman" w:hAnsi="Consolas" w:cs="Times New Roman"/>
-          <w:color w:val="1F2328"/>
-          <w:sz w:val="20"/>
-          <w:szCs w:val="20"/>
-          <w:lang w:eastAsia="en-IN"/>
-        </w:rPr>
-        <w:t>arr</w:t>
-      </w:r>
-      <w:proofErr w:type="spellEnd"/>
-      <w:r>
-        <w:rPr>
-          <w:rFonts w:ascii="Consolas" w:eastAsia="Times New Roman" w:hAnsi="Consolas" w:cs="Times New Roman"/>
-          <w:color w:val="202020"/>
-          <w:sz w:val="20"/>
-          <w:szCs w:val="20"/>
-          <w:lang w:eastAsia="en-IN"/>
-        </w:rPr>
-        <w:t>[</w:t>
-      </w:r>
-      <w:r>
-        <w:rPr>
-          <w:rFonts w:ascii="Consolas" w:eastAsia="Times New Roman" w:hAnsi="Consolas" w:cs="Times New Roman"/>
-          <w:color w:val="098658"/>
-          <w:sz w:val="20"/>
-          <w:szCs w:val="20"/>
-          <w:lang w:eastAsia="en-IN"/>
-        </w:rPr>
-        <w:t>1</w:t>
-      </w:r>
-      <w:r>
-        <w:rPr>
-          <w:rFonts w:ascii="Consolas" w:eastAsia="Times New Roman" w:hAnsi="Consolas" w:cs="Times New Roman"/>
-          <w:color w:val="202020"/>
-          <w:sz w:val="20"/>
-          <w:szCs w:val="20"/>
-          <w:lang w:eastAsia="en-IN"/>
-        </w:rPr>
-        <w:t>])</w:t>
-      </w:r>
-    </w:p>
-    <w:p>
-      <w:pPr>
-        <w:shd w:val="clear" w:color="auto" w:fill="FFFFFF"/>
-        <w:spacing w:after="0" w:line="285" w:lineRule="atLeast"/>
-        <w:rPr>
-          <w:rFonts w:ascii="Consolas" w:eastAsia="Times New Roman" w:hAnsi="Consolas" w:cs="Times New Roman"/>
-          <w:color w:val="202020"/>
-          <w:sz w:val="20"/>
-          <w:szCs w:val="20"/>
-          <w:lang w:eastAsia="en-IN"/>
-        </w:rPr>
-      </w:pPr>
-    </w:p>
-    <w:p>
-      <w:pPr>
-        <w:shd w:val="clear" w:color="auto" w:fill="FFFFFF"/>
-        <w:spacing w:after="0" w:line="285" w:lineRule="atLeast"/>
-        <w:rPr>
-          <w:rFonts w:ascii="Consolas" w:eastAsia="Times New Roman" w:hAnsi="Consolas" w:cs="Times New Roman"/>
-          <w:color w:val="202020"/>
-          <w:sz w:val="20"/>
-          <w:szCs w:val="20"/>
-          <w:lang w:eastAsia="en-IN"/>
-        </w:rPr>
-      </w:pPr>
-      <w:r>
-        <w:rPr>
-          <w:rFonts w:ascii="Consolas" w:eastAsia="Times New Roman" w:hAnsi="Consolas" w:cs="Times New Roman"/>
-          <w:color w:val="1F2328"/>
-          <w:sz w:val="20"/>
-          <w:szCs w:val="20"/>
-          <w:lang w:eastAsia="en-IN"/>
-        </w:rPr>
-        <w:t>result</w:t>
-      </w:r>
-      <w:r>
-        <w:rPr>
-          <w:rFonts w:ascii="Consolas" w:eastAsia="Times New Roman" w:hAnsi="Consolas" w:cs="Times New Roman"/>
-          <w:color w:val="202020"/>
-          <w:sz w:val="20"/>
-          <w:szCs w:val="20"/>
-          <w:lang w:eastAsia="en-IN"/>
-        </w:rPr>
-        <w:t xml:space="preserve"> </w:t>
-      </w:r>
-      <w:r>
-        <w:rPr>
-          <w:rFonts w:ascii="Consolas" w:eastAsia="Times New Roman" w:hAnsi="Consolas" w:cs="Times New Roman"/>
-          <w:color w:val="000000"/>
-          <w:sz w:val="20"/>
-          <w:szCs w:val="20"/>
-          <w:lang w:eastAsia="en-IN"/>
-        </w:rPr>
-        <w:t>=</w:t>
-      </w:r>
-      <w:r>
-        <w:rPr>
-          <w:rFonts w:ascii="Consolas" w:eastAsia="Times New Roman" w:hAnsi="Consolas" w:cs="Times New Roman"/>
-          <w:color w:val="202020"/>
-          <w:sz w:val="20"/>
-          <w:szCs w:val="20"/>
-          <w:lang w:eastAsia="en-IN"/>
-        </w:rPr>
-        <w:t xml:space="preserve"> </w:t>
-      </w:r>
-      <w:proofErr w:type="spellStart"/>
-      <w:r>
-        <w:rPr>
-          <w:rFonts w:ascii="Consolas" w:eastAsia="Times New Roman" w:hAnsi="Consolas" w:cs="Times New Roman"/>
-          <w:color w:val="1F2328"/>
-          <w:sz w:val="20"/>
-          <w:szCs w:val="20"/>
-          <w:lang w:eastAsia="en-IN"/>
-        </w:rPr>
-        <w:t>arr</w:t>
-      </w:r>
-      <w:proofErr w:type="spellEnd"/>
-      <w:proofErr w:type="gramStart"/>
-      <w:r>
-        <w:rPr>
-          <w:rFonts w:ascii="Consolas" w:eastAsia="Times New Roman" w:hAnsi="Consolas" w:cs="Times New Roman"/>
-          <w:color w:val="202020"/>
-          <w:sz w:val="20"/>
-          <w:szCs w:val="20"/>
-          <w:lang w:eastAsia="en-IN"/>
-        </w:rPr>
-        <w:t>[:,</w:t>
-      </w:r>
-      <w:proofErr w:type="gramEnd"/>
-      <w:r>
-        <w:rPr>
-          <w:rFonts w:ascii="Consolas" w:eastAsia="Times New Roman" w:hAnsi="Consolas" w:cs="Times New Roman"/>
-          <w:color w:val="202020"/>
-          <w:sz w:val="20"/>
-          <w:szCs w:val="20"/>
-          <w:lang w:eastAsia="en-IN"/>
-        </w:rPr>
-        <w:t xml:space="preserve"> </w:t>
-      </w:r>
-      <w:r>
-        <w:rPr>
-          <w:rFonts w:ascii="Consolas" w:eastAsia="Times New Roman" w:hAnsi="Consolas" w:cs="Times New Roman"/>
-          <w:color w:val="1F2328"/>
-          <w:sz w:val="20"/>
-          <w:szCs w:val="20"/>
-          <w:lang w:eastAsia="en-IN"/>
-        </w:rPr>
-        <w:t>index</w:t>
-      </w:r>
-      <w:r>
-        <w:rPr>
-          <w:rFonts w:ascii="Consolas" w:eastAsia="Times New Roman" w:hAnsi="Consolas" w:cs="Times New Roman"/>
-          <w:color w:val="202020"/>
-          <w:sz w:val="20"/>
-          <w:szCs w:val="20"/>
-          <w:lang w:eastAsia="en-IN"/>
-        </w:rPr>
-        <w:t>]</w:t>
-      </w:r>
-    </w:p>
-    <w:p>
-      <w:pPr>
-        <w:shd w:val="clear" w:color="auto" w:fill="FFFFFF"/>
-        <w:spacing w:after="0" w:line="285" w:lineRule="atLeast"/>
-        <w:rPr>
-          <w:rFonts w:ascii="Consolas" w:eastAsia="Times New Roman" w:hAnsi="Consolas" w:cs="Times New Roman"/>
-          <w:color w:val="202020"/>
-          <w:sz w:val="20"/>
-          <w:szCs w:val="20"/>
-          <w:lang w:eastAsia="en-IN"/>
-        </w:rPr>
-      </w:pPr>
-    </w:p>
-    <w:p>
-      <w:pPr>
-        <w:shd w:val="clear" w:color="auto" w:fill="FFFFFF"/>
-        <w:spacing w:after="0" w:line="285" w:lineRule="atLeast"/>
-        <w:rPr>
-          <w:rFonts w:ascii="Consolas" w:eastAsia="Times New Roman" w:hAnsi="Consolas" w:cs="Times New Roman"/>
-          <w:color w:val="202020"/>
-          <w:sz w:val="20"/>
-          <w:szCs w:val="20"/>
-          <w:lang w:eastAsia="en-IN"/>
-        </w:rPr>
-      </w:pPr>
-      <w:proofErr w:type="gramStart"/>
-      <w:r>
-        <w:rPr>
-          <w:rFonts w:ascii="Consolas" w:eastAsia="Times New Roman" w:hAnsi="Consolas" w:cs="Times New Roman"/>
-          <w:color w:val="8250DF"/>
-          <w:sz w:val="20"/>
-          <w:szCs w:val="20"/>
-          <w:lang w:eastAsia="en-IN"/>
-        </w:rPr>
-        <w:t>print</w:t>
-      </w:r>
-      <w:r>
-        <w:rPr>
-          <w:rFonts w:ascii="Consolas" w:eastAsia="Times New Roman" w:hAnsi="Consolas" w:cs="Times New Roman"/>
-          <w:color w:val="202020"/>
-          <w:sz w:val="20"/>
-          <w:szCs w:val="20"/>
-          <w:lang w:eastAsia="en-IN"/>
-        </w:rPr>
-        <w:t>(</w:t>
-      </w:r>
-      <w:proofErr w:type="gramEnd"/>
-      <w:r>
-        <w:rPr>
-          <w:rFonts w:ascii="Consolas" w:eastAsia="Times New Roman" w:hAnsi="Consolas" w:cs="Times New Roman"/>
-          <w:color w:val="0A3069"/>
-          <w:sz w:val="20"/>
-          <w:szCs w:val="20"/>
-          <w:lang w:eastAsia="en-IN"/>
-        </w:rPr>
-        <w:t>"Sorted by second row:"</w:t>
-      </w:r>
-      <w:r>
-        <w:rPr>
-          <w:rFonts w:ascii="Consolas" w:eastAsia="Times New Roman" w:hAnsi="Consolas" w:cs="Times New Roman"/>
-          <w:color w:val="202020"/>
-          <w:sz w:val="20"/>
-          <w:szCs w:val="20"/>
-          <w:lang w:eastAsia="en-IN"/>
-        </w:rPr>
-        <w:t>)</w:t>
-      </w:r>
-    </w:p>
-    <w:p>
-      <w:pPr>
-        <w:shd w:val="clear" w:color="auto" w:fill="FFFFFF"/>
-        <w:spacing w:after="0" w:line="285" w:lineRule="atLeast"/>
-        <w:rPr>
-          <w:rFonts w:ascii="Consolas" w:eastAsia="Times New Roman" w:hAnsi="Consolas" w:cs="Times New Roman"/>
-          <w:color w:val="202020"/>
-          <w:sz w:val="20"/>
-          <w:szCs w:val="20"/>
-          <w:lang w:eastAsia="en-IN"/>
-        </w:rPr>
-      </w:pPr>
-      <w:r>
-        <w:rPr>
-          <w:rFonts w:ascii="Consolas" w:eastAsia="Times New Roman" w:hAnsi="Consolas" w:cs="Times New Roman"/>
-          <w:color w:val="795E26"/>
-          <w:sz w:val="20"/>
-          <w:szCs w:val="20"/>
-          <w:lang w:eastAsia="en-IN"/>
-        </w:rPr>
-        <w:t>print</w:t>
-      </w:r>
-      <w:r>
-        <w:rPr>
-          <w:rFonts w:ascii="Consolas" w:eastAsia="Times New Roman" w:hAnsi="Consolas" w:cs="Times New Roman"/>
-          <w:color w:val="202020"/>
-          <w:sz w:val="20"/>
-          <w:szCs w:val="20"/>
-          <w:lang w:eastAsia="en-IN"/>
-        </w:rPr>
-        <w:t>(</w:t>
-      </w:r>
-      <w:r>
-        <w:rPr>
-          <w:rFonts w:ascii="Consolas" w:eastAsia="Times New Roman" w:hAnsi="Consolas" w:cs="Times New Roman"/>
-          <w:color w:val="1F2328"/>
-          <w:sz w:val="20"/>
-          <w:szCs w:val="20"/>
-          <w:lang w:eastAsia="en-IN"/>
-        </w:rPr>
-        <w:t>result</w:t>
-      </w:r>
-      <w:r>
-        <w:rPr>
-          <w:rFonts w:ascii="Consolas" w:eastAsia="Times New Roman" w:hAnsi="Consolas" w:cs="Times New Roman"/>
-          <w:color w:val="202020"/>
-          <w:sz w:val="20"/>
-          <w:szCs w:val="20"/>
-          <w:lang w:eastAsia="en-IN"/>
-        </w:rPr>
-        <w:t>)</w:t>
-      </w:r>
-    </w:p>
-    <w:p>
-      <w:pPr>
-        <w:shd w:val="clear" w:color="auto" w:fill="FFFFFF"/>
-        <w:spacing w:after="0" w:line="285" w:lineRule="atLeast"/>
-        <w:rPr>
-          <w:rFonts w:ascii="Consolas" w:eastAsia="Times New Roman" w:hAnsi="Consolas" w:cs="Times New Roman"/>
-          <w:color w:val="202020"/>
-          <w:sz w:val="20"/>
-          <w:szCs w:val="20"/>
-          <w:lang w:eastAsia="en-IN"/>
-        </w:rPr>
-      </w:pPr>
-    </w:p>
-    <w:p>
-      <w:pPr>
-        <w:shd w:val="clear" w:color="auto" w:fill="FFFFFF"/>
-        <w:spacing w:after="0" w:line="285" w:lineRule="atLeast"/>
-        <w:rPr>
-          <w:rFonts w:ascii="Consolas" w:eastAsia="Times New Roman" w:hAnsi="Consolas" w:cs="Times New Roman"/>
-          <w:color w:val="202020"/>
-          <w:sz w:val="20"/>
-          <w:szCs w:val="20"/>
-          <w:lang w:eastAsia="en-IN"/>
-        </w:rPr>
-      </w:pPr>
-      <w:r>
-        <w:rPr>
-          <w:rFonts w:ascii="Consolas" w:eastAsia="Times New Roman" w:hAnsi="Consolas" w:cs="Times New Roman"/>
-          <w:color w:val="6E7781"/>
-          <w:sz w:val="20"/>
-          <w:szCs w:val="20"/>
-          <w:lang w:eastAsia="en-IN"/>
-        </w:rPr>
-        <w:t># b.    Case 2: Sort the array by the second column.</w:t>
-      </w:r>
-    </w:p>
-    <w:p>
-      <w:pPr>
-        <w:shd w:val="clear" w:color="auto" w:fill="FFFFFF"/>
-        <w:spacing w:after="0" w:line="285" w:lineRule="atLeast"/>
-        <w:rPr>
-          <w:rFonts w:ascii="Consolas" w:eastAsia="Times New Roman" w:hAnsi="Consolas" w:cs="Times New Roman"/>
-          <w:color w:val="202020"/>
-          <w:sz w:val="20"/>
-          <w:szCs w:val="20"/>
-          <w:lang w:eastAsia="en-IN"/>
-        </w:rPr>
-      </w:pPr>
-      <w:r>
-        <w:rPr>
-          <w:rFonts w:ascii="Consolas" w:eastAsia="Times New Roman" w:hAnsi="Consolas" w:cs="Times New Roman"/>
-          <w:color w:val="1F2328"/>
-          <w:sz w:val="20"/>
-          <w:szCs w:val="20"/>
-          <w:lang w:eastAsia="en-IN"/>
-        </w:rPr>
-        <w:t>index</w:t>
-      </w:r>
-      <w:r>
-        <w:rPr>
-          <w:rFonts w:ascii="Consolas" w:eastAsia="Times New Roman" w:hAnsi="Consolas" w:cs="Times New Roman"/>
-          <w:color w:val="202020"/>
-          <w:sz w:val="20"/>
-          <w:szCs w:val="20"/>
-          <w:lang w:eastAsia="en-IN"/>
-        </w:rPr>
-        <w:t xml:space="preserve"> </w:t>
-      </w:r>
-      <w:r>
-        <w:rPr>
-          <w:rFonts w:ascii="Consolas" w:eastAsia="Times New Roman" w:hAnsi="Consolas" w:cs="Times New Roman"/>
-          <w:color w:val="000000"/>
-          <w:sz w:val="20"/>
-          <w:szCs w:val="20"/>
-          <w:lang w:eastAsia="en-IN"/>
-        </w:rPr>
-        <w:t>=</w:t>
-      </w:r>
-      <w:r>
-        <w:rPr>
-          <w:rFonts w:ascii="Consolas" w:eastAsia="Times New Roman" w:hAnsi="Consolas" w:cs="Times New Roman"/>
-          <w:color w:val="202020"/>
-          <w:sz w:val="20"/>
-          <w:szCs w:val="20"/>
-          <w:lang w:eastAsia="en-IN"/>
-        </w:rPr>
-        <w:t xml:space="preserve"> </w:t>
-      </w:r>
-      <w:proofErr w:type="spellStart"/>
-      <w:proofErr w:type="gramStart"/>
-      <w:r>
-        <w:rPr>
-          <w:rFonts w:ascii="Consolas" w:eastAsia="Times New Roman" w:hAnsi="Consolas" w:cs="Times New Roman"/>
-          <w:color w:val="267F99"/>
-          <w:sz w:val="20"/>
-          <w:szCs w:val="20"/>
-          <w:lang w:eastAsia="en-IN"/>
-        </w:rPr>
-        <w:t>np</w:t>
-      </w:r>
-      <w:r>
-        <w:rPr>
-          <w:rFonts w:ascii="Consolas" w:eastAsia="Times New Roman" w:hAnsi="Consolas" w:cs="Times New Roman"/>
-          <w:color w:val="202020"/>
-          <w:sz w:val="20"/>
-          <w:szCs w:val="20"/>
-          <w:lang w:eastAsia="en-IN"/>
-        </w:rPr>
-        <w:t>.</w:t>
-      </w:r>
-      <w:r>
-        <w:rPr>
-          <w:rFonts w:ascii="Consolas" w:eastAsia="Times New Roman" w:hAnsi="Consolas" w:cs="Times New Roman"/>
-          <w:color w:val="8250DF"/>
-          <w:sz w:val="20"/>
-          <w:szCs w:val="20"/>
-          <w:lang w:eastAsia="en-IN"/>
-        </w:rPr>
-        <w:t>argsort</w:t>
-      </w:r>
-      <w:proofErr w:type="spellEnd"/>
-      <w:proofErr w:type="gramEnd"/>
-      <w:r>
-        <w:rPr>
-          <w:rFonts w:ascii="Consolas" w:eastAsia="Times New Roman" w:hAnsi="Consolas" w:cs="Times New Roman"/>
-          <w:color w:val="202020"/>
-          <w:sz w:val="20"/>
-          <w:szCs w:val="20"/>
-          <w:lang w:eastAsia="en-IN"/>
-        </w:rPr>
-        <w:t>(</w:t>
-      </w:r>
-      <w:proofErr w:type="spellStart"/>
-      <w:r>
-        <w:rPr>
-          <w:rFonts w:ascii="Consolas" w:eastAsia="Times New Roman" w:hAnsi="Consolas" w:cs="Times New Roman"/>
-          <w:color w:val="1F2328"/>
-          <w:sz w:val="20"/>
-          <w:szCs w:val="20"/>
-          <w:lang w:eastAsia="en-IN"/>
-        </w:rPr>
-        <w:t>arr</w:t>
-      </w:r>
-      <w:proofErr w:type="spellEnd"/>
-      <w:r>
-        <w:rPr>
-          <w:rFonts w:ascii="Consolas" w:eastAsia="Times New Roman" w:hAnsi="Consolas" w:cs="Times New Roman"/>
-          <w:color w:val="202020"/>
-          <w:sz w:val="20"/>
-          <w:szCs w:val="20"/>
-          <w:lang w:eastAsia="en-IN"/>
-        </w:rPr>
-        <w:t xml:space="preserve">[:, </w:t>
-      </w:r>
-      <w:r>
-        <w:rPr>
-          <w:rFonts w:ascii="Consolas" w:eastAsia="Times New Roman" w:hAnsi="Consolas" w:cs="Times New Roman"/>
-          <w:color w:val="098658"/>
-          <w:sz w:val="20"/>
-          <w:szCs w:val="20"/>
-          <w:lang w:eastAsia="en-IN"/>
-        </w:rPr>
-        <w:t>1</w:t>
-      </w:r>
-      <w:r>
-        <w:rPr>
-          <w:rFonts w:ascii="Consolas" w:eastAsia="Times New Roman" w:hAnsi="Consolas" w:cs="Times New Roman"/>
-          <w:color w:val="202020"/>
-          <w:sz w:val="20"/>
-          <w:szCs w:val="20"/>
-          <w:lang w:eastAsia="en-IN"/>
-        </w:rPr>
-        <w:t>])</w:t>
-      </w:r>
-    </w:p>
-    <w:p>
-      <w:pPr>
-        <w:shd w:val="clear" w:color="auto" w:fill="FFFFFF"/>
-        <w:spacing w:after="0" w:line="285" w:lineRule="atLeast"/>
-        <w:rPr>
-          <w:rFonts w:ascii="Consolas" w:eastAsia="Times New Roman" w:hAnsi="Consolas" w:cs="Times New Roman"/>
-          <w:color w:val="202020"/>
-          <w:sz w:val="20"/>
-          <w:szCs w:val="20"/>
-          <w:lang w:eastAsia="en-IN"/>
-        </w:rPr>
-      </w:pPr>
-    </w:p>
-    <w:p>
-      <w:pPr>
-        <w:shd w:val="clear" w:color="auto" w:fill="FFFFFF"/>
-        <w:spacing w:after="0" w:line="285" w:lineRule="atLeast"/>
-        <w:rPr>
-          <w:rFonts w:ascii="Consolas" w:eastAsia="Times New Roman" w:hAnsi="Consolas" w:cs="Times New Roman"/>
-          <w:color w:val="202020"/>
-          <w:sz w:val="20"/>
-          <w:szCs w:val="20"/>
-          <w:lang w:eastAsia="en-IN"/>
-        </w:rPr>
-      </w:pPr>
-      <w:r>
-        <w:rPr>
-          <w:rFonts w:ascii="Consolas" w:eastAsia="Times New Roman" w:hAnsi="Consolas" w:cs="Times New Roman"/>
-          <w:color w:val="1F2328"/>
-          <w:sz w:val="20"/>
-          <w:szCs w:val="20"/>
-          <w:lang w:eastAsia="en-IN"/>
-        </w:rPr>
-        <w:t>result</w:t>
-      </w:r>
-      <w:r>
-        <w:rPr>
-          <w:rFonts w:ascii="Consolas" w:eastAsia="Times New Roman" w:hAnsi="Consolas" w:cs="Times New Roman"/>
-          <w:color w:val="202020"/>
-          <w:sz w:val="20"/>
-          <w:szCs w:val="20"/>
-          <w:lang w:eastAsia="en-IN"/>
-        </w:rPr>
-        <w:t xml:space="preserve"> </w:t>
-      </w:r>
-      <w:r>
-        <w:rPr>
-          <w:rFonts w:ascii="Consolas" w:eastAsia="Times New Roman" w:hAnsi="Consolas" w:cs="Times New Roman"/>
-          <w:color w:val="000000"/>
-          <w:sz w:val="20"/>
-          <w:szCs w:val="20"/>
-          <w:lang w:eastAsia="en-IN"/>
-        </w:rPr>
-        <w:t>=</w:t>
-      </w:r>
-      <w:r>
-        <w:rPr>
-          <w:rFonts w:ascii="Consolas" w:eastAsia="Times New Roman" w:hAnsi="Consolas" w:cs="Times New Roman"/>
-          <w:color w:val="202020"/>
-          <w:sz w:val="20"/>
-          <w:szCs w:val="20"/>
-          <w:lang w:eastAsia="en-IN"/>
-        </w:rPr>
-        <w:t xml:space="preserve"> </w:t>
-      </w:r>
-      <w:proofErr w:type="spellStart"/>
-      <w:r>
-        <w:rPr>
-          <w:rFonts w:ascii="Consolas" w:eastAsia="Times New Roman" w:hAnsi="Consolas" w:cs="Times New Roman"/>
-          <w:color w:val="1F2328"/>
-          <w:sz w:val="20"/>
-          <w:szCs w:val="20"/>
-          <w:lang w:eastAsia="en-IN"/>
-        </w:rPr>
-        <w:t>arr</w:t>
-      </w:r>
-      <w:proofErr w:type="spellEnd"/>
-      <w:r>
-        <w:rPr>
-          <w:rFonts w:ascii="Consolas" w:eastAsia="Times New Roman" w:hAnsi="Consolas" w:cs="Times New Roman"/>
-          <w:color w:val="202020"/>
-          <w:sz w:val="20"/>
-          <w:szCs w:val="20"/>
-          <w:lang w:eastAsia="en-IN"/>
-        </w:rPr>
-        <w:t>[</w:t>
-      </w:r>
-      <w:r>
-        <w:rPr>
-          <w:rFonts w:ascii="Consolas" w:eastAsia="Times New Roman" w:hAnsi="Consolas" w:cs="Times New Roman"/>
-          <w:color w:val="1F2328"/>
-          <w:sz w:val="20"/>
-          <w:szCs w:val="20"/>
-          <w:lang w:eastAsia="en-IN"/>
-        </w:rPr>
-        <w:t>index</w:t>
-      </w:r>
-      <w:r>
-        <w:rPr>
-          <w:rFonts w:ascii="Consolas" w:eastAsia="Times New Roman" w:hAnsi="Consolas" w:cs="Times New Roman"/>
-          <w:color w:val="202020"/>
-          <w:sz w:val="20"/>
-          <w:szCs w:val="20"/>
-          <w:lang w:eastAsia="en-IN"/>
-        </w:rPr>
-        <w:t>]</w:t>
-      </w:r>
-    </w:p>
-    <w:p>
-      <w:pPr>
-        <w:shd w:val="clear" w:color="auto" w:fill="FFFFFF"/>
-        <w:spacing w:after="0" w:line="285" w:lineRule="atLeast"/>
-        <w:rPr>
-          <w:rFonts w:ascii="Consolas" w:eastAsia="Times New Roman" w:hAnsi="Consolas" w:cs="Times New Roman"/>
-          <w:color w:val="202020"/>
-          <w:sz w:val="20"/>
-          <w:szCs w:val="20"/>
-          <w:lang w:eastAsia="en-IN"/>
-        </w:rPr>
-      </w:pPr>
-    </w:p>
-    <w:p>
-      <w:pPr>
-        <w:shd w:val="clear" w:color="auto" w:fill="FFFFFF"/>
-        <w:spacing w:after="0" w:line="285" w:lineRule="atLeast"/>
-        <w:rPr>
-          <w:rFonts w:ascii="Consolas" w:eastAsia="Times New Roman" w:hAnsi="Consolas" w:cs="Times New Roman"/>
-          <w:color w:val="202020"/>
-          <w:sz w:val="20"/>
-          <w:szCs w:val="20"/>
-          <w:lang w:eastAsia="en-IN"/>
-        </w:rPr>
-      </w:pPr>
-      <w:proofErr w:type="gramStart"/>
-      <w:r>
-        <w:rPr>
-          <w:rFonts w:ascii="Consolas" w:eastAsia="Times New Roman" w:hAnsi="Consolas" w:cs="Times New Roman"/>
-          <w:color w:val="8250DF"/>
-          <w:sz w:val="20"/>
-          <w:szCs w:val="20"/>
-          <w:lang w:eastAsia="en-IN"/>
-        </w:rPr>
-        <w:t>print</w:t>
-      </w:r>
-      <w:r>
-        <w:rPr>
-          <w:rFonts w:ascii="Consolas" w:eastAsia="Times New Roman" w:hAnsi="Consolas" w:cs="Times New Roman"/>
-          <w:color w:val="202020"/>
-          <w:sz w:val="20"/>
-          <w:szCs w:val="20"/>
-          <w:lang w:eastAsia="en-IN"/>
-        </w:rPr>
-        <w:t>(</w:t>
-      </w:r>
-      <w:proofErr w:type="gramEnd"/>
-      <w:r>
-        <w:rPr>
-          <w:rFonts w:ascii="Consolas" w:eastAsia="Times New Roman" w:hAnsi="Consolas" w:cs="Times New Roman"/>
-          <w:color w:val="0A3069"/>
-          <w:sz w:val="20"/>
-          <w:szCs w:val="20"/>
-          <w:lang w:eastAsia="en-IN"/>
-        </w:rPr>
-        <w:t>"Sorted by second column:"</w:t>
-      </w:r>
-      <w:r>
-        <w:rPr>
-          <w:rFonts w:ascii="Consolas" w:eastAsia="Times New Roman" w:hAnsi="Consolas" w:cs="Times New Roman"/>
-          <w:color w:val="202020"/>
-          <w:sz w:val="20"/>
-          <w:szCs w:val="20"/>
-          <w:lang w:eastAsia="en-IN"/>
-        </w:rPr>
-        <w:t>)</w:t>
-      </w:r>
-    </w:p>
-    <w:p>
-      <w:pPr>
-        <w:shd w:val="clear" w:color="auto" w:fill="FFFFFF"/>
-        <w:spacing w:after="0" w:line="285" w:lineRule="atLeast"/>
-        <w:rPr>
-          <w:rFonts w:ascii="Consolas" w:eastAsia="Times New Roman" w:hAnsi="Consolas" w:cs="Times New Roman"/>
-          <w:color w:val="202020"/>
-          <w:sz w:val="20"/>
-          <w:szCs w:val="20"/>
-          <w:lang w:eastAsia="en-IN"/>
-        </w:rPr>
-      </w:pPr>
-      <w:r>
-        <w:rPr>
-          <w:rFonts w:ascii="Consolas" w:eastAsia="Times New Roman" w:hAnsi="Consolas" w:cs="Times New Roman"/>
-          <w:color w:val="795E26"/>
-          <w:sz w:val="20"/>
-          <w:szCs w:val="20"/>
-          <w:lang w:eastAsia="en-IN"/>
-        </w:rPr>
-        <w:lastRenderedPageBreak/>
-        <w:t>print</w:t>
-      </w:r>
-      <w:r>
-        <w:rPr>
-          <w:rFonts w:ascii="Consolas" w:eastAsia="Times New Roman" w:hAnsi="Consolas" w:cs="Times New Roman"/>
-          <w:color w:val="202020"/>
-          <w:sz w:val="20"/>
-          <w:szCs w:val="20"/>
-          <w:lang w:eastAsia="en-IN"/>
-        </w:rPr>
-        <w:t>(</w:t>
-      </w:r>
-      <w:r>
-        <w:rPr>
-          <w:rFonts w:ascii="Consolas" w:eastAsia="Times New Roman" w:hAnsi="Consolas" w:cs="Times New Roman"/>
-          <w:color w:val="1F2328"/>
-          <w:sz w:val="20"/>
-          <w:szCs w:val="20"/>
-          <w:lang w:eastAsia="en-IN"/>
-        </w:rPr>
-        <w:t>result</w:t>
-      </w:r>
-      <w:r>
-        <w:rPr>
-          <w:rFonts w:ascii="Consolas" w:eastAsia="Times New Roman" w:hAnsi="Consolas" w:cs="Times New Roman"/>
-          <w:color w:val="202020"/>
-          <w:sz w:val="20"/>
-          <w:szCs w:val="20"/>
-          <w:lang w:eastAsia="en-IN"/>
-        </w:rPr>
-        <w:t>)</w:t>
-      </w:r>
-    </w:p>
-    <w:p>
-      <w:pPr>
-        <w:spacing w:line="276" w:lineRule="auto"/>
-        <w:jc w:val="both"/>
-        <w:rPr>
-          <w:rFonts w:ascii="Times New Roman" w:hAnsi="Times New Roman" w:cs="Times New Roman"/>
-          <w:b/>
-          <w:bCs/>
-          <w:sz w:val="24"/>
-          <w:szCs w:val="24"/>
-        </w:rPr>
-      </w:pPr>
-    </w:p>
-    <w:p>
-      <w:pPr>
-        <w:rPr>
-          <w:rFonts w:ascii="Times New Roman" w:hAnsi="Times New Roman" w:cs="Times New Roman"/>
-          <w:b/>
-          <w:bCs/>
-          <w:sz w:val="24"/>
-          <w:szCs w:val="24"/>
-        </w:rPr>
-      </w:pPr>
-      <w:r>
-        <w:rPr>
-          <w:rFonts w:ascii="Times New Roman" w:hAnsi="Times New Roman" w:cs="Times New Roman"/>
-          <w:b/>
-          <w:bCs/>
-          <w:sz w:val="24"/>
-          <w:szCs w:val="24"/>
-        </w:rPr>
-        <w:drawing>
-          <wp:inline distT="0" distB="0" distL="0" distR="0" wp14:anchorId="6C46ECD1" wp14:editId="4DD4B26F">
-            <wp:extent cx="5731510" cy="2794000"/>
-            <wp:effectExtent l="0" t="0" r="2540" b="6350"/>
-            <wp:docPr id="673743690" name="Picture 1"/>
-            <wp:cNvGraphicFramePr>
-              <a:graphicFrameLocks xmlns:a="http://schemas.openxmlformats.org/drawingml/2006/main" noChangeAspect="1"/>
-            </wp:cNvGraphicFramePr>
-            <a:graphic xmlns:a="http://schemas.openxmlformats.org/drawingml/2006/main">
-              <a:graphicData uri="http://schemas.openxmlformats.org/drawingml/2006/picture">
-                <pic:pic xmlns:pic="http://schemas.openxmlformats.org/drawingml/2006/picture">
-                  <pic:nvPicPr>
-                    <pic:cNvPr id="673743690" name=""/>
-                    <pic:cNvPicPr/>
-                  </pic:nvPicPr>
-                  <pic:blipFill>
-                    <a:blip r:embed="rId36"/>
-                    <a:stretch>
-                      <a:fillRect/>
-                    </a:stretch>
-                  </pic:blipFill>
-                  <pic:spPr>
-                    <a:xfrm>
-                      <a:off x="0" y="0"/>
-                      <a:ext cx="5731510" cy="2794000"/>
-                    </a:xfrm>
-                    <a:prstGeom prst="rect">
-                      <a:avLst/>
-                    </a:prstGeom>
-                  </pic:spPr>
-                </pic:pic>
-              </a:graphicData>
-            </a:graphic>
-          </wp:inline>
-        </w:drawing>
-      </w:r>
+        <w:rPr>
+          <w:rFonts w:ascii="Times New Roman" w:hAnsi="Times New Roman" w:cs="Times New Roman"/>
+          <w:b/>
+          <w:bCs/>
+          <w:sz w:val="24"/>
+          <w:szCs w:val="24"/>
+        </w:rPr>
+      </w:pPr>
     </w:p>
     <w:p>
       <w:pPr>
@@ -19418,17 +13225,7 @@
           <w:szCs w:val="28"/>
         </w:rPr>
         <w:lastRenderedPageBreak/>
-        <w:t>Week #</w:t>
-      </w:r>
-      <w:r>
-        <w:rPr>
-          <w:rFonts w:ascii="Times New Roman" w:hAnsi="Times New Roman" w:cs="Times New Roman"/>
-          <w:b/>
-          <w:bCs/>
-          <w:sz w:val="28"/>
-          <w:szCs w:val="28"/>
-        </w:rPr>
-        <w:t>6</w:t>
+        <w:t>Week #6</w:t>
       </w:r>
     </w:p>
     <w:p>
@@ -19588,32 +13385,8 @@
           <w:sz w:val="24"/>
           <w:szCs w:val="24"/>
         </w:rPr>
-        <w:t xml:space="preserve">Write a program to get roll numbers, names, and marks of students and store these details in a file </w:t>
-      </w:r>
-      <w:proofErr w:type="gramStart"/>
-      <w:r>
-        <w:rPr>
-          <w:rFonts w:ascii="Times New Roman" w:hAnsi="Times New Roman" w:cs="Times New Roman"/>
-          <w:b/>
-          <w:bCs/>
-          <w:sz w:val="24"/>
-          <w:szCs w:val="24"/>
-        </w:rPr>
-        <w:t>called ”</w:t>
-      </w:r>
-      <w:proofErr w:type="spellStart"/>
-      <w:proofErr w:type="gramEnd"/>
-      <w:r>
-        <w:rPr>
-          <w:rFonts w:ascii="Times New Roman" w:hAnsi="Times New Roman" w:cs="Times New Roman"/>
-          <w:b/>
-          <w:bCs/>
-          <w:sz w:val="24"/>
-          <w:szCs w:val="24"/>
-        </w:rPr>
-        <w:t>Marks.data”.</w:t>
-      </w:r>
-      <w:proofErr w:type="spellEnd"/>
+        <w:t>Write a program to get roll numbers, names, and marks of students and store these details in a file called ”Marks.data”.</w:t>
+      </w:r>
     </w:p>
     <w:p>
       <w:pPr>
@@ -19958,17 +13731,7 @@
           <w:szCs w:val="28"/>
         </w:rPr>
         <w:lastRenderedPageBreak/>
-        <w:t>Week #</w:t>
-      </w:r>
-      <w:r>
-        <w:rPr>
-          <w:rFonts w:ascii="Times New Roman" w:hAnsi="Times New Roman" w:cs="Times New Roman"/>
-          <w:b/>
-          <w:bCs/>
-          <w:sz w:val="28"/>
-          <w:szCs w:val="28"/>
-        </w:rPr>
-        <w:t>7</w:t>
+        <w:t>Week #7</w:t>
       </w:r>
     </w:p>
     <w:p>
@@ -19995,73 +13758,7 @@
           <w:sz w:val="24"/>
           <w:szCs w:val="24"/>
         </w:rPr>
-        <w:t>Write a report on different types of Linux shells (</w:t>
-      </w:r>
-      <w:proofErr w:type="spellStart"/>
-      <w:r>
-        <w:rPr>
-          <w:rFonts w:ascii="Times New Roman" w:hAnsi="Times New Roman" w:cs="Times New Roman"/>
-          <w:b/>
-          <w:bCs/>
-          <w:sz w:val="24"/>
-          <w:szCs w:val="24"/>
-        </w:rPr>
-        <w:t>sh</w:t>
-      </w:r>
-      <w:proofErr w:type="spellEnd"/>
-      <w:r>
-        <w:rPr>
-          <w:rFonts w:ascii="Times New Roman" w:hAnsi="Times New Roman" w:cs="Times New Roman"/>
-          <w:b/>
-          <w:bCs/>
-          <w:sz w:val="24"/>
-          <w:szCs w:val="24"/>
-        </w:rPr>
-        <w:t xml:space="preserve">, </w:t>
-      </w:r>
-      <w:proofErr w:type="spellStart"/>
-      <w:r>
-        <w:rPr>
-          <w:rFonts w:ascii="Times New Roman" w:hAnsi="Times New Roman" w:cs="Times New Roman"/>
-          <w:b/>
-          <w:bCs/>
-          <w:sz w:val="24"/>
-          <w:szCs w:val="24"/>
-        </w:rPr>
-        <w:t>csh</w:t>
-      </w:r>
-      <w:proofErr w:type="spellEnd"/>
-      <w:r>
-        <w:rPr>
-          <w:rFonts w:ascii="Times New Roman" w:hAnsi="Times New Roman" w:cs="Times New Roman"/>
-          <w:b/>
-          <w:bCs/>
-          <w:sz w:val="24"/>
-          <w:szCs w:val="24"/>
-        </w:rPr>
-        <w:t xml:space="preserve">, </w:t>
-      </w:r>
-      <w:proofErr w:type="spellStart"/>
-      <w:r>
-        <w:rPr>
-          <w:rFonts w:ascii="Times New Roman" w:hAnsi="Times New Roman" w:cs="Times New Roman"/>
-          <w:b/>
-          <w:bCs/>
-          <w:sz w:val="24"/>
-          <w:szCs w:val="24"/>
-        </w:rPr>
-        <w:t>ksh</w:t>
-      </w:r>
-      <w:proofErr w:type="spellEnd"/>
-      <w:r>
-        <w:rPr>
-          <w:rFonts w:ascii="Times New Roman" w:hAnsi="Times New Roman" w:cs="Times New Roman"/>
-          <w:b/>
-          <w:bCs/>
-          <w:sz w:val="24"/>
-          <w:szCs w:val="24"/>
-        </w:rPr>
-        <w:t>, bash).</w:t>
+        <w:t>Write a report on different types of Linux shells (sh, csh, ksh, bash).</w:t>
       </w:r>
     </w:p>
     <w:p>
@@ -20115,42 +13812,8 @@
           <w:sz w:val="24"/>
           <w:szCs w:val="24"/>
         </w:rPr>
-        <w:t xml:space="preserve">Create and delete directories using </w:t>
-      </w:r>
-      <w:proofErr w:type="spellStart"/>
-      <w:r>
-        <w:rPr>
-          <w:rFonts w:ascii="Times New Roman" w:hAnsi="Times New Roman" w:cs="Times New Roman"/>
-          <w:b/>
-          <w:bCs/>
-          <w:sz w:val="24"/>
-          <w:szCs w:val="24"/>
-        </w:rPr>
-        <w:t>mkdir</w:t>
-      </w:r>
-      <w:proofErr w:type="spellEnd"/>
-      <w:r>
-        <w:rPr>
-          <w:rFonts w:ascii="Times New Roman" w:hAnsi="Times New Roman" w:cs="Times New Roman"/>
-          <w:b/>
-          <w:bCs/>
-          <w:sz w:val="24"/>
-          <w:szCs w:val="24"/>
-        </w:rPr>
-        <w:t xml:space="preserve"> and </w:t>
-      </w:r>
-      <w:proofErr w:type="spellStart"/>
-      <w:r>
-        <w:rPr>
-          <w:rFonts w:ascii="Times New Roman" w:hAnsi="Times New Roman" w:cs="Times New Roman"/>
-          <w:b/>
-          <w:bCs/>
-          <w:sz w:val="24"/>
-          <w:szCs w:val="24"/>
-        </w:rPr>
-        <w:t>rmdir.</w:t>
-      </w:r>
-      <w:proofErr w:type="spellEnd"/>
+        <w:t>Create and delete directories using mkdir and rmdir.</w:t>
+      </w:r>
     </w:p>
     <w:p>
       <w:pPr>
@@ -20176,20 +13839,8 @@
           <w:sz w:val="24"/>
           <w:szCs w:val="24"/>
         </w:rPr>
-        <w:t xml:space="preserve">Change the current working directory using cd and display the present working directory using </w:t>
-      </w:r>
-      <w:proofErr w:type="spellStart"/>
-      <w:r>
-        <w:rPr>
-          <w:rFonts w:ascii="Times New Roman" w:hAnsi="Times New Roman" w:cs="Times New Roman"/>
-          <w:b/>
-          <w:bCs/>
-          <w:sz w:val="24"/>
-          <w:szCs w:val="24"/>
-        </w:rPr>
-        <w:t>pwd.</w:t>
-      </w:r>
-      <w:proofErr w:type="spellEnd"/>
+        <w:t>Change the current working directory using cd and display the present working directory using pwd.</w:t>
+      </w:r>
     </w:p>
     <w:p>
       <w:pPr>
@@ -20215,73 +13866,7 @@
           <w:sz w:val="24"/>
           <w:szCs w:val="24"/>
         </w:rPr>
-        <w:t xml:space="preserve">Consider two files that contain information about Employees and Departments in the following parameters: Employee (Name, </w:t>
-      </w:r>
-      <w:proofErr w:type="spellStart"/>
-      <w:r>
-        <w:rPr>
-          <w:rFonts w:ascii="Times New Roman" w:hAnsi="Times New Roman" w:cs="Times New Roman"/>
-          <w:b/>
-          <w:bCs/>
-          <w:sz w:val="24"/>
-          <w:szCs w:val="24"/>
-        </w:rPr>
-        <w:t>EId</w:t>
-      </w:r>
-      <w:proofErr w:type="spellEnd"/>
-      <w:r>
-        <w:rPr>
-          <w:rFonts w:ascii="Times New Roman" w:hAnsi="Times New Roman" w:cs="Times New Roman"/>
-          <w:b/>
-          <w:bCs/>
-          <w:sz w:val="24"/>
-          <w:szCs w:val="24"/>
-        </w:rPr>
-        <w:t xml:space="preserve">, Salary, DID), Department (DID, </w:t>
-      </w:r>
-      <w:proofErr w:type="spellStart"/>
-      <w:r>
-        <w:rPr>
-          <w:rFonts w:ascii="Times New Roman" w:hAnsi="Times New Roman" w:cs="Times New Roman"/>
-          <w:b/>
-          <w:bCs/>
-          <w:sz w:val="24"/>
-          <w:szCs w:val="24"/>
-        </w:rPr>
-        <w:t>DName</w:t>
-      </w:r>
-      <w:proofErr w:type="spellEnd"/>
-      <w:r>
-        <w:rPr>
-          <w:rFonts w:ascii="Times New Roman" w:hAnsi="Times New Roman" w:cs="Times New Roman"/>
-          <w:b/>
-          <w:bCs/>
-          <w:sz w:val="24"/>
-          <w:szCs w:val="24"/>
-        </w:rPr>
-        <w:t xml:space="preserve">, </w:t>
-      </w:r>
-      <w:proofErr w:type="spellStart"/>
-      <w:r>
-        <w:rPr>
-          <w:rFonts w:ascii="Times New Roman" w:hAnsi="Times New Roman" w:cs="Times New Roman"/>
-          <w:b/>
-          <w:bCs/>
-          <w:sz w:val="24"/>
-          <w:szCs w:val="24"/>
-        </w:rPr>
-        <w:t>DLocation</w:t>
-      </w:r>
-      <w:proofErr w:type="spellEnd"/>
-      <w:r>
-        <w:rPr>
-          <w:rFonts w:ascii="Times New Roman" w:hAnsi="Times New Roman" w:cs="Times New Roman"/>
-          <w:b/>
-          <w:bCs/>
-          <w:sz w:val="24"/>
-          <w:szCs w:val="24"/>
-        </w:rPr>
-        <w:t xml:space="preserve">). Write a Python program to find the average salary of each department. </w:t>
+        <w:t xml:space="preserve">Consider two files that contain information about Employees and Departments in the following parameters: Employee (Name, EId, Salary, DID), Department (DID, DName, DLocation). Write a Python program to find the average salary of each department. </w:t>
       </w:r>
     </w:p>
     <w:p>
@@ -20308,17 +13893,7 @@
           <w:sz w:val="24"/>
           <w:szCs w:val="24"/>
         </w:rPr>
-        <w:t>Consider two files having some lines of statements. Write a Python program to swap content present at middle line of first file with the content of last line of the second file. (Note: First file contains odd numbers of lines of statement)</w:t>
-      </w:r>
-      <w:r>
-        <w:rPr>
-          <w:rFonts w:ascii="Times New Roman" w:hAnsi="Times New Roman" w:cs="Times New Roman"/>
-          <w:b/>
-          <w:bCs/>
-          <w:sz w:val="24"/>
-          <w:szCs w:val="24"/>
-        </w:rPr>
-        <w:t xml:space="preserve"> </w:t>
+        <w:t xml:space="preserve">Consider two files having some lines of statements. Write a Python program to swap content present at middle line of first file with the content of last line of the second file. (Note: First file contains odd numbers of lines of statement) </w:t>
       </w:r>
     </w:p>
     <w:p>
@@ -20345,54 +13920,12 @@
           <w:sz w:val="24"/>
           <w:szCs w:val="24"/>
         </w:rPr>
-        <w:t xml:space="preserve">Simulate a RIP-like </w:t>
-      </w:r>
-      <w:proofErr w:type="spellStart"/>
-      <w:r>
-        <w:rPr>
-          <w:rFonts w:ascii="Times New Roman" w:hAnsi="Times New Roman" w:cs="Times New Roman"/>
-          <w:b/>
-          <w:bCs/>
-          <w:sz w:val="24"/>
-          <w:szCs w:val="24"/>
-        </w:rPr>
-        <w:t>behavior</w:t>
-      </w:r>
-      <w:proofErr w:type="spellEnd"/>
-      <w:r>
-        <w:rPr>
-          <w:rFonts w:ascii="Times New Roman" w:hAnsi="Times New Roman" w:cs="Times New Roman"/>
-          <w:b/>
-          <w:bCs/>
-          <w:sz w:val="24"/>
-          <w:szCs w:val="24"/>
-        </w:rPr>
-        <w:t xml:space="preserve"> using a Python program. Accept a list of directly connected routers with</w:t>
-      </w:r>
-      <w:r>
-        <w:rPr>
-          <w:rFonts w:ascii="Times New Roman" w:hAnsi="Times New Roman" w:cs="Times New Roman"/>
-          <w:b/>
-          <w:bCs/>
-          <w:sz w:val="24"/>
-          <w:szCs w:val="24"/>
-        </w:rPr>
-        <w:t xml:space="preserve"> </w:t>
-      </w:r>
-      <w:r>
-        <w:rPr>
-          <w:rFonts w:ascii="Times New Roman" w:hAnsi="Times New Roman" w:cs="Times New Roman"/>
-          <w:b/>
-          <w:bCs/>
-          <w:sz w:val="24"/>
-          <w:szCs w:val="24"/>
-        </w:rPr>
-        <w:t>hop counts and simulate RIP updates for 3 rounds. Show how the routing table evolves.</w:t>
+        <w:t>Simulate a RIP-like behavior using a Python program. Accept a list of directly connected routers with hop counts and simulate RIP updates for 3 rounds. Show how the routing table evolves.</w:t>
       </w:r>
     </w:p>
     <w:sectPr>
-      <w:headerReference w:type="default" r:id="rId37"/>
-      <w:footerReference w:type="default" r:id="rId38"/>
+      <w:headerReference w:type="default" r:id="rId31"/>
+      <w:footerReference w:type="default" r:id="rId32"/>
       <w:type w:val="continuous"/>
       <w:pgSz w:w="11906" w:h="16838"/>
       <w:pgMar w:top="1440" w:right="1440" w:bottom="1440" w:left="1440" w:header="708" w:footer="708" w:gutter="0"/>
